--- a/docs/relatorio tecnico fase 2.docx
+++ b/docs/relatorio tecnico fase 2.docx
@@ -1,6 +1,6 @@
 
 <file path=word/document.xml><?xml version="1.0" encoding="utf-8"?>
-<w:document xmlns:wpc="http://schemas.microsoft.com/office/word/2010/wordprocessingCanvas" xmlns:cx="http://schemas.microsoft.com/office/drawing/2014/chartex" xmlns:cx1="http://schemas.microsoft.com/office/drawing/2015/9/8/chartex" xmlns:cx2="http://schemas.microsoft.com/office/drawing/2015/10/21/chartex" xmlns:cx3="http://schemas.microsoft.com/office/drawing/2016/5/9/chartex" xmlns:cx4="http://schemas.microsoft.com/office/drawing/2016/5/10/chartex" xmlns:cx5="http://schemas.microsoft.com/office/drawing/2016/5/11/chartex" xmlns:cx6="http://schemas.microsoft.com/office/drawing/2016/5/12/chartex" xmlns:cx7="http://schemas.microsoft.com/office/drawing/2016/5/13/chartex" xmlns:cx8="http://schemas.microsoft.com/office/drawing/2016/5/14/chartex" xmlns:mc="http://schemas.openxmlformats.org/markup-compatibility/2006" xmlns:aink="http://schemas.microsoft.com/office/drawing/2016/ink" xmlns:am3d="http://schemas.microsoft.com/office/drawing/2017/model3d" xmlns:o="urn:schemas-microsoft-com:office:office" xmlns:oel="http://schemas.microsoft.com/office/2019/extlst" xmlns:r="http://schemas.openxmlformats.org/officeDocument/2006/relationships" xmlns:m="http://schemas.openxmlformats.org/officeDocument/2006/math" xmlns:v="urn:schemas-microsoft-com:vml" xmlns:wp14="http://schemas.microsoft.com/office/word/2010/wordprocessingDrawing" xmlns:wp="http://schemas.openxmlformats.org/drawingml/2006/wordprocessingDrawing" xmlns:w10="urn:schemas-microsoft-com:office:word" xmlns:w="http://schemas.openxmlformats.org/wordprocessingml/2006/main" xmlns:w14="http://schemas.microsoft.com/office/word/2010/wordml" xmlns:w15="http://schemas.microsoft.com/office/word/2012/wordml" xmlns:w16cex="http://schemas.microsoft.com/office/word/2018/wordml/cex" xmlns:w16cid="http://schemas.microsoft.com/office/word/2016/wordml/cid" xmlns:w16="http://schemas.microsoft.com/office/word/2018/wordml" xmlns:w16du="http://schemas.microsoft.com/office/word/2023/wordml/word16du" xmlns:w16sdtdh="http://schemas.microsoft.com/office/word/2020/wordml/sdtdatahash" xmlns:w16sdtfl="http://schemas.microsoft.com/office/word/2024/wordml/sdtformatlock" xmlns:w16se="http://schemas.microsoft.com/office/word/2015/wordml/symex" xmlns:wpg="http://schemas.microsoft.com/office/word/2010/wordprocessingGroup" xmlns:wpi="http://schemas.microsoft.com/office/word/2010/wordprocessingInk" xmlns:wne="http://schemas.microsoft.com/office/word/2006/wordml" xmlns:wps="http://schemas.microsoft.com/office/word/2010/wordprocessingShape" mc:Ignorable="w14 w15 w16se w16cid w16 w16cex w16sdtdh w16sdtfl w16du wp14">
+<w:document xmlns:wpc="http://schemas.microsoft.com/office/word/2010/wordprocessingCanvas" xmlns:cx="http://schemas.microsoft.com/office/drawing/2014/chartex" xmlns:cx1="http://schemas.microsoft.com/office/drawing/2015/9/8/chartex" xmlns:cx2="http://schemas.microsoft.com/office/drawing/2015/10/21/chartex" xmlns:cx3="http://schemas.microsoft.com/office/drawing/2016/5/9/chartex" xmlns:cx4="http://schemas.microsoft.com/office/drawing/2016/5/10/chartex" xmlns:cx5="http://schemas.microsoft.com/office/drawing/2016/5/11/chartex" xmlns:cx6="http://schemas.microsoft.com/office/drawing/2016/5/12/chartex" xmlns:cx7="http://schemas.microsoft.com/office/drawing/2016/5/13/chartex" xmlns:cx8="http://schemas.microsoft.com/office/drawing/2016/5/14/chartex" xmlns:mc="http://schemas.openxmlformats.org/markup-compatibility/2006" xmlns:aink="http://schemas.microsoft.com/office/drawing/2016/ink" xmlns:am3d="http://schemas.microsoft.com/office/drawing/2017/model3d" xmlns:o="urn:schemas-microsoft-com:office:office" xmlns:oel="http://schemas.microsoft.com/office/2019/extlst" xmlns:r="http://schemas.openxmlformats.org/officeDocument/2006/relationships" xmlns:m="http://schemas.openxmlformats.org/officeDocument/2006/math" xmlns:v="urn:schemas-microsoft-com:vml" xmlns:wp14="http://schemas.microsoft.com/office/word/2010/wordprocessingDrawing" xmlns:wp="http://schemas.openxmlformats.org/drawingml/2006/wordprocessingDrawing" xmlns:w10="urn:schemas-microsoft-com:office:word" xmlns:w="http://schemas.openxmlformats.org/wordprocessingml/2006/main" xmlns:w14="http://schemas.microsoft.com/office/word/2010/wordml" xmlns:w15="http://schemas.microsoft.com/office/word/2012/wordml" xmlns:w16cex="http://schemas.microsoft.com/office/word/2018/wordml/cex" xmlns:w16cid="http://schemas.microsoft.com/office/word/2016/wordml/cid" xmlns:w16="http://schemas.microsoft.com/office/word/2018/wordml" xmlns:w16du="http://schemas.microsoft.com/office/word/2023/wordml/word16du" xmlns:w16sdtdh="http://schemas.microsoft.com/office/word/2020/wordml/sdtdatahash" xmlns:w16sdtfl="http://schemas.microsoft.com/office/word/2024/wordml/sdtformatlock" xmlns:w16se="http://schemas.microsoft.com/office/word/2015/wordml/symex" xmlns:wpg="http://schemas.microsoft.com/office/word/2010/wordprocessingGroup" xmlns:wpi="http://schemas.microsoft.com/office/word/2010/wordprocessingInk" xmlns:wne="http://schemas.microsoft.com/office/word/2006/wordml" xmlns:wps="http://schemas.microsoft.com/office/word/2010/wordprocessingShape" xmlns:a="http://schemas.openxmlformats.org/drawingml/2006/main" xmlns:pic="http://schemas.openxmlformats.org/drawingml/2006/picture" mc:Ignorable="w14 w15 w16se w16cid w16 w16cex w16sdtdh w16sdtfl w16du wp14">
   <w:body>
     <w:p>
       <w:pPr>
@@ -282,7 +282,7 @@
       </w:sdtPr>
       <w:sdtEndPr>
         <w:rPr>
-          <w:rFonts w:ascii="Arial" w:eastAsia="Arial" w:hAnsi="Arial" w:cs="Arial"/>
+          <w:rFonts w:ascii="Arial" w:hAnsi="Arial" w:eastAsia="Arial" w:cs="Arial"/>
           <w:noProof/>
           <w:color w:val="auto"/>
           <w:sz w:val="20"/>
@@ -298,7 +298,7 @@
         <w:p>
           <w:pPr>
             <w:rPr>
-              <w:rFonts w:asciiTheme="majorHAnsi" w:eastAsiaTheme="majorEastAsia" w:hAnsiTheme="majorHAnsi" w:cstheme="majorBidi"/>
+              <w:rFonts w:asciiTheme="majorHAnsi" w:hAnsiTheme="majorHAnsi" w:eastAsiaTheme="majorEastAsia" w:cstheme="majorBidi"/>
               <w:b/>
               <w:bCs/>
               <w:color w:val="0F4761" w:themeColor="accent1" w:themeShade="BF"/>
@@ -314,9 +314,8 @@
           <w:pPr>
             <w:pStyle w:val="Ttulo1"/>
           </w:pPr>
-          <w:bookmarkStart w:id="0" w:name="_Toc233109749"/>
+          <w:bookmarkStart w:name="_Toc233109749" w:id="0"/>
           <w:r>
-            <w:lastRenderedPageBreak/>
             <w:t>Sumário</w:t>
           </w:r>
           <w:bookmarkEnd w:id="0"/>
@@ -357,7 +356,7 @@
             </w:rPr>
             <w:fldChar w:fldCharType="separate"/>
           </w:r>
-          <w:hyperlink w:anchor="_Toc233109749" w:history="1">
+          <w:hyperlink w:history="1" w:anchor="_Toc233109749">
             <w:r>
               <w:rPr>
                 <w:rStyle w:val="Hyperlink"/>
@@ -436,7 +435,7 @@
               <w14:ligatures w14:val="standardContextual"/>
             </w:rPr>
           </w:pPr>
-          <w:hyperlink w:anchor="_Toc233109750" w:history="1">
+          <w:hyperlink w:history="1" w:anchor="_Toc233109750">
             <w:r>
               <w:rPr>
                 <w:rStyle w:val="Hyperlink"/>
@@ -515,7 +514,7 @@
               <w14:ligatures w14:val="standardContextual"/>
             </w:rPr>
           </w:pPr>
-          <w:hyperlink w:anchor="_Toc233109751" w:history="1">
+          <w:hyperlink w:history="1" w:anchor="_Toc233109751">
             <w:r>
               <w:rPr>
                 <w:rStyle w:val="Hyperlink"/>
@@ -594,7 +593,7 @@
               <w14:ligatures w14:val="standardContextual"/>
             </w:rPr>
           </w:pPr>
-          <w:hyperlink w:anchor="_Toc233109752" w:history="1">
+          <w:hyperlink w:history="1" w:anchor="_Toc233109752">
             <w:r>
               <w:rPr>
                 <w:rStyle w:val="Hyperlink"/>
@@ -673,7 +672,7 @@
               <w14:ligatures w14:val="standardContextual"/>
             </w:rPr>
           </w:pPr>
-          <w:hyperlink w:anchor="_Toc233109753" w:history="1">
+          <w:hyperlink w:history="1" w:anchor="_Toc233109753">
             <w:r>
               <w:rPr>
                 <w:rStyle w:val="Hyperlink"/>
@@ -752,7 +751,7 @@
               <w14:ligatures w14:val="standardContextual"/>
             </w:rPr>
           </w:pPr>
-          <w:hyperlink w:anchor="_Toc233109754" w:history="1">
+          <w:hyperlink w:history="1" w:anchor="_Toc233109754">
             <w:r>
               <w:rPr>
                 <w:rStyle w:val="Hyperlink"/>
@@ -826,7 +825,7 @@
             </w:tabs>
             <w:spacing w:before="0" w:after="12"/>
             <w:rPr>
-              <w:rFonts w:ascii="Arial" w:eastAsiaTheme="minorEastAsia" w:hAnsi="Arial"/>
+              <w:rFonts w:ascii="Arial" w:hAnsi="Arial" w:eastAsiaTheme="minorEastAsia"/>
               <w:b w:val="0"/>
               <w:bCs w:val="0"/>
               <w:noProof/>
@@ -836,7 +835,7 @@
               <w14:ligatures w14:val="standardContextual"/>
             </w:rPr>
           </w:pPr>
-          <w:hyperlink w:anchor="_Toc233109755" w:history="1">
+          <w:hyperlink w:history="1" w:anchor="_Toc233109755">
             <w:r>
               <w:rPr>
                 <w:rStyle w:val="Hyperlink"/>
@@ -942,7 +941,7 @@
             </w:tabs>
             <w:spacing w:before="0" w:after="12"/>
             <w:rPr>
-              <w:rFonts w:ascii="Arial" w:eastAsiaTheme="minorEastAsia" w:hAnsi="Arial"/>
+              <w:rFonts w:ascii="Arial" w:hAnsi="Arial" w:eastAsiaTheme="minorEastAsia"/>
               <w:b w:val="0"/>
               <w:bCs w:val="0"/>
               <w:noProof/>
@@ -952,7 +951,7 @@
               <w14:ligatures w14:val="standardContextual"/>
             </w:rPr>
           </w:pPr>
-          <w:hyperlink w:anchor="_Toc233109756" w:history="1">
+          <w:hyperlink w:history="1" w:anchor="_Toc233109756">
             <w:r>
               <w:rPr>
                 <w:rStyle w:val="Hyperlink"/>
@@ -1058,7 +1057,7 @@
             </w:tabs>
             <w:spacing w:before="0" w:after="12"/>
             <w:rPr>
-              <w:rFonts w:ascii="Arial" w:eastAsiaTheme="minorEastAsia" w:hAnsi="Arial"/>
+              <w:rFonts w:ascii="Arial" w:hAnsi="Arial" w:eastAsiaTheme="minorEastAsia"/>
               <w:b w:val="0"/>
               <w:bCs w:val="0"/>
               <w:noProof/>
@@ -1068,7 +1067,7 @@
               <w14:ligatures w14:val="standardContextual"/>
             </w:rPr>
           </w:pPr>
-          <w:hyperlink w:anchor="_Toc233109757" w:history="1">
+          <w:hyperlink w:history="1" w:anchor="_Toc233109757">
             <w:r>
               <w:rPr>
                 <w:rStyle w:val="Hyperlink"/>
@@ -1179,7 +1178,7 @@
               <w14:ligatures w14:val="standardContextual"/>
             </w:rPr>
           </w:pPr>
-          <w:hyperlink w:anchor="_Toc233109758" w:history="1">
+          <w:hyperlink w:history="1" w:anchor="_Toc233109758">
             <w:r>
               <w:rPr>
                 <w:rStyle w:val="Hyperlink"/>
@@ -1253,7 +1252,7 @@
             </w:tabs>
             <w:spacing w:before="0" w:after="12"/>
             <w:rPr>
-              <w:rFonts w:ascii="Arial" w:eastAsiaTheme="minorEastAsia" w:hAnsi="Arial"/>
+              <w:rFonts w:ascii="Arial" w:hAnsi="Arial" w:eastAsiaTheme="minorEastAsia"/>
               <w:b w:val="0"/>
               <w:bCs w:val="0"/>
               <w:noProof/>
@@ -1263,7 +1262,7 @@
               <w14:ligatures w14:val="standardContextual"/>
             </w:rPr>
           </w:pPr>
-          <w:hyperlink w:anchor="_Toc233109759" w:history="1">
+          <w:hyperlink w:history="1" w:anchor="_Toc233109759">
             <w:r>
               <w:rPr>
                 <w:rStyle w:val="Hyperlink"/>
@@ -1369,7 +1368,7 @@
             </w:tabs>
             <w:spacing w:before="0" w:after="12"/>
             <w:rPr>
-              <w:rFonts w:ascii="Arial" w:eastAsiaTheme="minorEastAsia" w:hAnsi="Arial"/>
+              <w:rFonts w:ascii="Arial" w:hAnsi="Arial" w:eastAsiaTheme="minorEastAsia"/>
               <w:b w:val="0"/>
               <w:bCs w:val="0"/>
               <w:noProof/>
@@ -1379,7 +1378,7 @@
               <w14:ligatures w14:val="standardContextual"/>
             </w:rPr>
           </w:pPr>
-          <w:hyperlink w:anchor="_Toc233109760" w:history="1">
+          <w:hyperlink w:history="1" w:anchor="_Toc233109760">
             <w:r>
               <w:rPr>
                 <w:rStyle w:val="Hyperlink"/>
@@ -1485,7 +1484,7 @@
             </w:tabs>
             <w:spacing w:before="0" w:after="12"/>
             <w:rPr>
-              <w:rFonts w:ascii="Arial" w:eastAsiaTheme="minorEastAsia" w:hAnsi="Arial"/>
+              <w:rFonts w:ascii="Arial" w:hAnsi="Arial" w:eastAsiaTheme="minorEastAsia"/>
               <w:b w:val="0"/>
               <w:bCs w:val="0"/>
               <w:noProof/>
@@ -1495,7 +1494,7 @@
               <w14:ligatures w14:val="standardContextual"/>
             </w:rPr>
           </w:pPr>
-          <w:hyperlink w:anchor="_Toc233109761" w:history="1">
+          <w:hyperlink w:history="1" w:anchor="_Toc233109761">
             <w:r>
               <w:rPr>
                 <w:rStyle w:val="Hyperlink"/>
@@ -1601,7 +1600,7 @@
             </w:tabs>
             <w:spacing w:before="0" w:after="12"/>
             <w:rPr>
-              <w:rFonts w:ascii="Arial" w:eastAsiaTheme="minorEastAsia" w:hAnsi="Arial"/>
+              <w:rFonts w:ascii="Arial" w:hAnsi="Arial" w:eastAsiaTheme="minorEastAsia"/>
               <w:b w:val="0"/>
               <w:bCs w:val="0"/>
               <w:noProof/>
@@ -1611,7 +1610,7 @@
               <w14:ligatures w14:val="standardContextual"/>
             </w:rPr>
           </w:pPr>
-          <w:hyperlink w:anchor="_Toc233109762" w:history="1">
+          <w:hyperlink w:history="1" w:anchor="_Toc233109762">
             <w:r>
               <w:rPr>
                 <w:rStyle w:val="Hyperlink"/>
@@ -1717,7 +1716,7 @@
             </w:tabs>
             <w:spacing w:before="0" w:after="12"/>
             <w:rPr>
-              <w:rFonts w:ascii="Arial" w:eastAsiaTheme="minorEastAsia" w:hAnsi="Arial"/>
+              <w:rFonts w:ascii="Arial" w:hAnsi="Arial" w:eastAsiaTheme="minorEastAsia"/>
               <w:b w:val="0"/>
               <w:bCs w:val="0"/>
               <w:noProof/>
@@ -1727,7 +1726,7 @@
               <w14:ligatures w14:val="standardContextual"/>
             </w:rPr>
           </w:pPr>
-          <w:hyperlink w:anchor="_Toc233109763" w:history="1">
+          <w:hyperlink w:history="1" w:anchor="_Toc233109763">
             <w:r>
               <w:rPr>
                 <w:rStyle w:val="Hyperlink"/>
@@ -1833,7 +1832,7 @@
             </w:tabs>
             <w:spacing w:before="0" w:after="12"/>
             <w:rPr>
-              <w:rFonts w:ascii="Arial" w:eastAsiaTheme="minorEastAsia" w:hAnsi="Arial"/>
+              <w:rFonts w:ascii="Arial" w:hAnsi="Arial" w:eastAsiaTheme="minorEastAsia"/>
               <w:b w:val="0"/>
               <w:bCs w:val="0"/>
               <w:noProof/>
@@ -1843,7 +1842,7 @@
               <w14:ligatures w14:val="standardContextual"/>
             </w:rPr>
           </w:pPr>
-          <w:hyperlink w:anchor="_Toc233109764" w:history="1">
+          <w:hyperlink w:history="1" w:anchor="_Toc233109764">
             <w:r>
               <w:rPr>
                 <w:rStyle w:val="Hyperlink"/>
@@ -1949,7 +1948,7 @@
             </w:tabs>
             <w:spacing w:before="0" w:after="12"/>
             <w:rPr>
-              <w:rFonts w:ascii="Arial" w:eastAsiaTheme="minorEastAsia" w:hAnsi="Arial"/>
+              <w:rFonts w:ascii="Arial" w:hAnsi="Arial" w:eastAsiaTheme="minorEastAsia"/>
               <w:b w:val="0"/>
               <w:bCs w:val="0"/>
               <w:noProof/>
@@ -1959,7 +1958,7 @@
               <w14:ligatures w14:val="standardContextual"/>
             </w:rPr>
           </w:pPr>
-          <w:hyperlink w:anchor="_Toc233109765" w:history="1">
+          <w:hyperlink w:history="1" w:anchor="_Toc233109765">
             <w:r>
               <w:rPr>
                 <w:rStyle w:val="Hyperlink"/>
@@ -2065,7 +2064,7 @@
             </w:tabs>
             <w:spacing w:before="0" w:after="12"/>
             <w:rPr>
-              <w:rFonts w:ascii="Arial" w:eastAsiaTheme="minorEastAsia" w:hAnsi="Arial"/>
+              <w:rFonts w:ascii="Arial" w:hAnsi="Arial" w:eastAsiaTheme="minorEastAsia"/>
               <w:b w:val="0"/>
               <w:bCs w:val="0"/>
               <w:noProof/>
@@ -2075,7 +2074,7 @@
               <w14:ligatures w14:val="standardContextual"/>
             </w:rPr>
           </w:pPr>
-          <w:hyperlink w:anchor="_Toc233109766" w:history="1">
+          <w:hyperlink w:history="1" w:anchor="_Toc233109766">
             <w:r>
               <w:rPr>
                 <w:rStyle w:val="Hyperlink"/>
@@ -2186,7 +2185,7 @@
               <w14:ligatures w14:val="standardContextual"/>
             </w:rPr>
           </w:pPr>
-          <w:hyperlink w:anchor="_Toc233109767" w:history="1">
+          <w:hyperlink w:history="1" w:anchor="_Toc233109767">
             <w:r>
               <w:rPr>
                 <w:rStyle w:val="Hyperlink"/>
@@ -2260,7 +2259,7 @@
             </w:tabs>
             <w:spacing w:before="0" w:after="12"/>
             <w:rPr>
-              <w:rFonts w:ascii="Arial" w:eastAsiaTheme="minorEastAsia" w:hAnsi="Arial"/>
+              <w:rFonts w:ascii="Arial" w:hAnsi="Arial" w:eastAsiaTheme="minorEastAsia"/>
               <w:b w:val="0"/>
               <w:bCs w:val="0"/>
               <w:noProof/>
@@ -2270,7 +2269,7 @@
               <w14:ligatures w14:val="standardContextual"/>
             </w:rPr>
           </w:pPr>
-          <w:hyperlink w:anchor="_Toc233109768" w:history="1">
+          <w:hyperlink w:history="1" w:anchor="_Toc233109768">
             <w:r>
               <w:rPr>
                 <w:rStyle w:val="Hyperlink"/>
@@ -2376,7 +2375,7 @@
             </w:tabs>
             <w:spacing w:before="0" w:after="12"/>
             <w:rPr>
-              <w:rFonts w:ascii="Arial" w:eastAsiaTheme="minorEastAsia" w:hAnsi="Arial"/>
+              <w:rFonts w:ascii="Arial" w:hAnsi="Arial" w:eastAsiaTheme="minorEastAsia"/>
               <w:b w:val="0"/>
               <w:bCs w:val="0"/>
               <w:noProof/>
@@ -2386,7 +2385,7 @@
               <w14:ligatures w14:val="standardContextual"/>
             </w:rPr>
           </w:pPr>
-          <w:hyperlink w:anchor="_Toc233109769" w:history="1">
+          <w:hyperlink w:history="1" w:anchor="_Toc233109769">
             <w:r>
               <w:rPr>
                 <w:rStyle w:val="Hyperlink"/>
@@ -2492,7 +2491,7 @@
             </w:tabs>
             <w:spacing w:before="0" w:after="12"/>
             <w:rPr>
-              <w:rFonts w:ascii="Arial" w:eastAsiaTheme="minorEastAsia" w:hAnsi="Arial"/>
+              <w:rFonts w:ascii="Arial" w:hAnsi="Arial" w:eastAsiaTheme="minorEastAsia"/>
               <w:b w:val="0"/>
               <w:bCs w:val="0"/>
               <w:noProof/>
@@ -2502,7 +2501,7 @@
               <w14:ligatures w14:val="standardContextual"/>
             </w:rPr>
           </w:pPr>
-          <w:hyperlink w:anchor="_Toc233109770" w:history="1">
+          <w:hyperlink w:history="1" w:anchor="_Toc233109770">
             <w:r>
               <w:rPr>
                 <w:rStyle w:val="Hyperlink"/>
@@ -2608,7 +2607,7 @@
             </w:tabs>
             <w:spacing w:before="0" w:after="12"/>
             <w:rPr>
-              <w:rFonts w:ascii="Arial" w:eastAsiaTheme="minorEastAsia" w:hAnsi="Arial"/>
+              <w:rFonts w:ascii="Arial" w:hAnsi="Arial" w:eastAsiaTheme="minorEastAsia"/>
               <w:b w:val="0"/>
               <w:bCs w:val="0"/>
               <w:noProof/>
@@ -2618,7 +2617,7 @@
               <w14:ligatures w14:val="standardContextual"/>
             </w:rPr>
           </w:pPr>
-          <w:hyperlink w:anchor="_Toc233109771" w:history="1">
+          <w:hyperlink w:history="1" w:anchor="_Toc233109771">
             <w:r>
               <w:rPr>
                 <w:rStyle w:val="Hyperlink"/>
@@ -2729,7 +2728,7 @@
               <w14:ligatures w14:val="standardContextual"/>
             </w:rPr>
           </w:pPr>
-          <w:hyperlink w:anchor="_Toc233109772" w:history="1">
+          <w:hyperlink w:history="1" w:anchor="_Toc233109772">
             <w:r>
               <w:rPr>
                 <w:rStyle w:val="Hyperlink"/>
@@ -2803,7 +2802,7 @@
             </w:tabs>
             <w:spacing w:before="0" w:after="12"/>
             <w:rPr>
-              <w:rFonts w:ascii="Arial" w:eastAsiaTheme="minorEastAsia" w:hAnsi="Arial"/>
+              <w:rFonts w:ascii="Arial" w:hAnsi="Arial" w:eastAsiaTheme="minorEastAsia"/>
               <w:b w:val="0"/>
               <w:bCs w:val="0"/>
               <w:noProof/>
@@ -2813,7 +2812,7 @@
               <w14:ligatures w14:val="standardContextual"/>
             </w:rPr>
           </w:pPr>
-          <w:hyperlink w:anchor="_Toc233109773" w:history="1">
+          <w:hyperlink w:history="1" w:anchor="_Toc233109773">
             <w:r>
               <w:rPr>
                 <w:rStyle w:val="Hyperlink"/>
@@ -2919,7 +2918,7 @@
             </w:tabs>
             <w:spacing w:before="0" w:after="12"/>
             <w:rPr>
-              <w:rFonts w:ascii="Arial" w:eastAsiaTheme="minorEastAsia" w:hAnsi="Arial"/>
+              <w:rFonts w:ascii="Arial" w:hAnsi="Arial" w:eastAsiaTheme="minorEastAsia"/>
               <w:b w:val="0"/>
               <w:bCs w:val="0"/>
               <w:noProof/>
@@ -2929,7 +2928,7 @@
               <w14:ligatures w14:val="standardContextual"/>
             </w:rPr>
           </w:pPr>
-          <w:hyperlink w:anchor="_Toc233109774" w:history="1">
+          <w:hyperlink w:history="1" w:anchor="_Toc233109774">
             <w:r>
               <w:rPr>
                 <w:rStyle w:val="Hyperlink"/>
@@ -3035,7 +3034,7 @@
             </w:tabs>
             <w:spacing w:before="0" w:after="12"/>
             <w:rPr>
-              <w:rFonts w:ascii="Arial" w:eastAsiaTheme="minorEastAsia" w:hAnsi="Arial"/>
+              <w:rFonts w:ascii="Arial" w:hAnsi="Arial" w:eastAsiaTheme="minorEastAsia"/>
               <w:b w:val="0"/>
               <w:bCs w:val="0"/>
               <w:noProof/>
@@ -3045,7 +3044,7 @@
               <w14:ligatures w14:val="standardContextual"/>
             </w:rPr>
           </w:pPr>
-          <w:hyperlink w:anchor="_Toc233109775" w:history="1">
+          <w:hyperlink w:history="1" w:anchor="_Toc233109775">
             <w:r>
               <w:rPr>
                 <w:rStyle w:val="Hyperlink"/>
@@ -3156,7 +3155,7 @@
               <w14:ligatures w14:val="standardContextual"/>
             </w:rPr>
           </w:pPr>
-          <w:hyperlink w:anchor="_Toc233109776" w:history="1">
+          <w:hyperlink w:history="1" w:anchor="_Toc233109776">
             <w:r>
               <w:rPr>
                 <w:rStyle w:val="Hyperlink"/>
@@ -3230,7 +3229,7 @@
             </w:tabs>
             <w:spacing w:before="0" w:after="12"/>
             <w:rPr>
-              <w:rFonts w:ascii="Arial" w:eastAsiaTheme="minorEastAsia" w:hAnsi="Arial"/>
+              <w:rFonts w:ascii="Arial" w:hAnsi="Arial" w:eastAsiaTheme="minorEastAsia"/>
               <w:b w:val="0"/>
               <w:bCs w:val="0"/>
               <w:noProof/>
@@ -3240,7 +3239,7 @@
               <w14:ligatures w14:val="standardContextual"/>
             </w:rPr>
           </w:pPr>
-          <w:hyperlink w:anchor="_Toc233109777" w:history="1">
+          <w:hyperlink w:history="1" w:anchor="_Toc233109777">
             <w:r>
               <w:rPr>
                 <w:rStyle w:val="Hyperlink"/>
@@ -3346,7 +3345,7 @@
             </w:tabs>
             <w:spacing w:before="0" w:after="12"/>
             <w:rPr>
-              <w:rFonts w:ascii="Arial" w:eastAsiaTheme="minorEastAsia" w:hAnsi="Arial"/>
+              <w:rFonts w:ascii="Arial" w:hAnsi="Arial" w:eastAsiaTheme="minorEastAsia"/>
               <w:b w:val="0"/>
               <w:bCs w:val="0"/>
               <w:noProof/>
@@ -3356,7 +3355,7 @@
               <w14:ligatures w14:val="standardContextual"/>
             </w:rPr>
           </w:pPr>
-          <w:hyperlink w:anchor="_Toc233109778" w:history="1">
+          <w:hyperlink w:history="1" w:anchor="_Toc233109778">
             <w:r>
               <w:rPr>
                 <w:rStyle w:val="Hyperlink"/>
@@ -3467,7 +3466,7 @@
               <w14:ligatures w14:val="standardContextual"/>
             </w:rPr>
           </w:pPr>
-          <w:hyperlink w:anchor="_Toc233109779" w:history="1">
+          <w:hyperlink w:history="1" w:anchor="_Toc233109779">
             <w:r>
               <w:rPr>
                 <w:rStyle w:val="Hyperlink"/>
@@ -3541,7 +3540,7 @@
             </w:tabs>
             <w:spacing w:before="0" w:after="12"/>
             <w:rPr>
-              <w:rFonts w:ascii="Arial" w:eastAsiaTheme="minorEastAsia" w:hAnsi="Arial"/>
+              <w:rFonts w:ascii="Arial" w:hAnsi="Arial" w:eastAsiaTheme="minorEastAsia"/>
               <w:b w:val="0"/>
               <w:bCs w:val="0"/>
               <w:noProof/>
@@ -3551,7 +3550,7 @@
               <w14:ligatures w14:val="standardContextual"/>
             </w:rPr>
           </w:pPr>
-          <w:hyperlink w:anchor="_Toc233109780" w:history="1">
+          <w:hyperlink w:history="1" w:anchor="_Toc233109780">
             <w:r>
               <w:rPr>
                 <w:rStyle w:val="Hyperlink"/>
@@ -3657,7 +3656,7 @@
             </w:tabs>
             <w:spacing w:before="0" w:after="12"/>
             <w:rPr>
-              <w:rFonts w:ascii="Arial" w:eastAsiaTheme="minorEastAsia" w:hAnsi="Arial"/>
+              <w:rFonts w:ascii="Arial" w:hAnsi="Arial" w:eastAsiaTheme="minorEastAsia"/>
               <w:b w:val="0"/>
               <w:bCs w:val="0"/>
               <w:noProof/>
@@ -3667,7 +3666,7 @@
               <w14:ligatures w14:val="standardContextual"/>
             </w:rPr>
           </w:pPr>
-          <w:hyperlink w:anchor="_Toc233109781" w:history="1">
+          <w:hyperlink w:history="1" w:anchor="_Toc233109781">
             <w:r>
               <w:rPr>
                 <w:rStyle w:val="Hyperlink"/>
@@ -3773,7 +3772,7 @@
             </w:tabs>
             <w:spacing w:before="0" w:after="12"/>
             <w:rPr>
-              <w:rFonts w:ascii="Arial" w:eastAsiaTheme="minorEastAsia" w:hAnsi="Arial"/>
+              <w:rFonts w:ascii="Arial" w:hAnsi="Arial" w:eastAsiaTheme="minorEastAsia"/>
               <w:b w:val="0"/>
               <w:bCs w:val="0"/>
               <w:noProof/>
@@ -3783,7 +3782,7 @@
               <w14:ligatures w14:val="standardContextual"/>
             </w:rPr>
           </w:pPr>
-          <w:hyperlink w:anchor="_Toc233109782" w:history="1">
+          <w:hyperlink w:history="1" w:anchor="_Toc233109782">
             <w:r>
               <w:rPr>
                 <w:rStyle w:val="Hyperlink"/>
@@ -3889,7 +3888,7 @@
             </w:tabs>
             <w:spacing w:before="0" w:after="12"/>
             <w:rPr>
-              <w:rFonts w:ascii="Arial" w:eastAsiaTheme="minorEastAsia" w:hAnsi="Arial"/>
+              <w:rFonts w:ascii="Arial" w:hAnsi="Arial" w:eastAsiaTheme="minorEastAsia"/>
               <w:b w:val="0"/>
               <w:bCs w:val="0"/>
               <w:noProof/>
@@ -3899,7 +3898,7 @@
               <w14:ligatures w14:val="standardContextual"/>
             </w:rPr>
           </w:pPr>
-          <w:hyperlink w:anchor="_Toc233109783" w:history="1">
+          <w:hyperlink w:history="1" w:anchor="_Toc233109783">
             <w:r>
               <w:rPr>
                 <w:rStyle w:val="Hyperlink"/>
@@ -4010,7 +4009,7 @@
               <w14:ligatures w14:val="standardContextual"/>
             </w:rPr>
           </w:pPr>
-          <w:hyperlink w:anchor="_Toc233109784" w:history="1">
+          <w:hyperlink w:history="1" w:anchor="_Toc233109784">
             <w:r>
               <w:rPr>
                 <w:rStyle w:val="Hyperlink"/>
@@ -4084,7 +4083,7 @@
             </w:tabs>
             <w:spacing w:before="0" w:after="12"/>
             <w:rPr>
-              <w:rFonts w:ascii="Arial" w:eastAsiaTheme="minorEastAsia" w:hAnsi="Arial"/>
+              <w:rFonts w:ascii="Arial" w:hAnsi="Arial" w:eastAsiaTheme="minorEastAsia"/>
               <w:b w:val="0"/>
               <w:bCs w:val="0"/>
               <w:noProof/>
@@ -4094,7 +4093,7 @@
               <w14:ligatures w14:val="standardContextual"/>
             </w:rPr>
           </w:pPr>
-          <w:hyperlink w:anchor="_Toc233109785" w:history="1">
+          <w:hyperlink w:history="1" w:anchor="_Toc233109785">
             <w:r>
               <w:rPr>
                 <w:rStyle w:val="Hyperlink"/>
@@ -4200,7 +4199,7 @@
             </w:tabs>
             <w:spacing w:before="0" w:after="12"/>
             <w:rPr>
-              <w:rFonts w:ascii="Arial" w:eastAsiaTheme="minorEastAsia" w:hAnsi="Arial"/>
+              <w:rFonts w:ascii="Arial" w:hAnsi="Arial" w:eastAsiaTheme="minorEastAsia"/>
               <w:b w:val="0"/>
               <w:bCs w:val="0"/>
               <w:noProof/>
@@ -4210,7 +4209,7 @@
               <w14:ligatures w14:val="standardContextual"/>
             </w:rPr>
           </w:pPr>
-          <w:hyperlink w:anchor="_Toc233109786" w:history="1">
+          <w:hyperlink w:history="1" w:anchor="_Toc233109786">
             <w:r>
               <w:rPr>
                 <w:rStyle w:val="Hyperlink"/>
@@ -4316,7 +4315,7 @@
             </w:tabs>
             <w:spacing w:before="0" w:after="12"/>
             <w:rPr>
-              <w:rFonts w:ascii="Arial" w:eastAsiaTheme="minorEastAsia" w:hAnsi="Arial"/>
+              <w:rFonts w:ascii="Arial" w:hAnsi="Arial" w:eastAsiaTheme="minorEastAsia"/>
               <w:b w:val="0"/>
               <w:bCs w:val="0"/>
               <w:noProof/>
@@ -4326,7 +4325,7 @@
               <w14:ligatures w14:val="standardContextual"/>
             </w:rPr>
           </w:pPr>
-          <w:hyperlink w:anchor="_Toc233109787" w:history="1">
+          <w:hyperlink w:history="1" w:anchor="_Toc233109787">
             <w:r>
               <w:rPr>
                 <w:rStyle w:val="Hyperlink"/>
@@ -4432,7 +4431,7 @@
             </w:tabs>
             <w:spacing w:before="0" w:after="12"/>
             <w:rPr>
-              <w:rFonts w:ascii="Arial" w:eastAsiaTheme="minorEastAsia" w:hAnsi="Arial"/>
+              <w:rFonts w:ascii="Arial" w:hAnsi="Arial" w:eastAsiaTheme="minorEastAsia"/>
               <w:b w:val="0"/>
               <w:bCs w:val="0"/>
               <w:noProof/>
@@ -4442,7 +4441,7 @@
               <w14:ligatures w14:val="standardContextual"/>
             </w:rPr>
           </w:pPr>
-          <w:hyperlink w:anchor="_Toc233109788" w:history="1">
+          <w:hyperlink w:history="1" w:anchor="_Toc233109788">
             <w:r>
               <w:rPr>
                 <w:rStyle w:val="Hyperlink"/>
@@ -4553,7 +4552,7 @@
               <w14:ligatures w14:val="standardContextual"/>
             </w:rPr>
           </w:pPr>
-          <w:hyperlink w:anchor="_Toc233109789" w:history="1">
+          <w:hyperlink w:history="1" w:anchor="_Toc233109789">
             <w:r>
               <w:rPr>
                 <w:rStyle w:val="Hyperlink"/>
@@ -4627,7 +4626,7 @@
             </w:tabs>
             <w:spacing w:before="0" w:after="12"/>
             <w:rPr>
-              <w:rFonts w:ascii="Arial" w:eastAsiaTheme="minorEastAsia" w:hAnsi="Arial"/>
+              <w:rFonts w:ascii="Arial" w:hAnsi="Arial" w:eastAsiaTheme="minorEastAsia"/>
               <w:b w:val="0"/>
               <w:bCs w:val="0"/>
               <w:noProof/>
@@ -4637,7 +4636,7 @@
               <w14:ligatures w14:val="standardContextual"/>
             </w:rPr>
           </w:pPr>
-          <w:hyperlink w:anchor="_Toc233109790" w:history="1">
+          <w:hyperlink w:history="1" w:anchor="_Toc233109790">
             <w:r>
               <w:rPr>
                 <w:rStyle w:val="Hyperlink"/>
@@ -4743,7 +4742,7 @@
             </w:tabs>
             <w:spacing w:before="0" w:after="12"/>
             <w:rPr>
-              <w:rFonts w:ascii="Arial" w:eastAsiaTheme="minorEastAsia" w:hAnsi="Arial"/>
+              <w:rFonts w:ascii="Arial" w:hAnsi="Arial" w:eastAsiaTheme="minorEastAsia"/>
               <w:b w:val="0"/>
               <w:bCs w:val="0"/>
               <w:noProof/>
@@ -4753,7 +4752,7 @@
               <w14:ligatures w14:val="standardContextual"/>
             </w:rPr>
           </w:pPr>
-          <w:hyperlink w:anchor="_Toc233109791" w:history="1">
+          <w:hyperlink w:history="1" w:anchor="_Toc233109791">
             <w:r>
               <w:rPr>
                 <w:rStyle w:val="Hyperlink"/>
@@ -4864,7 +4863,7 @@
               <w14:ligatures w14:val="standardContextual"/>
             </w:rPr>
           </w:pPr>
-          <w:hyperlink w:anchor="_Toc233109792" w:history="1">
+          <w:hyperlink w:history="1" w:anchor="_Toc233109792">
             <w:r>
               <w:rPr>
                 <w:rStyle w:val="Hyperlink"/>
@@ -4943,7 +4942,7 @@
               <w14:ligatures w14:val="standardContextual"/>
             </w:rPr>
           </w:pPr>
-          <w:hyperlink w:anchor="_Toc233109793" w:history="1">
+          <w:hyperlink w:history="1" w:anchor="_Toc233109793">
             <w:r>
               <w:rPr>
                 <w:rStyle w:val="Hyperlink"/>
@@ -5022,7 +5021,7 @@
               <w14:ligatures w14:val="standardContextual"/>
             </w:rPr>
           </w:pPr>
-          <w:hyperlink w:anchor="_Toc233109794" w:history="1">
+          <w:hyperlink w:history="1" w:anchor="_Toc233109794">
             <w:r>
               <w:rPr>
                 <w:rStyle w:val="Hyperlink"/>
@@ -5125,9 +5124,8 @@
           <w:szCs w:val="21"/>
         </w:rPr>
       </w:pPr>
-      <w:bookmarkStart w:id="1" w:name="_Toc233109750"/>
-      <w:r>
-        <w:lastRenderedPageBreak/>
+      <w:bookmarkStart w:name="_Toc233109750" w:id="1"/>
+      <w:r>
         <w:t>Índice de Figuras</w:t>
       </w:r>
       <w:bookmarkEnd w:id="1"/>
@@ -5155,7 +5153,7 @@
       <w:r>
         <w:fldChar w:fldCharType="separate"/>
       </w:r>
-      <w:hyperlink w:anchor="_Toc233107007" w:history="1">
+      <w:hyperlink w:history="1" w:anchor="_Toc233107007">
         <w:r>
           <w:rPr>
             <w:rStyle w:val="Hyperlink"/>
@@ -5255,7 +5253,7 @@
           <w14:ligatures w14:val="standardContextual"/>
         </w:rPr>
       </w:pPr>
-      <w:hyperlink w:anchor="_Toc233107008" w:history="1">
+      <w:hyperlink w:history="1" w:anchor="_Toc233107008">
         <w:r>
           <w:rPr>
             <w:rStyle w:val="Hyperlink"/>
@@ -5341,7 +5339,7 @@
           <w14:ligatures w14:val="standardContextual"/>
         </w:rPr>
       </w:pPr>
-      <w:hyperlink w:anchor="_Toc233107009" w:history="1">
+      <w:hyperlink w:history="1" w:anchor="_Toc233107009">
         <w:r>
           <w:rPr>
             <w:rStyle w:val="Hyperlink"/>
@@ -5427,7 +5425,7 @@
           <w14:ligatures w14:val="standardContextual"/>
         </w:rPr>
       </w:pPr>
-      <w:hyperlink w:anchor="_Toc233107010" w:history="1">
+      <w:hyperlink w:history="1" w:anchor="_Toc233107010">
         <w:r>
           <w:rPr>
             <w:rStyle w:val="Hyperlink"/>
@@ -5499,7 +5497,7 @@
           <w14:ligatures w14:val="standardContextual"/>
         </w:rPr>
       </w:pPr>
-      <w:hyperlink w:anchor="_Toc233107011" w:history="1">
+      <w:hyperlink w:history="1" w:anchor="_Toc233107011">
         <w:r>
           <w:rPr>
             <w:rStyle w:val="Hyperlink"/>
@@ -5571,7 +5569,7 @@
           <w14:ligatures w14:val="standardContextual"/>
         </w:rPr>
       </w:pPr>
-      <w:hyperlink w:anchor="_Toc233107012" w:history="1">
+      <w:hyperlink w:history="1" w:anchor="_Toc233107012">
         <w:r>
           <w:rPr>
             <w:rStyle w:val="Hyperlink"/>
@@ -5643,7 +5641,7 @@
           <w14:ligatures w14:val="standardContextual"/>
         </w:rPr>
       </w:pPr>
-      <w:hyperlink w:anchor="_Toc233107013" w:history="1">
+      <w:hyperlink w:history="1" w:anchor="_Toc233107013">
         <w:r>
           <w:rPr>
             <w:rStyle w:val="Hyperlink"/>
@@ -5715,7 +5713,7 @@
           <w14:ligatures w14:val="standardContextual"/>
         </w:rPr>
       </w:pPr>
-      <w:hyperlink w:anchor="_Toc233107014" w:history="1">
+      <w:hyperlink w:history="1" w:anchor="_Toc233107014">
         <w:r>
           <w:rPr>
             <w:rStyle w:val="Hyperlink"/>
@@ -5787,7 +5785,7 @@
           <w14:ligatures w14:val="standardContextual"/>
         </w:rPr>
       </w:pPr>
-      <w:hyperlink w:anchor="_Toc233107015" w:history="1">
+      <w:hyperlink w:history="1" w:anchor="_Toc233107015">
         <w:r>
           <w:rPr>
             <w:rStyle w:val="Hyperlink"/>
@@ -5859,7 +5857,7 @@
           <w14:ligatures w14:val="standardContextual"/>
         </w:rPr>
       </w:pPr>
-      <w:hyperlink w:anchor="_Toc233107016" w:history="1">
+      <w:hyperlink w:history="1" w:anchor="_Toc233107016">
         <w:r>
           <w:rPr>
             <w:rStyle w:val="Hyperlink"/>
@@ -5931,7 +5929,7 @@
           <w14:ligatures w14:val="standardContextual"/>
         </w:rPr>
       </w:pPr>
-      <w:hyperlink w:anchor="_Toc233107017" w:history="1">
+      <w:hyperlink w:history="1" w:anchor="_Toc233107017">
         <w:r>
           <w:rPr>
             <w:rStyle w:val="Hyperlink"/>
@@ -6003,7 +6001,7 @@
           <w14:ligatures w14:val="standardContextual"/>
         </w:rPr>
       </w:pPr>
-      <w:hyperlink w:anchor="_Toc233107018" w:history="1">
+      <w:hyperlink w:history="1" w:anchor="_Toc233107018">
         <w:r>
           <w:rPr>
             <w:rStyle w:val="Hyperlink"/>
@@ -6075,7 +6073,7 @@
           <w14:ligatures w14:val="standardContextual"/>
         </w:rPr>
       </w:pPr>
-      <w:hyperlink w:anchor="_Toc233107019" w:history="1">
+      <w:hyperlink w:history="1" w:anchor="_Toc233107019">
         <w:r>
           <w:rPr>
             <w:rStyle w:val="Hyperlink"/>
@@ -6158,7 +6156,7 @@
           <w:noProof/>
         </w:rPr>
       </w:pPr>
-      <w:hyperlink w:anchor="_Toc233107020" w:history="1">
+      <w:hyperlink w:history="1" w:anchor="_Toc233107020">
         <w:r>
           <w:rPr>
             <w:rStyle w:val="Hyperlink"/>
@@ -6254,7 +6252,7 @@
       <w:r>
         <w:t xml:space="preserve"> </w:t>
       </w:r>
-      <w:bookmarkStart w:id="2" w:name="_Toc233109751"/>
+      <w:bookmarkStart w:name="_Toc233109751" w:id="2"/>
       <w:r>
         <w:t xml:space="preserve">Índice de </w:t>
       </w:r>
@@ -6289,7 +6287,7 @@
       <w:r>
         <w:fldChar w:fldCharType="separate"/>
       </w:r>
-      <w:hyperlink w:anchor="_Toc233107419" w:history="1">
+      <w:hyperlink w:history="1" w:anchor="_Toc233107419">
         <w:r>
           <w:rPr>
             <w:rStyle w:val="Hyperlink"/>
@@ -6364,7 +6362,7 @@
           <w14:ligatures w14:val="standardContextual"/>
         </w:rPr>
       </w:pPr>
-      <w:hyperlink w:anchor="_Toc233107420" w:history="1">
+      <w:hyperlink w:history="1" w:anchor="_Toc233107420">
         <w:r>
           <w:rPr>
             <w:rStyle w:val="Hyperlink"/>
@@ -6439,7 +6437,7 @@
           <w14:ligatures w14:val="standardContextual"/>
         </w:rPr>
       </w:pPr>
-      <w:hyperlink w:anchor="_Toc233107421" w:history="1">
+      <w:hyperlink w:history="1" w:anchor="_Toc233107421">
         <w:r>
           <w:rPr>
             <w:rStyle w:val="Hyperlink"/>
@@ -6514,7 +6512,7 @@
           <w14:ligatures w14:val="standardContextual"/>
         </w:rPr>
       </w:pPr>
-      <w:hyperlink w:anchor="_Toc233107422" w:history="1">
+      <w:hyperlink w:history="1" w:anchor="_Toc233107422">
         <w:r>
           <w:rPr>
             <w:rStyle w:val="Hyperlink"/>
@@ -6589,7 +6587,7 @@
           <w14:ligatures w14:val="standardContextual"/>
         </w:rPr>
       </w:pPr>
-      <w:hyperlink w:anchor="_Toc233107423" w:history="1">
+      <w:hyperlink w:history="1" w:anchor="_Toc233107423">
         <w:r>
           <w:rPr>
             <w:rStyle w:val="Hyperlink"/>
@@ -6664,7 +6662,7 @@
           <w14:ligatures w14:val="standardContextual"/>
         </w:rPr>
       </w:pPr>
-      <w:hyperlink w:anchor="_Toc233107424" w:history="1">
+      <w:hyperlink w:history="1" w:anchor="_Toc233107424">
         <w:r>
           <w:rPr>
             <w:rStyle w:val="Hyperlink"/>
@@ -6739,7 +6737,7 @@
           <w14:ligatures w14:val="standardContextual"/>
         </w:rPr>
       </w:pPr>
-      <w:hyperlink w:anchor="_Toc233107425" w:history="1">
+      <w:hyperlink w:history="1" w:anchor="_Toc233107425">
         <w:r>
           <w:rPr>
             <w:rStyle w:val="Hyperlink"/>
@@ -6814,7 +6812,7 @@
           <w14:ligatures w14:val="standardContextual"/>
         </w:rPr>
       </w:pPr>
-      <w:hyperlink w:anchor="_Toc233107426" w:history="1">
+      <w:hyperlink w:history="1" w:anchor="_Toc233107426">
         <w:r>
           <w:rPr>
             <w:rStyle w:val="Hyperlink"/>
@@ -6889,7 +6887,7 @@
           <w14:ligatures w14:val="standardContextual"/>
         </w:rPr>
       </w:pPr>
-      <w:hyperlink w:anchor="_Toc233107427" w:history="1">
+      <w:hyperlink w:history="1" w:anchor="_Toc233107427">
         <w:r>
           <w:rPr>
             <w:rStyle w:val="Hyperlink"/>
@@ -6964,7 +6962,7 @@
           <w14:ligatures w14:val="standardContextual"/>
         </w:rPr>
       </w:pPr>
-      <w:hyperlink w:anchor="_Toc233107428" w:history="1">
+      <w:hyperlink w:history="1" w:anchor="_Toc233107428">
         <w:r>
           <w:rPr>
             <w:rStyle w:val="Hyperlink"/>
@@ -7039,7 +7037,7 @@
           <w14:ligatures w14:val="standardContextual"/>
         </w:rPr>
       </w:pPr>
-      <w:hyperlink w:anchor="_Toc233107429" w:history="1">
+      <w:hyperlink w:history="1" w:anchor="_Toc233107429">
         <w:r>
           <w:rPr>
             <w:rStyle w:val="Hyperlink"/>
@@ -7114,7 +7112,7 @@
           <w14:ligatures w14:val="standardContextual"/>
         </w:rPr>
       </w:pPr>
-      <w:hyperlink w:anchor="_Toc233107430" w:history="1">
+      <w:hyperlink w:history="1" w:anchor="_Toc233107430">
         <w:r>
           <w:rPr>
             <w:rStyle w:val="Hyperlink"/>
@@ -7189,7 +7187,7 @@
           <w14:ligatures w14:val="standardContextual"/>
         </w:rPr>
       </w:pPr>
-      <w:hyperlink w:anchor="_Toc233107431" w:history="1">
+      <w:hyperlink w:history="1" w:anchor="_Toc233107431">
         <w:r>
           <w:rPr>
             <w:rStyle w:val="Hyperlink"/>
@@ -7264,7 +7262,7 @@
           <w14:ligatures w14:val="standardContextual"/>
         </w:rPr>
       </w:pPr>
-      <w:hyperlink w:anchor="_Toc233107432" w:history="1">
+      <w:hyperlink w:history="1" w:anchor="_Toc233107432">
         <w:r>
           <w:rPr>
             <w:rStyle w:val="Hyperlink"/>
@@ -7339,7 +7337,7 @@
           <w14:ligatures w14:val="standardContextual"/>
         </w:rPr>
       </w:pPr>
-      <w:hyperlink w:anchor="_Toc233107433" w:history="1">
+      <w:hyperlink w:history="1" w:anchor="_Toc233107433">
         <w:r>
           <w:rPr>
             <w:rStyle w:val="Hyperlink"/>
@@ -7414,7 +7412,7 @@
           <w14:ligatures w14:val="standardContextual"/>
         </w:rPr>
       </w:pPr>
-      <w:hyperlink w:anchor="_Toc233107434" w:history="1">
+      <w:hyperlink w:history="1" w:anchor="_Toc233107434">
         <w:r>
           <w:rPr>
             <w:rStyle w:val="Hyperlink"/>
@@ -7489,7 +7487,7 @@
           <w14:ligatures w14:val="standardContextual"/>
         </w:rPr>
       </w:pPr>
-      <w:hyperlink w:anchor="_Toc233107435" w:history="1">
+      <w:hyperlink w:history="1" w:anchor="_Toc233107435">
         <w:r>
           <w:rPr>
             <w:rStyle w:val="Hyperlink"/>
@@ -7564,7 +7562,7 @@
           <w14:ligatures w14:val="standardContextual"/>
         </w:rPr>
       </w:pPr>
-      <w:hyperlink w:anchor="_Toc233107436" w:history="1">
+      <w:hyperlink w:history="1" w:anchor="_Toc233107436">
         <w:r>
           <w:rPr>
             <w:rStyle w:val="Hyperlink"/>
@@ -7651,9 +7649,8 @@
         <w:pStyle w:val="Ttulo1"/>
         <w:pageBreakBefore/>
       </w:pPr>
-      <w:bookmarkStart w:id="3" w:name="_Toc233109752"/>
-      <w:r>
-        <w:lastRenderedPageBreak/>
+      <w:bookmarkStart w:name="_Toc233109752" w:id="3"/>
+      <w:r>
         <w:t>Resumo</w:t>
       </w:r>
       <w:r>
@@ -7839,7 +7836,7 @@
       <w:pPr>
         <w:pStyle w:val="Ttulo1"/>
       </w:pPr>
-      <w:bookmarkStart w:id="4" w:name="_Toc233109753"/>
+      <w:bookmarkStart w:name="_Toc233109753" w:id="4"/>
       <w:r>
         <w:t>Artefatos e Links do Projeto</w:t>
       </w:r>
@@ -7959,9 +7956,8 @@
       <w:pPr>
         <w:pStyle w:val="Ttulo1"/>
       </w:pPr>
-      <w:bookmarkStart w:id="5" w:name="_Toc233109754"/>
-      <w:r>
-        <w:lastRenderedPageBreak/>
+      <w:bookmarkStart w:name="_Toc233109754" w:id="5"/>
+      <w:r>
         <w:t>1. Compreensão do Problema</w:t>
       </w:r>
       <w:bookmarkEnd w:id="5"/>
@@ -7970,7 +7966,7 @@
       <w:pPr>
         <w:pStyle w:val="Ttulo2"/>
       </w:pPr>
-      <w:bookmarkStart w:id="6" w:name="_Toc233109755"/>
+      <w:bookmarkStart w:name="_Toc233109755" w:id="6"/>
       <w:r>
         <w:t>1.1 Contexto e motivação</w:t>
       </w:r>
@@ -7998,7 +7994,7 @@
       <w:pPr>
         <w:pStyle w:val="Ttulo2"/>
       </w:pPr>
-      <w:bookmarkStart w:id="7" w:name="_Toc233109756"/>
+      <w:bookmarkStart w:name="_Toc233109756" w:id="7"/>
       <w:r>
         <w:t xml:space="preserve">1.2 Definição da variável-alvo e estratégia de </w:t>
       </w:r>
@@ -8022,12 +8018,12 @@
       <w:tblPr>
         <w:tblW w:w="9360" w:type="dxa"/>
         <w:tblBorders>
-          <w:top w:val="single" w:sz="4" w:space="0" w:color="auto"/>
-          <w:left w:val="single" w:sz="4" w:space="0" w:color="auto"/>
-          <w:bottom w:val="single" w:sz="4" w:space="0" w:color="auto"/>
-          <w:right w:val="single" w:sz="4" w:space="0" w:color="auto"/>
-          <w:insideH w:val="single" w:sz="4" w:space="0" w:color="auto"/>
-          <w:insideV w:val="single" w:sz="4" w:space="0" w:color="auto"/>
+          <w:top w:val="single" w:color="auto" w:sz="4" w:space="0"/>
+          <w:left w:val="single" w:color="auto" w:sz="4" w:space="0"/>
+          <w:bottom w:val="single" w:color="auto" w:sz="4" w:space="0"/>
+          <w:right w:val="single" w:color="auto" w:sz="4" w:space="0"/>
+          <w:insideH w:val="single" w:color="auto" w:sz="4" w:space="0"/>
+          <w:insideV w:val="single" w:color="auto" w:sz="4" w:space="0"/>
         </w:tblBorders>
         <w:tblCellMar>
           <w:left w:w="10" w:type="dxa"/>
@@ -8055,10 +8051,10 @@
           <w:tcPr>
             <w:tcW w:w="2100" w:type="dxa"/>
             <w:tcBorders>
-              <w:top w:val="single" w:sz="1" w:space="0" w:color="BFBFBF"/>
-              <w:left w:val="single" w:sz="1" w:space="0" w:color="BFBFBF"/>
-              <w:bottom w:val="single" w:sz="1" w:space="0" w:color="BFBFBF"/>
-              <w:right w:val="single" w:sz="1" w:space="0" w:color="BFBFBF"/>
+              <w:top w:val="single" w:color="BFBFBF" w:sz="1" w:space="0"/>
+              <w:left w:val="single" w:color="BFBFBF" w:sz="1" w:space="0"/>
+              <w:bottom w:val="single" w:color="BFBFBF" w:sz="1" w:space="0"/>
+              <w:right w:val="single" w:color="BFBFBF" w:sz="1" w:space="0"/>
             </w:tcBorders>
             <w:shd w:val="clear" w:color="auto" w:fill="2F5496"/>
             <w:tcMar>
@@ -8089,10 +8085,10 @@
           <w:tcPr>
             <w:tcW w:w="1500" w:type="dxa"/>
             <w:tcBorders>
-              <w:top w:val="single" w:sz="1" w:space="0" w:color="BFBFBF"/>
-              <w:left w:val="single" w:sz="1" w:space="0" w:color="BFBFBF"/>
-              <w:bottom w:val="single" w:sz="1" w:space="0" w:color="BFBFBF"/>
-              <w:right w:val="single" w:sz="1" w:space="0" w:color="BFBFBF"/>
+              <w:top w:val="single" w:color="BFBFBF" w:sz="1" w:space="0"/>
+              <w:left w:val="single" w:color="BFBFBF" w:sz="1" w:space="0"/>
+              <w:bottom w:val="single" w:color="BFBFBF" w:sz="1" w:space="0"/>
+              <w:right w:val="single" w:color="BFBFBF" w:sz="1" w:space="0"/>
             </w:tcBorders>
             <w:shd w:val="clear" w:color="auto" w:fill="2F5496"/>
             <w:tcMar>
@@ -8124,10 +8120,10 @@
           <w:tcPr>
             <w:tcW w:w="2400" w:type="dxa"/>
             <w:tcBorders>
-              <w:top w:val="single" w:sz="1" w:space="0" w:color="BFBFBF"/>
-              <w:left w:val="single" w:sz="1" w:space="0" w:color="BFBFBF"/>
-              <w:bottom w:val="single" w:sz="1" w:space="0" w:color="BFBFBF"/>
-              <w:right w:val="single" w:sz="1" w:space="0" w:color="BFBFBF"/>
+              <w:top w:val="single" w:color="BFBFBF" w:sz="1" w:space="0"/>
+              <w:left w:val="single" w:color="BFBFBF" w:sz="1" w:space="0"/>
+              <w:bottom w:val="single" w:color="BFBFBF" w:sz="1" w:space="0"/>
+              <w:right w:val="single" w:color="BFBFBF" w:sz="1" w:space="0"/>
             </w:tcBorders>
             <w:shd w:val="clear" w:color="auto" w:fill="2F5496"/>
             <w:tcMar>
@@ -8159,10 +8155,10 @@
           <w:tcPr>
             <w:tcW w:w="3360" w:type="dxa"/>
             <w:tcBorders>
-              <w:top w:val="single" w:sz="1" w:space="0" w:color="BFBFBF"/>
-              <w:left w:val="single" w:sz="1" w:space="0" w:color="BFBFBF"/>
-              <w:bottom w:val="single" w:sz="1" w:space="0" w:color="BFBFBF"/>
-              <w:right w:val="single" w:sz="1" w:space="0" w:color="BFBFBF"/>
+              <w:top w:val="single" w:color="BFBFBF" w:sz="1" w:space="0"/>
+              <w:left w:val="single" w:color="BFBFBF" w:sz="1" w:space="0"/>
+              <w:bottom w:val="single" w:color="BFBFBF" w:sz="1" w:space="0"/>
+              <w:right w:val="single" w:color="BFBFBF" w:sz="1" w:space="0"/>
             </w:tcBorders>
             <w:shd w:val="clear" w:color="auto" w:fill="2F5496"/>
             <w:tcMar>
@@ -8202,10 +8198,10 @@
           <w:tcPr>
             <w:tcW w:w="2100" w:type="dxa"/>
             <w:tcBorders>
-              <w:top w:val="single" w:sz="1" w:space="0" w:color="BFBFBF"/>
-              <w:left w:val="single" w:sz="1" w:space="0" w:color="BFBFBF"/>
-              <w:bottom w:val="single" w:sz="1" w:space="0" w:color="BFBFBF"/>
-              <w:right w:val="single" w:sz="1" w:space="0" w:color="BFBFBF"/>
+              <w:top w:val="single" w:color="BFBFBF" w:sz="1" w:space="0"/>
+              <w:left w:val="single" w:color="BFBFBF" w:sz="1" w:space="0"/>
+              <w:bottom w:val="single" w:color="BFBFBF" w:sz="1" w:space="0"/>
+              <w:right w:val="single" w:color="BFBFBF" w:sz="1" w:space="0"/>
             </w:tcBorders>
             <w:shd w:val="clear" w:color="auto" w:fill="FFFFFF"/>
             <w:tcMar>
@@ -8234,10 +8230,10 @@
           <w:tcPr>
             <w:tcW w:w="1500" w:type="dxa"/>
             <w:tcBorders>
-              <w:top w:val="single" w:sz="1" w:space="0" w:color="BFBFBF"/>
-              <w:left w:val="single" w:sz="1" w:space="0" w:color="BFBFBF"/>
-              <w:bottom w:val="single" w:sz="1" w:space="0" w:color="BFBFBF"/>
-              <w:right w:val="single" w:sz="1" w:space="0" w:color="BFBFBF"/>
+              <w:top w:val="single" w:color="BFBFBF" w:sz="1" w:space="0"/>
+              <w:left w:val="single" w:color="BFBFBF" w:sz="1" w:space="0"/>
+              <w:bottom w:val="single" w:color="BFBFBF" w:sz="1" w:space="0"/>
+              <w:right w:val="single" w:color="BFBFBF" w:sz="1" w:space="0"/>
             </w:tcBorders>
             <w:shd w:val="clear" w:color="auto" w:fill="FFFFFF"/>
             <w:tcMar>
@@ -8267,10 +8263,10 @@
           <w:tcPr>
             <w:tcW w:w="2400" w:type="dxa"/>
             <w:tcBorders>
-              <w:top w:val="single" w:sz="1" w:space="0" w:color="BFBFBF"/>
-              <w:left w:val="single" w:sz="1" w:space="0" w:color="BFBFBF"/>
-              <w:bottom w:val="single" w:sz="1" w:space="0" w:color="BFBFBF"/>
-              <w:right w:val="single" w:sz="1" w:space="0" w:color="BFBFBF"/>
+              <w:top w:val="single" w:color="BFBFBF" w:sz="1" w:space="0"/>
+              <w:left w:val="single" w:color="BFBFBF" w:sz="1" w:space="0"/>
+              <w:bottom w:val="single" w:color="BFBFBF" w:sz="1" w:space="0"/>
+              <w:right w:val="single" w:color="BFBFBF" w:sz="1" w:space="0"/>
             </w:tcBorders>
             <w:shd w:val="clear" w:color="auto" w:fill="FFFFFF"/>
             <w:tcMar>
@@ -8318,10 +8314,10 @@
           <w:tcPr>
             <w:tcW w:w="3360" w:type="dxa"/>
             <w:tcBorders>
-              <w:top w:val="single" w:sz="1" w:space="0" w:color="BFBFBF"/>
-              <w:left w:val="single" w:sz="1" w:space="0" w:color="BFBFBF"/>
-              <w:bottom w:val="single" w:sz="1" w:space="0" w:color="BFBFBF"/>
-              <w:right w:val="single" w:sz="1" w:space="0" w:color="BFBFBF"/>
+              <w:top w:val="single" w:color="BFBFBF" w:sz="1" w:space="0"/>
+              <w:left w:val="single" w:color="BFBFBF" w:sz="1" w:space="0"/>
+              <w:bottom w:val="single" w:color="BFBFBF" w:sz="1" w:space="0"/>
+              <w:right w:val="single" w:color="BFBFBF" w:sz="1" w:space="0"/>
             </w:tcBorders>
             <w:shd w:val="clear" w:color="auto" w:fill="FFFFFF"/>
             <w:tcMar>
@@ -8359,10 +8355,10 @@
           <w:tcPr>
             <w:tcW w:w="2100" w:type="dxa"/>
             <w:tcBorders>
-              <w:top w:val="single" w:sz="1" w:space="0" w:color="BFBFBF"/>
-              <w:left w:val="single" w:sz="1" w:space="0" w:color="BFBFBF"/>
-              <w:bottom w:val="single" w:sz="1" w:space="0" w:color="BFBFBF"/>
-              <w:right w:val="single" w:sz="1" w:space="0" w:color="BFBFBF"/>
+              <w:top w:val="single" w:color="BFBFBF" w:sz="1" w:space="0"/>
+              <w:left w:val="single" w:color="BFBFBF" w:sz="1" w:space="0"/>
+              <w:bottom w:val="single" w:color="BFBFBF" w:sz="1" w:space="0"/>
+              <w:right w:val="single" w:color="BFBFBF" w:sz="1" w:space="0"/>
             </w:tcBorders>
             <w:shd w:val="clear" w:color="auto" w:fill="EAF0F7"/>
             <w:tcMar>
@@ -8391,10 +8387,10 @@
           <w:tcPr>
             <w:tcW w:w="1500" w:type="dxa"/>
             <w:tcBorders>
-              <w:top w:val="single" w:sz="1" w:space="0" w:color="BFBFBF"/>
-              <w:left w:val="single" w:sz="1" w:space="0" w:color="BFBFBF"/>
-              <w:bottom w:val="single" w:sz="1" w:space="0" w:color="BFBFBF"/>
-              <w:right w:val="single" w:sz="1" w:space="0" w:color="BFBFBF"/>
+              <w:top w:val="single" w:color="BFBFBF" w:sz="1" w:space="0"/>
+              <w:left w:val="single" w:color="BFBFBF" w:sz="1" w:space="0"/>
+              <w:bottom w:val="single" w:color="BFBFBF" w:sz="1" w:space="0"/>
+              <w:right w:val="single" w:color="BFBFBF" w:sz="1" w:space="0"/>
             </w:tcBorders>
             <w:shd w:val="clear" w:color="auto" w:fill="EAF0F7"/>
             <w:tcMar>
@@ -8424,10 +8420,10 @@
           <w:tcPr>
             <w:tcW w:w="2400" w:type="dxa"/>
             <w:tcBorders>
-              <w:top w:val="single" w:sz="1" w:space="0" w:color="BFBFBF"/>
-              <w:left w:val="single" w:sz="1" w:space="0" w:color="BFBFBF"/>
-              <w:bottom w:val="single" w:sz="1" w:space="0" w:color="BFBFBF"/>
-              <w:right w:val="single" w:sz="1" w:space="0" w:color="BFBFBF"/>
+              <w:top w:val="single" w:color="BFBFBF" w:sz="1" w:space="0"/>
+              <w:left w:val="single" w:color="BFBFBF" w:sz="1" w:space="0"/>
+              <w:bottom w:val="single" w:color="BFBFBF" w:sz="1" w:space="0"/>
+              <w:right w:val="single" w:color="BFBFBF" w:sz="1" w:space="0"/>
             </w:tcBorders>
             <w:shd w:val="clear" w:color="auto" w:fill="EAF0F7"/>
             <w:tcMar>
@@ -8457,10 +8453,10 @@
           <w:tcPr>
             <w:tcW w:w="3360" w:type="dxa"/>
             <w:tcBorders>
-              <w:top w:val="single" w:sz="1" w:space="0" w:color="BFBFBF"/>
-              <w:left w:val="single" w:sz="1" w:space="0" w:color="BFBFBF"/>
-              <w:bottom w:val="single" w:sz="1" w:space="0" w:color="BFBFBF"/>
-              <w:right w:val="single" w:sz="1" w:space="0" w:color="BFBFBF"/>
+              <w:top w:val="single" w:color="BFBFBF" w:sz="1" w:space="0"/>
+              <w:left w:val="single" w:color="BFBFBF" w:sz="1" w:space="0"/>
+              <w:bottom w:val="single" w:color="BFBFBF" w:sz="1" w:space="0"/>
+              <w:right w:val="single" w:color="BFBFBF" w:sz="1" w:space="0"/>
             </w:tcBorders>
             <w:shd w:val="clear" w:color="auto" w:fill="EAF0F7"/>
             <w:tcMar>
@@ -8494,8 +8490,8 @@
         <w:keepNext/>
         <w:jc w:val="center"/>
       </w:pPr>
-      <w:bookmarkStart w:id="8" w:name="_Toc233107165"/>
-      <w:bookmarkStart w:id="9" w:name="_Toc233107419"/>
+      <w:bookmarkStart w:name="_Toc233107165" w:id="8"/>
+      <w:bookmarkStart w:name="_Toc233107419" w:id="9"/>
       <w:r>
         <w:t xml:space="preserve">Tabela </w:t>
       </w:r>
@@ -8602,9 +8598,8 @@
       <w:pPr>
         <w:pStyle w:val="Ttulo2"/>
       </w:pPr>
-      <w:bookmarkStart w:id="10" w:name="_Toc233109757"/>
-      <w:r>
-        <w:lastRenderedPageBreak/>
+      <w:bookmarkStart w:name="_Toc233109757" w:id="10"/>
+      <w:r>
         <w:t>1.3 Visão geral da metodologia</w:t>
       </w:r>
       <w:bookmarkEnd w:id="10"/>
@@ -8673,7 +8668,7 @@
         <w:pStyle w:val="Legenda"/>
         <w:jc w:val="center"/>
       </w:pPr>
-      <w:bookmarkStart w:id="11" w:name="_Toc233107007"/>
+      <w:bookmarkStart w:name="_Toc233107007" w:id="11"/>
       <w:r>
         <w:t xml:space="preserve">Figura </w:t>
       </w:r>
@@ -8721,9 +8716,8 @@
       <w:pPr>
         <w:pStyle w:val="Ttulo1"/>
       </w:pPr>
-      <w:bookmarkStart w:id="12" w:name="_Toc233109758"/>
-      <w:r>
-        <w:lastRenderedPageBreak/>
+      <w:bookmarkStart w:name="_Toc233109758" w:id="12"/>
+      <w:r>
         <w:t>2. Análise Exploratória de Dados (EDA)</w:t>
       </w:r>
       <w:bookmarkEnd w:id="12"/>
@@ -8732,7 +8726,7 @@
       <w:pPr>
         <w:pStyle w:val="Ttulo2"/>
       </w:pPr>
-      <w:bookmarkStart w:id="13" w:name="_Toc233109759"/>
+      <w:bookmarkStart w:name="_Toc233109759" w:id="13"/>
       <w:r>
         <w:t>2.1 Governança e qualidade dos dados</w:t>
       </w:r>
@@ -8798,7 +8792,7 @@
       <w:pPr>
         <w:pStyle w:val="Ttulo2"/>
       </w:pPr>
-      <w:bookmarkStart w:id="14" w:name="_Toc233109760"/>
+      <w:bookmarkStart w:name="_Toc233109760" w:id="14"/>
       <w:r>
         <w:t>2.2 Distribuição das notas de qualidade</w:t>
       </w:r>
@@ -8884,7 +8878,7 @@
         <w:pStyle w:val="Legenda"/>
         <w:jc w:val="center"/>
       </w:pPr>
-      <w:bookmarkStart w:id="15" w:name="_Toc233107008"/>
+      <w:bookmarkStart w:name="_Toc233107008" w:id="15"/>
       <w:r>
         <w:t xml:space="preserve">Figura </w:t>
       </w:r>
@@ -8932,9 +8926,8 @@
       <w:pPr>
         <w:pStyle w:val="Ttulo2"/>
       </w:pPr>
-      <w:bookmarkStart w:id="16" w:name="_Toc233109761"/>
-      <w:r>
-        <w:lastRenderedPageBreak/>
+      <w:bookmarkStart w:name="_Toc233109761" w:id="16"/>
+      <w:r>
         <w:t>2.3 Balanceamento das classes e a solução adotada</w:t>
       </w:r>
       <w:bookmarkEnd w:id="16"/>
@@ -9045,7 +9038,7 @@
         <w:pStyle w:val="Legenda"/>
         <w:jc w:val="center"/>
       </w:pPr>
-      <w:bookmarkStart w:id="17" w:name="_Toc233107009"/>
+      <w:bookmarkStart w:name="_Toc233107009" w:id="17"/>
       <w:r>
         <w:t xml:space="preserve">Figura </w:t>
       </w:r>
@@ -9082,7 +9075,7 @@
       <w:pPr>
         <w:pStyle w:val="Ttulo2"/>
       </w:pPr>
-      <w:bookmarkStart w:id="18" w:name="_Toc233109762"/>
+      <w:bookmarkStart w:name="_Toc233109762" w:id="18"/>
       <w:r>
         <w:t>2.4 Distribuição das variáveis</w:t>
       </w:r>
@@ -9121,7 +9114,6 @@
         <w:rPr>
           <w:noProof/>
         </w:rPr>
-        <w:lastRenderedPageBreak/>
         <w:drawing>
           <wp:inline distT="0" distB="0" distL="0" distR="0" wp14:anchorId="6424563C" wp14:editId="610D1FE6">
             <wp:extent cx="5524500" cy="3600450"/>
@@ -9167,7 +9159,7 @@
         <w:pStyle w:val="Legenda"/>
         <w:jc w:val="center"/>
       </w:pPr>
-      <w:bookmarkStart w:id="19" w:name="_Toc233107010"/>
+      <w:bookmarkStart w:name="_Toc233107010" w:id="19"/>
       <w:r>
         <w:t xml:space="preserve">Figura </w:t>
       </w:r>
@@ -9207,12 +9199,12 @@
       <w:tblPr>
         <w:tblW w:w="9360" w:type="dxa"/>
         <w:tblBorders>
-          <w:top w:val="single" w:sz="4" w:space="0" w:color="auto"/>
-          <w:left w:val="single" w:sz="4" w:space="0" w:color="auto"/>
-          <w:bottom w:val="single" w:sz="4" w:space="0" w:color="auto"/>
-          <w:right w:val="single" w:sz="4" w:space="0" w:color="auto"/>
-          <w:insideH w:val="single" w:sz="4" w:space="0" w:color="auto"/>
-          <w:insideV w:val="single" w:sz="4" w:space="0" w:color="auto"/>
+          <w:top w:val="single" w:color="auto" w:sz="4" w:space="0"/>
+          <w:left w:val="single" w:color="auto" w:sz="4" w:space="0"/>
+          <w:bottom w:val="single" w:color="auto" w:sz="4" w:space="0"/>
+          <w:right w:val="single" w:color="auto" w:sz="4" w:space="0"/>
+          <w:insideH w:val="single" w:color="auto" w:sz="4" w:space="0"/>
+          <w:insideV w:val="single" w:color="auto" w:sz="4" w:space="0"/>
         </w:tblBorders>
         <w:tblCellMar>
           <w:left w:w="10" w:type="dxa"/>
@@ -9242,10 +9234,10 @@
           <w:tcPr>
             <w:tcW w:w="2460" w:type="dxa"/>
             <w:tcBorders>
-              <w:top w:val="single" w:sz="1" w:space="0" w:color="BFBFBF"/>
-              <w:left w:val="single" w:sz="1" w:space="0" w:color="BFBFBF"/>
-              <w:bottom w:val="single" w:sz="1" w:space="0" w:color="BFBFBF"/>
-              <w:right w:val="single" w:sz="1" w:space="0" w:color="BFBFBF"/>
+              <w:top w:val="single" w:color="BFBFBF" w:sz="1" w:space="0"/>
+              <w:left w:val="single" w:color="BFBFBF" w:sz="1" w:space="0"/>
+              <w:bottom w:val="single" w:color="BFBFBF" w:sz="1" w:space="0"/>
+              <w:right w:val="single" w:color="BFBFBF" w:sz="1" w:space="0"/>
             </w:tcBorders>
             <w:shd w:val="clear" w:color="auto" w:fill="2F5496"/>
             <w:tcMar>
@@ -9276,10 +9268,10 @@
           <w:tcPr>
             <w:tcW w:w="1380" w:type="dxa"/>
             <w:tcBorders>
-              <w:top w:val="single" w:sz="1" w:space="0" w:color="BFBFBF"/>
-              <w:left w:val="single" w:sz="1" w:space="0" w:color="BFBFBF"/>
-              <w:bottom w:val="single" w:sz="1" w:space="0" w:color="BFBFBF"/>
-              <w:right w:val="single" w:sz="1" w:space="0" w:color="BFBFBF"/>
+              <w:top w:val="single" w:color="BFBFBF" w:sz="1" w:space="0"/>
+              <w:left w:val="single" w:color="BFBFBF" w:sz="1" w:space="0"/>
+              <w:bottom w:val="single" w:color="BFBFBF" w:sz="1" w:space="0"/>
+              <w:right w:val="single" w:color="BFBFBF" w:sz="1" w:space="0"/>
             </w:tcBorders>
             <w:shd w:val="clear" w:color="auto" w:fill="2F5496"/>
             <w:tcMar>
@@ -9311,10 +9303,10 @@
           <w:tcPr>
             <w:tcW w:w="1380" w:type="dxa"/>
             <w:tcBorders>
-              <w:top w:val="single" w:sz="1" w:space="0" w:color="BFBFBF"/>
-              <w:left w:val="single" w:sz="1" w:space="0" w:color="BFBFBF"/>
-              <w:bottom w:val="single" w:sz="1" w:space="0" w:color="BFBFBF"/>
-              <w:right w:val="single" w:sz="1" w:space="0" w:color="BFBFBF"/>
+              <w:top w:val="single" w:color="BFBFBF" w:sz="1" w:space="0"/>
+              <w:left w:val="single" w:color="BFBFBF" w:sz="1" w:space="0"/>
+              <w:bottom w:val="single" w:color="BFBFBF" w:sz="1" w:space="0"/>
+              <w:right w:val="single" w:color="BFBFBF" w:sz="1" w:space="0"/>
             </w:tcBorders>
             <w:shd w:val="clear" w:color="auto" w:fill="2F5496"/>
             <w:tcMar>
@@ -9346,10 +9338,10 @@
           <w:tcPr>
             <w:tcW w:w="1380" w:type="dxa"/>
             <w:tcBorders>
-              <w:top w:val="single" w:sz="1" w:space="0" w:color="BFBFBF"/>
-              <w:left w:val="single" w:sz="1" w:space="0" w:color="BFBFBF"/>
-              <w:bottom w:val="single" w:sz="1" w:space="0" w:color="BFBFBF"/>
-              <w:right w:val="single" w:sz="1" w:space="0" w:color="BFBFBF"/>
+              <w:top w:val="single" w:color="BFBFBF" w:sz="1" w:space="0"/>
+              <w:left w:val="single" w:color="BFBFBF" w:sz="1" w:space="0"/>
+              <w:bottom w:val="single" w:color="BFBFBF" w:sz="1" w:space="0"/>
+              <w:right w:val="single" w:color="BFBFBF" w:sz="1" w:space="0"/>
             </w:tcBorders>
             <w:shd w:val="clear" w:color="auto" w:fill="2F5496"/>
             <w:tcMar>
@@ -9381,10 +9373,10 @@
           <w:tcPr>
             <w:tcW w:w="1380" w:type="dxa"/>
             <w:tcBorders>
-              <w:top w:val="single" w:sz="1" w:space="0" w:color="BFBFBF"/>
-              <w:left w:val="single" w:sz="1" w:space="0" w:color="BFBFBF"/>
-              <w:bottom w:val="single" w:sz="1" w:space="0" w:color="BFBFBF"/>
-              <w:right w:val="single" w:sz="1" w:space="0" w:color="BFBFBF"/>
+              <w:top w:val="single" w:color="BFBFBF" w:sz="1" w:space="0"/>
+              <w:left w:val="single" w:color="BFBFBF" w:sz="1" w:space="0"/>
+              <w:bottom w:val="single" w:color="BFBFBF" w:sz="1" w:space="0"/>
+              <w:right w:val="single" w:color="BFBFBF" w:sz="1" w:space="0"/>
             </w:tcBorders>
             <w:shd w:val="clear" w:color="auto" w:fill="2F5496"/>
             <w:tcMar>
@@ -9416,10 +9408,10 @@
           <w:tcPr>
             <w:tcW w:w="1380" w:type="dxa"/>
             <w:tcBorders>
-              <w:top w:val="single" w:sz="1" w:space="0" w:color="BFBFBF"/>
-              <w:left w:val="single" w:sz="1" w:space="0" w:color="BFBFBF"/>
-              <w:bottom w:val="single" w:sz="1" w:space="0" w:color="BFBFBF"/>
-              <w:right w:val="single" w:sz="1" w:space="0" w:color="BFBFBF"/>
+              <w:top w:val="single" w:color="BFBFBF" w:sz="1" w:space="0"/>
+              <w:left w:val="single" w:color="BFBFBF" w:sz="1" w:space="0"/>
+              <w:bottom w:val="single" w:color="BFBFBF" w:sz="1" w:space="0"/>
+              <w:right w:val="single" w:color="BFBFBF" w:sz="1" w:space="0"/>
             </w:tcBorders>
             <w:shd w:val="clear" w:color="auto" w:fill="2F5496"/>
             <w:tcMar>
@@ -9459,10 +9451,10 @@
           <w:tcPr>
             <w:tcW w:w="2460" w:type="dxa"/>
             <w:tcBorders>
-              <w:top w:val="single" w:sz="1" w:space="0" w:color="BFBFBF"/>
-              <w:left w:val="single" w:sz="1" w:space="0" w:color="BFBFBF"/>
-              <w:bottom w:val="single" w:sz="1" w:space="0" w:color="BFBFBF"/>
-              <w:right w:val="single" w:sz="1" w:space="0" w:color="BFBFBF"/>
+              <w:top w:val="single" w:color="BFBFBF" w:sz="1" w:space="0"/>
+              <w:left w:val="single" w:color="BFBFBF" w:sz="1" w:space="0"/>
+              <w:bottom w:val="single" w:color="BFBFBF" w:sz="1" w:space="0"/>
+              <w:right w:val="single" w:color="BFBFBF" w:sz="1" w:space="0"/>
             </w:tcBorders>
             <w:shd w:val="clear" w:color="auto" w:fill="FFFFFF"/>
             <w:tcMar>
@@ -9491,10 +9483,10 @@
           <w:tcPr>
             <w:tcW w:w="1380" w:type="dxa"/>
             <w:tcBorders>
-              <w:top w:val="single" w:sz="1" w:space="0" w:color="BFBFBF"/>
-              <w:left w:val="single" w:sz="1" w:space="0" w:color="BFBFBF"/>
-              <w:bottom w:val="single" w:sz="1" w:space="0" w:color="BFBFBF"/>
-              <w:right w:val="single" w:sz="1" w:space="0" w:color="BFBFBF"/>
+              <w:top w:val="single" w:color="BFBFBF" w:sz="1" w:space="0"/>
+              <w:left w:val="single" w:color="BFBFBF" w:sz="1" w:space="0"/>
+              <w:bottom w:val="single" w:color="BFBFBF" w:sz="1" w:space="0"/>
+              <w:right w:val="single" w:color="BFBFBF" w:sz="1" w:space="0"/>
             </w:tcBorders>
             <w:shd w:val="clear" w:color="auto" w:fill="FFFFFF"/>
             <w:tcMar>
@@ -9524,10 +9516,10 @@
           <w:tcPr>
             <w:tcW w:w="1380" w:type="dxa"/>
             <w:tcBorders>
-              <w:top w:val="single" w:sz="1" w:space="0" w:color="BFBFBF"/>
-              <w:left w:val="single" w:sz="1" w:space="0" w:color="BFBFBF"/>
-              <w:bottom w:val="single" w:sz="1" w:space="0" w:color="BFBFBF"/>
-              <w:right w:val="single" w:sz="1" w:space="0" w:color="BFBFBF"/>
+              <w:top w:val="single" w:color="BFBFBF" w:sz="1" w:space="0"/>
+              <w:left w:val="single" w:color="BFBFBF" w:sz="1" w:space="0"/>
+              <w:bottom w:val="single" w:color="BFBFBF" w:sz="1" w:space="0"/>
+              <w:right w:val="single" w:color="BFBFBF" w:sz="1" w:space="0"/>
             </w:tcBorders>
             <w:shd w:val="clear" w:color="auto" w:fill="FFFFFF"/>
             <w:tcMar>
@@ -9557,10 +9549,10 @@
           <w:tcPr>
             <w:tcW w:w="1380" w:type="dxa"/>
             <w:tcBorders>
-              <w:top w:val="single" w:sz="1" w:space="0" w:color="BFBFBF"/>
-              <w:left w:val="single" w:sz="1" w:space="0" w:color="BFBFBF"/>
-              <w:bottom w:val="single" w:sz="1" w:space="0" w:color="BFBFBF"/>
-              <w:right w:val="single" w:sz="1" w:space="0" w:color="BFBFBF"/>
+              <w:top w:val="single" w:color="BFBFBF" w:sz="1" w:space="0"/>
+              <w:left w:val="single" w:color="BFBFBF" w:sz="1" w:space="0"/>
+              <w:bottom w:val="single" w:color="BFBFBF" w:sz="1" w:space="0"/>
+              <w:right w:val="single" w:color="BFBFBF" w:sz="1" w:space="0"/>
             </w:tcBorders>
             <w:shd w:val="clear" w:color="auto" w:fill="FFFFFF"/>
             <w:tcMar>
@@ -9590,10 +9582,10 @@
           <w:tcPr>
             <w:tcW w:w="1380" w:type="dxa"/>
             <w:tcBorders>
-              <w:top w:val="single" w:sz="1" w:space="0" w:color="BFBFBF"/>
-              <w:left w:val="single" w:sz="1" w:space="0" w:color="BFBFBF"/>
-              <w:bottom w:val="single" w:sz="1" w:space="0" w:color="BFBFBF"/>
-              <w:right w:val="single" w:sz="1" w:space="0" w:color="BFBFBF"/>
+              <w:top w:val="single" w:color="BFBFBF" w:sz="1" w:space="0"/>
+              <w:left w:val="single" w:color="BFBFBF" w:sz="1" w:space="0"/>
+              <w:bottom w:val="single" w:color="BFBFBF" w:sz="1" w:space="0"/>
+              <w:right w:val="single" w:color="BFBFBF" w:sz="1" w:space="0"/>
             </w:tcBorders>
             <w:shd w:val="clear" w:color="auto" w:fill="FFFFFF"/>
             <w:tcMar>
@@ -9623,10 +9615,10 @@
           <w:tcPr>
             <w:tcW w:w="1380" w:type="dxa"/>
             <w:tcBorders>
-              <w:top w:val="single" w:sz="1" w:space="0" w:color="BFBFBF"/>
-              <w:left w:val="single" w:sz="1" w:space="0" w:color="BFBFBF"/>
-              <w:bottom w:val="single" w:sz="1" w:space="0" w:color="BFBFBF"/>
-              <w:right w:val="single" w:sz="1" w:space="0" w:color="BFBFBF"/>
+              <w:top w:val="single" w:color="BFBFBF" w:sz="1" w:space="0"/>
+              <w:left w:val="single" w:color="BFBFBF" w:sz="1" w:space="0"/>
+              <w:bottom w:val="single" w:color="BFBFBF" w:sz="1" w:space="0"/>
+              <w:right w:val="single" w:color="BFBFBF" w:sz="1" w:space="0"/>
             </w:tcBorders>
             <w:shd w:val="clear" w:color="auto" w:fill="FFFFFF"/>
             <w:tcMar>
@@ -9664,10 +9656,10 @@
           <w:tcPr>
             <w:tcW w:w="2460" w:type="dxa"/>
             <w:tcBorders>
-              <w:top w:val="single" w:sz="1" w:space="0" w:color="BFBFBF"/>
-              <w:left w:val="single" w:sz="1" w:space="0" w:color="BFBFBF"/>
-              <w:bottom w:val="single" w:sz="1" w:space="0" w:color="BFBFBF"/>
-              <w:right w:val="single" w:sz="1" w:space="0" w:color="BFBFBF"/>
+              <w:top w:val="single" w:color="BFBFBF" w:sz="1" w:space="0"/>
+              <w:left w:val="single" w:color="BFBFBF" w:sz="1" w:space="0"/>
+              <w:bottom w:val="single" w:color="BFBFBF" w:sz="1" w:space="0"/>
+              <w:right w:val="single" w:color="BFBFBF" w:sz="1" w:space="0"/>
             </w:tcBorders>
             <w:shd w:val="clear" w:color="auto" w:fill="EAF0F7"/>
             <w:tcMar>
@@ -9696,10 +9688,10 @@
           <w:tcPr>
             <w:tcW w:w="1380" w:type="dxa"/>
             <w:tcBorders>
-              <w:top w:val="single" w:sz="1" w:space="0" w:color="BFBFBF"/>
-              <w:left w:val="single" w:sz="1" w:space="0" w:color="BFBFBF"/>
-              <w:bottom w:val="single" w:sz="1" w:space="0" w:color="BFBFBF"/>
-              <w:right w:val="single" w:sz="1" w:space="0" w:color="BFBFBF"/>
+              <w:top w:val="single" w:color="BFBFBF" w:sz="1" w:space="0"/>
+              <w:left w:val="single" w:color="BFBFBF" w:sz="1" w:space="0"/>
+              <w:bottom w:val="single" w:color="BFBFBF" w:sz="1" w:space="0"/>
+              <w:right w:val="single" w:color="BFBFBF" w:sz="1" w:space="0"/>
             </w:tcBorders>
             <w:shd w:val="clear" w:color="auto" w:fill="EAF0F7"/>
             <w:tcMar>
@@ -9729,10 +9721,10 @@
           <w:tcPr>
             <w:tcW w:w="1380" w:type="dxa"/>
             <w:tcBorders>
-              <w:top w:val="single" w:sz="1" w:space="0" w:color="BFBFBF"/>
-              <w:left w:val="single" w:sz="1" w:space="0" w:color="BFBFBF"/>
-              <w:bottom w:val="single" w:sz="1" w:space="0" w:color="BFBFBF"/>
-              <w:right w:val="single" w:sz="1" w:space="0" w:color="BFBFBF"/>
+              <w:top w:val="single" w:color="BFBFBF" w:sz="1" w:space="0"/>
+              <w:left w:val="single" w:color="BFBFBF" w:sz="1" w:space="0"/>
+              <w:bottom w:val="single" w:color="BFBFBF" w:sz="1" w:space="0"/>
+              <w:right w:val="single" w:color="BFBFBF" w:sz="1" w:space="0"/>
             </w:tcBorders>
             <w:shd w:val="clear" w:color="auto" w:fill="EAF0F7"/>
             <w:tcMar>
@@ -9762,10 +9754,10 @@
           <w:tcPr>
             <w:tcW w:w="1380" w:type="dxa"/>
             <w:tcBorders>
-              <w:top w:val="single" w:sz="1" w:space="0" w:color="BFBFBF"/>
-              <w:left w:val="single" w:sz="1" w:space="0" w:color="BFBFBF"/>
-              <w:bottom w:val="single" w:sz="1" w:space="0" w:color="BFBFBF"/>
-              <w:right w:val="single" w:sz="1" w:space="0" w:color="BFBFBF"/>
+              <w:top w:val="single" w:color="BFBFBF" w:sz="1" w:space="0"/>
+              <w:left w:val="single" w:color="BFBFBF" w:sz="1" w:space="0"/>
+              <w:bottom w:val="single" w:color="BFBFBF" w:sz="1" w:space="0"/>
+              <w:right w:val="single" w:color="BFBFBF" w:sz="1" w:space="0"/>
             </w:tcBorders>
             <w:shd w:val="clear" w:color="auto" w:fill="EAF0F7"/>
             <w:tcMar>
@@ -9795,10 +9787,10 @@
           <w:tcPr>
             <w:tcW w:w="1380" w:type="dxa"/>
             <w:tcBorders>
-              <w:top w:val="single" w:sz="1" w:space="0" w:color="BFBFBF"/>
-              <w:left w:val="single" w:sz="1" w:space="0" w:color="BFBFBF"/>
-              <w:bottom w:val="single" w:sz="1" w:space="0" w:color="BFBFBF"/>
-              <w:right w:val="single" w:sz="1" w:space="0" w:color="BFBFBF"/>
+              <w:top w:val="single" w:color="BFBFBF" w:sz="1" w:space="0"/>
+              <w:left w:val="single" w:color="BFBFBF" w:sz="1" w:space="0"/>
+              <w:bottom w:val="single" w:color="BFBFBF" w:sz="1" w:space="0"/>
+              <w:right w:val="single" w:color="BFBFBF" w:sz="1" w:space="0"/>
             </w:tcBorders>
             <w:shd w:val="clear" w:color="auto" w:fill="EAF0F7"/>
             <w:tcMar>
@@ -9828,10 +9820,10 @@
           <w:tcPr>
             <w:tcW w:w="1380" w:type="dxa"/>
             <w:tcBorders>
-              <w:top w:val="single" w:sz="1" w:space="0" w:color="BFBFBF"/>
-              <w:left w:val="single" w:sz="1" w:space="0" w:color="BFBFBF"/>
-              <w:bottom w:val="single" w:sz="1" w:space="0" w:color="BFBFBF"/>
-              <w:right w:val="single" w:sz="1" w:space="0" w:color="BFBFBF"/>
+              <w:top w:val="single" w:color="BFBFBF" w:sz="1" w:space="0"/>
+              <w:left w:val="single" w:color="BFBFBF" w:sz="1" w:space="0"/>
+              <w:bottom w:val="single" w:color="BFBFBF" w:sz="1" w:space="0"/>
+              <w:right w:val="single" w:color="BFBFBF" w:sz="1" w:space="0"/>
             </w:tcBorders>
             <w:shd w:val="clear" w:color="auto" w:fill="EAF0F7"/>
             <w:tcMar>
@@ -9869,10 +9861,10 @@
           <w:tcPr>
             <w:tcW w:w="2460" w:type="dxa"/>
             <w:tcBorders>
-              <w:top w:val="single" w:sz="1" w:space="0" w:color="BFBFBF"/>
-              <w:left w:val="single" w:sz="1" w:space="0" w:color="BFBFBF"/>
-              <w:bottom w:val="single" w:sz="1" w:space="0" w:color="BFBFBF"/>
-              <w:right w:val="single" w:sz="1" w:space="0" w:color="BFBFBF"/>
+              <w:top w:val="single" w:color="BFBFBF" w:sz="1" w:space="0"/>
+              <w:left w:val="single" w:color="BFBFBF" w:sz="1" w:space="0"/>
+              <w:bottom w:val="single" w:color="BFBFBF" w:sz="1" w:space="0"/>
+              <w:right w:val="single" w:color="BFBFBF" w:sz="1" w:space="0"/>
             </w:tcBorders>
             <w:shd w:val="clear" w:color="auto" w:fill="FFFFFF"/>
             <w:tcMar>
@@ -9901,10 +9893,10 @@
           <w:tcPr>
             <w:tcW w:w="1380" w:type="dxa"/>
             <w:tcBorders>
-              <w:top w:val="single" w:sz="1" w:space="0" w:color="BFBFBF"/>
-              <w:left w:val="single" w:sz="1" w:space="0" w:color="BFBFBF"/>
-              <w:bottom w:val="single" w:sz="1" w:space="0" w:color="BFBFBF"/>
-              <w:right w:val="single" w:sz="1" w:space="0" w:color="BFBFBF"/>
+              <w:top w:val="single" w:color="BFBFBF" w:sz="1" w:space="0"/>
+              <w:left w:val="single" w:color="BFBFBF" w:sz="1" w:space="0"/>
+              <w:bottom w:val="single" w:color="BFBFBF" w:sz="1" w:space="0"/>
+              <w:right w:val="single" w:color="BFBFBF" w:sz="1" w:space="0"/>
             </w:tcBorders>
             <w:shd w:val="clear" w:color="auto" w:fill="FFFFFF"/>
             <w:tcMar>
@@ -9934,10 +9926,10 @@
           <w:tcPr>
             <w:tcW w:w="1380" w:type="dxa"/>
             <w:tcBorders>
-              <w:top w:val="single" w:sz="1" w:space="0" w:color="BFBFBF"/>
-              <w:left w:val="single" w:sz="1" w:space="0" w:color="BFBFBF"/>
-              <w:bottom w:val="single" w:sz="1" w:space="0" w:color="BFBFBF"/>
-              <w:right w:val="single" w:sz="1" w:space="0" w:color="BFBFBF"/>
+              <w:top w:val="single" w:color="BFBFBF" w:sz="1" w:space="0"/>
+              <w:left w:val="single" w:color="BFBFBF" w:sz="1" w:space="0"/>
+              <w:bottom w:val="single" w:color="BFBFBF" w:sz="1" w:space="0"/>
+              <w:right w:val="single" w:color="BFBFBF" w:sz="1" w:space="0"/>
             </w:tcBorders>
             <w:shd w:val="clear" w:color="auto" w:fill="FFFFFF"/>
             <w:tcMar>
@@ -9967,10 +9959,10 @@
           <w:tcPr>
             <w:tcW w:w="1380" w:type="dxa"/>
             <w:tcBorders>
-              <w:top w:val="single" w:sz="1" w:space="0" w:color="BFBFBF"/>
-              <w:left w:val="single" w:sz="1" w:space="0" w:color="BFBFBF"/>
-              <w:bottom w:val="single" w:sz="1" w:space="0" w:color="BFBFBF"/>
-              <w:right w:val="single" w:sz="1" w:space="0" w:color="BFBFBF"/>
+              <w:top w:val="single" w:color="BFBFBF" w:sz="1" w:space="0"/>
+              <w:left w:val="single" w:color="BFBFBF" w:sz="1" w:space="0"/>
+              <w:bottom w:val="single" w:color="BFBFBF" w:sz="1" w:space="0"/>
+              <w:right w:val="single" w:color="BFBFBF" w:sz="1" w:space="0"/>
             </w:tcBorders>
             <w:shd w:val="clear" w:color="auto" w:fill="FFFFFF"/>
             <w:tcMar>
@@ -10000,10 +9992,10 @@
           <w:tcPr>
             <w:tcW w:w="1380" w:type="dxa"/>
             <w:tcBorders>
-              <w:top w:val="single" w:sz="1" w:space="0" w:color="BFBFBF"/>
-              <w:left w:val="single" w:sz="1" w:space="0" w:color="BFBFBF"/>
-              <w:bottom w:val="single" w:sz="1" w:space="0" w:color="BFBFBF"/>
-              <w:right w:val="single" w:sz="1" w:space="0" w:color="BFBFBF"/>
+              <w:top w:val="single" w:color="BFBFBF" w:sz="1" w:space="0"/>
+              <w:left w:val="single" w:color="BFBFBF" w:sz="1" w:space="0"/>
+              <w:bottom w:val="single" w:color="BFBFBF" w:sz="1" w:space="0"/>
+              <w:right w:val="single" w:color="BFBFBF" w:sz="1" w:space="0"/>
             </w:tcBorders>
             <w:shd w:val="clear" w:color="auto" w:fill="FFFFFF"/>
             <w:tcMar>
@@ -10033,10 +10025,10 @@
           <w:tcPr>
             <w:tcW w:w="1380" w:type="dxa"/>
             <w:tcBorders>
-              <w:top w:val="single" w:sz="1" w:space="0" w:color="BFBFBF"/>
-              <w:left w:val="single" w:sz="1" w:space="0" w:color="BFBFBF"/>
-              <w:bottom w:val="single" w:sz="1" w:space="0" w:color="BFBFBF"/>
-              <w:right w:val="single" w:sz="1" w:space="0" w:color="BFBFBF"/>
+              <w:top w:val="single" w:color="BFBFBF" w:sz="1" w:space="0"/>
+              <w:left w:val="single" w:color="BFBFBF" w:sz="1" w:space="0"/>
+              <w:bottom w:val="single" w:color="BFBFBF" w:sz="1" w:space="0"/>
+              <w:right w:val="single" w:color="BFBFBF" w:sz="1" w:space="0"/>
             </w:tcBorders>
             <w:shd w:val="clear" w:color="auto" w:fill="FFFFFF"/>
             <w:tcMar>
@@ -10074,10 +10066,10 @@
           <w:tcPr>
             <w:tcW w:w="2460" w:type="dxa"/>
             <w:tcBorders>
-              <w:top w:val="single" w:sz="1" w:space="0" w:color="BFBFBF"/>
-              <w:left w:val="single" w:sz="1" w:space="0" w:color="BFBFBF"/>
-              <w:bottom w:val="single" w:sz="1" w:space="0" w:color="BFBFBF"/>
-              <w:right w:val="single" w:sz="1" w:space="0" w:color="BFBFBF"/>
+              <w:top w:val="single" w:color="BFBFBF" w:sz="1" w:space="0"/>
+              <w:left w:val="single" w:color="BFBFBF" w:sz="1" w:space="0"/>
+              <w:bottom w:val="single" w:color="BFBFBF" w:sz="1" w:space="0"/>
+              <w:right w:val="single" w:color="BFBFBF" w:sz="1" w:space="0"/>
             </w:tcBorders>
             <w:shd w:val="clear" w:color="auto" w:fill="EAF0F7"/>
             <w:tcMar>
@@ -10106,10 +10098,10 @@
           <w:tcPr>
             <w:tcW w:w="1380" w:type="dxa"/>
             <w:tcBorders>
-              <w:top w:val="single" w:sz="1" w:space="0" w:color="BFBFBF"/>
-              <w:left w:val="single" w:sz="1" w:space="0" w:color="BFBFBF"/>
-              <w:bottom w:val="single" w:sz="1" w:space="0" w:color="BFBFBF"/>
-              <w:right w:val="single" w:sz="1" w:space="0" w:color="BFBFBF"/>
+              <w:top w:val="single" w:color="BFBFBF" w:sz="1" w:space="0"/>
+              <w:left w:val="single" w:color="BFBFBF" w:sz="1" w:space="0"/>
+              <w:bottom w:val="single" w:color="BFBFBF" w:sz="1" w:space="0"/>
+              <w:right w:val="single" w:color="BFBFBF" w:sz="1" w:space="0"/>
             </w:tcBorders>
             <w:shd w:val="clear" w:color="auto" w:fill="EAF0F7"/>
             <w:tcMar>
@@ -10139,10 +10131,10 @@
           <w:tcPr>
             <w:tcW w:w="1380" w:type="dxa"/>
             <w:tcBorders>
-              <w:top w:val="single" w:sz="1" w:space="0" w:color="BFBFBF"/>
-              <w:left w:val="single" w:sz="1" w:space="0" w:color="BFBFBF"/>
-              <w:bottom w:val="single" w:sz="1" w:space="0" w:color="BFBFBF"/>
-              <w:right w:val="single" w:sz="1" w:space="0" w:color="BFBFBF"/>
+              <w:top w:val="single" w:color="BFBFBF" w:sz="1" w:space="0"/>
+              <w:left w:val="single" w:color="BFBFBF" w:sz="1" w:space="0"/>
+              <w:bottom w:val="single" w:color="BFBFBF" w:sz="1" w:space="0"/>
+              <w:right w:val="single" w:color="BFBFBF" w:sz="1" w:space="0"/>
             </w:tcBorders>
             <w:shd w:val="clear" w:color="auto" w:fill="EAF0F7"/>
             <w:tcMar>
@@ -10172,10 +10164,10 @@
           <w:tcPr>
             <w:tcW w:w="1380" w:type="dxa"/>
             <w:tcBorders>
-              <w:top w:val="single" w:sz="1" w:space="0" w:color="BFBFBF"/>
-              <w:left w:val="single" w:sz="1" w:space="0" w:color="BFBFBF"/>
-              <w:bottom w:val="single" w:sz="1" w:space="0" w:color="BFBFBF"/>
-              <w:right w:val="single" w:sz="1" w:space="0" w:color="BFBFBF"/>
+              <w:top w:val="single" w:color="BFBFBF" w:sz="1" w:space="0"/>
+              <w:left w:val="single" w:color="BFBFBF" w:sz="1" w:space="0"/>
+              <w:bottom w:val="single" w:color="BFBFBF" w:sz="1" w:space="0"/>
+              <w:right w:val="single" w:color="BFBFBF" w:sz="1" w:space="0"/>
             </w:tcBorders>
             <w:shd w:val="clear" w:color="auto" w:fill="EAF0F7"/>
             <w:tcMar>
@@ -10205,10 +10197,10 @@
           <w:tcPr>
             <w:tcW w:w="1380" w:type="dxa"/>
             <w:tcBorders>
-              <w:top w:val="single" w:sz="1" w:space="0" w:color="BFBFBF"/>
-              <w:left w:val="single" w:sz="1" w:space="0" w:color="BFBFBF"/>
-              <w:bottom w:val="single" w:sz="1" w:space="0" w:color="BFBFBF"/>
-              <w:right w:val="single" w:sz="1" w:space="0" w:color="BFBFBF"/>
+              <w:top w:val="single" w:color="BFBFBF" w:sz="1" w:space="0"/>
+              <w:left w:val="single" w:color="BFBFBF" w:sz="1" w:space="0"/>
+              <w:bottom w:val="single" w:color="BFBFBF" w:sz="1" w:space="0"/>
+              <w:right w:val="single" w:color="BFBFBF" w:sz="1" w:space="0"/>
             </w:tcBorders>
             <w:shd w:val="clear" w:color="auto" w:fill="EAF0F7"/>
             <w:tcMar>
@@ -10238,10 +10230,10 @@
           <w:tcPr>
             <w:tcW w:w="1380" w:type="dxa"/>
             <w:tcBorders>
-              <w:top w:val="single" w:sz="1" w:space="0" w:color="BFBFBF"/>
-              <w:left w:val="single" w:sz="1" w:space="0" w:color="BFBFBF"/>
-              <w:bottom w:val="single" w:sz="1" w:space="0" w:color="BFBFBF"/>
-              <w:right w:val="single" w:sz="1" w:space="0" w:color="BFBFBF"/>
+              <w:top w:val="single" w:color="BFBFBF" w:sz="1" w:space="0"/>
+              <w:left w:val="single" w:color="BFBFBF" w:sz="1" w:space="0"/>
+              <w:bottom w:val="single" w:color="BFBFBF" w:sz="1" w:space="0"/>
+              <w:right w:val="single" w:color="BFBFBF" w:sz="1" w:space="0"/>
             </w:tcBorders>
             <w:shd w:val="clear" w:color="auto" w:fill="EAF0F7"/>
             <w:tcMar>
@@ -10279,10 +10271,10 @@
           <w:tcPr>
             <w:tcW w:w="2460" w:type="dxa"/>
             <w:tcBorders>
-              <w:top w:val="single" w:sz="1" w:space="0" w:color="BFBFBF"/>
-              <w:left w:val="single" w:sz="1" w:space="0" w:color="BFBFBF"/>
-              <w:bottom w:val="single" w:sz="1" w:space="0" w:color="BFBFBF"/>
-              <w:right w:val="single" w:sz="1" w:space="0" w:color="BFBFBF"/>
+              <w:top w:val="single" w:color="BFBFBF" w:sz="1" w:space="0"/>
+              <w:left w:val="single" w:color="BFBFBF" w:sz="1" w:space="0"/>
+              <w:bottom w:val="single" w:color="BFBFBF" w:sz="1" w:space="0"/>
+              <w:right w:val="single" w:color="BFBFBF" w:sz="1" w:space="0"/>
             </w:tcBorders>
             <w:shd w:val="clear" w:color="auto" w:fill="FFFFFF"/>
             <w:tcMar>
@@ -10311,10 +10303,10 @@
           <w:tcPr>
             <w:tcW w:w="1380" w:type="dxa"/>
             <w:tcBorders>
-              <w:top w:val="single" w:sz="1" w:space="0" w:color="BFBFBF"/>
-              <w:left w:val="single" w:sz="1" w:space="0" w:color="BFBFBF"/>
-              <w:bottom w:val="single" w:sz="1" w:space="0" w:color="BFBFBF"/>
-              <w:right w:val="single" w:sz="1" w:space="0" w:color="BFBFBF"/>
+              <w:top w:val="single" w:color="BFBFBF" w:sz="1" w:space="0"/>
+              <w:left w:val="single" w:color="BFBFBF" w:sz="1" w:space="0"/>
+              <w:bottom w:val="single" w:color="BFBFBF" w:sz="1" w:space="0"/>
+              <w:right w:val="single" w:color="BFBFBF" w:sz="1" w:space="0"/>
             </w:tcBorders>
             <w:shd w:val="clear" w:color="auto" w:fill="FFFFFF"/>
             <w:tcMar>
@@ -10344,10 +10336,10 @@
           <w:tcPr>
             <w:tcW w:w="1380" w:type="dxa"/>
             <w:tcBorders>
-              <w:top w:val="single" w:sz="1" w:space="0" w:color="BFBFBF"/>
-              <w:left w:val="single" w:sz="1" w:space="0" w:color="BFBFBF"/>
-              <w:bottom w:val="single" w:sz="1" w:space="0" w:color="BFBFBF"/>
-              <w:right w:val="single" w:sz="1" w:space="0" w:color="BFBFBF"/>
+              <w:top w:val="single" w:color="BFBFBF" w:sz="1" w:space="0"/>
+              <w:left w:val="single" w:color="BFBFBF" w:sz="1" w:space="0"/>
+              <w:bottom w:val="single" w:color="BFBFBF" w:sz="1" w:space="0"/>
+              <w:right w:val="single" w:color="BFBFBF" w:sz="1" w:space="0"/>
             </w:tcBorders>
             <w:shd w:val="clear" w:color="auto" w:fill="FFFFFF"/>
             <w:tcMar>
@@ -10377,10 +10369,10 @@
           <w:tcPr>
             <w:tcW w:w="1380" w:type="dxa"/>
             <w:tcBorders>
-              <w:top w:val="single" w:sz="1" w:space="0" w:color="BFBFBF"/>
-              <w:left w:val="single" w:sz="1" w:space="0" w:color="BFBFBF"/>
-              <w:bottom w:val="single" w:sz="1" w:space="0" w:color="BFBFBF"/>
-              <w:right w:val="single" w:sz="1" w:space="0" w:color="BFBFBF"/>
+              <w:top w:val="single" w:color="BFBFBF" w:sz="1" w:space="0"/>
+              <w:left w:val="single" w:color="BFBFBF" w:sz="1" w:space="0"/>
+              <w:bottom w:val="single" w:color="BFBFBF" w:sz="1" w:space="0"/>
+              <w:right w:val="single" w:color="BFBFBF" w:sz="1" w:space="0"/>
             </w:tcBorders>
             <w:shd w:val="clear" w:color="auto" w:fill="FFFFFF"/>
             <w:tcMar>
@@ -10410,10 +10402,10 @@
           <w:tcPr>
             <w:tcW w:w="1380" w:type="dxa"/>
             <w:tcBorders>
-              <w:top w:val="single" w:sz="1" w:space="0" w:color="BFBFBF"/>
-              <w:left w:val="single" w:sz="1" w:space="0" w:color="BFBFBF"/>
-              <w:bottom w:val="single" w:sz="1" w:space="0" w:color="BFBFBF"/>
-              <w:right w:val="single" w:sz="1" w:space="0" w:color="BFBFBF"/>
+              <w:top w:val="single" w:color="BFBFBF" w:sz="1" w:space="0"/>
+              <w:left w:val="single" w:color="BFBFBF" w:sz="1" w:space="0"/>
+              <w:bottom w:val="single" w:color="BFBFBF" w:sz="1" w:space="0"/>
+              <w:right w:val="single" w:color="BFBFBF" w:sz="1" w:space="0"/>
             </w:tcBorders>
             <w:shd w:val="clear" w:color="auto" w:fill="FFFFFF"/>
             <w:tcMar>
@@ -10443,10 +10435,10 @@
           <w:tcPr>
             <w:tcW w:w="1380" w:type="dxa"/>
             <w:tcBorders>
-              <w:top w:val="single" w:sz="1" w:space="0" w:color="BFBFBF"/>
-              <w:left w:val="single" w:sz="1" w:space="0" w:color="BFBFBF"/>
-              <w:bottom w:val="single" w:sz="1" w:space="0" w:color="BFBFBF"/>
-              <w:right w:val="single" w:sz="1" w:space="0" w:color="BFBFBF"/>
+              <w:top w:val="single" w:color="BFBFBF" w:sz="1" w:space="0"/>
+              <w:left w:val="single" w:color="BFBFBF" w:sz="1" w:space="0"/>
+              <w:bottom w:val="single" w:color="BFBFBF" w:sz="1" w:space="0"/>
+              <w:right w:val="single" w:color="BFBFBF" w:sz="1" w:space="0"/>
             </w:tcBorders>
             <w:shd w:val="clear" w:color="auto" w:fill="FFFFFF"/>
             <w:tcMar>
@@ -10484,10 +10476,10 @@
           <w:tcPr>
             <w:tcW w:w="2460" w:type="dxa"/>
             <w:tcBorders>
-              <w:top w:val="single" w:sz="1" w:space="0" w:color="BFBFBF"/>
-              <w:left w:val="single" w:sz="1" w:space="0" w:color="BFBFBF"/>
-              <w:bottom w:val="single" w:sz="1" w:space="0" w:color="BFBFBF"/>
-              <w:right w:val="single" w:sz="1" w:space="0" w:color="BFBFBF"/>
+              <w:top w:val="single" w:color="BFBFBF" w:sz="1" w:space="0"/>
+              <w:left w:val="single" w:color="BFBFBF" w:sz="1" w:space="0"/>
+              <w:bottom w:val="single" w:color="BFBFBF" w:sz="1" w:space="0"/>
+              <w:right w:val="single" w:color="BFBFBF" w:sz="1" w:space="0"/>
             </w:tcBorders>
             <w:shd w:val="clear" w:color="auto" w:fill="EAF0F7"/>
             <w:tcMar>
@@ -10516,10 +10508,10 @@
           <w:tcPr>
             <w:tcW w:w="1380" w:type="dxa"/>
             <w:tcBorders>
-              <w:top w:val="single" w:sz="1" w:space="0" w:color="BFBFBF"/>
-              <w:left w:val="single" w:sz="1" w:space="0" w:color="BFBFBF"/>
-              <w:bottom w:val="single" w:sz="1" w:space="0" w:color="BFBFBF"/>
-              <w:right w:val="single" w:sz="1" w:space="0" w:color="BFBFBF"/>
+              <w:top w:val="single" w:color="BFBFBF" w:sz="1" w:space="0"/>
+              <w:left w:val="single" w:color="BFBFBF" w:sz="1" w:space="0"/>
+              <w:bottom w:val="single" w:color="BFBFBF" w:sz="1" w:space="0"/>
+              <w:right w:val="single" w:color="BFBFBF" w:sz="1" w:space="0"/>
             </w:tcBorders>
             <w:shd w:val="clear" w:color="auto" w:fill="EAF0F7"/>
             <w:tcMar>
@@ -10549,10 +10541,10 @@
           <w:tcPr>
             <w:tcW w:w="1380" w:type="dxa"/>
             <w:tcBorders>
-              <w:top w:val="single" w:sz="1" w:space="0" w:color="BFBFBF"/>
-              <w:left w:val="single" w:sz="1" w:space="0" w:color="BFBFBF"/>
-              <w:bottom w:val="single" w:sz="1" w:space="0" w:color="BFBFBF"/>
-              <w:right w:val="single" w:sz="1" w:space="0" w:color="BFBFBF"/>
+              <w:top w:val="single" w:color="BFBFBF" w:sz="1" w:space="0"/>
+              <w:left w:val="single" w:color="BFBFBF" w:sz="1" w:space="0"/>
+              <w:bottom w:val="single" w:color="BFBFBF" w:sz="1" w:space="0"/>
+              <w:right w:val="single" w:color="BFBFBF" w:sz="1" w:space="0"/>
             </w:tcBorders>
             <w:shd w:val="clear" w:color="auto" w:fill="EAF0F7"/>
             <w:tcMar>
@@ -10582,10 +10574,10 @@
           <w:tcPr>
             <w:tcW w:w="1380" w:type="dxa"/>
             <w:tcBorders>
-              <w:top w:val="single" w:sz="1" w:space="0" w:color="BFBFBF"/>
-              <w:left w:val="single" w:sz="1" w:space="0" w:color="BFBFBF"/>
-              <w:bottom w:val="single" w:sz="1" w:space="0" w:color="BFBFBF"/>
-              <w:right w:val="single" w:sz="1" w:space="0" w:color="BFBFBF"/>
+              <w:top w:val="single" w:color="BFBFBF" w:sz="1" w:space="0"/>
+              <w:left w:val="single" w:color="BFBFBF" w:sz="1" w:space="0"/>
+              <w:bottom w:val="single" w:color="BFBFBF" w:sz="1" w:space="0"/>
+              <w:right w:val="single" w:color="BFBFBF" w:sz="1" w:space="0"/>
             </w:tcBorders>
             <w:shd w:val="clear" w:color="auto" w:fill="EAF0F7"/>
             <w:tcMar>
@@ -10615,10 +10607,10 @@
           <w:tcPr>
             <w:tcW w:w="1380" w:type="dxa"/>
             <w:tcBorders>
-              <w:top w:val="single" w:sz="1" w:space="0" w:color="BFBFBF"/>
-              <w:left w:val="single" w:sz="1" w:space="0" w:color="BFBFBF"/>
-              <w:bottom w:val="single" w:sz="1" w:space="0" w:color="BFBFBF"/>
-              <w:right w:val="single" w:sz="1" w:space="0" w:color="BFBFBF"/>
+              <w:top w:val="single" w:color="BFBFBF" w:sz="1" w:space="0"/>
+              <w:left w:val="single" w:color="BFBFBF" w:sz="1" w:space="0"/>
+              <w:bottom w:val="single" w:color="BFBFBF" w:sz="1" w:space="0"/>
+              <w:right w:val="single" w:color="BFBFBF" w:sz="1" w:space="0"/>
             </w:tcBorders>
             <w:shd w:val="clear" w:color="auto" w:fill="EAF0F7"/>
             <w:tcMar>
@@ -10648,10 +10640,10 @@
           <w:tcPr>
             <w:tcW w:w="1380" w:type="dxa"/>
             <w:tcBorders>
-              <w:top w:val="single" w:sz="1" w:space="0" w:color="BFBFBF"/>
-              <w:left w:val="single" w:sz="1" w:space="0" w:color="BFBFBF"/>
-              <w:bottom w:val="single" w:sz="1" w:space="0" w:color="BFBFBF"/>
-              <w:right w:val="single" w:sz="1" w:space="0" w:color="BFBFBF"/>
+              <w:top w:val="single" w:color="BFBFBF" w:sz="1" w:space="0"/>
+              <w:left w:val="single" w:color="BFBFBF" w:sz="1" w:space="0"/>
+              <w:bottom w:val="single" w:color="BFBFBF" w:sz="1" w:space="0"/>
+              <w:right w:val="single" w:color="BFBFBF" w:sz="1" w:space="0"/>
             </w:tcBorders>
             <w:shd w:val="clear" w:color="auto" w:fill="EAF0F7"/>
             <w:tcMar>
@@ -10689,10 +10681,10 @@
           <w:tcPr>
             <w:tcW w:w="2460" w:type="dxa"/>
             <w:tcBorders>
-              <w:top w:val="single" w:sz="1" w:space="0" w:color="BFBFBF"/>
-              <w:left w:val="single" w:sz="1" w:space="0" w:color="BFBFBF"/>
-              <w:bottom w:val="single" w:sz="1" w:space="0" w:color="BFBFBF"/>
-              <w:right w:val="single" w:sz="1" w:space="0" w:color="BFBFBF"/>
+              <w:top w:val="single" w:color="BFBFBF" w:sz="1" w:space="0"/>
+              <w:left w:val="single" w:color="BFBFBF" w:sz="1" w:space="0"/>
+              <w:bottom w:val="single" w:color="BFBFBF" w:sz="1" w:space="0"/>
+              <w:right w:val="single" w:color="BFBFBF" w:sz="1" w:space="0"/>
             </w:tcBorders>
             <w:shd w:val="clear" w:color="auto" w:fill="FFFFFF"/>
             <w:tcMar>
@@ -10721,10 +10713,10 @@
           <w:tcPr>
             <w:tcW w:w="1380" w:type="dxa"/>
             <w:tcBorders>
-              <w:top w:val="single" w:sz="1" w:space="0" w:color="BFBFBF"/>
-              <w:left w:val="single" w:sz="1" w:space="0" w:color="BFBFBF"/>
-              <w:bottom w:val="single" w:sz="1" w:space="0" w:color="BFBFBF"/>
-              <w:right w:val="single" w:sz="1" w:space="0" w:color="BFBFBF"/>
+              <w:top w:val="single" w:color="BFBFBF" w:sz="1" w:space="0"/>
+              <w:left w:val="single" w:color="BFBFBF" w:sz="1" w:space="0"/>
+              <w:bottom w:val="single" w:color="BFBFBF" w:sz="1" w:space="0"/>
+              <w:right w:val="single" w:color="BFBFBF" w:sz="1" w:space="0"/>
             </w:tcBorders>
             <w:shd w:val="clear" w:color="auto" w:fill="FFFFFF"/>
             <w:tcMar>
@@ -10754,10 +10746,10 @@
           <w:tcPr>
             <w:tcW w:w="1380" w:type="dxa"/>
             <w:tcBorders>
-              <w:top w:val="single" w:sz="1" w:space="0" w:color="BFBFBF"/>
-              <w:left w:val="single" w:sz="1" w:space="0" w:color="BFBFBF"/>
-              <w:bottom w:val="single" w:sz="1" w:space="0" w:color="BFBFBF"/>
-              <w:right w:val="single" w:sz="1" w:space="0" w:color="BFBFBF"/>
+              <w:top w:val="single" w:color="BFBFBF" w:sz="1" w:space="0"/>
+              <w:left w:val="single" w:color="BFBFBF" w:sz="1" w:space="0"/>
+              <w:bottom w:val="single" w:color="BFBFBF" w:sz="1" w:space="0"/>
+              <w:right w:val="single" w:color="BFBFBF" w:sz="1" w:space="0"/>
             </w:tcBorders>
             <w:shd w:val="clear" w:color="auto" w:fill="FFFFFF"/>
             <w:tcMar>
@@ -10787,10 +10779,10 @@
           <w:tcPr>
             <w:tcW w:w="1380" w:type="dxa"/>
             <w:tcBorders>
-              <w:top w:val="single" w:sz="1" w:space="0" w:color="BFBFBF"/>
-              <w:left w:val="single" w:sz="1" w:space="0" w:color="BFBFBF"/>
-              <w:bottom w:val="single" w:sz="1" w:space="0" w:color="BFBFBF"/>
-              <w:right w:val="single" w:sz="1" w:space="0" w:color="BFBFBF"/>
+              <w:top w:val="single" w:color="BFBFBF" w:sz="1" w:space="0"/>
+              <w:left w:val="single" w:color="BFBFBF" w:sz="1" w:space="0"/>
+              <w:bottom w:val="single" w:color="BFBFBF" w:sz="1" w:space="0"/>
+              <w:right w:val="single" w:color="BFBFBF" w:sz="1" w:space="0"/>
             </w:tcBorders>
             <w:shd w:val="clear" w:color="auto" w:fill="FFFFFF"/>
             <w:tcMar>
@@ -10820,10 +10812,10 @@
           <w:tcPr>
             <w:tcW w:w="1380" w:type="dxa"/>
             <w:tcBorders>
-              <w:top w:val="single" w:sz="1" w:space="0" w:color="BFBFBF"/>
-              <w:left w:val="single" w:sz="1" w:space="0" w:color="BFBFBF"/>
-              <w:bottom w:val="single" w:sz="1" w:space="0" w:color="BFBFBF"/>
-              <w:right w:val="single" w:sz="1" w:space="0" w:color="BFBFBF"/>
+              <w:top w:val="single" w:color="BFBFBF" w:sz="1" w:space="0"/>
+              <w:left w:val="single" w:color="BFBFBF" w:sz="1" w:space="0"/>
+              <w:bottom w:val="single" w:color="BFBFBF" w:sz="1" w:space="0"/>
+              <w:right w:val="single" w:color="BFBFBF" w:sz="1" w:space="0"/>
             </w:tcBorders>
             <w:shd w:val="clear" w:color="auto" w:fill="FFFFFF"/>
             <w:tcMar>
@@ -10853,10 +10845,10 @@
           <w:tcPr>
             <w:tcW w:w="1380" w:type="dxa"/>
             <w:tcBorders>
-              <w:top w:val="single" w:sz="1" w:space="0" w:color="BFBFBF"/>
-              <w:left w:val="single" w:sz="1" w:space="0" w:color="BFBFBF"/>
-              <w:bottom w:val="single" w:sz="1" w:space="0" w:color="BFBFBF"/>
-              <w:right w:val="single" w:sz="1" w:space="0" w:color="BFBFBF"/>
+              <w:top w:val="single" w:color="BFBFBF" w:sz="1" w:space="0"/>
+              <w:left w:val="single" w:color="BFBFBF" w:sz="1" w:space="0"/>
+              <w:bottom w:val="single" w:color="BFBFBF" w:sz="1" w:space="0"/>
+              <w:right w:val="single" w:color="BFBFBF" w:sz="1" w:space="0"/>
             </w:tcBorders>
             <w:shd w:val="clear" w:color="auto" w:fill="FFFFFF"/>
             <w:tcMar>
@@ -10894,10 +10886,10 @@
           <w:tcPr>
             <w:tcW w:w="2460" w:type="dxa"/>
             <w:tcBorders>
-              <w:top w:val="single" w:sz="1" w:space="0" w:color="BFBFBF"/>
-              <w:left w:val="single" w:sz="1" w:space="0" w:color="BFBFBF"/>
-              <w:bottom w:val="single" w:sz="1" w:space="0" w:color="BFBFBF"/>
-              <w:right w:val="single" w:sz="1" w:space="0" w:color="BFBFBF"/>
+              <w:top w:val="single" w:color="BFBFBF" w:sz="1" w:space="0"/>
+              <w:left w:val="single" w:color="BFBFBF" w:sz="1" w:space="0"/>
+              <w:bottom w:val="single" w:color="BFBFBF" w:sz="1" w:space="0"/>
+              <w:right w:val="single" w:color="BFBFBF" w:sz="1" w:space="0"/>
             </w:tcBorders>
             <w:shd w:val="clear" w:color="auto" w:fill="EAF0F7"/>
             <w:tcMar>
@@ -10926,10 +10918,10 @@
           <w:tcPr>
             <w:tcW w:w="1380" w:type="dxa"/>
             <w:tcBorders>
-              <w:top w:val="single" w:sz="1" w:space="0" w:color="BFBFBF"/>
-              <w:left w:val="single" w:sz="1" w:space="0" w:color="BFBFBF"/>
-              <w:bottom w:val="single" w:sz="1" w:space="0" w:color="BFBFBF"/>
-              <w:right w:val="single" w:sz="1" w:space="0" w:color="BFBFBF"/>
+              <w:top w:val="single" w:color="BFBFBF" w:sz="1" w:space="0"/>
+              <w:left w:val="single" w:color="BFBFBF" w:sz="1" w:space="0"/>
+              <w:bottom w:val="single" w:color="BFBFBF" w:sz="1" w:space="0"/>
+              <w:right w:val="single" w:color="BFBFBF" w:sz="1" w:space="0"/>
             </w:tcBorders>
             <w:shd w:val="clear" w:color="auto" w:fill="EAF0F7"/>
             <w:tcMar>
@@ -10959,10 +10951,10 @@
           <w:tcPr>
             <w:tcW w:w="1380" w:type="dxa"/>
             <w:tcBorders>
-              <w:top w:val="single" w:sz="1" w:space="0" w:color="BFBFBF"/>
-              <w:left w:val="single" w:sz="1" w:space="0" w:color="BFBFBF"/>
-              <w:bottom w:val="single" w:sz="1" w:space="0" w:color="BFBFBF"/>
-              <w:right w:val="single" w:sz="1" w:space="0" w:color="BFBFBF"/>
+              <w:top w:val="single" w:color="BFBFBF" w:sz="1" w:space="0"/>
+              <w:left w:val="single" w:color="BFBFBF" w:sz="1" w:space="0"/>
+              <w:bottom w:val="single" w:color="BFBFBF" w:sz="1" w:space="0"/>
+              <w:right w:val="single" w:color="BFBFBF" w:sz="1" w:space="0"/>
             </w:tcBorders>
             <w:shd w:val="clear" w:color="auto" w:fill="EAF0F7"/>
             <w:tcMar>
@@ -10992,10 +10984,10 @@
           <w:tcPr>
             <w:tcW w:w="1380" w:type="dxa"/>
             <w:tcBorders>
-              <w:top w:val="single" w:sz="1" w:space="0" w:color="BFBFBF"/>
-              <w:left w:val="single" w:sz="1" w:space="0" w:color="BFBFBF"/>
-              <w:bottom w:val="single" w:sz="1" w:space="0" w:color="BFBFBF"/>
-              <w:right w:val="single" w:sz="1" w:space="0" w:color="BFBFBF"/>
+              <w:top w:val="single" w:color="BFBFBF" w:sz="1" w:space="0"/>
+              <w:left w:val="single" w:color="BFBFBF" w:sz="1" w:space="0"/>
+              <w:bottom w:val="single" w:color="BFBFBF" w:sz="1" w:space="0"/>
+              <w:right w:val="single" w:color="BFBFBF" w:sz="1" w:space="0"/>
             </w:tcBorders>
             <w:shd w:val="clear" w:color="auto" w:fill="EAF0F7"/>
             <w:tcMar>
@@ -11025,10 +11017,10 @@
           <w:tcPr>
             <w:tcW w:w="1380" w:type="dxa"/>
             <w:tcBorders>
-              <w:top w:val="single" w:sz="1" w:space="0" w:color="BFBFBF"/>
-              <w:left w:val="single" w:sz="1" w:space="0" w:color="BFBFBF"/>
-              <w:bottom w:val="single" w:sz="1" w:space="0" w:color="BFBFBF"/>
-              <w:right w:val="single" w:sz="1" w:space="0" w:color="BFBFBF"/>
+              <w:top w:val="single" w:color="BFBFBF" w:sz="1" w:space="0"/>
+              <w:left w:val="single" w:color="BFBFBF" w:sz="1" w:space="0"/>
+              <w:bottom w:val="single" w:color="BFBFBF" w:sz="1" w:space="0"/>
+              <w:right w:val="single" w:color="BFBFBF" w:sz="1" w:space="0"/>
             </w:tcBorders>
             <w:shd w:val="clear" w:color="auto" w:fill="EAF0F7"/>
             <w:tcMar>
@@ -11058,10 +11050,10 @@
           <w:tcPr>
             <w:tcW w:w="1380" w:type="dxa"/>
             <w:tcBorders>
-              <w:top w:val="single" w:sz="1" w:space="0" w:color="BFBFBF"/>
-              <w:left w:val="single" w:sz="1" w:space="0" w:color="BFBFBF"/>
-              <w:bottom w:val="single" w:sz="1" w:space="0" w:color="BFBFBF"/>
-              <w:right w:val="single" w:sz="1" w:space="0" w:color="BFBFBF"/>
+              <w:top w:val="single" w:color="BFBFBF" w:sz="1" w:space="0"/>
+              <w:left w:val="single" w:color="BFBFBF" w:sz="1" w:space="0"/>
+              <w:bottom w:val="single" w:color="BFBFBF" w:sz="1" w:space="0"/>
+              <w:right w:val="single" w:color="BFBFBF" w:sz="1" w:space="0"/>
             </w:tcBorders>
             <w:shd w:val="clear" w:color="auto" w:fill="EAF0F7"/>
             <w:tcMar>
@@ -11099,10 +11091,10 @@
           <w:tcPr>
             <w:tcW w:w="2460" w:type="dxa"/>
             <w:tcBorders>
-              <w:top w:val="single" w:sz="1" w:space="0" w:color="BFBFBF"/>
-              <w:left w:val="single" w:sz="1" w:space="0" w:color="BFBFBF"/>
-              <w:bottom w:val="single" w:sz="1" w:space="0" w:color="BFBFBF"/>
-              <w:right w:val="single" w:sz="1" w:space="0" w:color="BFBFBF"/>
+              <w:top w:val="single" w:color="BFBFBF" w:sz="1" w:space="0"/>
+              <w:left w:val="single" w:color="BFBFBF" w:sz="1" w:space="0"/>
+              <w:bottom w:val="single" w:color="BFBFBF" w:sz="1" w:space="0"/>
+              <w:right w:val="single" w:color="BFBFBF" w:sz="1" w:space="0"/>
             </w:tcBorders>
             <w:shd w:val="clear" w:color="auto" w:fill="FFFFFF"/>
             <w:tcMar>
@@ -11131,10 +11123,10 @@
           <w:tcPr>
             <w:tcW w:w="1380" w:type="dxa"/>
             <w:tcBorders>
-              <w:top w:val="single" w:sz="1" w:space="0" w:color="BFBFBF"/>
-              <w:left w:val="single" w:sz="1" w:space="0" w:color="BFBFBF"/>
-              <w:bottom w:val="single" w:sz="1" w:space="0" w:color="BFBFBF"/>
-              <w:right w:val="single" w:sz="1" w:space="0" w:color="BFBFBF"/>
+              <w:top w:val="single" w:color="BFBFBF" w:sz="1" w:space="0"/>
+              <w:left w:val="single" w:color="BFBFBF" w:sz="1" w:space="0"/>
+              <w:bottom w:val="single" w:color="BFBFBF" w:sz="1" w:space="0"/>
+              <w:right w:val="single" w:color="BFBFBF" w:sz="1" w:space="0"/>
             </w:tcBorders>
             <w:shd w:val="clear" w:color="auto" w:fill="FFFFFF"/>
             <w:tcMar>
@@ -11164,10 +11156,10 @@
           <w:tcPr>
             <w:tcW w:w="1380" w:type="dxa"/>
             <w:tcBorders>
-              <w:top w:val="single" w:sz="1" w:space="0" w:color="BFBFBF"/>
-              <w:left w:val="single" w:sz="1" w:space="0" w:color="BFBFBF"/>
-              <w:bottom w:val="single" w:sz="1" w:space="0" w:color="BFBFBF"/>
-              <w:right w:val="single" w:sz="1" w:space="0" w:color="BFBFBF"/>
+              <w:top w:val="single" w:color="BFBFBF" w:sz="1" w:space="0"/>
+              <w:left w:val="single" w:color="BFBFBF" w:sz="1" w:space="0"/>
+              <w:bottom w:val="single" w:color="BFBFBF" w:sz="1" w:space="0"/>
+              <w:right w:val="single" w:color="BFBFBF" w:sz="1" w:space="0"/>
             </w:tcBorders>
             <w:shd w:val="clear" w:color="auto" w:fill="FFFFFF"/>
             <w:tcMar>
@@ -11197,10 +11189,10 @@
           <w:tcPr>
             <w:tcW w:w="1380" w:type="dxa"/>
             <w:tcBorders>
-              <w:top w:val="single" w:sz="1" w:space="0" w:color="BFBFBF"/>
-              <w:left w:val="single" w:sz="1" w:space="0" w:color="BFBFBF"/>
-              <w:bottom w:val="single" w:sz="1" w:space="0" w:color="BFBFBF"/>
-              <w:right w:val="single" w:sz="1" w:space="0" w:color="BFBFBF"/>
+              <w:top w:val="single" w:color="BFBFBF" w:sz="1" w:space="0"/>
+              <w:left w:val="single" w:color="BFBFBF" w:sz="1" w:space="0"/>
+              <w:bottom w:val="single" w:color="BFBFBF" w:sz="1" w:space="0"/>
+              <w:right w:val="single" w:color="BFBFBF" w:sz="1" w:space="0"/>
             </w:tcBorders>
             <w:shd w:val="clear" w:color="auto" w:fill="FFFFFF"/>
             <w:tcMar>
@@ -11230,10 +11222,10 @@
           <w:tcPr>
             <w:tcW w:w="1380" w:type="dxa"/>
             <w:tcBorders>
-              <w:top w:val="single" w:sz="1" w:space="0" w:color="BFBFBF"/>
-              <w:left w:val="single" w:sz="1" w:space="0" w:color="BFBFBF"/>
-              <w:bottom w:val="single" w:sz="1" w:space="0" w:color="BFBFBF"/>
-              <w:right w:val="single" w:sz="1" w:space="0" w:color="BFBFBF"/>
+              <w:top w:val="single" w:color="BFBFBF" w:sz="1" w:space="0"/>
+              <w:left w:val="single" w:color="BFBFBF" w:sz="1" w:space="0"/>
+              <w:bottom w:val="single" w:color="BFBFBF" w:sz="1" w:space="0"/>
+              <w:right w:val="single" w:color="BFBFBF" w:sz="1" w:space="0"/>
             </w:tcBorders>
             <w:shd w:val="clear" w:color="auto" w:fill="FFFFFF"/>
             <w:tcMar>
@@ -11263,10 +11255,10 @@
           <w:tcPr>
             <w:tcW w:w="1380" w:type="dxa"/>
             <w:tcBorders>
-              <w:top w:val="single" w:sz="1" w:space="0" w:color="BFBFBF"/>
-              <w:left w:val="single" w:sz="1" w:space="0" w:color="BFBFBF"/>
-              <w:bottom w:val="single" w:sz="1" w:space="0" w:color="BFBFBF"/>
-              <w:right w:val="single" w:sz="1" w:space="0" w:color="BFBFBF"/>
+              <w:top w:val="single" w:color="BFBFBF" w:sz="1" w:space="0"/>
+              <w:left w:val="single" w:color="BFBFBF" w:sz="1" w:space="0"/>
+              <w:bottom w:val="single" w:color="BFBFBF" w:sz="1" w:space="0"/>
+              <w:right w:val="single" w:color="BFBFBF" w:sz="1" w:space="0"/>
             </w:tcBorders>
             <w:shd w:val="clear" w:color="auto" w:fill="FFFFFF"/>
             <w:tcMar>
@@ -11304,10 +11296,10 @@
           <w:tcPr>
             <w:tcW w:w="2460" w:type="dxa"/>
             <w:tcBorders>
-              <w:top w:val="single" w:sz="1" w:space="0" w:color="BFBFBF"/>
-              <w:left w:val="single" w:sz="1" w:space="0" w:color="BFBFBF"/>
-              <w:bottom w:val="single" w:sz="1" w:space="0" w:color="BFBFBF"/>
-              <w:right w:val="single" w:sz="1" w:space="0" w:color="BFBFBF"/>
+              <w:top w:val="single" w:color="BFBFBF" w:sz="1" w:space="0"/>
+              <w:left w:val="single" w:color="BFBFBF" w:sz="1" w:space="0"/>
+              <w:bottom w:val="single" w:color="BFBFBF" w:sz="1" w:space="0"/>
+              <w:right w:val="single" w:color="BFBFBF" w:sz="1" w:space="0"/>
             </w:tcBorders>
             <w:shd w:val="clear" w:color="auto" w:fill="EAF0F7"/>
             <w:tcMar>
@@ -11336,10 +11328,10 @@
           <w:tcPr>
             <w:tcW w:w="1380" w:type="dxa"/>
             <w:tcBorders>
-              <w:top w:val="single" w:sz="1" w:space="0" w:color="BFBFBF"/>
-              <w:left w:val="single" w:sz="1" w:space="0" w:color="BFBFBF"/>
-              <w:bottom w:val="single" w:sz="1" w:space="0" w:color="BFBFBF"/>
-              <w:right w:val="single" w:sz="1" w:space="0" w:color="BFBFBF"/>
+              <w:top w:val="single" w:color="BFBFBF" w:sz="1" w:space="0"/>
+              <w:left w:val="single" w:color="BFBFBF" w:sz="1" w:space="0"/>
+              <w:bottom w:val="single" w:color="BFBFBF" w:sz="1" w:space="0"/>
+              <w:right w:val="single" w:color="BFBFBF" w:sz="1" w:space="0"/>
             </w:tcBorders>
             <w:shd w:val="clear" w:color="auto" w:fill="EAF0F7"/>
             <w:tcMar>
@@ -11369,10 +11361,10 @@
           <w:tcPr>
             <w:tcW w:w="1380" w:type="dxa"/>
             <w:tcBorders>
-              <w:top w:val="single" w:sz="1" w:space="0" w:color="BFBFBF"/>
-              <w:left w:val="single" w:sz="1" w:space="0" w:color="BFBFBF"/>
-              <w:bottom w:val="single" w:sz="1" w:space="0" w:color="BFBFBF"/>
-              <w:right w:val="single" w:sz="1" w:space="0" w:color="BFBFBF"/>
+              <w:top w:val="single" w:color="BFBFBF" w:sz="1" w:space="0"/>
+              <w:left w:val="single" w:color="BFBFBF" w:sz="1" w:space="0"/>
+              <w:bottom w:val="single" w:color="BFBFBF" w:sz="1" w:space="0"/>
+              <w:right w:val="single" w:color="BFBFBF" w:sz="1" w:space="0"/>
             </w:tcBorders>
             <w:shd w:val="clear" w:color="auto" w:fill="EAF0F7"/>
             <w:tcMar>
@@ -11402,10 +11394,10 @@
           <w:tcPr>
             <w:tcW w:w="1380" w:type="dxa"/>
             <w:tcBorders>
-              <w:top w:val="single" w:sz="1" w:space="0" w:color="BFBFBF"/>
-              <w:left w:val="single" w:sz="1" w:space="0" w:color="BFBFBF"/>
-              <w:bottom w:val="single" w:sz="1" w:space="0" w:color="BFBFBF"/>
-              <w:right w:val="single" w:sz="1" w:space="0" w:color="BFBFBF"/>
+              <w:top w:val="single" w:color="BFBFBF" w:sz="1" w:space="0"/>
+              <w:left w:val="single" w:color="BFBFBF" w:sz="1" w:space="0"/>
+              <w:bottom w:val="single" w:color="BFBFBF" w:sz="1" w:space="0"/>
+              <w:right w:val="single" w:color="BFBFBF" w:sz="1" w:space="0"/>
             </w:tcBorders>
             <w:shd w:val="clear" w:color="auto" w:fill="EAF0F7"/>
             <w:tcMar>
@@ -11435,10 +11427,10 @@
           <w:tcPr>
             <w:tcW w:w="1380" w:type="dxa"/>
             <w:tcBorders>
-              <w:top w:val="single" w:sz="1" w:space="0" w:color="BFBFBF"/>
-              <w:left w:val="single" w:sz="1" w:space="0" w:color="BFBFBF"/>
-              <w:bottom w:val="single" w:sz="1" w:space="0" w:color="BFBFBF"/>
-              <w:right w:val="single" w:sz="1" w:space="0" w:color="BFBFBF"/>
+              <w:top w:val="single" w:color="BFBFBF" w:sz="1" w:space="0"/>
+              <w:left w:val="single" w:color="BFBFBF" w:sz="1" w:space="0"/>
+              <w:bottom w:val="single" w:color="BFBFBF" w:sz="1" w:space="0"/>
+              <w:right w:val="single" w:color="BFBFBF" w:sz="1" w:space="0"/>
             </w:tcBorders>
             <w:shd w:val="clear" w:color="auto" w:fill="EAF0F7"/>
             <w:tcMar>
@@ -11468,10 +11460,10 @@
           <w:tcPr>
             <w:tcW w:w="1380" w:type="dxa"/>
             <w:tcBorders>
-              <w:top w:val="single" w:sz="1" w:space="0" w:color="BFBFBF"/>
-              <w:left w:val="single" w:sz="1" w:space="0" w:color="BFBFBF"/>
-              <w:bottom w:val="single" w:sz="1" w:space="0" w:color="BFBFBF"/>
-              <w:right w:val="single" w:sz="1" w:space="0" w:color="BFBFBF"/>
+              <w:top w:val="single" w:color="BFBFBF" w:sz="1" w:space="0"/>
+              <w:left w:val="single" w:color="BFBFBF" w:sz="1" w:space="0"/>
+              <w:bottom w:val="single" w:color="BFBFBF" w:sz="1" w:space="0"/>
+              <w:right w:val="single" w:color="BFBFBF" w:sz="1" w:space="0"/>
             </w:tcBorders>
             <w:shd w:val="clear" w:color="auto" w:fill="EAF0F7"/>
             <w:tcMar>
@@ -11509,10 +11501,10 @@
           <w:tcPr>
             <w:tcW w:w="2460" w:type="dxa"/>
             <w:tcBorders>
-              <w:top w:val="single" w:sz="1" w:space="0" w:color="BFBFBF"/>
-              <w:left w:val="single" w:sz="1" w:space="0" w:color="BFBFBF"/>
-              <w:bottom w:val="single" w:sz="1" w:space="0" w:color="BFBFBF"/>
-              <w:right w:val="single" w:sz="1" w:space="0" w:color="BFBFBF"/>
+              <w:top w:val="single" w:color="BFBFBF" w:sz="1" w:space="0"/>
+              <w:left w:val="single" w:color="BFBFBF" w:sz="1" w:space="0"/>
+              <w:bottom w:val="single" w:color="BFBFBF" w:sz="1" w:space="0"/>
+              <w:right w:val="single" w:color="BFBFBF" w:sz="1" w:space="0"/>
             </w:tcBorders>
             <w:shd w:val="clear" w:color="auto" w:fill="FFFFFF"/>
             <w:tcMar>
@@ -11541,10 +11533,10 @@
           <w:tcPr>
             <w:tcW w:w="1380" w:type="dxa"/>
             <w:tcBorders>
-              <w:top w:val="single" w:sz="1" w:space="0" w:color="BFBFBF"/>
-              <w:left w:val="single" w:sz="1" w:space="0" w:color="BFBFBF"/>
-              <w:bottom w:val="single" w:sz="1" w:space="0" w:color="BFBFBF"/>
-              <w:right w:val="single" w:sz="1" w:space="0" w:color="BFBFBF"/>
+              <w:top w:val="single" w:color="BFBFBF" w:sz="1" w:space="0"/>
+              <w:left w:val="single" w:color="BFBFBF" w:sz="1" w:space="0"/>
+              <w:bottom w:val="single" w:color="BFBFBF" w:sz="1" w:space="0"/>
+              <w:right w:val="single" w:color="BFBFBF" w:sz="1" w:space="0"/>
             </w:tcBorders>
             <w:shd w:val="clear" w:color="auto" w:fill="FFFFFF"/>
             <w:tcMar>
@@ -11574,10 +11566,10 @@
           <w:tcPr>
             <w:tcW w:w="1380" w:type="dxa"/>
             <w:tcBorders>
-              <w:top w:val="single" w:sz="1" w:space="0" w:color="BFBFBF"/>
-              <w:left w:val="single" w:sz="1" w:space="0" w:color="BFBFBF"/>
-              <w:bottom w:val="single" w:sz="1" w:space="0" w:color="BFBFBF"/>
-              <w:right w:val="single" w:sz="1" w:space="0" w:color="BFBFBF"/>
+              <w:top w:val="single" w:color="BFBFBF" w:sz="1" w:space="0"/>
+              <w:left w:val="single" w:color="BFBFBF" w:sz="1" w:space="0"/>
+              <w:bottom w:val="single" w:color="BFBFBF" w:sz="1" w:space="0"/>
+              <w:right w:val="single" w:color="BFBFBF" w:sz="1" w:space="0"/>
             </w:tcBorders>
             <w:shd w:val="clear" w:color="auto" w:fill="FFFFFF"/>
             <w:tcMar>
@@ -11607,10 +11599,10 @@
           <w:tcPr>
             <w:tcW w:w="1380" w:type="dxa"/>
             <w:tcBorders>
-              <w:top w:val="single" w:sz="1" w:space="0" w:color="BFBFBF"/>
-              <w:left w:val="single" w:sz="1" w:space="0" w:color="BFBFBF"/>
-              <w:bottom w:val="single" w:sz="1" w:space="0" w:color="BFBFBF"/>
-              <w:right w:val="single" w:sz="1" w:space="0" w:color="BFBFBF"/>
+              <w:top w:val="single" w:color="BFBFBF" w:sz="1" w:space="0"/>
+              <w:left w:val="single" w:color="BFBFBF" w:sz="1" w:space="0"/>
+              <w:bottom w:val="single" w:color="BFBFBF" w:sz="1" w:space="0"/>
+              <w:right w:val="single" w:color="BFBFBF" w:sz="1" w:space="0"/>
             </w:tcBorders>
             <w:shd w:val="clear" w:color="auto" w:fill="FFFFFF"/>
             <w:tcMar>
@@ -11640,10 +11632,10 @@
           <w:tcPr>
             <w:tcW w:w="1380" w:type="dxa"/>
             <w:tcBorders>
-              <w:top w:val="single" w:sz="1" w:space="0" w:color="BFBFBF"/>
-              <w:left w:val="single" w:sz="1" w:space="0" w:color="BFBFBF"/>
-              <w:bottom w:val="single" w:sz="1" w:space="0" w:color="BFBFBF"/>
-              <w:right w:val="single" w:sz="1" w:space="0" w:color="BFBFBF"/>
+              <w:top w:val="single" w:color="BFBFBF" w:sz="1" w:space="0"/>
+              <w:left w:val="single" w:color="BFBFBF" w:sz="1" w:space="0"/>
+              <w:bottom w:val="single" w:color="BFBFBF" w:sz="1" w:space="0"/>
+              <w:right w:val="single" w:color="BFBFBF" w:sz="1" w:space="0"/>
             </w:tcBorders>
             <w:shd w:val="clear" w:color="auto" w:fill="FFFFFF"/>
             <w:tcMar>
@@ -11673,10 +11665,10 @@
           <w:tcPr>
             <w:tcW w:w="1380" w:type="dxa"/>
             <w:tcBorders>
-              <w:top w:val="single" w:sz="1" w:space="0" w:color="BFBFBF"/>
-              <w:left w:val="single" w:sz="1" w:space="0" w:color="BFBFBF"/>
-              <w:bottom w:val="single" w:sz="1" w:space="0" w:color="BFBFBF"/>
-              <w:right w:val="single" w:sz="1" w:space="0" w:color="BFBFBF"/>
+              <w:top w:val="single" w:color="BFBFBF" w:sz="1" w:space="0"/>
+              <w:left w:val="single" w:color="BFBFBF" w:sz="1" w:space="0"/>
+              <w:bottom w:val="single" w:color="BFBFBF" w:sz="1" w:space="0"/>
+              <w:right w:val="single" w:color="BFBFBF" w:sz="1" w:space="0"/>
             </w:tcBorders>
             <w:shd w:val="clear" w:color="auto" w:fill="FFFFFF"/>
             <w:tcMar>
@@ -11714,10 +11706,10 @@
           <w:tcPr>
             <w:tcW w:w="2460" w:type="dxa"/>
             <w:tcBorders>
-              <w:top w:val="single" w:sz="1" w:space="0" w:color="BFBFBF"/>
-              <w:left w:val="single" w:sz="1" w:space="0" w:color="BFBFBF"/>
-              <w:bottom w:val="single" w:sz="1" w:space="0" w:color="BFBFBF"/>
-              <w:right w:val="single" w:sz="1" w:space="0" w:color="BFBFBF"/>
+              <w:top w:val="single" w:color="BFBFBF" w:sz="1" w:space="0"/>
+              <w:left w:val="single" w:color="BFBFBF" w:sz="1" w:space="0"/>
+              <w:bottom w:val="single" w:color="BFBFBF" w:sz="1" w:space="0"/>
+              <w:right w:val="single" w:color="BFBFBF" w:sz="1" w:space="0"/>
             </w:tcBorders>
             <w:shd w:val="clear" w:color="auto" w:fill="EAF0F7"/>
             <w:tcMar>
@@ -11746,10 +11738,10 @@
           <w:tcPr>
             <w:tcW w:w="1380" w:type="dxa"/>
             <w:tcBorders>
-              <w:top w:val="single" w:sz="1" w:space="0" w:color="BFBFBF"/>
-              <w:left w:val="single" w:sz="1" w:space="0" w:color="BFBFBF"/>
-              <w:bottom w:val="single" w:sz="1" w:space="0" w:color="BFBFBF"/>
-              <w:right w:val="single" w:sz="1" w:space="0" w:color="BFBFBF"/>
+              <w:top w:val="single" w:color="BFBFBF" w:sz="1" w:space="0"/>
+              <w:left w:val="single" w:color="BFBFBF" w:sz="1" w:space="0"/>
+              <w:bottom w:val="single" w:color="BFBFBF" w:sz="1" w:space="0"/>
+              <w:right w:val="single" w:color="BFBFBF" w:sz="1" w:space="0"/>
             </w:tcBorders>
             <w:shd w:val="clear" w:color="auto" w:fill="EAF0F7"/>
             <w:tcMar>
@@ -11779,10 +11771,10 @@
           <w:tcPr>
             <w:tcW w:w="1380" w:type="dxa"/>
             <w:tcBorders>
-              <w:top w:val="single" w:sz="1" w:space="0" w:color="BFBFBF"/>
-              <w:left w:val="single" w:sz="1" w:space="0" w:color="BFBFBF"/>
-              <w:bottom w:val="single" w:sz="1" w:space="0" w:color="BFBFBF"/>
-              <w:right w:val="single" w:sz="1" w:space="0" w:color="BFBFBF"/>
+              <w:top w:val="single" w:color="BFBFBF" w:sz="1" w:space="0"/>
+              <w:left w:val="single" w:color="BFBFBF" w:sz="1" w:space="0"/>
+              <w:bottom w:val="single" w:color="BFBFBF" w:sz="1" w:space="0"/>
+              <w:right w:val="single" w:color="BFBFBF" w:sz="1" w:space="0"/>
             </w:tcBorders>
             <w:shd w:val="clear" w:color="auto" w:fill="EAF0F7"/>
             <w:tcMar>
@@ -11812,10 +11804,10 @@
           <w:tcPr>
             <w:tcW w:w="1380" w:type="dxa"/>
             <w:tcBorders>
-              <w:top w:val="single" w:sz="1" w:space="0" w:color="BFBFBF"/>
-              <w:left w:val="single" w:sz="1" w:space="0" w:color="BFBFBF"/>
-              <w:bottom w:val="single" w:sz="1" w:space="0" w:color="BFBFBF"/>
-              <w:right w:val="single" w:sz="1" w:space="0" w:color="BFBFBF"/>
+              <w:top w:val="single" w:color="BFBFBF" w:sz="1" w:space="0"/>
+              <w:left w:val="single" w:color="BFBFBF" w:sz="1" w:space="0"/>
+              <w:bottom w:val="single" w:color="BFBFBF" w:sz="1" w:space="0"/>
+              <w:right w:val="single" w:color="BFBFBF" w:sz="1" w:space="0"/>
             </w:tcBorders>
             <w:shd w:val="clear" w:color="auto" w:fill="EAF0F7"/>
             <w:tcMar>
@@ -11845,10 +11837,10 @@
           <w:tcPr>
             <w:tcW w:w="1380" w:type="dxa"/>
             <w:tcBorders>
-              <w:top w:val="single" w:sz="1" w:space="0" w:color="BFBFBF"/>
-              <w:left w:val="single" w:sz="1" w:space="0" w:color="BFBFBF"/>
-              <w:bottom w:val="single" w:sz="1" w:space="0" w:color="BFBFBF"/>
-              <w:right w:val="single" w:sz="1" w:space="0" w:color="BFBFBF"/>
+              <w:top w:val="single" w:color="BFBFBF" w:sz="1" w:space="0"/>
+              <w:left w:val="single" w:color="BFBFBF" w:sz="1" w:space="0"/>
+              <w:bottom w:val="single" w:color="BFBFBF" w:sz="1" w:space="0"/>
+              <w:right w:val="single" w:color="BFBFBF" w:sz="1" w:space="0"/>
             </w:tcBorders>
             <w:shd w:val="clear" w:color="auto" w:fill="EAF0F7"/>
             <w:tcMar>
@@ -11878,10 +11870,10 @@
           <w:tcPr>
             <w:tcW w:w="1380" w:type="dxa"/>
             <w:tcBorders>
-              <w:top w:val="single" w:sz="1" w:space="0" w:color="BFBFBF"/>
-              <w:left w:val="single" w:sz="1" w:space="0" w:color="BFBFBF"/>
-              <w:bottom w:val="single" w:sz="1" w:space="0" w:color="BFBFBF"/>
-              <w:right w:val="single" w:sz="1" w:space="0" w:color="BFBFBF"/>
+              <w:top w:val="single" w:color="BFBFBF" w:sz="1" w:space="0"/>
+              <w:left w:val="single" w:color="BFBFBF" w:sz="1" w:space="0"/>
+              <w:bottom w:val="single" w:color="BFBFBF" w:sz="1" w:space="0"/>
+              <w:right w:val="single" w:color="BFBFBF" w:sz="1" w:space="0"/>
             </w:tcBorders>
             <w:shd w:val="clear" w:color="auto" w:fill="EAF0F7"/>
             <w:tcMar>
@@ -11921,8 +11913,8 @@
           <w:szCs w:val="18"/>
         </w:rPr>
       </w:pPr>
-      <w:bookmarkStart w:id="20" w:name="_Toc233107166"/>
-      <w:bookmarkStart w:id="21" w:name="_Toc233107420"/>
+      <w:bookmarkStart w:name="_Toc233107166" w:id="20"/>
+      <w:bookmarkStart w:name="_Toc233107420" w:id="21"/>
       <w:r>
         <w:rPr>
           <w:i/>
@@ -12015,9 +12007,8 @@
       <w:pPr>
         <w:pStyle w:val="Ttulo2"/>
       </w:pPr>
-      <w:bookmarkStart w:id="22" w:name="_Toc233109763"/>
-      <w:r>
-        <w:lastRenderedPageBreak/>
+      <w:bookmarkStart w:name="_Toc233109763" w:id="22"/>
+      <w:r>
         <w:t>2.5 Detecção de outliers (método IQR)</w:t>
       </w:r>
       <w:bookmarkEnd w:id="22"/>
@@ -12043,12 +12034,12 @@
       <w:tblPr>
         <w:tblW w:w="9360" w:type="dxa"/>
         <w:tblBorders>
-          <w:top w:val="single" w:sz="4" w:space="0" w:color="auto"/>
-          <w:left w:val="single" w:sz="4" w:space="0" w:color="auto"/>
-          <w:bottom w:val="single" w:sz="4" w:space="0" w:color="auto"/>
-          <w:right w:val="single" w:sz="4" w:space="0" w:color="auto"/>
-          <w:insideH w:val="single" w:sz="4" w:space="0" w:color="auto"/>
-          <w:insideV w:val="single" w:sz="4" w:space="0" w:color="auto"/>
+          <w:top w:val="single" w:color="auto" w:sz="4" w:space="0"/>
+          <w:left w:val="single" w:color="auto" w:sz="4" w:space="0"/>
+          <w:bottom w:val="single" w:color="auto" w:sz="4" w:space="0"/>
+          <w:right w:val="single" w:color="auto" w:sz="4" w:space="0"/>
+          <w:insideH w:val="single" w:color="auto" w:sz="4" w:space="0"/>
+          <w:insideV w:val="single" w:color="auto" w:sz="4" w:space="0"/>
         </w:tblBorders>
         <w:tblCellMar>
           <w:left w:w="10" w:type="dxa"/>
@@ -12075,10 +12066,10 @@
           <w:tcPr>
             <w:tcW w:w="5760" w:type="dxa"/>
             <w:tcBorders>
-              <w:top w:val="single" w:sz="1" w:space="0" w:color="BFBFBF"/>
-              <w:left w:val="single" w:sz="1" w:space="0" w:color="BFBFBF"/>
-              <w:bottom w:val="single" w:sz="1" w:space="0" w:color="BFBFBF"/>
-              <w:right w:val="single" w:sz="1" w:space="0" w:color="BFBFBF"/>
+              <w:top w:val="single" w:color="BFBFBF" w:sz="1" w:space="0"/>
+              <w:left w:val="single" w:color="BFBFBF" w:sz="1" w:space="0"/>
+              <w:bottom w:val="single" w:color="BFBFBF" w:sz="1" w:space="0"/>
+              <w:right w:val="single" w:color="BFBFBF" w:sz="1" w:space="0"/>
             </w:tcBorders>
             <w:shd w:val="clear" w:color="auto" w:fill="2F5496"/>
             <w:tcMar>
@@ -12109,10 +12100,10 @@
           <w:tcPr>
             <w:tcW w:w="1800" w:type="dxa"/>
             <w:tcBorders>
-              <w:top w:val="single" w:sz="1" w:space="0" w:color="BFBFBF"/>
-              <w:left w:val="single" w:sz="1" w:space="0" w:color="BFBFBF"/>
-              <w:bottom w:val="single" w:sz="1" w:space="0" w:color="BFBFBF"/>
-              <w:right w:val="single" w:sz="1" w:space="0" w:color="BFBFBF"/>
+              <w:top w:val="single" w:color="BFBFBF" w:sz="1" w:space="0"/>
+              <w:left w:val="single" w:color="BFBFBF" w:sz="1" w:space="0"/>
+              <w:bottom w:val="single" w:color="BFBFBF" w:sz="1" w:space="0"/>
+              <w:right w:val="single" w:color="BFBFBF" w:sz="1" w:space="0"/>
             </w:tcBorders>
             <w:shd w:val="clear" w:color="auto" w:fill="2F5496"/>
             <w:tcMar>
@@ -12144,10 +12135,10 @@
           <w:tcPr>
             <w:tcW w:w="1800" w:type="dxa"/>
             <w:tcBorders>
-              <w:top w:val="single" w:sz="1" w:space="0" w:color="BFBFBF"/>
-              <w:left w:val="single" w:sz="1" w:space="0" w:color="BFBFBF"/>
-              <w:bottom w:val="single" w:sz="1" w:space="0" w:color="BFBFBF"/>
-              <w:right w:val="single" w:sz="1" w:space="0" w:color="BFBFBF"/>
+              <w:top w:val="single" w:color="BFBFBF" w:sz="1" w:space="0"/>
+              <w:left w:val="single" w:color="BFBFBF" w:sz="1" w:space="0"/>
+              <w:bottom w:val="single" w:color="BFBFBF" w:sz="1" w:space="0"/>
+              <w:right w:val="single" w:color="BFBFBF" w:sz="1" w:space="0"/>
             </w:tcBorders>
             <w:shd w:val="clear" w:color="auto" w:fill="2F5496"/>
             <w:tcMar>
@@ -12187,10 +12178,10 @@
           <w:tcPr>
             <w:tcW w:w="5760" w:type="dxa"/>
             <w:tcBorders>
-              <w:top w:val="single" w:sz="1" w:space="0" w:color="BFBFBF"/>
-              <w:left w:val="single" w:sz="1" w:space="0" w:color="BFBFBF"/>
-              <w:bottom w:val="single" w:sz="1" w:space="0" w:color="BFBFBF"/>
-              <w:right w:val="single" w:sz="1" w:space="0" w:color="BFBFBF"/>
+              <w:top w:val="single" w:color="BFBFBF" w:sz="1" w:space="0"/>
+              <w:left w:val="single" w:color="BFBFBF" w:sz="1" w:space="0"/>
+              <w:bottom w:val="single" w:color="BFBFBF" w:sz="1" w:space="0"/>
+              <w:right w:val="single" w:color="BFBFBF" w:sz="1" w:space="0"/>
             </w:tcBorders>
             <w:shd w:val="clear" w:color="auto" w:fill="FFFFFF"/>
             <w:tcMar>
@@ -12219,10 +12210,10 @@
           <w:tcPr>
             <w:tcW w:w="1800" w:type="dxa"/>
             <w:tcBorders>
-              <w:top w:val="single" w:sz="1" w:space="0" w:color="BFBFBF"/>
-              <w:left w:val="single" w:sz="1" w:space="0" w:color="BFBFBF"/>
-              <w:bottom w:val="single" w:sz="1" w:space="0" w:color="BFBFBF"/>
-              <w:right w:val="single" w:sz="1" w:space="0" w:color="BFBFBF"/>
+              <w:top w:val="single" w:color="BFBFBF" w:sz="1" w:space="0"/>
+              <w:left w:val="single" w:color="BFBFBF" w:sz="1" w:space="0"/>
+              <w:bottom w:val="single" w:color="BFBFBF" w:sz="1" w:space="0"/>
+              <w:right w:val="single" w:color="BFBFBF" w:sz="1" w:space="0"/>
             </w:tcBorders>
             <w:shd w:val="clear" w:color="auto" w:fill="FFFFFF"/>
             <w:tcMar>
@@ -12252,10 +12243,10 @@
           <w:tcPr>
             <w:tcW w:w="1800" w:type="dxa"/>
             <w:tcBorders>
-              <w:top w:val="single" w:sz="1" w:space="0" w:color="BFBFBF"/>
-              <w:left w:val="single" w:sz="1" w:space="0" w:color="BFBFBF"/>
-              <w:bottom w:val="single" w:sz="1" w:space="0" w:color="BFBFBF"/>
-              <w:right w:val="single" w:sz="1" w:space="0" w:color="BFBFBF"/>
+              <w:top w:val="single" w:color="BFBFBF" w:sz="1" w:space="0"/>
+              <w:left w:val="single" w:color="BFBFBF" w:sz="1" w:space="0"/>
+              <w:bottom w:val="single" w:color="BFBFBF" w:sz="1" w:space="0"/>
+              <w:right w:val="single" w:color="BFBFBF" w:sz="1" w:space="0"/>
             </w:tcBorders>
             <w:shd w:val="clear" w:color="auto" w:fill="FFFFFF"/>
             <w:tcMar>
@@ -12293,10 +12284,10 @@
           <w:tcPr>
             <w:tcW w:w="5760" w:type="dxa"/>
             <w:tcBorders>
-              <w:top w:val="single" w:sz="1" w:space="0" w:color="BFBFBF"/>
-              <w:left w:val="single" w:sz="1" w:space="0" w:color="BFBFBF"/>
-              <w:bottom w:val="single" w:sz="1" w:space="0" w:color="BFBFBF"/>
-              <w:right w:val="single" w:sz="1" w:space="0" w:color="BFBFBF"/>
+              <w:top w:val="single" w:color="BFBFBF" w:sz="1" w:space="0"/>
+              <w:left w:val="single" w:color="BFBFBF" w:sz="1" w:space="0"/>
+              <w:bottom w:val="single" w:color="BFBFBF" w:sz="1" w:space="0"/>
+              <w:right w:val="single" w:color="BFBFBF" w:sz="1" w:space="0"/>
             </w:tcBorders>
             <w:shd w:val="clear" w:color="auto" w:fill="EAF0F7"/>
             <w:tcMar>
@@ -12325,10 +12316,10 @@
           <w:tcPr>
             <w:tcW w:w="1800" w:type="dxa"/>
             <w:tcBorders>
-              <w:top w:val="single" w:sz="1" w:space="0" w:color="BFBFBF"/>
-              <w:left w:val="single" w:sz="1" w:space="0" w:color="BFBFBF"/>
-              <w:bottom w:val="single" w:sz="1" w:space="0" w:color="BFBFBF"/>
-              <w:right w:val="single" w:sz="1" w:space="0" w:color="BFBFBF"/>
+              <w:top w:val="single" w:color="BFBFBF" w:sz="1" w:space="0"/>
+              <w:left w:val="single" w:color="BFBFBF" w:sz="1" w:space="0"/>
+              <w:bottom w:val="single" w:color="BFBFBF" w:sz="1" w:space="0"/>
+              <w:right w:val="single" w:color="BFBFBF" w:sz="1" w:space="0"/>
             </w:tcBorders>
             <w:shd w:val="clear" w:color="auto" w:fill="EAF0F7"/>
             <w:tcMar>
@@ -12358,10 +12349,10 @@
           <w:tcPr>
             <w:tcW w:w="1800" w:type="dxa"/>
             <w:tcBorders>
-              <w:top w:val="single" w:sz="1" w:space="0" w:color="BFBFBF"/>
-              <w:left w:val="single" w:sz="1" w:space="0" w:color="BFBFBF"/>
-              <w:bottom w:val="single" w:sz="1" w:space="0" w:color="BFBFBF"/>
-              <w:right w:val="single" w:sz="1" w:space="0" w:color="BFBFBF"/>
+              <w:top w:val="single" w:color="BFBFBF" w:sz="1" w:space="0"/>
+              <w:left w:val="single" w:color="BFBFBF" w:sz="1" w:space="0"/>
+              <w:bottom w:val="single" w:color="BFBFBF" w:sz="1" w:space="0"/>
+              <w:right w:val="single" w:color="BFBFBF" w:sz="1" w:space="0"/>
             </w:tcBorders>
             <w:shd w:val="clear" w:color="auto" w:fill="EAF0F7"/>
             <w:tcMar>
@@ -12399,10 +12390,10 @@
           <w:tcPr>
             <w:tcW w:w="5760" w:type="dxa"/>
             <w:tcBorders>
-              <w:top w:val="single" w:sz="1" w:space="0" w:color="BFBFBF"/>
-              <w:left w:val="single" w:sz="1" w:space="0" w:color="BFBFBF"/>
-              <w:bottom w:val="single" w:sz="1" w:space="0" w:color="BFBFBF"/>
-              <w:right w:val="single" w:sz="1" w:space="0" w:color="BFBFBF"/>
+              <w:top w:val="single" w:color="BFBFBF" w:sz="1" w:space="0"/>
+              <w:left w:val="single" w:color="BFBFBF" w:sz="1" w:space="0"/>
+              <w:bottom w:val="single" w:color="BFBFBF" w:sz="1" w:space="0"/>
+              <w:right w:val="single" w:color="BFBFBF" w:sz="1" w:space="0"/>
             </w:tcBorders>
             <w:shd w:val="clear" w:color="auto" w:fill="FFFFFF"/>
             <w:tcMar>
@@ -12431,10 +12422,10 @@
           <w:tcPr>
             <w:tcW w:w="1800" w:type="dxa"/>
             <w:tcBorders>
-              <w:top w:val="single" w:sz="1" w:space="0" w:color="BFBFBF"/>
-              <w:left w:val="single" w:sz="1" w:space="0" w:color="BFBFBF"/>
-              <w:bottom w:val="single" w:sz="1" w:space="0" w:color="BFBFBF"/>
-              <w:right w:val="single" w:sz="1" w:space="0" w:color="BFBFBF"/>
+              <w:top w:val="single" w:color="BFBFBF" w:sz="1" w:space="0"/>
+              <w:left w:val="single" w:color="BFBFBF" w:sz="1" w:space="0"/>
+              <w:bottom w:val="single" w:color="BFBFBF" w:sz="1" w:space="0"/>
+              <w:right w:val="single" w:color="BFBFBF" w:sz="1" w:space="0"/>
             </w:tcBorders>
             <w:shd w:val="clear" w:color="auto" w:fill="FFFFFF"/>
             <w:tcMar>
@@ -12464,10 +12455,10 @@
           <w:tcPr>
             <w:tcW w:w="1800" w:type="dxa"/>
             <w:tcBorders>
-              <w:top w:val="single" w:sz="1" w:space="0" w:color="BFBFBF"/>
-              <w:left w:val="single" w:sz="1" w:space="0" w:color="BFBFBF"/>
-              <w:bottom w:val="single" w:sz="1" w:space="0" w:color="BFBFBF"/>
-              <w:right w:val="single" w:sz="1" w:space="0" w:color="BFBFBF"/>
+              <w:top w:val="single" w:color="BFBFBF" w:sz="1" w:space="0"/>
+              <w:left w:val="single" w:color="BFBFBF" w:sz="1" w:space="0"/>
+              <w:bottom w:val="single" w:color="BFBFBF" w:sz="1" w:space="0"/>
+              <w:right w:val="single" w:color="BFBFBF" w:sz="1" w:space="0"/>
             </w:tcBorders>
             <w:shd w:val="clear" w:color="auto" w:fill="FFFFFF"/>
             <w:tcMar>
@@ -12505,10 +12496,10 @@
           <w:tcPr>
             <w:tcW w:w="5760" w:type="dxa"/>
             <w:tcBorders>
-              <w:top w:val="single" w:sz="1" w:space="0" w:color="BFBFBF"/>
-              <w:left w:val="single" w:sz="1" w:space="0" w:color="BFBFBF"/>
-              <w:bottom w:val="single" w:sz="1" w:space="0" w:color="BFBFBF"/>
-              <w:right w:val="single" w:sz="1" w:space="0" w:color="BFBFBF"/>
+              <w:top w:val="single" w:color="BFBFBF" w:sz="1" w:space="0"/>
+              <w:left w:val="single" w:color="BFBFBF" w:sz="1" w:space="0"/>
+              <w:bottom w:val="single" w:color="BFBFBF" w:sz="1" w:space="0"/>
+              <w:right w:val="single" w:color="BFBFBF" w:sz="1" w:space="0"/>
             </w:tcBorders>
             <w:shd w:val="clear" w:color="auto" w:fill="EAF0F7"/>
             <w:tcMar>
@@ -12537,10 +12528,10 @@
           <w:tcPr>
             <w:tcW w:w="1800" w:type="dxa"/>
             <w:tcBorders>
-              <w:top w:val="single" w:sz="1" w:space="0" w:color="BFBFBF"/>
-              <w:left w:val="single" w:sz="1" w:space="0" w:color="BFBFBF"/>
-              <w:bottom w:val="single" w:sz="1" w:space="0" w:color="BFBFBF"/>
-              <w:right w:val="single" w:sz="1" w:space="0" w:color="BFBFBF"/>
+              <w:top w:val="single" w:color="BFBFBF" w:sz="1" w:space="0"/>
+              <w:left w:val="single" w:color="BFBFBF" w:sz="1" w:space="0"/>
+              <w:bottom w:val="single" w:color="BFBFBF" w:sz="1" w:space="0"/>
+              <w:right w:val="single" w:color="BFBFBF" w:sz="1" w:space="0"/>
             </w:tcBorders>
             <w:shd w:val="clear" w:color="auto" w:fill="EAF0F7"/>
             <w:tcMar>
@@ -12570,10 +12561,10 @@
           <w:tcPr>
             <w:tcW w:w="1800" w:type="dxa"/>
             <w:tcBorders>
-              <w:top w:val="single" w:sz="1" w:space="0" w:color="BFBFBF"/>
-              <w:left w:val="single" w:sz="1" w:space="0" w:color="BFBFBF"/>
-              <w:bottom w:val="single" w:sz="1" w:space="0" w:color="BFBFBF"/>
-              <w:right w:val="single" w:sz="1" w:space="0" w:color="BFBFBF"/>
+              <w:top w:val="single" w:color="BFBFBF" w:sz="1" w:space="0"/>
+              <w:left w:val="single" w:color="BFBFBF" w:sz="1" w:space="0"/>
+              <w:bottom w:val="single" w:color="BFBFBF" w:sz="1" w:space="0"/>
+              <w:right w:val="single" w:color="BFBFBF" w:sz="1" w:space="0"/>
             </w:tcBorders>
             <w:shd w:val="clear" w:color="auto" w:fill="EAF0F7"/>
             <w:tcMar>
@@ -12611,10 +12602,10 @@
           <w:tcPr>
             <w:tcW w:w="5760" w:type="dxa"/>
             <w:tcBorders>
-              <w:top w:val="single" w:sz="1" w:space="0" w:color="BFBFBF"/>
-              <w:left w:val="single" w:sz="1" w:space="0" w:color="BFBFBF"/>
-              <w:bottom w:val="single" w:sz="1" w:space="0" w:color="BFBFBF"/>
-              <w:right w:val="single" w:sz="1" w:space="0" w:color="BFBFBF"/>
+              <w:top w:val="single" w:color="BFBFBF" w:sz="1" w:space="0"/>
+              <w:left w:val="single" w:color="BFBFBF" w:sz="1" w:space="0"/>
+              <w:bottom w:val="single" w:color="BFBFBF" w:sz="1" w:space="0"/>
+              <w:right w:val="single" w:color="BFBFBF" w:sz="1" w:space="0"/>
             </w:tcBorders>
             <w:shd w:val="clear" w:color="auto" w:fill="FFFFFF"/>
             <w:tcMar>
@@ -12643,10 +12634,10 @@
           <w:tcPr>
             <w:tcW w:w="1800" w:type="dxa"/>
             <w:tcBorders>
-              <w:top w:val="single" w:sz="1" w:space="0" w:color="BFBFBF"/>
-              <w:left w:val="single" w:sz="1" w:space="0" w:color="BFBFBF"/>
-              <w:bottom w:val="single" w:sz="1" w:space="0" w:color="BFBFBF"/>
-              <w:right w:val="single" w:sz="1" w:space="0" w:color="BFBFBF"/>
+              <w:top w:val="single" w:color="BFBFBF" w:sz="1" w:space="0"/>
+              <w:left w:val="single" w:color="BFBFBF" w:sz="1" w:space="0"/>
+              <w:bottom w:val="single" w:color="BFBFBF" w:sz="1" w:space="0"/>
+              <w:right w:val="single" w:color="BFBFBF" w:sz="1" w:space="0"/>
             </w:tcBorders>
             <w:shd w:val="clear" w:color="auto" w:fill="FFFFFF"/>
             <w:tcMar>
@@ -12676,10 +12667,10 @@
           <w:tcPr>
             <w:tcW w:w="1800" w:type="dxa"/>
             <w:tcBorders>
-              <w:top w:val="single" w:sz="1" w:space="0" w:color="BFBFBF"/>
-              <w:left w:val="single" w:sz="1" w:space="0" w:color="BFBFBF"/>
-              <w:bottom w:val="single" w:sz="1" w:space="0" w:color="BFBFBF"/>
-              <w:right w:val="single" w:sz="1" w:space="0" w:color="BFBFBF"/>
+              <w:top w:val="single" w:color="BFBFBF" w:sz="1" w:space="0"/>
+              <w:left w:val="single" w:color="BFBFBF" w:sz="1" w:space="0"/>
+              <w:bottom w:val="single" w:color="BFBFBF" w:sz="1" w:space="0"/>
+              <w:right w:val="single" w:color="BFBFBF" w:sz="1" w:space="0"/>
             </w:tcBorders>
             <w:shd w:val="clear" w:color="auto" w:fill="FFFFFF"/>
             <w:tcMar>
@@ -12717,10 +12708,10 @@
           <w:tcPr>
             <w:tcW w:w="5760" w:type="dxa"/>
             <w:tcBorders>
-              <w:top w:val="single" w:sz="1" w:space="0" w:color="BFBFBF"/>
-              <w:left w:val="single" w:sz="1" w:space="0" w:color="BFBFBF"/>
-              <w:bottom w:val="single" w:sz="1" w:space="0" w:color="BFBFBF"/>
-              <w:right w:val="single" w:sz="1" w:space="0" w:color="BFBFBF"/>
+              <w:top w:val="single" w:color="BFBFBF" w:sz="1" w:space="0"/>
+              <w:left w:val="single" w:color="BFBFBF" w:sz="1" w:space="0"/>
+              <w:bottom w:val="single" w:color="BFBFBF" w:sz="1" w:space="0"/>
+              <w:right w:val="single" w:color="BFBFBF" w:sz="1" w:space="0"/>
             </w:tcBorders>
             <w:shd w:val="clear" w:color="auto" w:fill="EAF0F7"/>
             <w:tcMar>
@@ -12749,10 +12740,10 @@
           <w:tcPr>
             <w:tcW w:w="1800" w:type="dxa"/>
             <w:tcBorders>
-              <w:top w:val="single" w:sz="1" w:space="0" w:color="BFBFBF"/>
-              <w:left w:val="single" w:sz="1" w:space="0" w:color="BFBFBF"/>
-              <w:bottom w:val="single" w:sz="1" w:space="0" w:color="BFBFBF"/>
-              <w:right w:val="single" w:sz="1" w:space="0" w:color="BFBFBF"/>
+              <w:top w:val="single" w:color="BFBFBF" w:sz="1" w:space="0"/>
+              <w:left w:val="single" w:color="BFBFBF" w:sz="1" w:space="0"/>
+              <w:bottom w:val="single" w:color="BFBFBF" w:sz="1" w:space="0"/>
+              <w:right w:val="single" w:color="BFBFBF" w:sz="1" w:space="0"/>
             </w:tcBorders>
             <w:shd w:val="clear" w:color="auto" w:fill="EAF0F7"/>
             <w:tcMar>
@@ -12782,10 +12773,10 @@
           <w:tcPr>
             <w:tcW w:w="1800" w:type="dxa"/>
             <w:tcBorders>
-              <w:top w:val="single" w:sz="1" w:space="0" w:color="BFBFBF"/>
-              <w:left w:val="single" w:sz="1" w:space="0" w:color="BFBFBF"/>
-              <w:bottom w:val="single" w:sz="1" w:space="0" w:color="BFBFBF"/>
-              <w:right w:val="single" w:sz="1" w:space="0" w:color="BFBFBF"/>
+              <w:top w:val="single" w:color="BFBFBF" w:sz="1" w:space="0"/>
+              <w:left w:val="single" w:color="BFBFBF" w:sz="1" w:space="0"/>
+              <w:bottom w:val="single" w:color="BFBFBF" w:sz="1" w:space="0"/>
+              <w:right w:val="single" w:color="BFBFBF" w:sz="1" w:space="0"/>
             </w:tcBorders>
             <w:shd w:val="clear" w:color="auto" w:fill="EAF0F7"/>
             <w:tcMar>
@@ -12823,10 +12814,10 @@
           <w:tcPr>
             <w:tcW w:w="5760" w:type="dxa"/>
             <w:tcBorders>
-              <w:top w:val="single" w:sz="1" w:space="0" w:color="BFBFBF"/>
-              <w:left w:val="single" w:sz="1" w:space="0" w:color="BFBFBF"/>
-              <w:bottom w:val="single" w:sz="1" w:space="0" w:color="BFBFBF"/>
-              <w:right w:val="single" w:sz="1" w:space="0" w:color="BFBFBF"/>
+              <w:top w:val="single" w:color="BFBFBF" w:sz="1" w:space="0"/>
+              <w:left w:val="single" w:color="BFBFBF" w:sz="1" w:space="0"/>
+              <w:bottom w:val="single" w:color="BFBFBF" w:sz="1" w:space="0"/>
+              <w:right w:val="single" w:color="BFBFBF" w:sz="1" w:space="0"/>
             </w:tcBorders>
             <w:shd w:val="clear" w:color="auto" w:fill="FFFFFF"/>
             <w:tcMar>
@@ -12855,10 +12846,10 @@
           <w:tcPr>
             <w:tcW w:w="1800" w:type="dxa"/>
             <w:tcBorders>
-              <w:top w:val="single" w:sz="1" w:space="0" w:color="BFBFBF"/>
-              <w:left w:val="single" w:sz="1" w:space="0" w:color="BFBFBF"/>
-              <w:bottom w:val="single" w:sz="1" w:space="0" w:color="BFBFBF"/>
-              <w:right w:val="single" w:sz="1" w:space="0" w:color="BFBFBF"/>
+              <w:top w:val="single" w:color="BFBFBF" w:sz="1" w:space="0"/>
+              <w:left w:val="single" w:color="BFBFBF" w:sz="1" w:space="0"/>
+              <w:bottom w:val="single" w:color="BFBFBF" w:sz="1" w:space="0"/>
+              <w:right w:val="single" w:color="BFBFBF" w:sz="1" w:space="0"/>
             </w:tcBorders>
             <w:shd w:val="clear" w:color="auto" w:fill="FFFFFF"/>
             <w:tcMar>
@@ -12888,10 +12879,10 @@
           <w:tcPr>
             <w:tcW w:w="1800" w:type="dxa"/>
             <w:tcBorders>
-              <w:top w:val="single" w:sz="1" w:space="0" w:color="BFBFBF"/>
-              <w:left w:val="single" w:sz="1" w:space="0" w:color="BFBFBF"/>
-              <w:bottom w:val="single" w:sz="1" w:space="0" w:color="BFBFBF"/>
-              <w:right w:val="single" w:sz="1" w:space="0" w:color="BFBFBF"/>
+              <w:top w:val="single" w:color="BFBFBF" w:sz="1" w:space="0"/>
+              <w:left w:val="single" w:color="BFBFBF" w:sz="1" w:space="0"/>
+              <w:bottom w:val="single" w:color="BFBFBF" w:sz="1" w:space="0"/>
+              <w:right w:val="single" w:color="BFBFBF" w:sz="1" w:space="0"/>
             </w:tcBorders>
             <w:shd w:val="clear" w:color="auto" w:fill="FFFFFF"/>
             <w:tcMar>
@@ -12929,10 +12920,10 @@
           <w:tcPr>
             <w:tcW w:w="5760" w:type="dxa"/>
             <w:tcBorders>
-              <w:top w:val="single" w:sz="1" w:space="0" w:color="BFBFBF"/>
-              <w:left w:val="single" w:sz="1" w:space="0" w:color="BFBFBF"/>
-              <w:bottom w:val="single" w:sz="1" w:space="0" w:color="BFBFBF"/>
-              <w:right w:val="single" w:sz="1" w:space="0" w:color="BFBFBF"/>
+              <w:top w:val="single" w:color="BFBFBF" w:sz="1" w:space="0"/>
+              <w:left w:val="single" w:color="BFBFBF" w:sz="1" w:space="0"/>
+              <w:bottom w:val="single" w:color="BFBFBF" w:sz="1" w:space="0"/>
+              <w:right w:val="single" w:color="BFBFBF" w:sz="1" w:space="0"/>
             </w:tcBorders>
             <w:shd w:val="clear" w:color="auto" w:fill="EAF0F7"/>
             <w:tcMar>
@@ -12961,10 +12952,10 @@
           <w:tcPr>
             <w:tcW w:w="1800" w:type="dxa"/>
             <w:tcBorders>
-              <w:top w:val="single" w:sz="1" w:space="0" w:color="BFBFBF"/>
-              <w:left w:val="single" w:sz="1" w:space="0" w:color="BFBFBF"/>
-              <w:bottom w:val="single" w:sz="1" w:space="0" w:color="BFBFBF"/>
-              <w:right w:val="single" w:sz="1" w:space="0" w:color="BFBFBF"/>
+              <w:top w:val="single" w:color="BFBFBF" w:sz="1" w:space="0"/>
+              <w:left w:val="single" w:color="BFBFBF" w:sz="1" w:space="0"/>
+              <w:bottom w:val="single" w:color="BFBFBF" w:sz="1" w:space="0"/>
+              <w:right w:val="single" w:color="BFBFBF" w:sz="1" w:space="0"/>
             </w:tcBorders>
             <w:shd w:val="clear" w:color="auto" w:fill="EAF0F7"/>
             <w:tcMar>
@@ -12994,10 +12985,10 @@
           <w:tcPr>
             <w:tcW w:w="1800" w:type="dxa"/>
             <w:tcBorders>
-              <w:top w:val="single" w:sz="1" w:space="0" w:color="BFBFBF"/>
-              <w:left w:val="single" w:sz="1" w:space="0" w:color="BFBFBF"/>
-              <w:bottom w:val="single" w:sz="1" w:space="0" w:color="BFBFBF"/>
-              <w:right w:val="single" w:sz="1" w:space="0" w:color="BFBFBF"/>
+              <w:top w:val="single" w:color="BFBFBF" w:sz="1" w:space="0"/>
+              <w:left w:val="single" w:color="BFBFBF" w:sz="1" w:space="0"/>
+              <w:bottom w:val="single" w:color="BFBFBF" w:sz="1" w:space="0"/>
+              <w:right w:val="single" w:color="BFBFBF" w:sz="1" w:space="0"/>
             </w:tcBorders>
             <w:shd w:val="clear" w:color="auto" w:fill="EAF0F7"/>
             <w:tcMar>
@@ -13035,10 +13026,10 @@
           <w:tcPr>
             <w:tcW w:w="5760" w:type="dxa"/>
             <w:tcBorders>
-              <w:top w:val="single" w:sz="1" w:space="0" w:color="BFBFBF"/>
-              <w:left w:val="single" w:sz="1" w:space="0" w:color="BFBFBF"/>
-              <w:bottom w:val="single" w:sz="1" w:space="0" w:color="BFBFBF"/>
-              <w:right w:val="single" w:sz="1" w:space="0" w:color="BFBFBF"/>
+              <w:top w:val="single" w:color="BFBFBF" w:sz="1" w:space="0"/>
+              <w:left w:val="single" w:color="BFBFBF" w:sz="1" w:space="0"/>
+              <w:bottom w:val="single" w:color="BFBFBF" w:sz="1" w:space="0"/>
+              <w:right w:val="single" w:color="BFBFBF" w:sz="1" w:space="0"/>
             </w:tcBorders>
             <w:shd w:val="clear" w:color="auto" w:fill="FFFFFF"/>
             <w:tcMar>
@@ -13067,10 +13058,10 @@
           <w:tcPr>
             <w:tcW w:w="1800" w:type="dxa"/>
             <w:tcBorders>
-              <w:top w:val="single" w:sz="1" w:space="0" w:color="BFBFBF"/>
-              <w:left w:val="single" w:sz="1" w:space="0" w:color="BFBFBF"/>
-              <w:bottom w:val="single" w:sz="1" w:space="0" w:color="BFBFBF"/>
-              <w:right w:val="single" w:sz="1" w:space="0" w:color="BFBFBF"/>
+              <w:top w:val="single" w:color="BFBFBF" w:sz="1" w:space="0"/>
+              <w:left w:val="single" w:color="BFBFBF" w:sz="1" w:space="0"/>
+              <w:bottom w:val="single" w:color="BFBFBF" w:sz="1" w:space="0"/>
+              <w:right w:val="single" w:color="BFBFBF" w:sz="1" w:space="0"/>
             </w:tcBorders>
             <w:shd w:val="clear" w:color="auto" w:fill="FFFFFF"/>
             <w:tcMar>
@@ -13100,10 +13091,10 @@
           <w:tcPr>
             <w:tcW w:w="1800" w:type="dxa"/>
             <w:tcBorders>
-              <w:top w:val="single" w:sz="1" w:space="0" w:color="BFBFBF"/>
-              <w:left w:val="single" w:sz="1" w:space="0" w:color="BFBFBF"/>
-              <w:bottom w:val="single" w:sz="1" w:space="0" w:color="BFBFBF"/>
-              <w:right w:val="single" w:sz="1" w:space="0" w:color="BFBFBF"/>
+              <w:top w:val="single" w:color="BFBFBF" w:sz="1" w:space="0"/>
+              <w:left w:val="single" w:color="BFBFBF" w:sz="1" w:space="0"/>
+              <w:bottom w:val="single" w:color="BFBFBF" w:sz="1" w:space="0"/>
+              <w:right w:val="single" w:color="BFBFBF" w:sz="1" w:space="0"/>
             </w:tcBorders>
             <w:shd w:val="clear" w:color="auto" w:fill="FFFFFF"/>
             <w:tcMar>
@@ -13141,10 +13132,10 @@
           <w:tcPr>
             <w:tcW w:w="5760" w:type="dxa"/>
             <w:tcBorders>
-              <w:top w:val="single" w:sz="1" w:space="0" w:color="BFBFBF"/>
-              <w:left w:val="single" w:sz="1" w:space="0" w:color="BFBFBF"/>
-              <w:bottom w:val="single" w:sz="1" w:space="0" w:color="BFBFBF"/>
-              <w:right w:val="single" w:sz="1" w:space="0" w:color="BFBFBF"/>
+              <w:top w:val="single" w:color="BFBFBF" w:sz="1" w:space="0"/>
+              <w:left w:val="single" w:color="BFBFBF" w:sz="1" w:space="0"/>
+              <w:bottom w:val="single" w:color="BFBFBF" w:sz="1" w:space="0"/>
+              <w:right w:val="single" w:color="BFBFBF" w:sz="1" w:space="0"/>
             </w:tcBorders>
             <w:shd w:val="clear" w:color="auto" w:fill="EAF0F7"/>
             <w:tcMar>
@@ -13173,10 +13164,10 @@
           <w:tcPr>
             <w:tcW w:w="1800" w:type="dxa"/>
             <w:tcBorders>
-              <w:top w:val="single" w:sz="1" w:space="0" w:color="BFBFBF"/>
-              <w:left w:val="single" w:sz="1" w:space="0" w:color="BFBFBF"/>
-              <w:bottom w:val="single" w:sz="1" w:space="0" w:color="BFBFBF"/>
-              <w:right w:val="single" w:sz="1" w:space="0" w:color="BFBFBF"/>
+              <w:top w:val="single" w:color="BFBFBF" w:sz="1" w:space="0"/>
+              <w:left w:val="single" w:color="BFBFBF" w:sz="1" w:space="0"/>
+              <w:bottom w:val="single" w:color="BFBFBF" w:sz="1" w:space="0"/>
+              <w:right w:val="single" w:color="BFBFBF" w:sz="1" w:space="0"/>
             </w:tcBorders>
             <w:shd w:val="clear" w:color="auto" w:fill="EAF0F7"/>
             <w:tcMar>
@@ -13206,10 +13197,10 @@
           <w:tcPr>
             <w:tcW w:w="1800" w:type="dxa"/>
             <w:tcBorders>
-              <w:top w:val="single" w:sz="1" w:space="0" w:color="BFBFBF"/>
-              <w:left w:val="single" w:sz="1" w:space="0" w:color="BFBFBF"/>
-              <w:bottom w:val="single" w:sz="1" w:space="0" w:color="BFBFBF"/>
-              <w:right w:val="single" w:sz="1" w:space="0" w:color="BFBFBF"/>
+              <w:top w:val="single" w:color="BFBFBF" w:sz="1" w:space="0"/>
+              <w:left w:val="single" w:color="BFBFBF" w:sz="1" w:space="0"/>
+              <w:bottom w:val="single" w:color="BFBFBF" w:sz="1" w:space="0"/>
+              <w:right w:val="single" w:color="BFBFBF" w:sz="1" w:space="0"/>
             </w:tcBorders>
             <w:shd w:val="clear" w:color="auto" w:fill="EAF0F7"/>
             <w:tcMar>
@@ -13247,10 +13238,10 @@
           <w:tcPr>
             <w:tcW w:w="5760" w:type="dxa"/>
             <w:tcBorders>
-              <w:top w:val="single" w:sz="1" w:space="0" w:color="BFBFBF"/>
-              <w:left w:val="single" w:sz="1" w:space="0" w:color="BFBFBF"/>
-              <w:bottom w:val="single" w:sz="1" w:space="0" w:color="BFBFBF"/>
-              <w:right w:val="single" w:sz="1" w:space="0" w:color="BFBFBF"/>
+              <w:top w:val="single" w:color="BFBFBF" w:sz="1" w:space="0"/>
+              <w:left w:val="single" w:color="BFBFBF" w:sz="1" w:space="0"/>
+              <w:bottom w:val="single" w:color="BFBFBF" w:sz="1" w:space="0"/>
+              <w:right w:val="single" w:color="BFBFBF" w:sz="1" w:space="0"/>
             </w:tcBorders>
             <w:shd w:val="clear" w:color="auto" w:fill="FFFFFF"/>
             <w:tcMar>
@@ -13279,10 +13270,10 @@
           <w:tcPr>
             <w:tcW w:w="1800" w:type="dxa"/>
             <w:tcBorders>
-              <w:top w:val="single" w:sz="1" w:space="0" w:color="BFBFBF"/>
-              <w:left w:val="single" w:sz="1" w:space="0" w:color="BFBFBF"/>
-              <w:bottom w:val="single" w:sz="1" w:space="0" w:color="BFBFBF"/>
-              <w:right w:val="single" w:sz="1" w:space="0" w:color="BFBFBF"/>
+              <w:top w:val="single" w:color="BFBFBF" w:sz="1" w:space="0"/>
+              <w:left w:val="single" w:color="BFBFBF" w:sz="1" w:space="0"/>
+              <w:bottom w:val="single" w:color="BFBFBF" w:sz="1" w:space="0"/>
+              <w:right w:val="single" w:color="BFBFBF" w:sz="1" w:space="0"/>
             </w:tcBorders>
             <w:shd w:val="clear" w:color="auto" w:fill="FFFFFF"/>
             <w:tcMar>
@@ -13312,10 +13303,10 @@
           <w:tcPr>
             <w:tcW w:w="1800" w:type="dxa"/>
             <w:tcBorders>
-              <w:top w:val="single" w:sz="1" w:space="0" w:color="BFBFBF"/>
-              <w:left w:val="single" w:sz="1" w:space="0" w:color="BFBFBF"/>
-              <w:bottom w:val="single" w:sz="1" w:space="0" w:color="BFBFBF"/>
-              <w:right w:val="single" w:sz="1" w:space="0" w:color="BFBFBF"/>
+              <w:top w:val="single" w:color="BFBFBF" w:sz="1" w:space="0"/>
+              <w:left w:val="single" w:color="BFBFBF" w:sz="1" w:space="0"/>
+              <w:bottom w:val="single" w:color="BFBFBF" w:sz="1" w:space="0"/>
+              <w:right w:val="single" w:color="BFBFBF" w:sz="1" w:space="0"/>
             </w:tcBorders>
             <w:shd w:val="clear" w:color="auto" w:fill="FFFFFF"/>
             <w:tcMar>
@@ -13349,8 +13340,8 @@
         <w:keepNext/>
         <w:jc w:val="center"/>
       </w:pPr>
-      <w:bookmarkStart w:id="23" w:name="_Toc233107167"/>
-      <w:bookmarkStart w:id="24" w:name="_Toc233107421"/>
+      <w:bookmarkStart w:name="_Toc233107167" w:id="23"/>
+      <w:bookmarkStart w:name="_Toc233107421" w:id="24"/>
       <w:r>
         <w:t xml:space="preserve">Tabela </w:t>
       </w:r>
@@ -13436,7 +13427,7 @@
         <w:pStyle w:val="Legenda"/>
         <w:jc w:val="center"/>
       </w:pPr>
-      <w:bookmarkStart w:id="25" w:name="_Toc233107011"/>
+      <w:bookmarkStart w:name="_Toc233107011" w:id="25"/>
       <w:r>
         <w:t xml:space="preserve">Figura </w:t>
       </w:r>
@@ -13489,9 +13480,8 @@
       <w:pPr>
         <w:pStyle w:val="Ttulo2"/>
       </w:pPr>
-      <w:bookmarkStart w:id="26" w:name="_Toc233109764"/>
-      <w:r>
-        <w:lastRenderedPageBreak/>
+      <w:bookmarkStart w:name="_Toc233109764" w:id="26"/>
+      <w:r>
         <w:t>2.6 Correlações com olhar de negócio</w:t>
       </w:r>
       <w:bookmarkEnd w:id="26"/>
@@ -13777,7 +13767,6 @@
         <w:rPr>
           <w:noProof/>
         </w:rPr>
-        <w:lastRenderedPageBreak/>
         <w:drawing>
           <wp:inline distT="0" distB="0" distL="0" distR="0" wp14:anchorId="3185EB90" wp14:editId="5FEDB80C">
             <wp:extent cx="4851247" cy="2835470"/>
@@ -13823,7 +13812,7 @@
         <w:pStyle w:val="Legenda"/>
         <w:jc w:val="center"/>
       </w:pPr>
-      <w:bookmarkStart w:id="27" w:name="_Toc233107012"/>
+      <w:bookmarkStart w:name="_Toc233107012" w:id="27"/>
       <w:r>
         <w:t xml:space="preserve">Figura </w:t>
       </w:r>
@@ -13908,7 +13897,7 @@
         <w:pStyle w:val="Legenda"/>
         <w:jc w:val="center"/>
       </w:pPr>
-      <w:bookmarkStart w:id="28" w:name="_Toc233107013"/>
+      <w:bookmarkStart w:name="_Toc233107013" w:id="28"/>
       <w:r>
         <w:t xml:space="preserve">Figura </w:t>
       </w:r>
@@ -13942,9 +13931,8 @@
       <w:pPr>
         <w:pStyle w:val="Ttulo2"/>
       </w:pPr>
-      <w:bookmarkStart w:id="29" w:name="_Toc233109765"/>
-      <w:r>
-        <w:lastRenderedPageBreak/>
+      <w:bookmarkStart w:name="_Toc233109765" w:id="29"/>
+      <w:r>
         <w:t>2.7 Poder discriminante por classe</w:t>
       </w:r>
       <w:bookmarkEnd w:id="29"/>
@@ -14013,7 +14001,7 @@
         <w:pStyle w:val="Legenda"/>
         <w:jc w:val="center"/>
       </w:pPr>
-      <w:bookmarkStart w:id="30" w:name="_Toc233107014"/>
+      <w:bookmarkStart w:name="_Toc233107014" w:id="30"/>
       <w:r>
         <w:t xml:space="preserve">Figura </w:t>
       </w:r>
@@ -14047,7 +14035,7 @@
       <w:pPr>
         <w:pStyle w:val="Ttulo2"/>
       </w:pPr>
-      <w:bookmarkStart w:id="31" w:name="_Toc233109766"/>
+      <w:bookmarkStart w:name="_Toc233109766" w:id="31"/>
       <w:r>
         <w:t xml:space="preserve">2.8 </w:t>
       </w:r>
@@ -14100,12 +14088,12 @@
       <w:tblPr>
         <w:tblW w:w="9360" w:type="dxa"/>
         <w:tblBorders>
-          <w:top w:val="single" w:sz="4" w:space="0" w:color="auto"/>
-          <w:left w:val="single" w:sz="4" w:space="0" w:color="auto"/>
-          <w:bottom w:val="single" w:sz="4" w:space="0" w:color="auto"/>
-          <w:right w:val="single" w:sz="4" w:space="0" w:color="auto"/>
-          <w:insideH w:val="single" w:sz="4" w:space="0" w:color="auto"/>
-          <w:insideV w:val="single" w:sz="4" w:space="0" w:color="auto"/>
+          <w:top w:val="single" w:color="auto" w:sz="4" w:space="0"/>
+          <w:left w:val="single" w:color="auto" w:sz="4" w:space="0"/>
+          <w:bottom w:val="single" w:color="auto" w:sz="4" w:space="0"/>
+          <w:right w:val="single" w:color="auto" w:sz="4" w:space="0"/>
+          <w:insideH w:val="single" w:color="auto" w:sz="4" w:space="0"/>
+          <w:insideV w:val="single" w:color="auto" w:sz="4" w:space="0"/>
         </w:tblBorders>
         <w:tblCellMar>
           <w:left w:w="10" w:type="dxa"/>
@@ -14132,10 +14120,10 @@
           <w:tcPr>
             <w:tcW w:w="6360" w:type="dxa"/>
             <w:tcBorders>
-              <w:top w:val="single" w:sz="1" w:space="0" w:color="BFBFBF"/>
-              <w:left w:val="single" w:sz="1" w:space="0" w:color="BFBFBF"/>
-              <w:bottom w:val="single" w:sz="1" w:space="0" w:color="BFBFBF"/>
-              <w:right w:val="single" w:sz="1" w:space="0" w:color="BFBFBF"/>
+              <w:top w:val="single" w:color="BFBFBF" w:sz="1" w:space="0"/>
+              <w:left w:val="single" w:color="BFBFBF" w:sz="1" w:space="0"/>
+              <w:bottom w:val="single" w:color="BFBFBF" w:sz="1" w:space="0"/>
+              <w:right w:val="single" w:color="BFBFBF" w:sz="1" w:space="0"/>
             </w:tcBorders>
             <w:shd w:val="clear" w:color="auto" w:fill="2F5496"/>
             <w:tcMar>
@@ -14170,10 +14158,10 @@
           <w:tcPr>
             <w:tcW w:w="3000" w:type="dxa"/>
             <w:tcBorders>
-              <w:top w:val="single" w:sz="1" w:space="0" w:color="BFBFBF"/>
-              <w:left w:val="single" w:sz="1" w:space="0" w:color="BFBFBF"/>
-              <w:bottom w:val="single" w:sz="1" w:space="0" w:color="BFBFBF"/>
-              <w:right w:val="single" w:sz="1" w:space="0" w:color="BFBFBF"/>
+              <w:top w:val="single" w:color="BFBFBF" w:sz="1" w:space="0"/>
+              <w:left w:val="single" w:color="BFBFBF" w:sz="1" w:space="0"/>
+              <w:bottom w:val="single" w:color="BFBFBF" w:sz="1" w:space="0"/>
+              <w:right w:val="single" w:color="BFBFBF" w:sz="1" w:space="0"/>
             </w:tcBorders>
             <w:shd w:val="clear" w:color="auto" w:fill="2F5496"/>
             <w:tcMar>
@@ -14217,10 +14205,10 @@
           <w:tcPr>
             <w:tcW w:w="6360" w:type="dxa"/>
             <w:tcBorders>
-              <w:top w:val="single" w:sz="1" w:space="0" w:color="BFBFBF"/>
-              <w:left w:val="single" w:sz="1" w:space="0" w:color="BFBFBF"/>
-              <w:bottom w:val="single" w:sz="1" w:space="0" w:color="BFBFBF"/>
-              <w:right w:val="single" w:sz="1" w:space="0" w:color="BFBFBF"/>
+              <w:top w:val="single" w:color="BFBFBF" w:sz="1" w:space="0"/>
+              <w:left w:val="single" w:color="BFBFBF" w:sz="1" w:space="0"/>
+              <w:bottom w:val="single" w:color="BFBFBF" w:sz="1" w:space="0"/>
+              <w:right w:val="single" w:color="BFBFBF" w:sz="1" w:space="0"/>
             </w:tcBorders>
             <w:shd w:val="clear" w:color="auto" w:fill="FFFFFF"/>
             <w:tcMar>
@@ -14253,10 +14241,10 @@
           <w:tcPr>
             <w:tcW w:w="3000" w:type="dxa"/>
             <w:tcBorders>
-              <w:top w:val="single" w:sz="1" w:space="0" w:color="BFBFBF"/>
-              <w:left w:val="single" w:sz="1" w:space="0" w:color="BFBFBF"/>
-              <w:bottom w:val="single" w:sz="1" w:space="0" w:color="BFBFBF"/>
-              <w:right w:val="single" w:sz="1" w:space="0" w:color="BFBFBF"/>
+              <w:top w:val="single" w:color="BFBFBF" w:sz="1" w:space="0"/>
+              <w:left w:val="single" w:color="BFBFBF" w:sz="1" w:space="0"/>
+              <w:bottom w:val="single" w:color="BFBFBF" w:sz="1" w:space="0"/>
+              <w:right w:val="single" w:color="BFBFBF" w:sz="1" w:space="0"/>
             </w:tcBorders>
             <w:shd w:val="clear" w:color="auto" w:fill="FFFFFF"/>
             <w:tcMar>
@@ -14298,10 +14286,10 @@
           <w:tcPr>
             <w:tcW w:w="6360" w:type="dxa"/>
             <w:tcBorders>
-              <w:top w:val="single" w:sz="1" w:space="0" w:color="BFBFBF"/>
-              <w:left w:val="single" w:sz="1" w:space="0" w:color="BFBFBF"/>
-              <w:bottom w:val="single" w:sz="1" w:space="0" w:color="BFBFBF"/>
-              <w:right w:val="single" w:sz="1" w:space="0" w:color="BFBFBF"/>
+              <w:top w:val="single" w:color="BFBFBF" w:sz="1" w:space="0"/>
+              <w:left w:val="single" w:color="BFBFBF" w:sz="1" w:space="0"/>
+              <w:bottom w:val="single" w:color="BFBFBF" w:sz="1" w:space="0"/>
+              <w:right w:val="single" w:color="BFBFBF" w:sz="1" w:space="0"/>
             </w:tcBorders>
             <w:shd w:val="clear" w:color="auto" w:fill="EAF0F7"/>
             <w:tcMar>
@@ -14334,10 +14322,10 @@
           <w:tcPr>
             <w:tcW w:w="3000" w:type="dxa"/>
             <w:tcBorders>
-              <w:top w:val="single" w:sz="1" w:space="0" w:color="BFBFBF"/>
-              <w:left w:val="single" w:sz="1" w:space="0" w:color="BFBFBF"/>
-              <w:bottom w:val="single" w:sz="1" w:space="0" w:color="BFBFBF"/>
-              <w:right w:val="single" w:sz="1" w:space="0" w:color="BFBFBF"/>
+              <w:top w:val="single" w:color="BFBFBF" w:sz="1" w:space="0"/>
+              <w:left w:val="single" w:color="BFBFBF" w:sz="1" w:space="0"/>
+              <w:bottom w:val="single" w:color="BFBFBF" w:sz="1" w:space="0"/>
+              <w:right w:val="single" w:color="BFBFBF" w:sz="1" w:space="0"/>
             </w:tcBorders>
             <w:shd w:val="clear" w:color="auto" w:fill="EAF0F7"/>
             <w:tcMar>
@@ -14379,10 +14367,10 @@
           <w:tcPr>
             <w:tcW w:w="6360" w:type="dxa"/>
             <w:tcBorders>
-              <w:top w:val="single" w:sz="1" w:space="0" w:color="BFBFBF"/>
-              <w:left w:val="single" w:sz="1" w:space="0" w:color="BFBFBF"/>
-              <w:bottom w:val="single" w:sz="1" w:space="0" w:color="BFBFBF"/>
-              <w:right w:val="single" w:sz="1" w:space="0" w:color="BFBFBF"/>
+              <w:top w:val="single" w:color="BFBFBF" w:sz="1" w:space="0"/>
+              <w:left w:val="single" w:color="BFBFBF" w:sz="1" w:space="0"/>
+              <w:bottom w:val="single" w:color="BFBFBF" w:sz="1" w:space="0"/>
+              <w:right w:val="single" w:color="BFBFBF" w:sz="1" w:space="0"/>
             </w:tcBorders>
             <w:shd w:val="clear" w:color="auto" w:fill="FFFFFF"/>
             <w:tcMar>
@@ -14415,10 +14403,10 @@
           <w:tcPr>
             <w:tcW w:w="3000" w:type="dxa"/>
             <w:tcBorders>
-              <w:top w:val="single" w:sz="1" w:space="0" w:color="BFBFBF"/>
-              <w:left w:val="single" w:sz="1" w:space="0" w:color="BFBFBF"/>
-              <w:bottom w:val="single" w:sz="1" w:space="0" w:color="BFBFBF"/>
-              <w:right w:val="single" w:sz="1" w:space="0" w:color="BFBFBF"/>
+              <w:top w:val="single" w:color="BFBFBF" w:sz="1" w:space="0"/>
+              <w:left w:val="single" w:color="BFBFBF" w:sz="1" w:space="0"/>
+              <w:bottom w:val="single" w:color="BFBFBF" w:sz="1" w:space="0"/>
+              <w:right w:val="single" w:color="BFBFBF" w:sz="1" w:space="0"/>
             </w:tcBorders>
             <w:shd w:val="clear" w:color="auto" w:fill="FFFFFF"/>
             <w:tcMar>
@@ -14460,10 +14448,10 @@
           <w:tcPr>
             <w:tcW w:w="6360" w:type="dxa"/>
             <w:tcBorders>
-              <w:top w:val="single" w:sz="1" w:space="0" w:color="BFBFBF"/>
-              <w:left w:val="single" w:sz="1" w:space="0" w:color="BFBFBF"/>
-              <w:bottom w:val="single" w:sz="1" w:space="0" w:color="BFBFBF"/>
-              <w:right w:val="single" w:sz="1" w:space="0" w:color="BFBFBF"/>
+              <w:top w:val="single" w:color="BFBFBF" w:sz="1" w:space="0"/>
+              <w:left w:val="single" w:color="BFBFBF" w:sz="1" w:space="0"/>
+              <w:bottom w:val="single" w:color="BFBFBF" w:sz="1" w:space="0"/>
+              <w:right w:val="single" w:color="BFBFBF" w:sz="1" w:space="0"/>
             </w:tcBorders>
             <w:shd w:val="clear" w:color="auto" w:fill="EAF0F7"/>
             <w:tcMar>
@@ -14496,10 +14484,10 @@
           <w:tcPr>
             <w:tcW w:w="3000" w:type="dxa"/>
             <w:tcBorders>
-              <w:top w:val="single" w:sz="1" w:space="0" w:color="BFBFBF"/>
-              <w:left w:val="single" w:sz="1" w:space="0" w:color="BFBFBF"/>
-              <w:bottom w:val="single" w:sz="1" w:space="0" w:color="BFBFBF"/>
-              <w:right w:val="single" w:sz="1" w:space="0" w:color="BFBFBF"/>
+              <w:top w:val="single" w:color="BFBFBF" w:sz="1" w:space="0"/>
+              <w:left w:val="single" w:color="BFBFBF" w:sz="1" w:space="0"/>
+              <w:bottom w:val="single" w:color="BFBFBF" w:sz="1" w:space="0"/>
+              <w:right w:val="single" w:color="BFBFBF" w:sz="1" w:space="0"/>
             </w:tcBorders>
             <w:shd w:val="clear" w:color="auto" w:fill="EAF0F7"/>
             <w:tcMar>
@@ -14541,10 +14529,10 @@
           <w:tcPr>
             <w:tcW w:w="6360" w:type="dxa"/>
             <w:tcBorders>
-              <w:top w:val="single" w:sz="1" w:space="0" w:color="BFBFBF"/>
-              <w:left w:val="single" w:sz="1" w:space="0" w:color="BFBFBF"/>
-              <w:bottom w:val="single" w:sz="1" w:space="0" w:color="BFBFBF"/>
-              <w:right w:val="single" w:sz="1" w:space="0" w:color="BFBFBF"/>
+              <w:top w:val="single" w:color="BFBFBF" w:sz="1" w:space="0"/>
+              <w:left w:val="single" w:color="BFBFBF" w:sz="1" w:space="0"/>
+              <w:bottom w:val="single" w:color="BFBFBF" w:sz="1" w:space="0"/>
+              <w:right w:val="single" w:color="BFBFBF" w:sz="1" w:space="0"/>
             </w:tcBorders>
             <w:shd w:val="clear" w:color="auto" w:fill="FFFFFF"/>
             <w:tcMar>
@@ -14577,10 +14565,10 @@
           <w:tcPr>
             <w:tcW w:w="3000" w:type="dxa"/>
             <w:tcBorders>
-              <w:top w:val="single" w:sz="1" w:space="0" w:color="BFBFBF"/>
-              <w:left w:val="single" w:sz="1" w:space="0" w:color="BFBFBF"/>
-              <w:bottom w:val="single" w:sz="1" w:space="0" w:color="BFBFBF"/>
-              <w:right w:val="single" w:sz="1" w:space="0" w:color="BFBFBF"/>
+              <w:top w:val="single" w:color="BFBFBF" w:sz="1" w:space="0"/>
+              <w:left w:val="single" w:color="BFBFBF" w:sz="1" w:space="0"/>
+              <w:bottom w:val="single" w:color="BFBFBF" w:sz="1" w:space="0"/>
+              <w:right w:val="single" w:color="BFBFBF" w:sz="1" w:space="0"/>
             </w:tcBorders>
             <w:shd w:val="clear" w:color="auto" w:fill="FFFFFF"/>
             <w:tcMar>
@@ -14622,10 +14610,10 @@
           <w:tcPr>
             <w:tcW w:w="6360" w:type="dxa"/>
             <w:tcBorders>
-              <w:top w:val="single" w:sz="1" w:space="0" w:color="BFBFBF"/>
-              <w:left w:val="single" w:sz="1" w:space="0" w:color="BFBFBF"/>
-              <w:bottom w:val="single" w:sz="1" w:space="0" w:color="BFBFBF"/>
-              <w:right w:val="single" w:sz="1" w:space="0" w:color="BFBFBF"/>
+              <w:top w:val="single" w:color="BFBFBF" w:sz="1" w:space="0"/>
+              <w:left w:val="single" w:color="BFBFBF" w:sz="1" w:space="0"/>
+              <w:bottom w:val="single" w:color="BFBFBF" w:sz="1" w:space="0"/>
+              <w:right w:val="single" w:color="BFBFBF" w:sz="1" w:space="0"/>
             </w:tcBorders>
             <w:shd w:val="clear" w:color="auto" w:fill="EAF0F7"/>
             <w:tcMar>
@@ -14658,10 +14646,10 @@
           <w:tcPr>
             <w:tcW w:w="3000" w:type="dxa"/>
             <w:tcBorders>
-              <w:top w:val="single" w:sz="1" w:space="0" w:color="BFBFBF"/>
-              <w:left w:val="single" w:sz="1" w:space="0" w:color="BFBFBF"/>
-              <w:bottom w:val="single" w:sz="1" w:space="0" w:color="BFBFBF"/>
-              <w:right w:val="single" w:sz="1" w:space="0" w:color="BFBFBF"/>
+              <w:top w:val="single" w:color="BFBFBF" w:sz="1" w:space="0"/>
+              <w:left w:val="single" w:color="BFBFBF" w:sz="1" w:space="0"/>
+              <w:bottom w:val="single" w:color="BFBFBF" w:sz="1" w:space="0"/>
+              <w:right w:val="single" w:color="BFBFBF" w:sz="1" w:space="0"/>
             </w:tcBorders>
             <w:shd w:val="clear" w:color="auto" w:fill="EAF0F7"/>
             <w:tcMar>
@@ -14703,10 +14691,10 @@
           <w:tcPr>
             <w:tcW w:w="6360" w:type="dxa"/>
             <w:tcBorders>
-              <w:top w:val="single" w:sz="1" w:space="0" w:color="BFBFBF"/>
-              <w:left w:val="single" w:sz="1" w:space="0" w:color="BFBFBF"/>
-              <w:bottom w:val="single" w:sz="1" w:space="0" w:color="BFBFBF"/>
-              <w:right w:val="single" w:sz="1" w:space="0" w:color="BFBFBF"/>
+              <w:top w:val="single" w:color="BFBFBF" w:sz="1" w:space="0"/>
+              <w:left w:val="single" w:color="BFBFBF" w:sz="1" w:space="0"/>
+              <w:bottom w:val="single" w:color="BFBFBF" w:sz="1" w:space="0"/>
+              <w:right w:val="single" w:color="BFBFBF" w:sz="1" w:space="0"/>
             </w:tcBorders>
             <w:shd w:val="clear" w:color="auto" w:fill="FFFFFF"/>
             <w:tcMar>
@@ -14739,10 +14727,10 @@
           <w:tcPr>
             <w:tcW w:w="3000" w:type="dxa"/>
             <w:tcBorders>
-              <w:top w:val="single" w:sz="1" w:space="0" w:color="BFBFBF"/>
-              <w:left w:val="single" w:sz="1" w:space="0" w:color="BFBFBF"/>
-              <w:bottom w:val="single" w:sz="1" w:space="0" w:color="BFBFBF"/>
-              <w:right w:val="single" w:sz="1" w:space="0" w:color="BFBFBF"/>
+              <w:top w:val="single" w:color="BFBFBF" w:sz="1" w:space="0"/>
+              <w:left w:val="single" w:color="BFBFBF" w:sz="1" w:space="0"/>
+              <w:bottom w:val="single" w:color="BFBFBF" w:sz="1" w:space="0"/>
+              <w:right w:val="single" w:color="BFBFBF" w:sz="1" w:space="0"/>
             </w:tcBorders>
             <w:shd w:val="clear" w:color="auto" w:fill="FFFFFF"/>
             <w:tcMar>
@@ -14784,10 +14772,10 @@
           <w:tcPr>
             <w:tcW w:w="6360" w:type="dxa"/>
             <w:tcBorders>
-              <w:top w:val="single" w:sz="1" w:space="0" w:color="BFBFBF"/>
-              <w:left w:val="single" w:sz="1" w:space="0" w:color="BFBFBF"/>
-              <w:bottom w:val="single" w:sz="1" w:space="0" w:color="BFBFBF"/>
-              <w:right w:val="single" w:sz="1" w:space="0" w:color="BFBFBF"/>
+              <w:top w:val="single" w:color="BFBFBF" w:sz="1" w:space="0"/>
+              <w:left w:val="single" w:color="BFBFBF" w:sz="1" w:space="0"/>
+              <w:bottom w:val="single" w:color="BFBFBF" w:sz="1" w:space="0"/>
+              <w:right w:val="single" w:color="BFBFBF" w:sz="1" w:space="0"/>
             </w:tcBorders>
             <w:shd w:val="clear" w:color="auto" w:fill="EAF0F7"/>
             <w:tcMar>
@@ -14820,10 +14808,10 @@
           <w:tcPr>
             <w:tcW w:w="3000" w:type="dxa"/>
             <w:tcBorders>
-              <w:top w:val="single" w:sz="1" w:space="0" w:color="BFBFBF"/>
-              <w:left w:val="single" w:sz="1" w:space="0" w:color="BFBFBF"/>
-              <w:bottom w:val="single" w:sz="1" w:space="0" w:color="BFBFBF"/>
-              <w:right w:val="single" w:sz="1" w:space="0" w:color="BFBFBF"/>
+              <w:top w:val="single" w:color="BFBFBF" w:sz="1" w:space="0"/>
+              <w:left w:val="single" w:color="BFBFBF" w:sz="1" w:space="0"/>
+              <w:bottom w:val="single" w:color="BFBFBF" w:sz="1" w:space="0"/>
+              <w:right w:val="single" w:color="BFBFBF" w:sz="1" w:space="0"/>
             </w:tcBorders>
             <w:shd w:val="clear" w:color="auto" w:fill="EAF0F7"/>
             <w:tcMar>
@@ -14865,10 +14853,10 @@
           <w:tcPr>
             <w:tcW w:w="6360" w:type="dxa"/>
             <w:tcBorders>
-              <w:top w:val="single" w:sz="1" w:space="0" w:color="BFBFBF"/>
-              <w:left w:val="single" w:sz="1" w:space="0" w:color="BFBFBF"/>
-              <w:bottom w:val="single" w:sz="1" w:space="0" w:color="BFBFBF"/>
-              <w:right w:val="single" w:sz="1" w:space="0" w:color="BFBFBF"/>
+              <w:top w:val="single" w:color="BFBFBF" w:sz="1" w:space="0"/>
+              <w:left w:val="single" w:color="BFBFBF" w:sz="1" w:space="0"/>
+              <w:bottom w:val="single" w:color="BFBFBF" w:sz="1" w:space="0"/>
+              <w:right w:val="single" w:color="BFBFBF" w:sz="1" w:space="0"/>
             </w:tcBorders>
             <w:shd w:val="clear" w:color="auto" w:fill="FFFFFF"/>
             <w:tcMar>
@@ -14901,10 +14889,10 @@
           <w:tcPr>
             <w:tcW w:w="3000" w:type="dxa"/>
             <w:tcBorders>
-              <w:top w:val="single" w:sz="1" w:space="0" w:color="BFBFBF"/>
-              <w:left w:val="single" w:sz="1" w:space="0" w:color="BFBFBF"/>
-              <w:bottom w:val="single" w:sz="1" w:space="0" w:color="BFBFBF"/>
-              <w:right w:val="single" w:sz="1" w:space="0" w:color="BFBFBF"/>
+              <w:top w:val="single" w:color="BFBFBF" w:sz="1" w:space="0"/>
+              <w:left w:val="single" w:color="BFBFBF" w:sz="1" w:space="0"/>
+              <w:bottom w:val="single" w:color="BFBFBF" w:sz="1" w:space="0"/>
+              <w:right w:val="single" w:color="BFBFBF" w:sz="1" w:space="0"/>
             </w:tcBorders>
             <w:shd w:val="clear" w:color="auto" w:fill="FFFFFF"/>
             <w:tcMar>
@@ -14946,10 +14934,10 @@
           <w:tcPr>
             <w:tcW w:w="6360" w:type="dxa"/>
             <w:tcBorders>
-              <w:top w:val="single" w:sz="1" w:space="0" w:color="BFBFBF"/>
-              <w:left w:val="single" w:sz="1" w:space="0" w:color="BFBFBF"/>
-              <w:bottom w:val="single" w:sz="1" w:space="0" w:color="BFBFBF"/>
-              <w:right w:val="single" w:sz="1" w:space="0" w:color="BFBFBF"/>
+              <w:top w:val="single" w:color="BFBFBF" w:sz="1" w:space="0"/>
+              <w:left w:val="single" w:color="BFBFBF" w:sz="1" w:space="0"/>
+              <w:bottom w:val="single" w:color="BFBFBF" w:sz="1" w:space="0"/>
+              <w:right w:val="single" w:color="BFBFBF" w:sz="1" w:space="0"/>
             </w:tcBorders>
             <w:shd w:val="clear" w:color="auto" w:fill="EAF0F7"/>
             <w:tcMar>
@@ -14982,10 +14970,10 @@
           <w:tcPr>
             <w:tcW w:w="3000" w:type="dxa"/>
             <w:tcBorders>
-              <w:top w:val="single" w:sz="1" w:space="0" w:color="BFBFBF"/>
-              <w:left w:val="single" w:sz="1" w:space="0" w:color="BFBFBF"/>
-              <w:bottom w:val="single" w:sz="1" w:space="0" w:color="BFBFBF"/>
-              <w:right w:val="single" w:sz="1" w:space="0" w:color="BFBFBF"/>
+              <w:top w:val="single" w:color="BFBFBF" w:sz="1" w:space="0"/>
+              <w:left w:val="single" w:color="BFBFBF" w:sz="1" w:space="0"/>
+              <w:bottom w:val="single" w:color="BFBFBF" w:sz="1" w:space="0"/>
+              <w:right w:val="single" w:color="BFBFBF" w:sz="1" w:space="0"/>
             </w:tcBorders>
             <w:shd w:val="clear" w:color="auto" w:fill="EAF0F7"/>
             <w:tcMar>
@@ -15027,10 +15015,10 @@
           <w:tcPr>
             <w:tcW w:w="6360" w:type="dxa"/>
             <w:tcBorders>
-              <w:top w:val="single" w:sz="1" w:space="0" w:color="BFBFBF"/>
-              <w:left w:val="single" w:sz="1" w:space="0" w:color="BFBFBF"/>
-              <w:bottom w:val="single" w:sz="1" w:space="0" w:color="BFBFBF"/>
-              <w:right w:val="single" w:sz="1" w:space="0" w:color="BFBFBF"/>
+              <w:top w:val="single" w:color="BFBFBF" w:sz="1" w:space="0"/>
+              <w:left w:val="single" w:color="BFBFBF" w:sz="1" w:space="0"/>
+              <w:bottom w:val="single" w:color="BFBFBF" w:sz="1" w:space="0"/>
+              <w:right w:val="single" w:color="BFBFBF" w:sz="1" w:space="0"/>
             </w:tcBorders>
             <w:shd w:val="clear" w:color="auto" w:fill="FFFFFF"/>
             <w:tcMar>
@@ -15063,10 +15051,10 @@
           <w:tcPr>
             <w:tcW w:w="3000" w:type="dxa"/>
             <w:tcBorders>
-              <w:top w:val="single" w:sz="1" w:space="0" w:color="BFBFBF"/>
-              <w:left w:val="single" w:sz="1" w:space="0" w:color="BFBFBF"/>
-              <w:bottom w:val="single" w:sz="1" w:space="0" w:color="BFBFBF"/>
-              <w:right w:val="single" w:sz="1" w:space="0" w:color="BFBFBF"/>
+              <w:top w:val="single" w:color="BFBFBF" w:sz="1" w:space="0"/>
+              <w:left w:val="single" w:color="BFBFBF" w:sz="1" w:space="0"/>
+              <w:bottom w:val="single" w:color="BFBFBF" w:sz="1" w:space="0"/>
+              <w:right w:val="single" w:color="BFBFBF" w:sz="1" w:space="0"/>
             </w:tcBorders>
             <w:shd w:val="clear" w:color="auto" w:fill="FFFFFF"/>
             <w:tcMar>
@@ -15103,8 +15091,8 @@
         <w:pStyle w:val="Legenda"/>
         <w:jc w:val="center"/>
       </w:pPr>
-      <w:bookmarkStart w:id="32" w:name="_Toc233107168"/>
-      <w:bookmarkStart w:id="33" w:name="_Toc233107422"/>
+      <w:bookmarkStart w:name="_Toc233107168" w:id="32"/>
+      <w:bookmarkStart w:name="_Toc233107422" w:id="33"/>
       <w:r>
         <w:t xml:space="preserve">Tabela </w:t>
       </w:r>
@@ -15136,9 +15124,8 @@
       <w:pPr>
         <w:pStyle w:val="Ttulo1"/>
       </w:pPr>
-      <w:bookmarkStart w:id="34" w:name="_Toc233109767"/>
-      <w:r>
-        <w:lastRenderedPageBreak/>
+      <w:bookmarkStart w:name="_Toc233109767" w:id="34"/>
+      <w:r>
         <w:t>3. Pré-Processamento de Dados</w:t>
       </w:r>
       <w:bookmarkEnd w:id="34"/>
@@ -15147,7 +15134,7 @@
       <w:pPr>
         <w:pStyle w:val="Ttulo2"/>
       </w:pPr>
-      <w:bookmarkStart w:id="35" w:name="_Toc233109768"/>
+      <w:bookmarkStart w:name="_Toc233109768" w:id="35"/>
       <w:r>
         <w:t>3.1 Tratamentos aplicados</w:t>
       </w:r>
@@ -15182,7 +15169,7 @@
       <w:pPr>
         <w:pStyle w:val="Ttulo2"/>
       </w:pPr>
-      <w:bookmarkStart w:id="36" w:name="_Toc233109769"/>
+      <w:bookmarkStart w:name="_Toc233109769" w:id="36"/>
       <w:r>
         <w:t>3.2 Engenharia de variáveis (criada, testada e descartada)</w:t>
       </w:r>
@@ -15201,12 +15188,12 @@
       <w:tblPr>
         <w:tblW w:w="9360" w:type="dxa"/>
         <w:tblBorders>
-          <w:top w:val="single" w:sz="4" w:space="0" w:color="auto"/>
-          <w:left w:val="single" w:sz="4" w:space="0" w:color="auto"/>
-          <w:bottom w:val="single" w:sz="4" w:space="0" w:color="auto"/>
-          <w:right w:val="single" w:sz="4" w:space="0" w:color="auto"/>
-          <w:insideH w:val="single" w:sz="4" w:space="0" w:color="auto"/>
-          <w:insideV w:val="single" w:sz="4" w:space="0" w:color="auto"/>
+          <w:top w:val="single" w:color="auto" w:sz="4" w:space="0"/>
+          <w:left w:val="single" w:color="auto" w:sz="4" w:space="0"/>
+          <w:bottom w:val="single" w:color="auto" w:sz="4" w:space="0"/>
+          <w:right w:val="single" w:color="auto" w:sz="4" w:space="0"/>
+          <w:insideH w:val="single" w:color="auto" w:sz="4" w:space="0"/>
+          <w:insideV w:val="single" w:color="auto" w:sz="4" w:space="0"/>
         </w:tblBorders>
         <w:tblCellMar>
           <w:left w:w="10" w:type="dxa"/>
@@ -15235,10 +15222,10 @@
           <w:tcPr>
             <w:tcW w:w="2560" w:type="dxa"/>
             <w:tcBorders>
-              <w:top w:val="single" w:sz="1" w:space="0" w:color="BFBFBF"/>
-              <w:left w:val="single" w:sz="1" w:space="0" w:color="BFBFBF"/>
-              <w:bottom w:val="single" w:sz="1" w:space="0" w:color="BFBFBF"/>
-              <w:right w:val="single" w:sz="1" w:space="0" w:color="BFBFBF"/>
+              <w:top w:val="single" w:color="BFBFBF" w:sz="1" w:space="0"/>
+              <w:left w:val="single" w:color="BFBFBF" w:sz="1" w:space="0"/>
+              <w:bottom w:val="single" w:color="BFBFBF" w:sz="1" w:space="0"/>
+              <w:right w:val="single" w:color="BFBFBF" w:sz="1" w:space="0"/>
             </w:tcBorders>
             <w:shd w:val="clear" w:color="auto" w:fill="2F5496"/>
             <w:tcMar>
@@ -15269,10 +15256,10 @@
           <w:tcPr>
             <w:tcW w:w="1700" w:type="dxa"/>
             <w:tcBorders>
-              <w:top w:val="single" w:sz="1" w:space="0" w:color="BFBFBF"/>
-              <w:left w:val="single" w:sz="1" w:space="0" w:color="BFBFBF"/>
-              <w:bottom w:val="single" w:sz="1" w:space="0" w:color="BFBFBF"/>
-              <w:right w:val="single" w:sz="1" w:space="0" w:color="BFBFBF"/>
+              <w:top w:val="single" w:color="BFBFBF" w:sz="1" w:space="0"/>
+              <w:left w:val="single" w:color="BFBFBF" w:sz="1" w:space="0"/>
+              <w:bottom w:val="single" w:color="BFBFBF" w:sz="1" w:space="0"/>
+              <w:right w:val="single" w:color="BFBFBF" w:sz="1" w:space="0"/>
             </w:tcBorders>
             <w:shd w:val="clear" w:color="auto" w:fill="2F5496"/>
             <w:tcMar>
@@ -15304,10 +15291,10 @@
           <w:tcPr>
             <w:tcW w:w="1700" w:type="dxa"/>
             <w:tcBorders>
-              <w:top w:val="single" w:sz="1" w:space="0" w:color="BFBFBF"/>
-              <w:left w:val="single" w:sz="1" w:space="0" w:color="BFBFBF"/>
-              <w:bottom w:val="single" w:sz="1" w:space="0" w:color="BFBFBF"/>
-              <w:right w:val="single" w:sz="1" w:space="0" w:color="BFBFBF"/>
+              <w:top w:val="single" w:color="BFBFBF" w:sz="1" w:space="0"/>
+              <w:left w:val="single" w:color="BFBFBF" w:sz="1" w:space="0"/>
+              <w:bottom w:val="single" w:color="BFBFBF" w:sz="1" w:space="0"/>
+              <w:right w:val="single" w:color="BFBFBF" w:sz="1" w:space="0"/>
             </w:tcBorders>
             <w:shd w:val="clear" w:color="auto" w:fill="2F5496"/>
             <w:tcMar>
@@ -15339,10 +15326,10 @@
           <w:tcPr>
             <w:tcW w:w="1700" w:type="dxa"/>
             <w:tcBorders>
-              <w:top w:val="single" w:sz="1" w:space="0" w:color="BFBFBF"/>
-              <w:left w:val="single" w:sz="1" w:space="0" w:color="BFBFBF"/>
-              <w:bottom w:val="single" w:sz="1" w:space="0" w:color="BFBFBF"/>
-              <w:right w:val="single" w:sz="1" w:space="0" w:color="BFBFBF"/>
+              <w:top w:val="single" w:color="BFBFBF" w:sz="1" w:space="0"/>
+              <w:left w:val="single" w:color="BFBFBF" w:sz="1" w:space="0"/>
+              <w:bottom w:val="single" w:color="BFBFBF" w:sz="1" w:space="0"/>
+              <w:right w:val="single" w:color="BFBFBF" w:sz="1" w:space="0"/>
             </w:tcBorders>
             <w:shd w:val="clear" w:color="auto" w:fill="2F5496"/>
             <w:tcMar>
@@ -15374,10 +15361,10 @@
           <w:tcPr>
             <w:tcW w:w="1700" w:type="dxa"/>
             <w:tcBorders>
-              <w:top w:val="single" w:sz="1" w:space="0" w:color="BFBFBF"/>
-              <w:left w:val="single" w:sz="1" w:space="0" w:color="BFBFBF"/>
-              <w:bottom w:val="single" w:sz="1" w:space="0" w:color="BFBFBF"/>
-              <w:right w:val="single" w:sz="1" w:space="0" w:color="BFBFBF"/>
+              <w:top w:val="single" w:color="BFBFBF" w:sz="1" w:space="0"/>
+              <w:left w:val="single" w:color="BFBFBF" w:sz="1" w:space="0"/>
+              <w:bottom w:val="single" w:color="BFBFBF" w:sz="1" w:space="0"/>
+              <w:right w:val="single" w:color="BFBFBF" w:sz="1" w:space="0"/>
             </w:tcBorders>
             <w:shd w:val="clear" w:color="auto" w:fill="2F5496"/>
             <w:tcMar>
@@ -15417,10 +15404,10 @@
           <w:tcPr>
             <w:tcW w:w="2560" w:type="dxa"/>
             <w:tcBorders>
-              <w:top w:val="single" w:sz="1" w:space="0" w:color="BFBFBF"/>
-              <w:left w:val="single" w:sz="1" w:space="0" w:color="BFBFBF"/>
-              <w:bottom w:val="single" w:sz="1" w:space="0" w:color="BFBFBF"/>
-              <w:right w:val="single" w:sz="1" w:space="0" w:color="BFBFBF"/>
+              <w:top w:val="single" w:color="BFBFBF" w:sz="1" w:space="0"/>
+              <w:left w:val="single" w:color="BFBFBF" w:sz="1" w:space="0"/>
+              <w:bottom w:val="single" w:color="BFBFBF" w:sz="1" w:space="0"/>
+              <w:right w:val="single" w:color="BFBFBF" w:sz="1" w:space="0"/>
             </w:tcBorders>
             <w:shd w:val="clear" w:color="auto" w:fill="FFFFFF"/>
             <w:tcMar>
@@ -15449,10 +15436,10 @@
           <w:tcPr>
             <w:tcW w:w="1700" w:type="dxa"/>
             <w:tcBorders>
-              <w:top w:val="single" w:sz="1" w:space="0" w:color="BFBFBF"/>
-              <w:left w:val="single" w:sz="1" w:space="0" w:color="BFBFBF"/>
-              <w:bottom w:val="single" w:sz="1" w:space="0" w:color="BFBFBF"/>
-              <w:right w:val="single" w:sz="1" w:space="0" w:color="BFBFBF"/>
+              <w:top w:val="single" w:color="BFBFBF" w:sz="1" w:space="0"/>
+              <w:left w:val="single" w:color="BFBFBF" w:sz="1" w:space="0"/>
+              <w:bottom w:val="single" w:color="BFBFBF" w:sz="1" w:space="0"/>
+              <w:right w:val="single" w:color="BFBFBF" w:sz="1" w:space="0"/>
             </w:tcBorders>
             <w:shd w:val="clear" w:color="auto" w:fill="FFFFFF"/>
             <w:tcMar>
@@ -15482,10 +15469,10 @@
           <w:tcPr>
             <w:tcW w:w="1700" w:type="dxa"/>
             <w:tcBorders>
-              <w:top w:val="single" w:sz="1" w:space="0" w:color="BFBFBF"/>
-              <w:left w:val="single" w:sz="1" w:space="0" w:color="BFBFBF"/>
-              <w:bottom w:val="single" w:sz="1" w:space="0" w:color="BFBFBF"/>
-              <w:right w:val="single" w:sz="1" w:space="0" w:color="BFBFBF"/>
+              <w:top w:val="single" w:color="BFBFBF" w:sz="1" w:space="0"/>
+              <w:left w:val="single" w:color="BFBFBF" w:sz="1" w:space="0"/>
+              <w:bottom w:val="single" w:color="BFBFBF" w:sz="1" w:space="0"/>
+              <w:right w:val="single" w:color="BFBFBF" w:sz="1" w:space="0"/>
             </w:tcBorders>
             <w:shd w:val="clear" w:color="auto" w:fill="FFFFFF"/>
             <w:tcMar>
@@ -15515,10 +15502,10 @@
           <w:tcPr>
             <w:tcW w:w="1700" w:type="dxa"/>
             <w:tcBorders>
-              <w:top w:val="single" w:sz="1" w:space="0" w:color="BFBFBF"/>
-              <w:left w:val="single" w:sz="1" w:space="0" w:color="BFBFBF"/>
-              <w:bottom w:val="single" w:sz="1" w:space="0" w:color="BFBFBF"/>
-              <w:right w:val="single" w:sz="1" w:space="0" w:color="BFBFBF"/>
+              <w:top w:val="single" w:color="BFBFBF" w:sz="1" w:space="0"/>
+              <w:left w:val="single" w:color="BFBFBF" w:sz="1" w:space="0"/>
+              <w:bottom w:val="single" w:color="BFBFBF" w:sz="1" w:space="0"/>
+              <w:right w:val="single" w:color="BFBFBF" w:sz="1" w:space="0"/>
             </w:tcBorders>
             <w:shd w:val="clear" w:color="auto" w:fill="FFFFFF"/>
             <w:tcMar>
@@ -15548,10 +15535,10 @@
           <w:tcPr>
             <w:tcW w:w="1700" w:type="dxa"/>
             <w:tcBorders>
-              <w:top w:val="single" w:sz="1" w:space="0" w:color="BFBFBF"/>
-              <w:left w:val="single" w:sz="1" w:space="0" w:color="BFBFBF"/>
-              <w:bottom w:val="single" w:sz="1" w:space="0" w:color="BFBFBF"/>
-              <w:right w:val="single" w:sz="1" w:space="0" w:color="BFBFBF"/>
+              <w:top w:val="single" w:color="BFBFBF" w:sz="1" w:space="0"/>
+              <w:left w:val="single" w:color="BFBFBF" w:sz="1" w:space="0"/>
+              <w:bottom w:val="single" w:color="BFBFBF" w:sz="1" w:space="0"/>
+              <w:right w:val="single" w:color="BFBFBF" w:sz="1" w:space="0"/>
             </w:tcBorders>
             <w:shd w:val="clear" w:color="auto" w:fill="FFFFFF"/>
             <w:tcMar>
@@ -15589,10 +15576,10 @@
           <w:tcPr>
             <w:tcW w:w="2560" w:type="dxa"/>
             <w:tcBorders>
-              <w:top w:val="single" w:sz="1" w:space="0" w:color="BFBFBF"/>
-              <w:left w:val="single" w:sz="1" w:space="0" w:color="BFBFBF"/>
-              <w:bottom w:val="single" w:sz="1" w:space="0" w:color="BFBFBF"/>
-              <w:right w:val="single" w:sz="1" w:space="0" w:color="BFBFBF"/>
+              <w:top w:val="single" w:color="BFBFBF" w:sz="1" w:space="0"/>
+              <w:left w:val="single" w:color="BFBFBF" w:sz="1" w:space="0"/>
+              <w:bottom w:val="single" w:color="BFBFBF" w:sz="1" w:space="0"/>
+              <w:right w:val="single" w:color="BFBFBF" w:sz="1" w:space="0"/>
             </w:tcBorders>
             <w:shd w:val="clear" w:color="auto" w:fill="EAF0F7"/>
             <w:tcMar>
@@ -15621,10 +15608,10 @@
           <w:tcPr>
             <w:tcW w:w="1700" w:type="dxa"/>
             <w:tcBorders>
-              <w:top w:val="single" w:sz="1" w:space="0" w:color="BFBFBF"/>
-              <w:left w:val="single" w:sz="1" w:space="0" w:color="BFBFBF"/>
-              <w:bottom w:val="single" w:sz="1" w:space="0" w:color="BFBFBF"/>
-              <w:right w:val="single" w:sz="1" w:space="0" w:color="BFBFBF"/>
+              <w:top w:val="single" w:color="BFBFBF" w:sz="1" w:space="0"/>
+              <w:left w:val="single" w:color="BFBFBF" w:sz="1" w:space="0"/>
+              <w:bottom w:val="single" w:color="BFBFBF" w:sz="1" w:space="0"/>
+              <w:right w:val="single" w:color="BFBFBF" w:sz="1" w:space="0"/>
             </w:tcBorders>
             <w:shd w:val="clear" w:color="auto" w:fill="EAF0F7"/>
             <w:tcMar>
@@ -15654,10 +15641,10 @@
           <w:tcPr>
             <w:tcW w:w="1700" w:type="dxa"/>
             <w:tcBorders>
-              <w:top w:val="single" w:sz="1" w:space="0" w:color="BFBFBF"/>
-              <w:left w:val="single" w:sz="1" w:space="0" w:color="BFBFBF"/>
-              <w:bottom w:val="single" w:sz="1" w:space="0" w:color="BFBFBF"/>
-              <w:right w:val="single" w:sz="1" w:space="0" w:color="BFBFBF"/>
+              <w:top w:val="single" w:color="BFBFBF" w:sz="1" w:space="0"/>
+              <w:left w:val="single" w:color="BFBFBF" w:sz="1" w:space="0"/>
+              <w:bottom w:val="single" w:color="BFBFBF" w:sz="1" w:space="0"/>
+              <w:right w:val="single" w:color="BFBFBF" w:sz="1" w:space="0"/>
             </w:tcBorders>
             <w:shd w:val="clear" w:color="auto" w:fill="EAF0F7"/>
             <w:tcMar>
@@ -15687,10 +15674,10 @@
           <w:tcPr>
             <w:tcW w:w="1700" w:type="dxa"/>
             <w:tcBorders>
-              <w:top w:val="single" w:sz="1" w:space="0" w:color="BFBFBF"/>
-              <w:left w:val="single" w:sz="1" w:space="0" w:color="BFBFBF"/>
-              <w:bottom w:val="single" w:sz="1" w:space="0" w:color="BFBFBF"/>
-              <w:right w:val="single" w:sz="1" w:space="0" w:color="BFBFBF"/>
+              <w:top w:val="single" w:color="BFBFBF" w:sz="1" w:space="0"/>
+              <w:left w:val="single" w:color="BFBFBF" w:sz="1" w:space="0"/>
+              <w:bottom w:val="single" w:color="BFBFBF" w:sz="1" w:space="0"/>
+              <w:right w:val="single" w:color="BFBFBF" w:sz="1" w:space="0"/>
             </w:tcBorders>
             <w:shd w:val="clear" w:color="auto" w:fill="EAF0F7"/>
             <w:tcMar>
@@ -15720,10 +15707,10 @@
           <w:tcPr>
             <w:tcW w:w="1700" w:type="dxa"/>
             <w:tcBorders>
-              <w:top w:val="single" w:sz="1" w:space="0" w:color="BFBFBF"/>
-              <w:left w:val="single" w:sz="1" w:space="0" w:color="BFBFBF"/>
-              <w:bottom w:val="single" w:sz="1" w:space="0" w:color="BFBFBF"/>
-              <w:right w:val="single" w:sz="1" w:space="0" w:color="BFBFBF"/>
+              <w:top w:val="single" w:color="BFBFBF" w:sz="1" w:space="0"/>
+              <w:left w:val="single" w:color="BFBFBF" w:sz="1" w:space="0"/>
+              <w:bottom w:val="single" w:color="BFBFBF" w:sz="1" w:space="0"/>
+              <w:right w:val="single" w:color="BFBFBF" w:sz="1" w:space="0"/>
             </w:tcBorders>
             <w:shd w:val="clear" w:color="auto" w:fill="EAF0F7"/>
             <w:tcMar>
@@ -15757,8 +15744,8 @@
         <w:keepNext/>
         <w:jc w:val="center"/>
       </w:pPr>
-      <w:bookmarkStart w:id="37" w:name="_Toc233107169"/>
-      <w:bookmarkStart w:id="38" w:name="_Toc233107423"/>
+      <w:bookmarkStart w:name="_Toc233107169" w:id="37"/>
+      <w:bookmarkStart w:name="_Toc233107423" w:id="38"/>
       <w:r>
         <w:t xml:space="preserve">Tabela </w:t>
       </w:r>
@@ -15802,7 +15789,7 @@
       <w:pPr>
         <w:pStyle w:val="Ttulo2"/>
       </w:pPr>
-      <w:bookmarkStart w:id="39" w:name="_Toc233109770"/>
+      <w:bookmarkStart w:name="_Toc233109770" w:id="39"/>
       <w:r>
         <w:t>3.3 Interações entre variáveis</w:t>
       </w:r>
@@ -15837,12 +15824,12 @@
       <w:tblPr>
         <w:tblW w:w="9360" w:type="dxa"/>
         <w:tblBorders>
-          <w:top w:val="single" w:sz="4" w:space="0" w:color="auto"/>
-          <w:left w:val="single" w:sz="4" w:space="0" w:color="auto"/>
-          <w:bottom w:val="single" w:sz="4" w:space="0" w:color="auto"/>
-          <w:right w:val="single" w:sz="4" w:space="0" w:color="auto"/>
-          <w:insideH w:val="single" w:sz="4" w:space="0" w:color="auto"/>
-          <w:insideV w:val="single" w:sz="4" w:space="0" w:color="auto"/>
+          <w:top w:val="single" w:color="auto" w:sz="4" w:space="0"/>
+          <w:left w:val="single" w:color="auto" w:sz="4" w:space="0"/>
+          <w:bottom w:val="single" w:color="auto" w:sz="4" w:space="0"/>
+          <w:right w:val="single" w:color="auto" w:sz="4" w:space="0"/>
+          <w:insideH w:val="single" w:color="auto" w:sz="4" w:space="0"/>
+          <w:insideV w:val="single" w:color="auto" w:sz="4" w:space="0"/>
         </w:tblBorders>
         <w:tblCellMar>
           <w:left w:w="10" w:type="dxa"/>
@@ -15871,10 +15858,10 @@
           <w:tcPr>
             <w:tcW w:w="2560" w:type="dxa"/>
             <w:tcBorders>
-              <w:top w:val="single" w:sz="1" w:space="0" w:color="BFBFBF"/>
-              <w:left w:val="single" w:sz="1" w:space="0" w:color="BFBFBF"/>
-              <w:bottom w:val="single" w:sz="1" w:space="0" w:color="BFBFBF"/>
-              <w:right w:val="single" w:sz="1" w:space="0" w:color="BFBFBF"/>
+              <w:top w:val="single" w:color="BFBFBF" w:sz="1" w:space="0"/>
+              <w:left w:val="single" w:color="BFBFBF" w:sz="1" w:space="0"/>
+              <w:bottom w:val="single" w:color="BFBFBF" w:sz="1" w:space="0"/>
+              <w:right w:val="single" w:color="BFBFBF" w:sz="1" w:space="0"/>
             </w:tcBorders>
             <w:shd w:val="clear" w:color="auto" w:fill="2F5496"/>
             <w:tcMar>
@@ -15905,10 +15892,10 @@
           <w:tcPr>
             <w:tcW w:w="1700" w:type="dxa"/>
             <w:tcBorders>
-              <w:top w:val="single" w:sz="1" w:space="0" w:color="BFBFBF"/>
-              <w:left w:val="single" w:sz="1" w:space="0" w:color="BFBFBF"/>
-              <w:bottom w:val="single" w:sz="1" w:space="0" w:color="BFBFBF"/>
-              <w:right w:val="single" w:sz="1" w:space="0" w:color="BFBFBF"/>
+              <w:top w:val="single" w:color="BFBFBF" w:sz="1" w:space="0"/>
+              <w:left w:val="single" w:color="BFBFBF" w:sz="1" w:space="0"/>
+              <w:bottom w:val="single" w:color="BFBFBF" w:sz="1" w:space="0"/>
+              <w:right w:val="single" w:color="BFBFBF" w:sz="1" w:space="0"/>
             </w:tcBorders>
             <w:shd w:val="clear" w:color="auto" w:fill="2F5496"/>
             <w:tcMar>
@@ -15940,10 +15927,10 @@
           <w:tcPr>
             <w:tcW w:w="1700" w:type="dxa"/>
             <w:tcBorders>
-              <w:top w:val="single" w:sz="1" w:space="0" w:color="BFBFBF"/>
-              <w:left w:val="single" w:sz="1" w:space="0" w:color="BFBFBF"/>
-              <w:bottom w:val="single" w:sz="1" w:space="0" w:color="BFBFBF"/>
-              <w:right w:val="single" w:sz="1" w:space="0" w:color="BFBFBF"/>
+              <w:top w:val="single" w:color="BFBFBF" w:sz="1" w:space="0"/>
+              <w:left w:val="single" w:color="BFBFBF" w:sz="1" w:space="0"/>
+              <w:bottom w:val="single" w:color="BFBFBF" w:sz="1" w:space="0"/>
+              <w:right w:val="single" w:color="BFBFBF" w:sz="1" w:space="0"/>
             </w:tcBorders>
             <w:shd w:val="clear" w:color="auto" w:fill="2F5496"/>
             <w:tcMar>
@@ -15975,10 +15962,10 @@
           <w:tcPr>
             <w:tcW w:w="1700" w:type="dxa"/>
             <w:tcBorders>
-              <w:top w:val="single" w:sz="1" w:space="0" w:color="BFBFBF"/>
-              <w:left w:val="single" w:sz="1" w:space="0" w:color="BFBFBF"/>
-              <w:bottom w:val="single" w:sz="1" w:space="0" w:color="BFBFBF"/>
-              <w:right w:val="single" w:sz="1" w:space="0" w:color="BFBFBF"/>
+              <w:top w:val="single" w:color="BFBFBF" w:sz="1" w:space="0"/>
+              <w:left w:val="single" w:color="BFBFBF" w:sz="1" w:space="0"/>
+              <w:bottom w:val="single" w:color="BFBFBF" w:sz="1" w:space="0"/>
+              <w:right w:val="single" w:color="BFBFBF" w:sz="1" w:space="0"/>
             </w:tcBorders>
             <w:shd w:val="clear" w:color="auto" w:fill="2F5496"/>
             <w:tcMar>
@@ -16010,10 +15997,10 @@
           <w:tcPr>
             <w:tcW w:w="1700" w:type="dxa"/>
             <w:tcBorders>
-              <w:top w:val="single" w:sz="1" w:space="0" w:color="BFBFBF"/>
-              <w:left w:val="single" w:sz="1" w:space="0" w:color="BFBFBF"/>
-              <w:bottom w:val="single" w:sz="1" w:space="0" w:color="BFBFBF"/>
-              <w:right w:val="single" w:sz="1" w:space="0" w:color="BFBFBF"/>
+              <w:top w:val="single" w:color="BFBFBF" w:sz="1" w:space="0"/>
+              <w:left w:val="single" w:color="BFBFBF" w:sz="1" w:space="0"/>
+              <w:bottom w:val="single" w:color="BFBFBF" w:sz="1" w:space="0"/>
+              <w:right w:val="single" w:color="BFBFBF" w:sz="1" w:space="0"/>
             </w:tcBorders>
             <w:shd w:val="clear" w:color="auto" w:fill="2F5496"/>
             <w:tcMar>
@@ -16053,10 +16040,10 @@
           <w:tcPr>
             <w:tcW w:w="2560" w:type="dxa"/>
             <w:tcBorders>
-              <w:top w:val="single" w:sz="1" w:space="0" w:color="BFBFBF"/>
-              <w:left w:val="single" w:sz="1" w:space="0" w:color="BFBFBF"/>
-              <w:bottom w:val="single" w:sz="1" w:space="0" w:color="BFBFBF"/>
-              <w:right w:val="single" w:sz="1" w:space="0" w:color="BFBFBF"/>
+              <w:top w:val="single" w:color="BFBFBF" w:sz="1" w:space="0"/>
+              <w:left w:val="single" w:color="BFBFBF" w:sz="1" w:space="0"/>
+              <w:bottom w:val="single" w:color="BFBFBF" w:sz="1" w:space="0"/>
+              <w:right w:val="single" w:color="BFBFBF" w:sz="1" w:space="0"/>
             </w:tcBorders>
             <w:shd w:val="clear" w:color="auto" w:fill="FFFFFF"/>
             <w:tcMar>
@@ -16085,10 +16072,10 @@
           <w:tcPr>
             <w:tcW w:w="1700" w:type="dxa"/>
             <w:tcBorders>
-              <w:top w:val="single" w:sz="1" w:space="0" w:color="BFBFBF"/>
-              <w:left w:val="single" w:sz="1" w:space="0" w:color="BFBFBF"/>
-              <w:bottom w:val="single" w:sz="1" w:space="0" w:color="BFBFBF"/>
-              <w:right w:val="single" w:sz="1" w:space="0" w:color="BFBFBF"/>
+              <w:top w:val="single" w:color="BFBFBF" w:sz="1" w:space="0"/>
+              <w:left w:val="single" w:color="BFBFBF" w:sz="1" w:space="0"/>
+              <w:bottom w:val="single" w:color="BFBFBF" w:sz="1" w:space="0"/>
+              <w:right w:val="single" w:color="BFBFBF" w:sz="1" w:space="0"/>
             </w:tcBorders>
             <w:shd w:val="clear" w:color="auto" w:fill="FFFFFF"/>
             <w:tcMar>
@@ -16118,10 +16105,10 @@
           <w:tcPr>
             <w:tcW w:w="1700" w:type="dxa"/>
             <w:tcBorders>
-              <w:top w:val="single" w:sz="1" w:space="0" w:color="BFBFBF"/>
-              <w:left w:val="single" w:sz="1" w:space="0" w:color="BFBFBF"/>
-              <w:bottom w:val="single" w:sz="1" w:space="0" w:color="BFBFBF"/>
-              <w:right w:val="single" w:sz="1" w:space="0" w:color="BFBFBF"/>
+              <w:top w:val="single" w:color="BFBFBF" w:sz="1" w:space="0"/>
+              <w:left w:val="single" w:color="BFBFBF" w:sz="1" w:space="0"/>
+              <w:bottom w:val="single" w:color="BFBFBF" w:sz="1" w:space="0"/>
+              <w:right w:val="single" w:color="BFBFBF" w:sz="1" w:space="0"/>
             </w:tcBorders>
             <w:shd w:val="clear" w:color="auto" w:fill="FFFFFF"/>
             <w:tcMar>
@@ -16151,10 +16138,10 @@
           <w:tcPr>
             <w:tcW w:w="1700" w:type="dxa"/>
             <w:tcBorders>
-              <w:top w:val="single" w:sz="1" w:space="0" w:color="BFBFBF"/>
-              <w:left w:val="single" w:sz="1" w:space="0" w:color="BFBFBF"/>
-              <w:bottom w:val="single" w:sz="1" w:space="0" w:color="BFBFBF"/>
-              <w:right w:val="single" w:sz="1" w:space="0" w:color="BFBFBF"/>
+              <w:top w:val="single" w:color="BFBFBF" w:sz="1" w:space="0"/>
+              <w:left w:val="single" w:color="BFBFBF" w:sz="1" w:space="0"/>
+              <w:bottom w:val="single" w:color="BFBFBF" w:sz="1" w:space="0"/>
+              <w:right w:val="single" w:color="BFBFBF" w:sz="1" w:space="0"/>
             </w:tcBorders>
             <w:shd w:val="clear" w:color="auto" w:fill="FFFFFF"/>
             <w:tcMar>
@@ -16184,10 +16171,10 @@
           <w:tcPr>
             <w:tcW w:w="1700" w:type="dxa"/>
             <w:tcBorders>
-              <w:top w:val="single" w:sz="1" w:space="0" w:color="BFBFBF"/>
-              <w:left w:val="single" w:sz="1" w:space="0" w:color="BFBFBF"/>
-              <w:bottom w:val="single" w:sz="1" w:space="0" w:color="BFBFBF"/>
-              <w:right w:val="single" w:sz="1" w:space="0" w:color="BFBFBF"/>
+              <w:top w:val="single" w:color="BFBFBF" w:sz="1" w:space="0"/>
+              <w:left w:val="single" w:color="BFBFBF" w:sz="1" w:space="0"/>
+              <w:bottom w:val="single" w:color="BFBFBF" w:sz="1" w:space="0"/>
+              <w:right w:val="single" w:color="BFBFBF" w:sz="1" w:space="0"/>
             </w:tcBorders>
             <w:shd w:val="clear" w:color="auto" w:fill="FFFFFF"/>
             <w:tcMar>
@@ -16225,10 +16212,10 @@
           <w:tcPr>
             <w:tcW w:w="2560" w:type="dxa"/>
             <w:tcBorders>
-              <w:top w:val="single" w:sz="1" w:space="0" w:color="BFBFBF"/>
-              <w:left w:val="single" w:sz="1" w:space="0" w:color="BFBFBF"/>
-              <w:bottom w:val="single" w:sz="1" w:space="0" w:color="BFBFBF"/>
-              <w:right w:val="single" w:sz="1" w:space="0" w:color="BFBFBF"/>
+              <w:top w:val="single" w:color="BFBFBF" w:sz="1" w:space="0"/>
+              <w:left w:val="single" w:color="BFBFBF" w:sz="1" w:space="0"/>
+              <w:bottom w:val="single" w:color="BFBFBF" w:sz="1" w:space="0"/>
+              <w:right w:val="single" w:color="BFBFBF" w:sz="1" w:space="0"/>
             </w:tcBorders>
             <w:shd w:val="clear" w:color="auto" w:fill="EAF0F7"/>
             <w:tcMar>
@@ -16257,10 +16244,10 @@
           <w:tcPr>
             <w:tcW w:w="1700" w:type="dxa"/>
             <w:tcBorders>
-              <w:top w:val="single" w:sz="1" w:space="0" w:color="BFBFBF"/>
-              <w:left w:val="single" w:sz="1" w:space="0" w:color="BFBFBF"/>
-              <w:bottom w:val="single" w:sz="1" w:space="0" w:color="BFBFBF"/>
-              <w:right w:val="single" w:sz="1" w:space="0" w:color="BFBFBF"/>
+              <w:top w:val="single" w:color="BFBFBF" w:sz="1" w:space="0"/>
+              <w:left w:val="single" w:color="BFBFBF" w:sz="1" w:space="0"/>
+              <w:bottom w:val="single" w:color="BFBFBF" w:sz="1" w:space="0"/>
+              <w:right w:val="single" w:color="BFBFBF" w:sz="1" w:space="0"/>
             </w:tcBorders>
             <w:shd w:val="clear" w:color="auto" w:fill="EAF0F7"/>
             <w:tcMar>
@@ -16290,10 +16277,10 @@
           <w:tcPr>
             <w:tcW w:w="1700" w:type="dxa"/>
             <w:tcBorders>
-              <w:top w:val="single" w:sz="1" w:space="0" w:color="BFBFBF"/>
-              <w:left w:val="single" w:sz="1" w:space="0" w:color="BFBFBF"/>
-              <w:bottom w:val="single" w:sz="1" w:space="0" w:color="BFBFBF"/>
-              <w:right w:val="single" w:sz="1" w:space="0" w:color="BFBFBF"/>
+              <w:top w:val="single" w:color="BFBFBF" w:sz="1" w:space="0"/>
+              <w:left w:val="single" w:color="BFBFBF" w:sz="1" w:space="0"/>
+              <w:bottom w:val="single" w:color="BFBFBF" w:sz="1" w:space="0"/>
+              <w:right w:val="single" w:color="BFBFBF" w:sz="1" w:space="0"/>
             </w:tcBorders>
             <w:shd w:val="clear" w:color="auto" w:fill="EAF0F7"/>
             <w:tcMar>
@@ -16323,10 +16310,10 @@
           <w:tcPr>
             <w:tcW w:w="1700" w:type="dxa"/>
             <w:tcBorders>
-              <w:top w:val="single" w:sz="1" w:space="0" w:color="BFBFBF"/>
-              <w:left w:val="single" w:sz="1" w:space="0" w:color="BFBFBF"/>
-              <w:bottom w:val="single" w:sz="1" w:space="0" w:color="BFBFBF"/>
-              <w:right w:val="single" w:sz="1" w:space="0" w:color="BFBFBF"/>
+              <w:top w:val="single" w:color="BFBFBF" w:sz="1" w:space="0"/>
+              <w:left w:val="single" w:color="BFBFBF" w:sz="1" w:space="0"/>
+              <w:bottom w:val="single" w:color="BFBFBF" w:sz="1" w:space="0"/>
+              <w:right w:val="single" w:color="BFBFBF" w:sz="1" w:space="0"/>
             </w:tcBorders>
             <w:shd w:val="clear" w:color="auto" w:fill="EAF0F7"/>
             <w:tcMar>
@@ -16356,10 +16343,10 @@
           <w:tcPr>
             <w:tcW w:w="1700" w:type="dxa"/>
             <w:tcBorders>
-              <w:top w:val="single" w:sz="1" w:space="0" w:color="BFBFBF"/>
-              <w:left w:val="single" w:sz="1" w:space="0" w:color="BFBFBF"/>
-              <w:bottom w:val="single" w:sz="1" w:space="0" w:color="BFBFBF"/>
-              <w:right w:val="single" w:sz="1" w:space="0" w:color="BFBFBF"/>
+              <w:top w:val="single" w:color="BFBFBF" w:sz="1" w:space="0"/>
+              <w:left w:val="single" w:color="BFBFBF" w:sz="1" w:space="0"/>
+              <w:bottom w:val="single" w:color="BFBFBF" w:sz="1" w:space="0"/>
+              <w:right w:val="single" w:color="BFBFBF" w:sz="1" w:space="0"/>
             </w:tcBorders>
             <w:shd w:val="clear" w:color="auto" w:fill="EAF0F7"/>
             <w:tcMar>
@@ -16393,8 +16380,8 @@
         <w:keepNext/>
         <w:jc w:val="center"/>
       </w:pPr>
-      <w:bookmarkStart w:id="40" w:name="_Toc233107170"/>
-      <w:bookmarkStart w:id="41" w:name="_Toc233107424"/>
+      <w:bookmarkStart w:name="_Toc233107170" w:id="40"/>
+      <w:bookmarkStart w:name="_Toc233107424" w:id="41"/>
       <w:r>
         <w:t xml:space="preserve">Tabela </w:t>
       </w:r>
@@ -16438,7 +16425,7 @@
       <w:pPr>
         <w:pStyle w:val="Ttulo2"/>
       </w:pPr>
-      <w:bookmarkStart w:id="42" w:name="_Toc233109771"/>
+      <w:bookmarkStart w:name="_Toc233109771" w:id="42"/>
       <w:r>
         <w:t>3.4 Robustez a distribuições assimétricas (teste logarítmico)</w:t>
       </w:r>
@@ -16475,12 +16462,12 @@
       <w:tblPr>
         <w:tblW w:w="9360" w:type="dxa"/>
         <w:tblBorders>
-          <w:top w:val="single" w:sz="4" w:space="0" w:color="auto"/>
-          <w:left w:val="single" w:sz="4" w:space="0" w:color="auto"/>
-          <w:bottom w:val="single" w:sz="4" w:space="0" w:color="auto"/>
-          <w:right w:val="single" w:sz="4" w:space="0" w:color="auto"/>
-          <w:insideH w:val="single" w:sz="4" w:space="0" w:color="auto"/>
-          <w:insideV w:val="single" w:sz="4" w:space="0" w:color="auto"/>
+          <w:top w:val="single" w:color="auto" w:sz="4" w:space="0"/>
+          <w:left w:val="single" w:color="auto" w:sz="4" w:space="0"/>
+          <w:bottom w:val="single" w:color="auto" w:sz="4" w:space="0"/>
+          <w:right w:val="single" w:color="auto" w:sz="4" w:space="0"/>
+          <w:insideH w:val="single" w:color="auto" w:sz="4" w:space="0"/>
+          <w:insideV w:val="single" w:color="auto" w:sz="4" w:space="0"/>
         </w:tblBorders>
         <w:tblCellMar>
           <w:left w:w="10" w:type="dxa"/>
@@ -16509,10 +16496,10 @@
           <w:tcPr>
             <w:tcW w:w="2560" w:type="dxa"/>
             <w:tcBorders>
-              <w:top w:val="single" w:sz="1" w:space="0" w:color="BFBFBF"/>
-              <w:left w:val="single" w:sz="1" w:space="0" w:color="BFBFBF"/>
-              <w:bottom w:val="single" w:sz="1" w:space="0" w:color="BFBFBF"/>
-              <w:right w:val="single" w:sz="1" w:space="0" w:color="BFBFBF"/>
+              <w:top w:val="single" w:color="BFBFBF" w:sz="1" w:space="0"/>
+              <w:left w:val="single" w:color="BFBFBF" w:sz="1" w:space="0"/>
+              <w:bottom w:val="single" w:color="BFBFBF" w:sz="1" w:space="0"/>
+              <w:right w:val="single" w:color="BFBFBF" w:sz="1" w:space="0"/>
             </w:tcBorders>
             <w:shd w:val="clear" w:color="auto" w:fill="2F5496"/>
             <w:tcMar>
@@ -16543,10 +16530,10 @@
           <w:tcPr>
             <w:tcW w:w="1700" w:type="dxa"/>
             <w:tcBorders>
-              <w:top w:val="single" w:sz="1" w:space="0" w:color="BFBFBF"/>
-              <w:left w:val="single" w:sz="1" w:space="0" w:color="BFBFBF"/>
-              <w:bottom w:val="single" w:sz="1" w:space="0" w:color="BFBFBF"/>
-              <w:right w:val="single" w:sz="1" w:space="0" w:color="BFBFBF"/>
+              <w:top w:val="single" w:color="BFBFBF" w:sz="1" w:space="0"/>
+              <w:left w:val="single" w:color="BFBFBF" w:sz="1" w:space="0"/>
+              <w:bottom w:val="single" w:color="BFBFBF" w:sz="1" w:space="0"/>
+              <w:right w:val="single" w:color="BFBFBF" w:sz="1" w:space="0"/>
             </w:tcBorders>
             <w:shd w:val="clear" w:color="auto" w:fill="2F5496"/>
             <w:tcMar>
@@ -16578,10 +16565,10 @@
           <w:tcPr>
             <w:tcW w:w="1700" w:type="dxa"/>
             <w:tcBorders>
-              <w:top w:val="single" w:sz="1" w:space="0" w:color="BFBFBF"/>
-              <w:left w:val="single" w:sz="1" w:space="0" w:color="BFBFBF"/>
-              <w:bottom w:val="single" w:sz="1" w:space="0" w:color="BFBFBF"/>
-              <w:right w:val="single" w:sz="1" w:space="0" w:color="BFBFBF"/>
+              <w:top w:val="single" w:color="BFBFBF" w:sz="1" w:space="0"/>
+              <w:left w:val="single" w:color="BFBFBF" w:sz="1" w:space="0"/>
+              <w:bottom w:val="single" w:color="BFBFBF" w:sz="1" w:space="0"/>
+              <w:right w:val="single" w:color="BFBFBF" w:sz="1" w:space="0"/>
             </w:tcBorders>
             <w:shd w:val="clear" w:color="auto" w:fill="2F5496"/>
             <w:tcMar>
@@ -16613,10 +16600,10 @@
           <w:tcPr>
             <w:tcW w:w="1700" w:type="dxa"/>
             <w:tcBorders>
-              <w:top w:val="single" w:sz="1" w:space="0" w:color="BFBFBF"/>
-              <w:left w:val="single" w:sz="1" w:space="0" w:color="BFBFBF"/>
-              <w:bottom w:val="single" w:sz="1" w:space="0" w:color="BFBFBF"/>
-              <w:right w:val="single" w:sz="1" w:space="0" w:color="BFBFBF"/>
+              <w:top w:val="single" w:color="BFBFBF" w:sz="1" w:space="0"/>
+              <w:left w:val="single" w:color="BFBFBF" w:sz="1" w:space="0"/>
+              <w:bottom w:val="single" w:color="BFBFBF" w:sz="1" w:space="0"/>
+              <w:right w:val="single" w:color="BFBFBF" w:sz="1" w:space="0"/>
             </w:tcBorders>
             <w:shd w:val="clear" w:color="auto" w:fill="2F5496"/>
             <w:tcMar>
@@ -16648,10 +16635,10 @@
           <w:tcPr>
             <w:tcW w:w="1700" w:type="dxa"/>
             <w:tcBorders>
-              <w:top w:val="single" w:sz="1" w:space="0" w:color="BFBFBF"/>
-              <w:left w:val="single" w:sz="1" w:space="0" w:color="BFBFBF"/>
-              <w:bottom w:val="single" w:sz="1" w:space="0" w:color="BFBFBF"/>
-              <w:right w:val="single" w:sz="1" w:space="0" w:color="BFBFBF"/>
+              <w:top w:val="single" w:color="BFBFBF" w:sz="1" w:space="0"/>
+              <w:left w:val="single" w:color="BFBFBF" w:sz="1" w:space="0"/>
+              <w:bottom w:val="single" w:color="BFBFBF" w:sz="1" w:space="0"/>
+              <w:right w:val="single" w:color="BFBFBF" w:sz="1" w:space="0"/>
             </w:tcBorders>
             <w:shd w:val="clear" w:color="auto" w:fill="2F5496"/>
             <w:tcMar>
@@ -16691,10 +16678,10 @@
           <w:tcPr>
             <w:tcW w:w="2560" w:type="dxa"/>
             <w:tcBorders>
-              <w:top w:val="single" w:sz="1" w:space="0" w:color="BFBFBF"/>
-              <w:left w:val="single" w:sz="1" w:space="0" w:color="BFBFBF"/>
-              <w:bottom w:val="single" w:sz="1" w:space="0" w:color="BFBFBF"/>
-              <w:right w:val="single" w:sz="1" w:space="0" w:color="BFBFBF"/>
+              <w:top w:val="single" w:color="BFBFBF" w:sz="1" w:space="0"/>
+              <w:left w:val="single" w:color="BFBFBF" w:sz="1" w:space="0"/>
+              <w:bottom w:val="single" w:color="BFBFBF" w:sz="1" w:space="0"/>
+              <w:right w:val="single" w:color="BFBFBF" w:sz="1" w:space="0"/>
             </w:tcBorders>
             <w:shd w:val="clear" w:color="auto" w:fill="FFFFFF"/>
             <w:tcMar>
@@ -16723,10 +16710,10 @@
           <w:tcPr>
             <w:tcW w:w="1700" w:type="dxa"/>
             <w:tcBorders>
-              <w:top w:val="single" w:sz="1" w:space="0" w:color="BFBFBF"/>
-              <w:left w:val="single" w:sz="1" w:space="0" w:color="BFBFBF"/>
-              <w:bottom w:val="single" w:sz="1" w:space="0" w:color="BFBFBF"/>
-              <w:right w:val="single" w:sz="1" w:space="0" w:color="BFBFBF"/>
+              <w:top w:val="single" w:color="BFBFBF" w:sz="1" w:space="0"/>
+              <w:left w:val="single" w:color="BFBFBF" w:sz="1" w:space="0"/>
+              <w:bottom w:val="single" w:color="BFBFBF" w:sz="1" w:space="0"/>
+              <w:right w:val="single" w:color="BFBFBF" w:sz="1" w:space="0"/>
             </w:tcBorders>
             <w:shd w:val="clear" w:color="auto" w:fill="FFFFFF"/>
             <w:tcMar>
@@ -16756,10 +16743,10 @@
           <w:tcPr>
             <w:tcW w:w="1700" w:type="dxa"/>
             <w:tcBorders>
-              <w:top w:val="single" w:sz="1" w:space="0" w:color="BFBFBF"/>
-              <w:left w:val="single" w:sz="1" w:space="0" w:color="BFBFBF"/>
-              <w:bottom w:val="single" w:sz="1" w:space="0" w:color="BFBFBF"/>
-              <w:right w:val="single" w:sz="1" w:space="0" w:color="BFBFBF"/>
+              <w:top w:val="single" w:color="BFBFBF" w:sz="1" w:space="0"/>
+              <w:left w:val="single" w:color="BFBFBF" w:sz="1" w:space="0"/>
+              <w:bottom w:val="single" w:color="BFBFBF" w:sz="1" w:space="0"/>
+              <w:right w:val="single" w:color="BFBFBF" w:sz="1" w:space="0"/>
             </w:tcBorders>
             <w:shd w:val="clear" w:color="auto" w:fill="FFFFFF"/>
             <w:tcMar>
@@ -16789,10 +16776,10 @@
           <w:tcPr>
             <w:tcW w:w="1700" w:type="dxa"/>
             <w:tcBorders>
-              <w:top w:val="single" w:sz="1" w:space="0" w:color="BFBFBF"/>
-              <w:left w:val="single" w:sz="1" w:space="0" w:color="BFBFBF"/>
-              <w:bottom w:val="single" w:sz="1" w:space="0" w:color="BFBFBF"/>
-              <w:right w:val="single" w:sz="1" w:space="0" w:color="BFBFBF"/>
+              <w:top w:val="single" w:color="BFBFBF" w:sz="1" w:space="0"/>
+              <w:left w:val="single" w:color="BFBFBF" w:sz="1" w:space="0"/>
+              <w:bottom w:val="single" w:color="BFBFBF" w:sz="1" w:space="0"/>
+              <w:right w:val="single" w:color="BFBFBF" w:sz="1" w:space="0"/>
             </w:tcBorders>
             <w:shd w:val="clear" w:color="auto" w:fill="FFFFFF"/>
             <w:tcMar>
@@ -16822,10 +16809,10 @@
           <w:tcPr>
             <w:tcW w:w="1700" w:type="dxa"/>
             <w:tcBorders>
-              <w:top w:val="single" w:sz="1" w:space="0" w:color="BFBFBF"/>
-              <w:left w:val="single" w:sz="1" w:space="0" w:color="BFBFBF"/>
-              <w:bottom w:val="single" w:sz="1" w:space="0" w:color="BFBFBF"/>
-              <w:right w:val="single" w:sz="1" w:space="0" w:color="BFBFBF"/>
+              <w:top w:val="single" w:color="BFBFBF" w:sz="1" w:space="0"/>
+              <w:left w:val="single" w:color="BFBFBF" w:sz="1" w:space="0"/>
+              <w:bottom w:val="single" w:color="BFBFBF" w:sz="1" w:space="0"/>
+              <w:right w:val="single" w:color="BFBFBF" w:sz="1" w:space="0"/>
             </w:tcBorders>
             <w:shd w:val="clear" w:color="auto" w:fill="FFFFFF"/>
             <w:tcMar>
@@ -16858,8 +16845,8 @@
         <w:pStyle w:val="Legenda"/>
         <w:jc w:val="center"/>
       </w:pPr>
-      <w:bookmarkStart w:id="43" w:name="_Toc233107171"/>
-      <w:bookmarkStart w:id="44" w:name="_Toc233107425"/>
+      <w:bookmarkStart w:name="_Toc233107171" w:id="43"/>
+      <w:bookmarkStart w:name="_Toc233107425" w:id="44"/>
       <w:r>
         <w:t xml:space="preserve">Tabela </w:t>
       </w:r>
@@ -16894,9 +16881,8 @@
       <w:pPr>
         <w:pStyle w:val="Ttulo1"/>
       </w:pPr>
-      <w:bookmarkStart w:id="45" w:name="_Toc233109772"/>
-      <w:r>
-        <w:lastRenderedPageBreak/>
+      <w:bookmarkStart w:name="_Toc233109772" w:id="45"/>
+      <w:r>
         <w:t>4. Desenvolvimento de Modelos</w:t>
       </w:r>
       <w:bookmarkEnd w:id="45"/>
@@ -16905,7 +16891,7 @@
       <w:pPr>
         <w:pStyle w:val="Ttulo2"/>
       </w:pPr>
-      <w:bookmarkStart w:id="46" w:name="_Toc233109773"/>
+      <w:bookmarkStart w:name="_Toc233109773" w:id="46"/>
       <w:r>
         <w:t>4.1 Algoritmos testados experimentalmente</w:t>
       </w:r>
@@ -16964,7 +16950,7 @@
       <w:pPr>
         <w:pStyle w:val="Ttulo2"/>
       </w:pPr>
-      <w:bookmarkStart w:id="47" w:name="_Toc233109774"/>
+      <w:bookmarkStart w:name="_Toc233109774" w:id="47"/>
       <w:r>
         <w:t>4.2 Tratamento do desbalanceamento (Parte I)</w:t>
       </w:r>
@@ -17007,7 +16993,7 @@
       <w:pPr>
         <w:pStyle w:val="Ttulo2"/>
       </w:pPr>
-      <w:bookmarkStart w:id="48" w:name="_Toc233109775"/>
+      <w:bookmarkStart w:name="_Toc233109775" w:id="48"/>
       <w:r>
         <w:t xml:space="preserve">4.3 Otimização de </w:t>
       </w:r>
@@ -17076,12 +17062,12 @@
       <w:tblPr>
         <w:tblW w:w="9360" w:type="dxa"/>
         <w:tblBorders>
-          <w:top w:val="single" w:sz="4" w:space="0" w:color="auto"/>
-          <w:left w:val="single" w:sz="4" w:space="0" w:color="auto"/>
-          <w:bottom w:val="single" w:sz="4" w:space="0" w:color="auto"/>
-          <w:right w:val="single" w:sz="4" w:space="0" w:color="auto"/>
-          <w:insideH w:val="single" w:sz="4" w:space="0" w:color="auto"/>
-          <w:insideV w:val="single" w:sz="4" w:space="0" w:color="auto"/>
+          <w:top w:val="single" w:color="auto" w:sz="4" w:space="0"/>
+          <w:left w:val="single" w:color="auto" w:sz="4" w:space="0"/>
+          <w:bottom w:val="single" w:color="auto" w:sz="4" w:space="0"/>
+          <w:right w:val="single" w:color="auto" w:sz="4" w:space="0"/>
+          <w:insideH w:val="single" w:color="auto" w:sz="4" w:space="0"/>
+          <w:insideV w:val="single" w:color="auto" w:sz="4" w:space="0"/>
         </w:tblBorders>
         <w:tblCellMar>
           <w:left w:w="10" w:type="dxa"/>
@@ -17108,10 +17094,10 @@
           <w:tcPr>
             <w:tcW w:w="2400" w:type="dxa"/>
             <w:tcBorders>
-              <w:top w:val="single" w:sz="1" w:space="0" w:color="BFBFBF"/>
-              <w:left w:val="single" w:sz="1" w:space="0" w:color="BFBFBF"/>
-              <w:bottom w:val="single" w:sz="1" w:space="0" w:color="BFBFBF"/>
-              <w:right w:val="single" w:sz="1" w:space="0" w:color="BFBFBF"/>
+              <w:top w:val="single" w:color="BFBFBF" w:sz="1" w:space="0"/>
+              <w:left w:val="single" w:color="BFBFBF" w:sz="1" w:space="0"/>
+              <w:bottom w:val="single" w:color="BFBFBF" w:sz="1" w:space="0"/>
+              <w:right w:val="single" w:color="BFBFBF" w:sz="1" w:space="0"/>
             </w:tcBorders>
             <w:shd w:val="clear" w:color="auto" w:fill="2F5496"/>
             <w:tcMar>
@@ -17142,10 +17128,10 @@
           <w:tcPr>
             <w:tcW w:w="4560" w:type="dxa"/>
             <w:tcBorders>
-              <w:top w:val="single" w:sz="1" w:space="0" w:color="BFBFBF"/>
-              <w:left w:val="single" w:sz="1" w:space="0" w:color="BFBFBF"/>
-              <w:bottom w:val="single" w:sz="1" w:space="0" w:color="BFBFBF"/>
-              <w:right w:val="single" w:sz="1" w:space="0" w:color="BFBFBF"/>
+              <w:top w:val="single" w:color="BFBFBF" w:sz="1" w:space="0"/>
+              <w:left w:val="single" w:color="BFBFBF" w:sz="1" w:space="0"/>
+              <w:bottom w:val="single" w:color="BFBFBF" w:sz="1" w:space="0"/>
+              <w:right w:val="single" w:color="BFBFBF" w:sz="1" w:space="0"/>
             </w:tcBorders>
             <w:shd w:val="clear" w:color="auto" w:fill="2F5496"/>
             <w:tcMar>
@@ -17189,10 +17175,10 @@
           <w:tcPr>
             <w:tcW w:w="2400" w:type="dxa"/>
             <w:tcBorders>
-              <w:top w:val="single" w:sz="1" w:space="0" w:color="BFBFBF"/>
-              <w:left w:val="single" w:sz="1" w:space="0" w:color="BFBFBF"/>
-              <w:bottom w:val="single" w:sz="1" w:space="0" w:color="BFBFBF"/>
-              <w:right w:val="single" w:sz="1" w:space="0" w:color="BFBFBF"/>
+              <w:top w:val="single" w:color="BFBFBF" w:sz="1" w:space="0"/>
+              <w:left w:val="single" w:color="BFBFBF" w:sz="1" w:space="0"/>
+              <w:bottom w:val="single" w:color="BFBFBF" w:sz="1" w:space="0"/>
+              <w:right w:val="single" w:color="BFBFBF" w:sz="1" w:space="0"/>
             </w:tcBorders>
             <w:shd w:val="clear" w:color="auto" w:fill="2F5496"/>
             <w:tcMar>
@@ -17232,10 +17218,10 @@
           <w:tcPr>
             <w:tcW w:w="2400" w:type="dxa"/>
             <w:tcBorders>
-              <w:top w:val="single" w:sz="1" w:space="0" w:color="BFBFBF"/>
-              <w:left w:val="single" w:sz="1" w:space="0" w:color="BFBFBF"/>
-              <w:bottom w:val="single" w:sz="1" w:space="0" w:color="BFBFBF"/>
-              <w:right w:val="single" w:sz="1" w:space="0" w:color="BFBFBF"/>
+              <w:top w:val="single" w:color="BFBFBF" w:sz="1" w:space="0"/>
+              <w:left w:val="single" w:color="BFBFBF" w:sz="1" w:space="0"/>
+              <w:bottom w:val="single" w:color="BFBFBF" w:sz="1" w:space="0"/>
+              <w:right w:val="single" w:color="BFBFBF" w:sz="1" w:space="0"/>
             </w:tcBorders>
             <w:shd w:val="clear" w:color="auto" w:fill="FFFFFF"/>
             <w:tcMar>
@@ -17264,10 +17250,10 @@
           <w:tcPr>
             <w:tcW w:w="4560" w:type="dxa"/>
             <w:tcBorders>
-              <w:top w:val="single" w:sz="1" w:space="0" w:color="BFBFBF"/>
-              <w:left w:val="single" w:sz="1" w:space="0" w:color="BFBFBF"/>
-              <w:bottom w:val="single" w:sz="1" w:space="0" w:color="BFBFBF"/>
-              <w:right w:val="single" w:sz="1" w:space="0" w:color="BFBFBF"/>
+              <w:top w:val="single" w:color="BFBFBF" w:sz="1" w:space="0"/>
+              <w:left w:val="single" w:color="BFBFBF" w:sz="1" w:space="0"/>
+              <w:bottom w:val="single" w:color="BFBFBF" w:sz="1" w:space="0"/>
+              <w:right w:val="single" w:color="BFBFBF" w:sz="1" w:space="0"/>
             </w:tcBorders>
             <w:shd w:val="clear" w:color="auto" w:fill="FFFFFF"/>
             <w:tcMar>
@@ -17315,10 +17301,10 @@
           <w:tcPr>
             <w:tcW w:w="2400" w:type="dxa"/>
             <w:tcBorders>
-              <w:top w:val="single" w:sz="1" w:space="0" w:color="BFBFBF"/>
-              <w:left w:val="single" w:sz="1" w:space="0" w:color="BFBFBF"/>
-              <w:bottom w:val="single" w:sz="1" w:space="0" w:color="BFBFBF"/>
-              <w:right w:val="single" w:sz="1" w:space="0" w:color="BFBFBF"/>
+              <w:top w:val="single" w:color="BFBFBF" w:sz="1" w:space="0"/>
+              <w:left w:val="single" w:color="BFBFBF" w:sz="1" w:space="0"/>
+              <w:bottom w:val="single" w:color="BFBFBF" w:sz="1" w:space="0"/>
+              <w:right w:val="single" w:color="BFBFBF" w:sz="1" w:space="0"/>
             </w:tcBorders>
             <w:shd w:val="clear" w:color="auto" w:fill="FFFFFF"/>
             <w:tcMar>
@@ -17356,10 +17342,10 @@
           <w:tcPr>
             <w:tcW w:w="2400" w:type="dxa"/>
             <w:tcBorders>
-              <w:top w:val="single" w:sz="1" w:space="0" w:color="BFBFBF"/>
-              <w:left w:val="single" w:sz="1" w:space="0" w:color="BFBFBF"/>
-              <w:bottom w:val="single" w:sz="1" w:space="0" w:color="BFBFBF"/>
-              <w:right w:val="single" w:sz="1" w:space="0" w:color="BFBFBF"/>
+              <w:top w:val="single" w:color="BFBFBF" w:sz="1" w:space="0"/>
+              <w:left w:val="single" w:color="BFBFBF" w:sz="1" w:space="0"/>
+              <w:bottom w:val="single" w:color="BFBFBF" w:sz="1" w:space="0"/>
+              <w:right w:val="single" w:color="BFBFBF" w:sz="1" w:space="0"/>
             </w:tcBorders>
             <w:shd w:val="clear" w:color="auto" w:fill="EAF0F7"/>
             <w:tcMar>
@@ -17388,10 +17374,10 @@
           <w:tcPr>
             <w:tcW w:w="4560" w:type="dxa"/>
             <w:tcBorders>
-              <w:top w:val="single" w:sz="1" w:space="0" w:color="BFBFBF"/>
-              <w:left w:val="single" w:sz="1" w:space="0" w:color="BFBFBF"/>
-              <w:bottom w:val="single" w:sz="1" w:space="0" w:color="BFBFBF"/>
-              <w:right w:val="single" w:sz="1" w:space="0" w:color="BFBFBF"/>
+              <w:top w:val="single" w:color="BFBFBF" w:sz="1" w:space="0"/>
+              <w:left w:val="single" w:color="BFBFBF" w:sz="1" w:space="0"/>
+              <w:bottom w:val="single" w:color="BFBFBF" w:sz="1" w:space="0"/>
+              <w:right w:val="single" w:color="BFBFBF" w:sz="1" w:space="0"/>
             </w:tcBorders>
             <w:shd w:val="clear" w:color="auto" w:fill="EAF0F7"/>
             <w:tcMar>
@@ -17485,10 +17471,10 @@
           <w:tcPr>
             <w:tcW w:w="2400" w:type="dxa"/>
             <w:tcBorders>
-              <w:top w:val="single" w:sz="1" w:space="0" w:color="BFBFBF"/>
-              <w:left w:val="single" w:sz="1" w:space="0" w:color="BFBFBF"/>
-              <w:bottom w:val="single" w:sz="1" w:space="0" w:color="BFBFBF"/>
-              <w:right w:val="single" w:sz="1" w:space="0" w:color="BFBFBF"/>
+              <w:top w:val="single" w:color="BFBFBF" w:sz="1" w:space="0"/>
+              <w:left w:val="single" w:color="BFBFBF" w:sz="1" w:space="0"/>
+              <w:bottom w:val="single" w:color="BFBFBF" w:sz="1" w:space="0"/>
+              <w:right w:val="single" w:color="BFBFBF" w:sz="1" w:space="0"/>
             </w:tcBorders>
             <w:shd w:val="clear" w:color="auto" w:fill="EAF0F7"/>
             <w:tcMar>
@@ -17522,8 +17508,8 @@
         <w:keepNext/>
         <w:jc w:val="center"/>
       </w:pPr>
-      <w:bookmarkStart w:id="49" w:name="_Toc233107172"/>
-      <w:bookmarkStart w:id="50" w:name="_Toc233107426"/>
+      <w:bookmarkStart w:name="_Toc233107172" w:id="49"/>
+      <w:bookmarkStart w:name="_Toc233107426" w:id="50"/>
       <w:r>
         <w:t xml:space="preserve">Tabela </w:t>
       </w:r>
@@ -17592,12 +17578,12 @@
       <w:tblPr>
         <w:tblW w:w="9360" w:type="dxa"/>
         <w:tblBorders>
-          <w:top w:val="single" w:sz="4" w:space="0" w:color="auto"/>
-          <w:left w:val="single" w:sz="4" w:space="0" w:color="auto"/>
-          <w:bottom w:val="single" w:sz="4" w:space="0" w:color="auto"/>
-          <w:right w:val="single" w:sz="4" w:space="0" w:color="auto"/>
-          <w:insideH w:val="single" w:sz="4" w:space="0" w:color="auto"/>
-          <w:insideV w:val="single" w:sz="4" w:space="0" w:color="auto"/>
+          <w:top w:val="single" w:color="auto" w:sz="4" w:space="0"/>
+          <w:left w:val="single" w:color="auto" w:sz="4" w:space="0"/>
+          <w:bottom w:val="single" w:color="auto" w:sz="4" w:space="0"/>
+          <w:right w:val="single" w:color="auto" w:sz="4" w:space="0"/>
+          <w:insideH w:val="single" w:color="auto" w:sz="4" w:space="0"/>
+          <w:insideV w:val="single" w:color="auto" w:sz="4" w:space="0"/>
         </w:tblBorders>
         <w:tblCellMar>
           <w:left w:w="10" w:type="dxa"/>
@@ -17625,10 +17611,10 @@
           <w:tcPr>
             <w:tcW w:w="3060" w:type="dxa"/>
             <w:tcBorders>
-              <w:top w:val="single" w:sz="1" w:space="0" w:color="BFBFBF"/>
-              <w:left w:val="single" w:sz="1" w:space="0" w:color="BFBFBF"/>
-              <w:bottom w:val="single" w:sz="1" w:space="0" w:color="BFBFBF"/>
-              <w:right w:val="single" w:sz="1" w:space="0" w:color="BFBFBF"/>
+              <w:top w:val="single" w:color="BFBFBF" w:sz="1" w:space="0"/>
+              <w:left w:val="single" w:color="BFBFBF" w:sz="1" w:space="0"/>
+              <w:bottom w:val="single" w:color="BFBFBF" w:sz="1" w:space="0"/>
+              <w:right w:val="single" w:color="BFBFBF" w:sz="1" w:space="0"/>
             </w:tcBorders>
             <w:shd w:val="clear" w:color="auto" w:fill="2F5496"/>
             <w:tcMar>
@@ -17659,10 +17645,10 @@
           <w:tcPr>
             <w:tcW w:w="2100" w:type="dxa"/>
             <w:tcBorders>
-              <w:top w:val="single" w:sz="1" w:space="0" w:color="BFBFBF"/>
-              <w:left w:val="single" w:sz="1" w:space="0" w:color="BFBFBF"/>
-              <w:bottom w:val="single" w:sz="1" w:space="0" w:color="BFBFBF"/>
-              <w:right w:val="single" w:sz="1" w:space="0" w:color="BFBFBF"/>
+              <w:top w:val="single" w:color="BFBFBF" w:sz="1" w:space="0"/>
+              <w:left w:val="single" w:color="BFBFBF" w:sz="1" w:space="0"/>
+              <w:bottom w:val="single" w:color="BFBFBF" w:sz="1" w:space="0"/>
+              <w:right w:val="single" w:color="BFBFBF" w:sz="1" w:space="0"/>
             </w:tcBorders>
             <w:shd w:val="clear" w:color="auto" w:fill="2F5496"/>
             <w:tcMar>
@@ -17694,10 +17680,10 @@
           <w:tcPr>
             <w:tcW w:w="2100" w:type="dxa"/>
             <w:tcBorders>
-              <w:top w:val="single" w:sz="1" w:space="0" w:color="BFBFBF"/>
-              <w:left w:val="single" w:sz="1" w:space="0" w:color="BFBFBF"/>
-              <w:bottom w:val="single" w:sz="1" w:space="0" w:color="BFBFBF"/>
-              <w:right w:val="single" w:sz="1" w:space="0" w:color="BFBFBF"/>
+              <w:top w:val="single" w:color="BFBFBF" w:sz="1" w:space="0"/>
+              <w:left w:val="single" w:color="BFBFBF" w:sz="1" w:space="0"/>
+              <w:bottom w:val="single" w:color="BFBFBF" w:sz="1" w:space="0"/>
+              <w:right w:val="single" w:color="BFBFBF" w:sz="1" w:space="0"/>
             </w:tcBorders>
             <w:shd w:val="clear" w:color="auto" w:fill="2F5496"/>
             <w:tcMar>
@@ -17729,10 +17715,10 @@
           <w:tcPr>
             <w:tcW w:w="2100" w:type="dxa"/>
             <w:tcBorders>
-              <w:top w:val="single" w:sz="1" w:space="0" w:color="BFBFBF"/>
-              <w:left w:val="single" w:sz="1" w:space="0" w:color="BFBFBF"/>
-              <w:bottom w:val="single" w:sz="1" w:space="0" w:color="BFBFBF"/>
-              <w:right w:val="single" w:sz="1" w:space="0" w:color="BFBFBF"/>
+              <w:top w:val="single" w:color="BFBFBF" w:sz="1" w:space="0"/>
+              <w:left w:val="single" w:color="BFBFBF" w:sz="1" w:space="0"/>
+              <w:bottom w:val="single" w:color="BFBFBF" w:sz="1" w:space="0"/>
+              <w:right w:val="single" w:color="BFBFBF" w:sz="1" w:space="0"/>
             </w:tcBorders>
             <w:shd w:val="clear" w:color="auto" w:fill="2F5496"/>
             <w:tcMar>
@@ -17772,10 +17758,10 @@
           <w:tcPr>
             <w:tcW w:w="3060" w:type="dxa"/>
             <w:tcBorders>
-              <w:top w:val="single" w:sz="1" w:space="0" w:color="BFBFBF"/>
-              <w:left w:val="single" w:sz="1" w:space="0" w:color="BFBFBF"/>
-              <w:bottom w:val="single" w:sz="1" w:space="0" w:color="BFBFBF"/>
-              <w:right w:val="single" w:sz="1" w:space="0" w:color="BFBFBF"/>
+              <w:top w:val="single" w:color="BFBFBF" w:sz="1" w:space="0"/>
+              <w:left w:val="single" w:color="BFBFBF" w:sz="1" w:space="0"/>
+              <w:bottom w:val="single" w:color="BFBFBF" w:sz="1" w:space="0"/>
+              <w:right w:val="single" w:color="BFBFBF" w:sz="1" w:space="0"/>
             </w:tcBorders>
             <w:shd w:val="clear" w:color="auto" w:fill="FFFFFF"/>
             <w:tcMar>
@@ -17804,10 +17790,10 @@
           <w:tcPr>
             <w:tcW w:w="2100" w:type="dxa"/>
             <w:tcBorders>
-              <w:top w:val="single" w:sz="1" w:space="0" w:color="BFBFBF"/>
-              <w:left w:val="single" w:sz="1" w:space="0" w:color="BFBFBF"/>
-              <w:bottom w:val="single" w:sz="1" w:space="0" w:color="BFBFBF"/>
-              <w:right w:val="single" w:sz="1" w:space="0" w:color="BFBFBF"/>
+              <w:top w:val="single" w:color="BFBFBF" w:sz="1" w:space="0"/>
+              <w:left w:val="single" w:color="BFBFBF" w:sz="1" w:space="0"/>
+              <w:bottom w:val="single" w:color="BFBFBF" w:sz="1" w:space="0"/>
+              <w:right w:val="single" w:color="BFBFBF" w:sz="1" w:space="0"/>
             </w:tcBorders>
             <w:shd w:val="clear" w:color="auto" w:fill="FFFFFF"/>
             <w:tcMar>
@@ -17837,10 +17823,10 @@
           <w:tcPr>
             <w:tcW w:w="2100" w:type="dxa"/>
             <w:tcBorders>
-              <w:top w:val="single" w:sz="1" w:space="0" w:color="BFBFBF"/>
-              <w:left w:val="single" w:sz="1" w:space="0" w:color="BFBFBF"/>
-              <w:bottom w:val="single" w:sz="1" w:space="0" w:color="BFBFBF"/>
-              <w:right w:val="single" w:sz="1" w:space="0" w:color="BFBFBF"/>
+              <w:top w:val="single" w:color="BFBFBF" w:sz="1" w:space="0"/>
+              <w:left w:val="single" w:color="BFBFBF" w:sz="1" w:space="0"/>
+              <w:bottom w:val="single" w:color="BFBFBF" w:sz="1" w:space="0"/>
+              <w:right w:val="single" w:color="BFBFBF" w:sz="1" w:space="0"/>
             </w:tcBorders>
             <w:shd w:val="clear" w:color="auto" w:fill="FFFFFF"/>
             <w:tcMar>
@@ -17870,10 +17856,10 @@
           <w:tcPr>
             <w:tcW w:w="2100" w:type="dxa"/>
             <w:tcBorders>
-              <w:top w:val="single" w:sz="1" w:space="0" w:color="BFBFBF"/>
-              <w:left w:val="single" w:sz="1" w:space="0" w:color="BFBFBF"/>
-              <w:bottom w:val="single" w:sz="1" w:space="0" w:color="BFBFBF"/>
-              <w:right w:val="single" w:sz="1" w:space="0" w:color="BFBFBF"/>
+              <w:top w:val="single" w:color="BFBFBF" w:sz="1" w:space="0"/>
+              <w:left w:val="single" w:color="BFBFBF" w:sz="1" w:space="0"/>
+              <w:bottom w:val="single" w:color="BFBFBF" w:sz="1" w:space="0"/>
+              <w:right w:val="single" w:color="BFBFBF" w:sz="1" w:space="0"/>
             </w:tcBorders>
             <w:shd w:val="clear" w:color="auto" w:fill="FFFFFF"/>
             <w:tcMar>
@@ -17911,10 +17897,10 @@
           <w:tcPr>
             <w:tcW w:w="3060" w:type="dxa"/>
             <w:tcBorders>
-              <w:top w:val="single" w:sz="1" w:space="0" w:color="BFBFBF"/>
-              <w:left w:val="single" w:sz="1" w:space="0" w:color="BFBFBF"/>
-              <w:bottom w:val="single" w:sz="1" w:space="0" w:color="BFBFBF"/>
-              <w:right w:val="single" w:sz="1" w:space="0" w:color="BFBFBF"/>
+              <w:top w:val="single" w:color="BFBFBF" w:sz="1" w:space="0"/>
+              <w:left w:val="single" w:color="BFBFBF" w:sz="1" w:space="0"/>
+              <w:bottom w:val="single" w:color="BFBFBF" w:sz="1" w:space="0"/>
+              <w:right w:val="single" w:color="BFBFBF" w:sz="1" w:space="0"/>
             </w:tcBorders>
             <w:shd w:val="clear" w:color="auto" w:fill="EAF0F7"/>
             <w:tcMar>
@@ -17943,10 +17929,10 @@
           <w:tcPr>
             <w:tcW w:w="2100" w:type="dxa"/>
             <w:tcBorders>
-              <w:top w:val="single" w:sz="1" w:space="0" w:color="BFBFBF"/>
-              <w:left w:val="single" w:sz="1" w:space="0" w:color="BFBFBF"/>
-              <w:bottom w:val="single" w:sz="1" w:space="0" w:color="BFBFBF"/>
-              <w:right w:val="single" w:sz="1" w:space="0" w:color="BFBFBF"/>
+              <w:top w:val="single" w:color="BFBFBF" w:sz="1" w:space="0"/>
+              <w:left w:val="single" w:color="BFBFBF" w:sz="1" w:space="0"/>
+              <w:bottom w:val="single" w:color="BFBFBF" w:sz="1" w:space="0"/>
+              <w:right w:val="single" w:color="BFBFBF" w:sz="1" w:space="0"/>
             </w:tcBorders>
             <w:shd w:val="clear" w:color="auto" w:fill="EAF0F7"/>
             <w:tcMar>
@@ -17976,10 +17962,10 @@
           <w:tcPr>
             <w:tcW w:w="2100" w:type="dxa"/>
             <w:tcBorders>
-              <w:top w:val="single" w:sz="1" w:space="0" w:color="BFBFBF"/>
-              <w:left w:val="single" w:sz="1" w:space="0" w:color="BFBFBF"/>
-              <w:bottom w:val="single" w:sz="1" w:space="0" w:color="BFBFBF"/>
-              <w:right w:val="single" w:sz="1" w:space="0" w:color="BFBFBF"/>
+              <w:top w:val="single" w:color="BFBFBF" w:sz="1" w:space="0"/>
+              <w:left w:val="single" w:color="BFBFBF" w:sz="1" w:space="0"/>
+              <w:bottom w:val="single" w:color="BFBFBF" w:sz="1" w:space="0"/>
+              <w:right w:val="single" w:color="BFBFBF" w:sz="1" w:space="0"/>
             </w:tcBorders>
             <w:shd w:val="clear" w:color="auto" w:fill="EAF0F7"/>
             <w:tcMar>
@@ -18009,10 +17995,10 @@
           <w:tcPr>
             <w:tcW w:w="2100" w:type="dxa"/>
             <w:tcBorders>
-              <w:top w:val="single" w:sz="1" w:space="0" w:color="BFBFBF"/>
-              <w:left w:val="single" w:sz="1" w:space="0" w:color="BFBFBF"/>
-              <w:bottom w:val="single" w:sz="1" w:space="0" w:color="BFBFBF"/>
-              <w:right w:val="single" w:sz="1" w:space="0" w:color="BFBFBF"/>
+              <w:top w:val="single" w:color="BFBFBF" w:sz="1" w:space="0"/>
+              <w:left w:val="single" w:color="BFBFBF" w:sz="1" w:space="0"/>
+              <w:bottom w:val="single" w:color="BFBFBF" w:sz="1" w:space="0"/>
+              <w:right w:val="single" w:color="BFBFBF" w:sz="1" w:space="0"/>
             </w:tcBorders>
             <w:shd w:val="clear" w:color="auto" w:fill="EAF0F7"/>
             <w:tcMar>
@@ -18049,8 +18035,8 @@
           <w:color w:val="0E2841" w:themeColor="text2"/>
         </w:rPr>
       </w:pPr>
-      <w:bookmarkStart w:id="51" w:name="_Toc233107173"/>
-      <w:bookmarkStart w:id="52" w:name="_Toc233107427"/>
+      <w:bookmarkStart w:name="_Toc233107173" w:id="51"/>
+      <w:bookmarkStart w:name="_Toc233107427" w:id="52"/>
       <w:r>
         <w:t xml:space="preserve">Tabela </w:t>
       </w:r>
@@ -18096,9 +18082,8 @@
       <w:pPr>
         <w:pStyle w:val="Ttulo1"/>
       </w:pPr>
-      <w:bookmarkStart w:id="53" w:name="_Toc233109776"/>
-      <w:r>
-        <w:lastRenderedPageBreak/>
+      <w:bookmarkStart w:name="_Toc233109776" w:id="53"/>
+      <w:r>
         <w:t>5. Avaliação — Parte I (corte ≥ 7, desbalanceado)</w:t>
       </w:r>
       <w:bookmarkEnd w:id="53"/>
@@ -18125,7 +18110,7 @@
       <w:pPr>
         <w:pStyle w:val="Ttulo2"/>
       </w:pPr>
-      <w:bookmarkStart w:id="54" w:name="_Toc233109777"/>
+      <w:bookmarkStart w:name="_Toc233109777" w:id="54"/>
       <w:r>
         <w:t>5.1 Resultados sem correção de desbalanceamento</w:t>
       </w:r>
@@ -18178,12 +18163,12 @@
       <w:tblPr>
         <w:tblW w:w="9360" w:type="dxa"/>
         <w:tblBorders>
-          <w:top w:val="single" w:sz="4" w:space="0" w:color="auto"/>
-          <w:left w:val="single" w:sz="4" w:space="0" w:color="auto"/>
-          <w:bottom w:val="single" w:sz="4" w:space="0" w:color="auto"/>
-          <w:right w:val="single" w:sz="4" w:space="0" w:color="auto"/>
-          <w:insideH w:val="single" w:sz="4" w:space="0" w:color="auto"/>
-          <w:insideV w:val="single" w:sz="4" w:space="0" w:color="auto"/>
+          <w:top w:val="single" w:color="auto" w:sz="4" w:space="0"/>
+          <w:left w:val="single" w:color="auto" w:sz="4" w:space="0"/>
+          <w:bottom w:val="single" w:color="auto" w:sz="4" w:space="0"/>
+          <w:right w:val="single" w:color="auto" w:sz="4" w:space="0"/>
+          <w:insideH w:val="single" w:color="auto" w:sz="4" w:space="0"/>
+          <w:insideV w:val="single" w:color="auto" w:sz="4" w:space="0"/>
         </w:tblBorders>
         <w:tblCellMar>
           <w:left w:w="10" w:type="dxa"/>
@@ -18213,10 +18198,10 @@
           <w:tcPr>
             <w:tcW w:w="2760" w:type="dxa"/>
             <w:tcBorders>
-              <w:top w:val="single" w:sz="1" w:space="0" w:color="BFBFBF"/>
-              <w:left w:val="single" w:sz="1" w:space="0" w:color="BFBFBF"/>
-              <w:bottom w:val="single" w:sz="1" w:space="0" w:color="BFBFBF"/>
-              <w:right w:val="single" w:sz="1" w:space="0" w:color="BFBFBF"/>
+              <w:top w:val="single" w:color="BFBFBF" w:sz="1" w:space="0"/>
+              <w:left w:val="single" w:color="BFBFBF" w:sz="1" w:space="0"/>
+              <w:bottom w:val="single" w:color="BFBFBF" w:sz="1" w:space="0"/>
+              <w:right w:val="single" w:color="BFBFBF" w:sz="1" w:space="0"/>
             </w:tcBorders>
             <w:shd w:val="clear" w:color="auto" w:fill="2F5496"/>
             <w:tcMar>
@@ -18247,10 +18232,10 @@
           <w:tcPr>
             <w:tcW w:w="1320" w:type="dxa"/>
             <w:tcBorders>
-              <w:top w:val="single" w:sz="1" w:space="0" w:color="BFBFBF"/>
-              <w:left w:val="single" w:sz="1" w:space="0" w:color="BFBFBF"/>
-              <w:bottom w:val="single" w:sz="1" w:space="0" w:color="BFBFBF"/>
-              <w:right w:val="single" w:sz="1" w:space="0" w:color="BFBFBF"/>
+              <w:top w:val="single" w:color="BFBFBF" w:sz="1" w:space="0"/>
+              <w:left w:val="single" w:color="BFBFBF" w:sz="1" w:space="0"/>
+              <w:bottom w:val="single" w:color="BFBFBF" w:sz="1" w:space="0"/>
+              <w:right w:val="single" w:color="BFBFBF" w:sz="1" w:space="0"/>
             </w:tcBorders>
             <w:shd w:val="clear" w:color="auto" w:fill="2F5496"/>
             <w:tcMar>
@@ -18282,10 +18267,10 @@
           <w:tcPr>
             <w:tcW w:w="1320" w:type="dxa"/>
             <w:tcBorders>
-              <w:top w:val="single" w:sz="1" w:space="0" w:color="BFBFBF"/>
-              <w:left w:val="single" w:sz="1" w:space="0" w:color="BFBFBF"/>
-              <w:bottom w:val="single" w:sz="1" w:space="0" w:color="BFBFBF"/>
-              <w:right w:val="single" w:sz="1" w:space="0" w:color="BFBFBF"/>
+              <w:top w:val="single" w:color="BFBFBF" w:sz="1" w:space="0"/>
+              <w:left w:val="single" w:color="BFBFBF" w:sz="1" w:space="0"/>
+              <w:bottom w:val="single" w:color="BFBFBF" w:sz="1" w:space="0"/>
+              <w:right w:val="single" w:color="BFBFBF" w:sz="1" w:space="0"/>
             </w:tcBorders>
             <w:shd w:val="clear" w:color="auto" w:fill="2F5496"/>
             <w:tcMar>
@@ -18317,10 +18302,10 @@
           <w:tcPr>
             <w:tcW w:w="1320" w:type="dxa"/>
             <w:tcBorders>
-              <w:top w:val="single" w:sz="1" w:space="0" w:color="BFBFBF"/>
-              <w:left w:val="single" w:sz="1" w:space="0" w:color="BFBFBF"/>
-              <w:bottom w:val="single" w:sz="1" w:space="0" w:color="BFBFBF"/>
-              <w:right w:val="single" w:sz="1" w:space="0" w:color="BFBFBF"/>
+              <w:top w:val="single" w:color="BFBFBF" w:sz="1" w:space="0"/>
+              <w:left w:val="single" w:color="BFBFBF" w:sz="1" w:space="0"/>
+              <w:bottom w:val="single" w:color="BFBFBF" w:sz="1" w:space="0"/>
+              <w:right w:val="single" w:color="BFBFBF" w:sz="1" w:space="0"/>
             </w:tcBorders>
             <w:shd w:val="clear" w:color="auto" w:fill="2F5496"/>
             <w:tcMar>
@@ -18352,10 +18337,10 @@
           <w:tcPr>
             <w:tcW w:w="1320" w:type="dxa"/>
             <w:tcBorders>
-              <w:top w:val="single" w:sz="1" w:space="0" w:color="BFBFBF"/>
-              <w:left w:val="single" w:sz="1" w:space="0" w:color="BFBFBF"/>
-              <w:bottom w:val="single" w:sz="1" w:space="0" w:color="BFBFBF"/>
-              <w:right w:val="single" w:sz="1" w:space="0" w:color="BFBFBF"/>
+              <w:top w:val="single" w:color="BFBFBF" w:sz="1" w:space="0"/>
+              <w:left w:val="single" w:color="BFBFBF" w:sz="1" w:space="0"/>
+              <w:bottom w:val="single" w:color="BFBFBF" w:sz="1" w:space="0"/>
+              <w:right w:val="single" w:color="BFBFBF" w:sz="1" w:space="0"/>
             </w:tcBorders>
             <w:shd w:val="clear" w:color="auto" w:fill="2F5496"/>
             <w:tcMar>
@@ -18387,10 +18372,10 @@
           <w:tcPr>
             <w:tcW w:w="1320" w:type="dxa"/>
             <w:tcBorders>
-              <w:top w:val="single" w:sz="1" w:space="0" w:color="BFBFBF"/>
-              <w:left w:val="single" w:sz="1" w:space="0" w:color="BFBFBF"/>
-              <w:bottom w:val="single" w:sz="1" w:space="0" w:color="BFBFBF"/>
-              <w:right w:val="single" w:sz="1" w:space="0" w:color="BFBFBF"/>
+              <w:top w:val="single" w:color="BFBFBF" w:sz="1" w:space="0"/>
+              <w:left w:val="single" w:color="BFBFBF" w:sz="1" w:space="0"/>
+              <w:bottom w:val="single" w:color="BFBFBF" w:sz="1" w:space="0"/>
+              <w:right w:val="single" w:color="BFBFBF" w:sz="1" w:space="0"/>
             </w:tcBorders>
             <w:shd w:val="clear" w:color="auto" w:fill="2F5496"/>
             <w:tcMar>
@@ -18430,10 +18415,10 @@
           <w:tcPr>
             <w:tcW w:w="2760" w:type="dxa"/>
             <w:tcBorders>
-              <w:top w:val="single" w:sz="1" w:space="0" w:color="BFBFBF"/>
-              <w:left w:val="single" w:sz="1" w:space="0" w:color="BFBFBF"/>
-              <w:bottom w:val="single" w:sz="1" w:space="0" w:color="BFBFBF"/>
-              <w:right w:val="single" w:sz="1" w:space="0" w:color="BFBFBF"/>
+              <w:top w:val="single" w:color="BFBFBF" w:sz="1" w:space="0"/>
+              <w:left w:val="single" w:color="BFBFBF" w:sz="1" w:space="0"/>
+              <w:bottom w:val="single" w:color="BFBFBF" w:sz="1" w:space="0"/>
+              <w:right w:val="single" w:color="BFBFBF" w:sz="1" w:space="0"/>
             </w:tcBorders>
             <w:shd w:val="clear" w:color="auto" w:fill="FFFFFF"/>
             <w:tcMar>
@@ -18482,10 +18467,10 @@
           <w:tcPr>
             <w:tcW w:w="1320" w:type="dxa"/>
             <w:tcBorders>
-              <w:top w:val="single" w:sz="1" w:space="0" w:color="BFBFBF"/>
-              <w:left w:val="single" w:sz="1" w:space="0" w:color="BFBFBF"/>
-              <w:bottom w:val="single" w:sz="1" w:space="0" w:color="BFBFBF"/>
-              <w:right w:val="single" w:sz="1" w:space="0" w:color="BFBFBF"/>
+              <w:top w:val="single" w:color="BFBFBF" w:sz="1" w:space="0"/>
+              <w:left w:val="single" w:color="BFBFBF" w:sz="1" w:space="0"/>
+              <w:bottom w:val="single" w:color="BFBFBF" w:sz="1" w:space="0"/>
+              <w:right w:val="single" w:color="BFBFBF" w:sz="1" w:space="0"/>
             </w:tcBorders>
             <w:shd w:val="clear" w:color="auto" w:fill="FFFFFF"/>
             <w:tcMar>
@@ -18515,10 +18500,10 @@
           <w:tcPr>
             <w:tcW w:w="1320" w:type="dxa"/>
             <w:tcBorders>
-              <w:top w:val="single" w:sz="1" w:space="0" w:color="BFBFBF"/>
-              <w:left w:val="single" w:sz="1" w:space="0" w:color="BFBFBF"/>
-              <w:bottom w:val="single" w:sz="1" w:space="0" w:color="BFBFBF"/>
-              <w:right w:val="single" w:sz="1" w:space="0" w:color="BFBFBF"/>
+              <w:top w:val="single" w:color="BFBFBF" w:sz="1" w:space="0"/>
+              <w:left w:val="single" w:color="BFBFBF" w:sz="1" w:space="0"/>
+              <w:bottom w:val="single" w:color="BFBFBF" w:sz="1" w:space="0"/>
+              <w:right w:val="single" w:color="BFBFBF" w:sz="1" w:space="0"/>
             </w:tcBorders>
             <w:shd w:val="clear" w:color="auto" w:fill="FFFFFF"/>
             <w:tcMar>
@@ -18548,10 +18533,10 @@
           <w:tcPr>
             <w:tcW w:w="1320" w:type="dxa"/>
             <w:tcBorders>
-              <w:top w:val="single" w:sz="1" w:space="0" w:color="BFBFBF"/>
-              <w:left w:val="single" w:sz="1" w:space="0" w:color="BFBFBF"/>
-              <w:bottom w:val="single" w:sz="1" w:space="0" w:color="BFBFBF"/>
-              <w:right w:val="single" w:sz="1" w:space="0" w:color="BFBFBF"/>
+              <w:top w:val="single" w:color="BFBFBF" w:sz="1" w:space="0"/>
+              <w:left w:val="single" w:color="BFBFBF" w:sz="1" w:space="0"/>
+              <w:bottom w:val="single" w:color="BFBFBF" w:sz="1" w:space="0"/>
+              <w:right w:val="single" w:color="BFBFBF" w:sz="1" w:space="0"/>
             </w:tcBorders>
             <w:shd w:val="clear" w:color="auto" w:fill="FFFFFF"/>
             <w:tcMar>
@@ -18581,10 +18566,10 @@
           <w:tcPr>
             <w:tcW w:w="1320" w:type="dxa"/>
             <w:tcBorders>
-              <w:top w:val="single" w:sz="1" w:space="0" w:color="BFBFBF"/>
-              <w:left w:val="single" w:sz="1" w:space="0" w:color="BFBFBF"/>
-              <w:bottom w:val="single" w:sz="1" w:space="0" w:color="BFBFBF"/>
-              <w:right w:val="single" w:sz="1" w:space="0" w:color="BFBFBF"/>
+              <w:top w:val="single" w:color="BFBFBF" w:sz="1" w:space="0"/>
+              <w:left w:val="single" w:color="BFBFBF" w:sz="1" w:space="0"/>
+              <w:bottom w:val="single" w:color="BFBFBF" w:sz="1" w:space="0"/>
+              <w:right w:val="single" w:color="BFBFBF" w:sz="1" w:space="0"/>
             </w:tcBorders>
             <w:shd w:val="clear" w:color="auto" w:fill="FFFFFF"/>
             <w:tcMar>
@@ -18614,10 +18599,10 @@
           <w:tcPr>
             <w:tcW w:w="1320" w:type="dxa"/>
             <w:tcBorders>
-              <w:top w:val="single" w:sz="1" w:space="0" w:color="BFBFBF"/>
-              <w:left w:val="single" w:sz="1" w:space="0" w:color="BFBFBF"/>
-              <w:bottom w:val="single" w:sz="1" w:space="0" w:color="BFBFBF"/>
-              <w:right w:val="single" w:sz="1" w:space="0" w:color="BFBFBF"/>
+              <w:top w:val="single" w:color="BFBFBF" w:sz="1" w:space="0"/>
+              <w:left w:val="single" w:color="BFBFBF" w:sz="1" w:space="0"/>
+              <w:bottom w:val="single" w:color="BFBFBF" w:sz="1" w:space="0"/>
+              <w:right w:val="single" w:color="BFBFBF" w:sz="1" w:space="0"/>
             </w:tcBorders>
             <w:shd w:val="clear" w:color="auto" w:fill="FFFFFF"/>
             <w:tcMar>
@@ -18655,10 +18640,10 @@
           <w:tcPr>
             <w:tcW w:w="2760" w:type="dxa"/>
             <w:tcBorders>
-              <w:top w:val="single" w:sz="1" w:space="0" w:color="BFBFBF"/>
-              <w:left w:val="single" w:sz="1" w:space="0" w:color="BFBFBF"/>
-              <w:bottom w:val="single" w:sz="1" w:space="0" w:color="BFBFBF"/>
-              <w:right w:val="single" w:sz="1" w:space="0" w:color="BFBFBF"/>
+              <w:top w:val="single" w:color="BFBFBF" w:sz="1" w:space="0"/>
+              <w:left w:val="single" w:color="BFBFBF" w:sz="1" w:space="0"/>
+              <w:bottom w:val="single" w:color="BFBFBF" w:sz="1" w:space="0"/>
+              <w:right w:val="single" w:color="BFBFBF" w:sz="1" w:space="0"/>
             </w:tcBorders>
             <w:shd w:val="clear" w:color="auto" w:fill="EAF0F7"/>
             <w:tcMar>
@@ -18687,10 +18672,10 @@
           <w:tcPr>
             <w:tcW w:w="1320" w:type="dxa"/>
             <w:tcBorders>
-              <w:top w:val="single" w:sz="1" w:space="0" w:color="BFBFBF"/>
-              <w:left w:val="single" w:sz="1" w:space="0" w:color="BFBFBF"/>
-              <w:bottom w:val="single" w:sz="1" w:space="0" w:color="BFBFBF"/>
-              <w:right w:val="single" w:sz="1" w:space="0" w:color="BFBFBF"/>
+              <w:top w:val="single" w:color="BFBFBF" w:sz="1" w:space="0"/>
+              <w:left w:val="single" w:color="BFBFBF" w:sz="1" w:space="0"/>
+              <w:bottom w:val="single" w:color="BFBFBF" w:sz="1" w:space="0"/>
+              <w:right w:val="single" w:color="BFBFBF" w:sz="1" w:space="0"/>
             </w:tcBorders>
             <w:shd w:val="clear" w:color="auto" w:fill="EAF0F7"/>
             <w:tcMar>
@@ -18720,10 +18705,10 @@
           <w:tcPr>
             <w:tcW w:w="1320" w:type="dxa"/>
             <w:tcBorders>
-              <w:top w:val="single" w:sz="1" w:space="0" w:color="BFBFBF"/>
-              <w:left w:val="single" w:sz="1" w:space="0" w:color="BFBFBF"/>
-              <w:bottom w:val="single" w:sz="1" w:space="0" w:color="BFBFBF"/>
-              <w:right w:val="single" w:sz="1" w:space="0" w:color="BFBFBF"/>
+              <w:top w:val="single" w:color="BFBFBF" w:sz="1" w:space="0"/>
+              <w:left w:val="single" w:color="BFBFBF" w:sz="1" w:space="0"/>
+              <w:bottom w:val="single" w:color="BFBFBF" w:sz="1" w:space="0"/>
+              <w:right w:val="single" w:color="BFBFBF" w:sz="1" w:space="0"/>
             </w:tcBorders>
             <w:shd w:val="clear" w:color="auto" w:fill="EAF0F7"/>
             <w:tcMar>
@@ -18753,10 +18738,10 @@
           <w:tcPr>
             <w:tcW w:w="1320" w:type="dxa"/>
             <w:tcBorders>
-              <w:top w:val="single" w:sz="1" w:space="0" w:color="BFBFBF"/>
-              <w:left w:val="single" w:sz="1" w:space="0" w:color="BFBFBF"/>
-              <w:bottom w:val="single" w:sz="1" w:space="0" w:color="BFBFBF"/>
-              <w:right w:val="single" w:sz="1" w:space="0" w:color="BFBFBF"/>
+              <w:top w:val="single" w:color="BFBFBF" w:sz="1" w:space="0"/>
+              <w:left w:val="single" w:color="BFBFBF" w:sz="1" w:space="0"/>
+              <w:bottom w:val="single" w:color="BFBFBF" w:sz="1" w:space="0"/>
+              <w:right w:val="single" w:color="BFBFBF" w:sz="1" w:space="0"/>
             </w:tcBorders>
             <w:shd w:val="clear" w:color="auto" w:fill="EAF0F7"/>
             <w:tcMar>
@@ -18786,10 +18771,10 @@
           <w:tcPr>
             <w:tcW w:w="1320" w:type="dxa"/>
             <w:tcBorders>
-              <w:top w:val="single" w:sz="1" w:space="0" w:color="BFBFBF"/>
-              <w:left w:val="single" w:sz="1" w:space="0" w:color="BFBFBF"/>
-              <w:bottom w:val="single" w:sz="1" w:space="0" w:color="BFBFBF"/>
-              <w:right w:val="single" w:sz="1" w:space="0" w:color="BFBFBF"/>
+              <w:top w:val="single" w:color="BFBFBF" w:sz="1" w:space="0"/>
+              <w:left w:val="single" w:color="BFBFBF" w:sz="1" w:space="0"/>
+              <w:bottom w:val="single" w:color="BFBFBF" w:sz="1" w:space="0"/>
+              <w:right w:val="single" w:color="BFBFBF" w:sz="1" w:space="0"/>
             </w:tcBorders>
             <w:shd w:val="clear" w:color="auto" w:fill="EAF0F7"/>
             <w:tcMar>
@@ -18819,10 +18804,10 @@
           <w:tcPr>
             <w:tcW w:w="1320" w:type="dxa"/>
             <w:tcBorders>
-              <w:top w:val="single" w:sz="1" w:space="0" w:color="BFBFBF"/>
-              <w:left w:val="single" w:sz="1" w:space="0" w:color="BFBFBF"/>
-              <w:bottom w:val="single" w:sz="1" w:space="0" w:color="BFBFBF"/>
-              <w:right w:val="single" w:sz="1" w:space="0" w:color="BFBFBF"/>
+              <w:top w:val="single" w:color="BFBFBF" w:sz="1" w:space="0"/>
+              <w:left w:val="single" w:color="BFBFBF" w:sz="1" w:space="0"/>
+              <w:bottom w:val="single" w:color="BFBFBF" w:sz="1" w:space="0"/>
+              <w:right w:val="single" w:color="BFBFBF" w:sz="1" w:space="0"/>
             </w:tcBorders>
             <w:shd w:val="clear" w:color="auto" w:fill="EAF0F7"/>
             <w:tcMar>
@@ -18860,10 +18845,10 @@
           <w:tcPr>
             <w:tcW w:w="2760" w:type="dxa"/>
             <w:tcBorders>
-              <w:top w:val="single" w:sz="1" w:space="0" w:color="BFBFBF"/>
-              <w:left w:val="single" w:sz="1" w:space="0" w:color="BFBFBF"/>
-              <w:bottom w:val="single" w:sz="1" w:space="0" w:color="BFBFBF"/>
-              <w:right w:val="single" w:sz="1" w:space="0" w:color="BFBFBF"/>
+              <w:top w:val="single" w:color="BFBFBF" w:sz="1" w:space="0"/>
+              <w:left w:val="single" w:color="BFBFBF" w:sz="1" w:space="0"/>
+              <w:bottom w:val="single" w:color="BFBFBF" w:sz="1" w:space="0"/>
+              <w:right w:val="single" w:color="BFBFBF" w:sz="1" w:space="0"/>
             </w:tcBorders>
             <w:shd w:val="clear" w:color="auto" w:fill="FFFFFF"/>
             <w:tcMar>
@@ -18892,10 +18877,10 @@
           <w:tcPr>
             <w:tcW w:w="1320" w:type="dxa"/>
             <w:tcBorders>
-              <w:top w:val="single" w:sz="1" w:space="0" w:color="BFBFBF"/>
-              <w:left w:val="single" w:sz="1" w:space="0" w:color="BFBFBF"/>
-              <w:bottom w:val="single" w:sz="1" w:space="0" w:color="BFBFBF"/>
-              <w:right w:val="single" w:sz="1" w:space="0" w:color="BFBFBF"/>
+              <w:top w:val="single" w:color="BFBFBF" w:sz="1" w:space="0"/>
+              <w:left w:val="single" w:color="BFBFBF" w:sz="1" w:space="0"/>
+              <w:bottom w:val="single" w:color="BFBFBF" w:sz="1" w:space="0"/>
+              <w:right w:val="single" w:color="BFBFBF" w:sz="1" w:space="0"/>
             </w:tcBorders>
             <w:shd w:val="clear" w:color="auto" w:fill="FFFFFF"/>
             <w:tcMar>
@@ -18925,10 +18910,10 @@
           <w:tcPr>
             <w:tcW w:w="1320" w:type="dxa"/>
             <w:tcBorders>
-              <w:top w:val="single" w:sz="1" w:space="0" w:color="BFBFBF"/>
-              <w:left w:val="single" w:sz="1" w:space="0" w:color="BFBFBF"/>
-              <w:bottom w:val="single" w:sz="1" w:space="0" w:color="BFBFBF"/>
-              <w:right w:val="single" w:sz="1" w:space="0" w:color="BFBFBF"/>
+              <w:top w:val="single" w:color="BFBFBF" w:sz="1" w:space="0"/>
+              <w:left w:val="single" w:color="BFBFBF" w:sz="1" w:space="0"/>
+              <w:bottom w:val="single" w:color="BFBFBF" w:sz="1" w:space="0"/>
+              <w:right w:val="single" w:color="BFBFBF" w:sz="1" w:space="0"/>
             </w:tcBorders>
             <w:shd w:val="clear" w:color="auto" w:fill="FFFFFF"/>
             <w:tcMar>
@@ -18958,10 +18943,10 @@
           <w:tcPr>
             <w:tcW w:w="1320" w:type="dxa"/>
             <w:tcBorders>
-              <w:top w:val="single" w:sz="1" w:space="0" w:color="BFBFBF"/>
-              <w:left w:val="single" w:sz="1" w:space="0" w:color="BFBFBF"/>
-              <w:bottom w:val="single" w:sz="1" w:space="0" w:color="BFBFBF"/>
-              <w:right w:val="single" w:sz="1" w:space="0" w:color="BFBFBF"/>
+              <w:top w:val="single" w:color="BFBFBF" w:sz="1" w:space="0"/>
+              <w:left w:val="single" w:color="BFBFBF" w:sz="1" w:space="0"/>
+              <w:bottom w:val="single" w:color="BFBFBF" w:sz="1" w:space="0"/>
+              <w:right w:val="single" w:color="BFBFBF" w:sz="1" w:space="0"/>
             </w:tcBorders>
             <w:shd w:val="clear" w:color="auto" w:fill="FFFFFF"/>
             <w:tcMar>
@@ -18991,10 +18976,10 @@
           <w:tcPr>
             <w:tcW w:w="1320" w:type="dxa"/>
             <w:tcBorders>
-              <w:top w:val="single" w:sz="1" w:space="0" w:color="BFBFBF"/>
-              <w:left w:val="single" w:sz="1" w:space="0" w:color="BFBFBF"/>
-              <w:bottom w:val="single" w:sz="1" w:space="0" w:color="BFBFBF"/>
-              <w:right w:val="single" w:sz="1" w:space="0" w:color="BFBFBF"/>
+              <w:top w:val="single" w:color="BFBFBF" w:sz="1" w:space="0"/>
+              <w:left w:val="single" w:color="BFBFBF" w:sz="1" w:space="0"/>
+              <w:bottom w:val="single" w:color="BFBFBF" w:sz="1" w:space="0"/>
+              <w:right w:val="single" w:color="BFBFBF" w:sz="1" w:space="0"/>
             </w:tcBorders>
             <w:shd w:val="clear" w:color="auto" w:fill="FFFFFF"/>
             <w:tcMar>
@@ -19024,10 +19009,10 @@
           <w:tcPr>
             <w:tcW w:w="1320" w:type="dxa"/>
             <w:tcBorders>
-              <w:top w:val="single" w:sz="1" w:space="0" w:color="BFBFBF"/>
-              <w:left w:val="single" w:sz="1" w:space="0" w:color="BFBFBF"/>
-              <w:bottom w:val="single" w:sz="1" w:space="0" w:color="BFBFBF"/>
-              <w:right w:val="single" w:sz="1" w:space="0" w:color="BFBFBF"/>
+              <w:top w:val="single" w:color="BFBFBF" w:sz="1" w:space="0"/>
+              <w:left w:val="single" w:color="BFBFBF" w:sz="1" w:space="0"/>
+              <w:bottom w:val="single" w:color="BFBFBF" w:sz="1" w:space="0"/>
+              <w:right w:val="single" w:color="BFBFBF" w:sz="1" w:space="0"/>
             </w:tcBorders>
             <w:shd w:val="clear" w:color="auto" w:fill="FFFFFF"/>
             <w:tcMar>
@@ -19065,10 +19050,10 @@
           <w:tcPr>
             <w:tcW w:w="2760" w:type="dxa"/>
             <w:tcBorders>
-              <w:top w:val="single" w:sz="1" w:space="0" w:color="BFBFBF"/>
-              <w:left w:val="single" w:sz="1" w:space="0" w:color="BFBFBF"/>
-              <w:bottom w:val="single" w:sz="1" w:space="0" w:color="BFBFBF"/>
-              <w:right w:val="single" w:sz="1" w:space="0" w:color="BFBFBF"/>
+              <w:top w:val="single" w:color="BFBFBF" w:sz="1" w:space="0"/>
+              <w:left w:val="single" w:color="BFBFBF" w:sz="1" w:space="0"/>
+              <w:bottom w:val="single" w:color="BFBFBF" w:sz="1" w:space="0"/>
+              <w:right w:val="single" w:color="BFBFBF" w:sz="1" w:space="0"/>
             </w:tcBorders>
             <w:shd w:val="clear" w:color="auto" w:fill="EAF0F7"/>
             <w:tcMar>
@@ -19097,10 +19082,10 @@
           <w:tcPr>
             <w:tcW w:w="1320" w:type="dxa"/>
             <w:tcBorders>
-              <w:top w:val="single" w:sz="1" w:space="0" w:color="BFBFBF"/>
-              <w:left w:val="single" w:sz="1" w:space="0" w:color="BFBFBF"/>
-              <w:bottom w:val="single" w:sz="1" w:space="0" w:color="BFBFBF"/>
-              <w:right w:val="single" w:sz="1" w:space="0" w:color="BFBFBF"/>
+              <w:top w:val="single" w:color="BFBFBF" w:sz="1" w:space="0"/>
+              <w:left w:val="single" w:color="BFBFBF" w:sz="1" w:space="0"/>
+              <w:bottom w:val="single" w:color="BFBFBF" w:sz="1" w:space="0"/>
+              <w:right w:val="single" w:color="BFBFBF" w:sz="1" w:space="0"/>
             </w:tcBorders>
             <w:shd w:val="clear" w:color="auto" w:fill="EAF0F7"/>
             <w:tcMar>
@@ -19130,10 +19115,10 @@
           <w:tcPr>
             <w:tcW w:w="1320" w:type="dxa"/>
             <w:tcBorders>
-              <w:top w:val="single" w:sz="1" w:space="0" w:color="BFBFBF"/>
-              <w:left w:val="single" w:sz="1" w:space="0" w:color="BFBFBF"/>
-              <w:bottom w:val="single" w:sz="1" w:space="0" w:color="BFBFBF"/>
-              <w:right w:val="single" w:sz="1" w:space="0" w:color="BFBFBF"/>
+              <w:top w:val="single" w:color="BFBFBF" w:sz="1" w:space="0"/>
+              <w:left w:val="single" w:color="BFBFBF" w:sz="1" w:space="0"/>
+              <w:bottom w:val="single" w:color="BFBFBF" w:sz="1" w:space="0"/>
+              <w:right w:val="single" w:color="BFBFBF" w:sz="1" w:space="0"/>
             </w:tcBorders>
             <w:shd w:val="clear" w:color="auto" w:fill="EAF0F7"/>
             <w:tcMar>
@@ -19163,10 +19148,10 @@
           <w:tcPr>
             <w:tcW w:w="1320" w:type="dxa"/>
             <w:tcBorders>
-              <w:top w:val="single" w:sz="1" w:space="0" w:color="BFBFBF"/>
-              <w:left w:val="single" w:sz="1" w:space="0" w:color="BFBFBF"/>
-              <w:bottom w:val="single" w:sz="1" w:space="0" w:color="BFBFBF"/>
-              <w:right w:val="single" w:sz="1" w:space="0" w:color="BFBFBF"/>
+              <w:top w:val="single" w:color="BFBFBF" w:sz="1" w:space="0"/>
+              <w:left w:val="single" w:color="BFBFBF" w:sz="1" w:space="0"/>
+              <w:bottom w:val="single" w:color="BFBFBF" w:sz="1" w:space="0"/>
+              <w:right w:val="single" w:color="BFBFBF" w:sz="1" w:space="0"/>
             </w:tcBorders>
             <w:shd w:val="clear" w:color="auto" w:fill="EAF0F7"/>
             <w:tcMar>
@@ -19196,10 +19181,10 @@
           <w:tcPr>
             <w:tcW w:w="1320" w:type="dxa"/>
             <w:tcBorders>
-              <w:top w:val="single" w:sz="1" w:space="0" w:color="BFBFBF"/>
-              <w:left w:val="single" w:sz="1" w:space="0" w:color="BFBFBF"/>
-              <w:bottom w:val="single" w:sz="1" w:space="0" w:color="BFBFBF"/>
-              <w:right w:val="single" w:sz="1" w:space="0" w:color="BFBFBF"/>
+              <w:top w:val="single" w:color="BFBFBF" w:sz="1" w:space="0"/>
+              <w:left w:val="single" w:color="BFBFBF" w:sz="1" w:space="0"/>
+              <w:bottom w:val="single" w:color="BFBFBF" w:sz="1" w:space="0"/>
+              <w:right w:val="single" w:color="BFBFBF" w:sz="1" w:space="0"/>
             </w:tcBorders>
             <w:shd w:val="clear" w:color="auto" w:fill="EAF0F7"/>
             <w:tcMar>
@@ -19229,10 +19214,10 @@
           <w:tcPr>
             <w:tcW w:w="1320" w:type="dxa"/>
             <w:tcBorders>
-              <w:top w:val="single" w:sz="1" w:space="0" w:color="BFBFBF"/>
-              <w:left w:val="single" w:sz="1" w:space="0" w:color="BFBFBF"/>
-              <w:bottom w:val="single" w:sz="1" w:space="0" w:color="BFBFBF"/>
-              <w:right w:val="single" w:sz="1" w:space="0" w:color="BFBFBF"/>
+              <w:top w:val="single" w:color="BFBFBF" w:sz="1" w:space="0"/>
+              <w:left w:val="single" w:color="BFBFBF" w:sz="1" w:space="0"/>
+              <w:bottom w:val="single" w:color="BFBFBF" w:sz="1" w:space="0"/>
+              <w:right w:val="single" w:color="BFBFBF" w:sz="1" w:space="0"/>
             </w:tcBorders>
             <w:shd w:val="clear" w:color="auto" w:fill="EAF0F7"/>
             <w:tcMar>
@@ -19270,10 +19255,10 @@
           <w:tcPr>
             <w:tcW w:w="2760" w:type="dxa"/>
             <w:tcBorders>
-              <w:top w:val="single" w:sz="1" w:space="0" w:color="BFBFBF"/>
-              <w:left w:val="single" w:sz="1" w:space="0" w:color="BFBFBF"/>
-              <w:bottom w:val="single" w:sz="1" w:space="0" w:color="BFBFBF"/>
-              <w:right w:val="single" w:sz="1" w:space="0" w:color="BFBFBF"/>
+              <w:top w:val="single" w:color="BFBFBF" w:sz="1" w:space="0"/>
+              <w:left w:val="single" w:color="BFBFBF" w:sz="1" w:space="0"/>
+              <w:bottom w:val="single" w:color="BFBFBF" w:sz="1" w:space="0"/>
+              <w:right w:val="single" w:color="BFBFBF" w:sz="1" w:space="0"/>
             </w:tcBorders>
             <w:shd w:val="clear" w:color="auto" w:fill="FFFFFF"/>
             <w:tcMar>
@@ -19322,10 +19307,10 @@
           <w:tcPr>
             <w:tcW w:w="1320" w:type="dxa"/>
             <w:tcBorders>
-              <w:top w:val="single" w:sz="1" w:space="0" w:color="BFBFBF"/>
-              <w:left w:val="single" w:sz="1" w:space="0" w:color="BFBFBF"/>
-              <w:bottom w:val="single" w:sz="1" w:space="0" w:color="BFBFBF"/>
-              <w:right w:val="single" w:sz="1" w:space="0" w:color="BFBFBF"/>
+              <w:top w:val="single" w:color="BFBFBF" w:sz="1" w:space="0"/>
+              <w:left w:val="single" w:color="BFBFBF" w:sz="1" w:space="0"/>
+              <w:bottom w:val="single" w:color="BFBFBF" w:sz="1" w:space="0"/>
+              <w:right w:val="single" w:color="BFBFBF" w:sz="1" w:space="0"/>
             </w:tcBorders>
             <w:shd w:val="clear" w:color="auto" w:fill="FFFFFF"/>
             <w:tcMar>
@@ -19355,10 +19340,10 @@
           <w:tcPr>
             <w:tcW w:w="1320" w:type="dxa"/>
             <w:tcBorders>
-              <w:top w:val="single" w:sz="1" w:space="0" w:color="BFBFBF"/>
-              <w:left w:val="single" w:sz="1" w:space="0" w:color="BFBFBF"/>
-              <w:bottom w:val="single" w:sz="1" w:space="0" w:color="BFBFBF"/>
-              <w:right w:val="single" w:sz="1" w:space="0" w:color="BFBFBF"/>
+              <w:top w:val="single" w:color="BFBFBF" w:sz="1" w:space="0"/>
+              <w:left w:val="single" w:color="BFBFBF" w:sz="1" w:space="0"/>
+              <w:bottom w:val="single" w:color="BFBFBF" w:sz="1" w:space="0"/>
+              <w:right w:val="single" w:color="BFBFBF" w:sz="1" w:space="0"/>
             </w:tcBorders>
             <w:shd w:val="clear" w:color="auto" w:fill="FFFFFF"/>
             <w:tcMar>
@@ -19388,10 +19373,10 @@
           <w:tcPr>
             <w:tcW w:w="1320" w:type="dxa"/>
             <w:tcBorders>
-              <w:top w:val="single" w:sz="1" w:space="0" w:color="BFBFBF"/>
-              <w:left w:val="single" w:sz="1" w:space="0" w:color="BFBFBF"/>
-              <w:bottom w:val="single" w:sz="1" w:space="0" w:color="BFBFBF"/>
-              <w:right w:val="single" w:sz="1" w:space="0" w:color="BFBFBF"/>
+              <w:top w:val="single" w:color="BFBFBF" w:sz="1" w:space="0"/>
+              <w:left w:val="single" w:color="BFBFBF" w:sz="1" w:space="0"/>
+              <w:bottom w:val="single" w:color="BFBFBF" w:sz="1" w:space="0"/>
+              <w:right w:val="single" w:color="BFBFBF" w:sz="1" w:space="0"/>
             </w:tcBorders>
             <w:shd w:val="clear" w:color="auto" w:fill="FFFFFF"/>
             <w:tcMar>
@@ -19421,10 +19406,10 @@
           <w:tcPr>
             <w:tcW w:w="1320" w:type="dxa"/>
             <w:tcBorders>
-              <w:top w:val="single" w:sz="1" w:space="0" w:color="BFBFBF"/>
-              <w:left w:val="single" w:sz="1" w:space="0" w:color="BFBFBF"/>
-              <w:bottom w:val="single" w:sz="1" w:space="0" w:color="BFBFBF"/>
-              <w:right w:val="single" w:sz="1" w:space="0" w:color="BFBFBF"/>
+              <w:top w:val="single" w:color="BFBFBF" w:sz="1" w:space="0"/>
+              <w:left w:val="single" w:color="BFBFBF" w:sz="1" w:space="0"/>
+              <w:bottom w:val="single" w:color="BFBFBF" w:sz="1" w:space="0"/>
+              <w:right w:val="single" w:color="BFBFBF" w:sz="1" w:space="0"/>
             </w:tcBorders>
             <w:shd w:val="clear" w:color="auto" w:fill="FFFFFF"/>
             <w:tcMar>
@@ -19454,10 +19439,10 @@
           <w:tcPr>
             <w:tcW w:w="1320" w:type="dxa"/>
             <w:tcBorders>
-              <w:top w:val="single" w:sz="1" w:space="0" w:color="BFBFBF"/>
-              <w:left w:val="single" w:sz="1" w:space="0" w:color="BFBFBF"/>
-              <w:bottom w:val="single" w:sz="1" w:space="0" w:color="BFBFBF"/>
-              <w:right w:val="single" w:sz="1" w:space="0" w:color="BFBFBF"/>
+              <w:top w:val="single" w:color="BFBFBF" w:sz="1" w:space="0"/>
+              <w:left w:val="single" w:color="BFBFBF" w:sz="1" w:space="0"/>
+              <w:bottom w:val="single" w:color="BFBFBF" w:sz="1" w:space="0"/>
+              <w:right w:val="single" w:color="BFBFBF" w:sz="1" w:space="0"/>
             </w:tcBorders>
             <w:shd w:val="clear" w:color="auto" w:fill="FFFFFF"/>
             <w:tcMar>
@@ -19495,10 +19480,10 @@
           <w:tcPr>
             <w:tcW w:w="2760" w:type="dxa"/>
             <w:tcBorders>
-              <w:top w:val="single" w:sz="1" w:space="0" w:color="BFBFBF"/>
-              <w:left w:val="single" w:sz="1" w:space="0" w:color="BFBFBF"/>
-              <w:bottom w:val="single" w:sz="1" w:space="0" w:color="BFBFBF"/>
-              <w:right w:val="single" w:sz="1" w:space="0" w:color="BFBFBF"/>
+              <w:top w:val="single" w:color="BFBFBF" w:sz="1" w:space="0"/>
+              <w:left w:val="single" w:color="BFBFBF" w:sz="1" w:space="0"/>
+              <w:bottom w:val="single" w:color="BFBFBF" w:sz="1" w:space="0"/>
+              <w:right w:val="single" w:color="BFBFBF" w:sz="1" w:space="0"/>
             </w:tcBorders>
             <w:shd w:val="clear" w:color="auto" w:fill="EAF0F7"/>
             <w:tcMar>
@@ -19527,10 +19512,10 @@
           <w:tcPr>
             <w:tcW w:w="1320" w:type="dxa"/>
             <w:tcBorders>
-              <w:top w:val="single" w:sz="1" w:space="0" w:color="BFBFBF"/>
-              <w:left w:val="single" w:sz="1" w:space="0" w:color="BFBFBF"/>
-              <w:bottom w:val="single" w:sz="1" w:space="0" w:color="BFBFBF"/>
-              <w:right w:val="single" w:sz="1" w:space="0" w:color="BFBFBF"/>
+              <w:top w:val="single" w:color="BFBFBF" w:sz="1" w:space="0"/>
+              <w:left w:val="single" w:color="BFBFBF" w:sz="1" w:space="0"/>
+              <w:bottom w:val="single" w:color="BFBFBF" w:sz="1" w:space="0"/>
+              <w:right w:val="single" w:color="BFBFBF" w:sz="1" w:space="0"/>
             </w:tcBorders>
             <w:shd w:val="clear" w:color="auto" w:fill="EAF0F7"/>
             <w:tcMar>
@@ -19560,10 +19545,10 @@
           <w:tcPr>
             <w:tcW w:w="1320" w:type="dxa"/>
             <w:tcBorders>
-              <w:top w:val="single" w:sz="1" w:space="0" w:color="BFBFBF"/>
-              <w:left w:val="single" w:sz="1" w:space="0" w:color="BFBFBF"/>
-              <w:bottom w:val="single" w:sz="1" w:space="0" w:color="BFBFBF"/>
-              <w:right w:val="single" w:sz="1" w:space="0" w:color="BFBFBF"/>
+              <w:top w:val="single" w:color="BFBFBF" w:sz="1" w:space="0"/>
+              <w:left w:val="single" w:color="BFBFBF" w:sz="1" w:space="0"/>
+              <w:bottom w:val="single" w:color="BFBFBF" w:sz="1" w:space="0"/>
+              <w:right w:val="single" w:color="BFBFBF" w:sz="1" w:space="0"/>
             </w:tcBorders>
             <w:shd w:val="clear" w:color="auto" w:fill="EAF0F7"/>
             <w:tcMar>
@@ -19593,10 +19578,10 @@
           <w:tcPr>
             <w:tcW w:w="1320" w:type="dxa"/>
             <w:tcBorders>
-              <w:top w:val="single" w:sz="1" w:space="0" w:color="BFBFBF"/>
-              <w:left w:val="single" w:sz="1" w:space="0" w:color="BFBFBF"/>
-              <w:bottom w:val="single" w:sz="1" w:space="0" w:color="BFBFBF"/>
-              <w:right w:val="single" w:sz="1" w:space="0" w:color="BFBFBF"/>
+              <w:top w:val="single" w:color="BFBFBF" w:sz="1" w:space="0"/>
+              <w:left w:val="single" w:color="BFBFBF" w:sz="1" w:space="0"/>
+              <w:bottom w:val="single" w:color="BFBFBF" w:sz="1" w:space="0"/>
+              <w:right w:val="single" w:color="BFBFBF" w:sz="1" w:space="0"/>
             </w:tcBorders>
             <w:shd w:val="clear" w:color="auto" w:fill="EAF0F7"/>
             <w:tcMar>
@@ -19626,10 +19611,10 @@
           <w:tcPr>
             <w:tcW w:w="1320" w:type="dxa"/>
             <w:tcBorders>
-              <w:top w:val="single" w:sz="1" w:space="0" w:color="BFBFBF"/>
-              <w:left w:val="single" w:sz="1" w:space="0" w:color="BFBFBF"/>
-              <w:bottom w:val="single" w:sz="1" w:space="0" w:color="BFBFBF"/>
-              <w:right w:val="single" w:sz="1" w:space="0" w:color="BFBFBF"/>
+              <w:top w:val="single" w:color="BFBFBF" w:sz="1" w:space="0"/>
+              <w:left w:val="single" w:color="BFBFBF" w:sz="1" w:space="0"/>
+              <w:bottom w:val="single" w:color="BFBFBF" w:sz="1" w:space="0"/>
+              <w:right w:val="single" w:color="BFBFBF" w:sz="1" w:space="0"/>
             </w:tcBorders>
             <w:shd w:val="clear" w:color="auto" w:fill="EAF0F7"/>
             <w:tcMar>
@@ -19659,10 +19644,10 @@
           <w:tcPr>
             <w:tcW w:w="1320" w:type="dxa"/>
             <w:tcBorders>
-              <w:top w:val="single" w:sz="1" w:space="0" w:color="BFBFBF"/>
-              <w:left w:val="single" w:sz="1" w:space="0" w:color="BFBFBF"/>
-              <w:bottom w:val="single" w:sz="1" w:space="0" w:color="BFBFBF"/>
-              <w:right w:val="single" w:sz="1" w:space="0" w:color="BFBFBF"/>
+              <w:top w:val="single" w:color="BFBFBF" w:sz="1" w:space="0"/>
+              <w:left w:val="single" w:color="BFBFBF" w:sz="1" w:space="0"/>
+              <w:bottom w:val="single" w:color="BFBFBF" w:sz="1" w:space="0"/>
+              <w:right w:val="single" w:color="BFBFBF" w:sz="1" w:space="0"/>
             </w:tcBorders>
             <w:shd w:val="clear" w:color="auto" w:fill="EAF0F7"/>
             <w:tcMar>
@@ -19700,10 +19685,10 @@
           <w:tcPr>
             <w:tcW w:w="2760" w:type="dxa"/>
             <w:tcBorders>
-              <w:top w:val="single" w:sz="1" w:space="0" w:color="BFBFBF"/>
-              <w:left w:val="single" w:sz="1" w:space="0" w:color="BFBFBF"/>
-              <w:bottom w:val="single" w:sz="1" w:space="0" w:color="BFBFBF"/>
-              <w:right w:val="single" w:sz="1" w:space="0" w:color="BFBFBF"/>
+              <w:top w:val="single" w:color="BFBFBF" w:sz="1" w:space="0"/>
+              <w:left w:val="single" w:color="BFBFBF" w:sz="1" w:space="0"/>
+              <w:bottom w:val="single" w:color="BFBFBF" w:sz="1" w:space="0"/>
+              <w:right w:val="single" w:color="BFBFBF" w:sz="1" w:space="0"/>
             </w:tcBorders>
             <w:shd w:val="clear" w:color="auto" w:fill="FFFFFF"/>
             <w:tcMar>
@@ -19732,10 +19717,10 @@
           <w:tcPr>
             <w:tcW w:w="1320" w:type="dxa"/>
             <w:tcBorders>
-              <w:top w:val="single" w:sz="1" w:space="0" w:color="BFBFBF"/>
-              <w:left w:val="single" w:sz="1" w:space="0" w:color="BFBFBF"/>
-              <w:bottom w:val="single" w:sz="1" w:space="0" w:color="BFBFBF"/>
-              <w:right w:val="single" w:sz="1" w:space="0" w:color="BFBFBF"/>
+              <w:top w:val="single" w:color="BFBFBF" w:sz="1" w:space="0"/>
+              <w:left w:val="single" w:color="BFBFBF" w:sz="1" w:space="0"/>
+              <w:bottom w:val="single" w:color="BFBFBF" w:sz="1" w:space="0"/>
+              <w:right w:val="single" w:color="BFBFBF" w:sz="1" w:space="0"/>
             </w:tcBorders>
             <w:shd w:val="clear" w:color="auto" w:fill="FFFFFF"/>
             <w:tcMar>
@@ -19765,10 +19750,10 @@
           <w:tcPr>
             <w:tcW w:w="1320" w:type="dxa"/>
             <w:tcBorders>
-              <w:top w:val="single" w:sz="1" w:space="0" w:color="BFBFBF"/>
-              <w:left w:val="single" w:sz="1" w:space="0" w:color="BFBFBF"/>
-              <w:bottom w:val="single" w:sz="1" w:space="0" w:color="BFBFBF"/>
-              <w:right w:val="single" w:sz="1" w:space="0" w:color="BFBFBF"/>
+              <w:top w:val="single" w:color="BFBFBF" w:sz="1" w:space="0"/>
+              <w:left w:val="single" w:color="BFBFBF" w:sz="1" w:space="0"/>
+              <w:bottom w:val="single" w:color="BFBFBF" w:sz="1" w:space="0"/>
+              <w:right w:val="single" w:color="BFBFBF" w:sz="1" w:space="0"/>
             </w:tcBorders>
             <w:shd w:val="clear" w:color="auto" w:fill="FFFFFF"/>
             <w:tcMar>
@@ -19798,10 +19783,10 @@
           <w:tcPr>
             <w:tcW w:w="1320" w:type="dxa"/>
             <w:tcBorders>
-              <w:top w:val="single" w:sz="1" w:space="0" w:color="BFBFBF"/>
-              <w:left w:val="single" w:sz="1" w:space="0" w:color="BFBFBF"/>
-              <w:bottom w:val="single" w:sz="1" w:space="0" w:color="BFBFBF"/>
-              <w:right w:val="single" w:sz="1" w:space="0" w:color="BFBFBF"/>
+              <w:top w:val="single" w:color="BFBFBF" w:sz="1" w:space="0"/>
+              <w:left w:val="single" w:color="BFBFBF" w:sz="1" w:space="0"/>
+              <w:bottom w:val="single" w:color="BFBFBF" w:sz="1" w:space="0"/>
+              <w:right w:val="single" w:color="BFBFBF" w:sz="1" w:space="0"/>
             </w:tcBorders>
             <w:shd w:val="clear" w:color="auto" w:fill="FFFFFF"/>
             <w:tcMar>
@@ -19831,10 +19816,10 @@
           <w:tcPr>
             <w:tcW w:w="1320" w:type="dxa"/>
             <w:tcBorders>
-              <w:top w:val="single" w:sz="1" w:space="0" w:color="BFBFBF"/>
-              <w:left w:val="single" w:sz="1" w:space="0" w:color="BFBFBF"/>
-              <w:bottom w:val="single" w:sz="1" w:space="0" w:color="BFBFBF"/>
-              <w:right w:val="single" w:sz="1" w:space="0" w:color="BFBFBF"/>
+              <w:top w:val="single" w:color="BFBFBF" w:sz="1" w:space="0"/>
+              <w:left w:val="single" w:color="BFBFBF" w:sz="1" w:space="0"/>
+              <w:bottom w:val="single" w:color="BFBFBF" w:sz="1" w:space="0"/>
+              <w:right w:val="single" w:color="BFBFBF" w:sz="1" w:space="0"/>
             </w:tcBorders>
             <w:shd w:val="clear" w:color="auto" w:fill="FFFFFF"/>
             <w:tcMar>
@@ -19864,10 +19849,10 @@
           <w:tcPr>
             <w:tcW w:w="1320" w:type="dxa"/>
             <w:tcBorders>
-              <w:top w:val="single" w:sz="1" w:space="0" w:color="BFBFBF"/>
-              <w:left w:val="single" w:sz="1" w:space="0" w:color="BFBFBF"/>
-              <w:bottom w:val="single" w:sz="1" w:space="0" w:color="BFBFBF"/>
-              <w:right w:val="single" w:sz="1" w:space="0" w:color="BFBFBF"/>
+              <w:top w:val="single" w:color="BFBFBF" w:sz="1" w:space="0"/>
+              <w:left w:val="single" w:color="BFBFBF" w:sz="1" w:space="0"/>
+              <w:bottom w:val="single" w:color="BFBFBF" w:sz="1" w:space="0"/>
+              <w:right w:val="single" w:color="BFBFBF" w:sz="1" w:space="0"/>
             </w:tcBorders>
             <w:shd w:val="clear" w:color="auto" w:fill="FFFFFF"/>
             <w:tcMar>
@@ -19901,8 +19886,8 @@
         <w:keepNext/>
         <w:jc w:val="center"/>
       </w:pPr>
-      <w:bookmarkStart w:id="55" w:name="_Toc233107174"/>
-      <w:bookmarkStart w:id="56" w:name="_Toc233107428"/>
+      <w:bookmarkStart w:name="_Toc233107174" w:id="55"/>
+      <w:bookmarkStart w:name="_Toc233107428" w:id="56"/>
       <w:r>
         <w:t xml:space="preserve">Tabela </w:t>
       </w:r>
@@ -19991,7 +19976,7 @@
         <w:pStyle w:val="Legenda"/>
         <w:jc w:val="center"/>
       </w:pPr>
-      <w:bookmarkStart w:id="57" w:name="_Toc233107015"/>
+      <w:bookmarkStart w:name="_Toc233107015" w:id="57"/>
       <w:r>
         <w:t xml:space="preserve">Figura </w:t>
       </w:r>
@@ -20025,9 +20010,8 @@
       <w:pPr>
         <w:pStyle w:val="Ttulo2"/>
       </w:pPr>
-      <w:bookmarkStart w:id="58" w:name="_Toc233109778"/>
-      <w:r>
-        <w:lastRenderedPageBreak/>
+      <w:bookmarkStart w:name="_Toc233109778" w:id="58"/>
+      <w:r>
         <w:t>5.2 Resultados com ajuste de peso das classes</w:t>
       </w:r>
       <w:bookmarkEnd w:id="58"/>
@@ -20045,12 +20029,12 @@
       <w:tblPr>
         <w:tblW w:w="9360" w:type="dxa"/>
         <w:tblBorders>
-          <w:top w:val="single" w:sz="4" w:space="0" w:color="auto"/>
-          <w:left w:val="single" w:sz="4" w:space="0" w:color="auto"/>
-          <w:bottom w:val="single" w:sz="4" w:space="0" w:color="auto"/>
-          <w:right w:val="single" w:sz="4" w:space="0" w:color="auto"/>
-          <w:insideH w:val="single" w:sz="4" w:space="0" w:color="auto"/>
-          <w:insideV w:val="single" w:sz="4" w:space="0" w:color="auto"/>
+          <w:top w:val="single" w:color="auto" w:sz="4" w:space="0"/>
+          <w:left w:val="single" w:color="auto" w:sz="4" w:space="0"/>
+          <w:bottom w:val="single" w:color="auto" w:sz="4" w:space="0"/>
+          <w:right w:val="single" w:color="auto" w:sz="4" w:space="0"/>
+          <w:insideH w:val="single" w:color="auto" w:sz="4" w:space="0"/>
+          <w:insideV w:val="single" w:color="auto" w:sz="4" w:space="0"/>
         </w:tblBorders>
         <w:tblCellMar>
           <w:left w:w="10" w:type="dxa"/>
@@ -20080,10 +20064,10 @@
           <w:tcPr>
             <w:tcW w:w="2760" w:type="dxa"/>
             <w:tcBorders>
-              <w:top w:val="single" w:sz="1" w:space="0" w:color="BFBFBF"/>
-              <w:left w:val="single" w:sz="1" w:space="0" w:color="BFBFBF"/>
-              <w:bottom w:val="single" w:sz="1" w:space="0" w:color="BFBFBF"/>
-              <w:right w:val="single" w:sz="1" w:space="0" w:color="BFBFBF"/>
+              <w:top w:val="single" w:color="BFBFBF" w:sz="1" w:space="0"/>
+              <w:left w:val="single" w:color="BFBFBF" w:sz="1" w:space="0"/>
+              <w:bottom w:val="single" w:color="BFBFBF" w:sz="1" w:space="0"/>
+              <w:right w:val="single" w:color="BFBFBF" w:sz="1" w:space="0"/>
             </w:tcBorders>
             <w:shd w:val="clear" w:color="auto" w:fill="2F5496"/>
             <w:tcMar>
@@ -20114,10 +20098,10 @@
           <w:tcPr>
             <w:tcW w:w="1320" w:type="dxa"/>
             <w:tcBorders>
-              <w:top w:val="single" w:sz="1" w:space="0" w:color="BFBFBF"/>
-              <w:left w:val="single" w:sz="1" w:space="0" w:color="BFBFBF"/>
-              <w:bottom w:val="single" w:sz="1" w:space="0" w:color="BFBFBF"/>
-              <w:right w:val="single" w:sz="1" w:space="0" w:color="BFBFBF"/>
+              <w:top w:val="single" w:color="BFBFBF" w:sz="1" w:space="0"/>
+              <w:left w:val="single" w:color="BFBFBF" w:sz="1" w:space="0"/>
+              <w:bottom w:val="single" w:color="BFBFBF" w:sz="1" w:space="0"/>
+              <w:right w:val="single" w:color="BFBFBF" w:sz="1" w:space="0"/>
             </w:tcBorders>
             <w:shd w:val="clear" w:color="auto" w:fill="2F5496"/>
             <w:tcMar>
@@ -20149,10 +20133,10 @@
           <w:tcPr>
             <w:tcW w:w="1320" w:type="dxa"/>
             <w:tcBorders>
-              <w:top w:val="single" w:sz="1" w:space="0" w:color="BFBFBF"/>
-              <w:left w:val="single" w:sz="1" w:space="0" w:color="BFBFBF"/>
-              <w:bottom w:val="single" w:sz="1" w:space="0" w:color="BFBFBF"/>
-              <w:right w:val="single" w:sz="1" w:space="0" w:color="BFBFBF"/>
+              <w:top w:val="single" w:color="BFBFBF" w:sz="1" w:space="0"/>
+              <w:left w:val="single" w:color="BFBFBF" w:sz="1" w:space="0"/>
+              <w:bottom w:val="single" w:color="BFBFBF" w:sz="1" w:space="0"/>
+              <w:right w:val="single" w:color="BFBFBF" w:sz="1" w:space="0"/>
             </w:tcBorders>
             <w:shd w:val="clear" w:color="auto" w:fill="2F5496"/>
             <w:tcMar>
@@ -20184,10 +20168,10 @@
           <w:tcPr>
             <w:tcW w:w="1320" w:type="dxa"/>
             <w:tcBorders>
-              <w:top w:val="single" w:sz="1" w:space="0" w:color="BFBFBF"/>
-              <w:left w:val="single" w:sz="1" w:space="0" w:color="BFBFBF"/>
-              <w:bottom w:val="single" w:sz="1" w:space="0" w:color="BFBFBF"/>
-              <w:right w:val="single" w:sz="1" w:space="0" w:color="BFBFBF"/>
+              <w:top w:val="single" w:color="BFBFBF" w:sz="1" w:space="0"/>
+              <w:left w:val="single" w:color="BFBFBF" w:sz="1" w:space="0"/>
+              <w:bottom w:val="single" w:color="BFBFBF" w:sz="1" w:space="0"/>
+              <w:right w:val="single" w:color="BFBFBF" w:sz="1" w:space="0"/>
             </w:tcBorders>
             <w:shd w:val="clear" w:color="auto" w:fill="2F5496"/>
             <w:tcMar>
@@ -20219,10 +20203,10 @@
           <w:tcPr>
             <w:tcW w:w="1320" w:type="dxa"/>
             <w:tcBorders>
-              <w:top w:val="single" w:sz="1" w:space="0" w:color="BFBFBF"/>
-              <w:left w:val="single" w:sz="1" w:space="0" w:color="BFBFBF"/>
-              <w:bottom w:val="single" w:sz="1" w:space="0" w:color="BFBFBF"/>
-              <w:right w:val="single" w:sz="1" w:space="0" w:color="BFBFBF"/>
+              <w:top w:val="single" w:color="BFBFBF" w:sz="1" w:space="0"/>
+              <w:left w:val="single" w:color="BFBFBF" w:sz="1" w:space="0"/>
+              <w:bottom w:val="single" w:color="BFBFBF" w:sz="1" w:space="0"/>
+              <w:right w:val="single" w:color="BFBFBF" w:sz="1" w:space="0"/>
             </w:tcBorders>
             <w:shd w:val="clear" w:color="auto" w:fill="2F5496"/>
             <w:tcMar>
@@ -20254,10 +20238,10 @@
           <w:tcPr>
             <w:tcW w:w="1320" w:type="dxa"/>
             <w:tcBorders>
-              <w:top w:val="single" w:sz="1" w:space="0" w:color="BFBFBF"/>
-              <w:left w:val="single" w:sz="1" w:space="0" w:color="BFBFBF"/>
-              <w:bottom w:val="single" w:sz="1" w:space="0" w:color="BFBFBF"/>
-              <w:right w:val="single" w:sz="1" w:space="0" w:color="BFBFBF"/>
+              <w:top w:val="single" w:color="BFBFBF" w:sz="1" w:space="0"/>
+              <w:left w:val="single" w:color="BFBFBF" w:sz="1" w:space="0"/>
+              <w:bottom w:val="single" w:color="BFBFBF" w:sz="1" w:space="0"/>
+              <w:right w:val="single" w:color="BFBFBF" w:sz="1" w:space="0"/>
             </w:tcBorders>
             <w:shd w:val="clear" w:color="auto" w:fill="2F5496"/>
             <w:tcMar>
@@ -20297,10 +20281,10 @@
           <w:tcPr>
             <w:tcW w:w="2760" w:type="dxa"/>
             <w:tcBorders>
-              <w:top w:val="single" w:sz="1" w:space="0" w:color="BFBFBF"/>
-              <w:left w:val="single" w:sz="1" w:space="0" w:color="BFBFBF"/>
-              <w:bottom w:val="single" w:sz="1" w:space="0" w:color="BFBFBF"/>
-              <w:right w:val="single" w:sz="1" w:space="0" w:color="BFBFBF"/>
+              <w:top w:val="single" w:color="BFBFBF" w:sz="1" w:space="0"/>
+              <w:left w:val="single" w:color="BFBFBF" w:sz="1" w:space="0"/>
+              <w:bottom w:val="single" w:color="BFBFBF" w:sz="1" w:space="0"/>
+              <w:right w:val="single" w:color="BFBFBF" w:sz="1" w:space="0"/>
             </w:tcBorders>
             <w:shd w:val="clear" w:color="auto" w:fill="FFFFFF"/>
             <w:tcMar>
@@ -20329,10 +20313,10 @@
           <w:tcPr>
             <w:tcW w:w="1320" w:type="dxa"/>
             <w:tcBorders>
-              <w:top w:val="single" w:sz="1" w:space="0" w:color="BFBFBF"/>
-              <w:left w:val="single" w:sz="1" w:space="0" w:color="BFBFBF"/>
-              <w:bottom w:val="single" w:sz="1" w:space="0" w:color="BFBFBF"/>
-              <w:right w:val="single" w:sz="1" w:space="0" w:color="BFBFBF"/>
+              <w:top w:val="single" w:color="BFBFBF" w:sz="1" w:space="0"/>
+              <w:left w:val="single" w:color="BFBFBF" w:sz="1" w:space="0"/>
+              <w:bottom w:val="single" w:color="BFBFBF" w:sz="1" w:space="0"/>
+              <w:right w:val="single" w:color="BFBFBF" w:sz="1" w:space="0"/>
             </w:tcBorders>
             <w:shd w:val="clear" w:color="auto" w:fill="FFFFFF"/>
             <w:tcMar>
@@ -20362,10 +20346,10 @@
           <w:tcPr>
             <w:tcW w:w="1320" w:type="dxa"/>
             <w:tcBorders>
-              <w:top w:val="single" w:sz="1" w:space="0" w:color="BFBFBF"/>
-              <w:left w:val="single" w:sz="1" w:space="0" w:color="BFBFBF"/>
-              <w:bottom w:val="single" w:sz="1" w:space="0" w:color="BFBFBF"/>
-              <w:right w:val="single" w:sz="1" w:space="0" w:color="BFBFBF"/>
+              <w:top w:val="single" w:color="BFBFBF" w:sz="1" w:space="0"/>
+              <w:left w:val="single" w:color="BFBFBF" w:sz="1" w:space="0"/>
+              <w:bottom w:val="single" w:color="BFBFBF" w:sz="1" w:space="0"/>
+              <w:right w:val="single" w:color="BFBFBF" w:sz="1" w:space="0"/>
             </w:tcBorders>
             <w:shd w:val="clear" w:color="auto" w:fill="FFFFFF"/>
             <w:tcMar>
@@ -20395,10 +20379,10 @@
           <w:tcPr>
             <w:tcW w:w="1320" w:type="dxa"/>
             <w:tcBorders>
-              <w:top w:val="single" w:sz="1" w:space="0" w:color="BFBFBF"/>
-              <w:left w:val="single" w:sz="1" w:space="0" w:color="BFBFBF"/>
-              <w:bottom w:val="single" w:sz="1" w:space="0" w:color="BFBFBF"/>
-              <w:right w:val="single" w:sz="1" w:space="0" w:color="BFBFBF"/>
+              <w:top w:val="single" w:color="BFBFBF" w:sz="1" w:space="0"/>
+              <w:left w:val="single" w:color="BFBFBF" w:sz="1" w:space="0"/>
+              <w:bottom w:val="single" w:color="BFBFBF" w:sz="1" w:space="0"/>
+              <w:right w:val="single" w:color="BFBFBF" w:sz="1" w:space="0"/>
             </w:tcBorders>
             <w:shd w:val="clear" w:color="auto" w:fill="FFFFFF"/>
             <w:tcMar>
@@ -20428,10 +20412,10 @@
           <w:tcPr>
             <w:tcW w:w="1320" w:type="dxa"/>
             <w:tcBorders>
-              <w:top w:val="single" w:sz="1" w:space="0" w:color="BFBFBF"/>
-              <w:left w:val="single" w:sz="1" w:space="0" w:color="BFBFBF"/>
-              <w:bottom w:val="single" w:sz="1" w:space="0" w:color="BFBFBF"/>
-              <w:right w:val="single" w:sz="1" w:space="0" w:color="BFBFBF"/>
+              <w:top w:val="single" w:color="BFBFBF" w:sz="1" w:space="0"/>
+              <w:left w:val="single" w:color="BFBFBF" w:sz="1" w:space="0"/>
+              <w:bottom w:val="single" w:color="BFBFBF" w:sz="1" w:space="0"/>
+              <w:right w:val="single" w:color="BFBFBF" w:sz="1" w:space="0"/>
             </w:tcBorders>
             <w:shd w:val="clear" w:color="auto" w:fill="FFFFFF"/>
             <w:tcMar>
@@ -20461,10 +20445,10 @@
           <w:tcPr>
             <w:tcW w:w="1320" w:type="dxa"/>
             <w:tcBorders>
-              <w:top w:val="single" w:sz="1" w:space="0" w:color="BFBFBF"/>
-              <w:left w:val="single" w:sz="1" w:space="0" w:color="BFBFBF"/>
-              <w:bottom w:val="single" w:sz="1" w:space="0" w:color="BFBFBF"/>
-              <w:right w:val="single" w:sz="1" w:space="0" w:color="BFBFBF"/>
+              <w:top w:val="single" w:color="BFBFBF" w:sz="1" w:space="0"/>
+              <w:left w:val="single" w:color="BFBFBF" w:sz="1" w:space="0"/>
+              <w:bottom w:val="single" w:color="BFBFBF" w:sz="1" w:space="0"/>
+              <w:right w:val="single" w:color="BFBFBF" w:sz="1" w:space="0"/>
             </w:tcBorders>
             <w:shd w:val="clear" w:color="auto" w:fill="FFFFFF"/>
             <w:tcMar>
@@ -20502,10 +20486,10 @@
           <w:tcPr>
             <w:tcW w:w="2760" w:type="dxa"/>
             <w:tcBorders>
-              <w:top w:val="single" w:sz="1" w:space="0" w:color="BFBFBF"/>
-              <w:left w:val="single" w:sz="1" w:space="0" w:color="BFBFBF"/>
-              <w:bottom w:val="single" w:sz="1" w:space="0" w:color="BFBFBF"/>
-              <w:right w:val="single" w:sz="1" w:space="0" w:color="BFBFBF"/>
+              <w:top w:val="single" w:color="BFBFBF" w:sz="1" w:space="0"/>
+              <w:left w:val="single" w:color="BFBFBF" w:sz="1" w:space="0"/>
+              <w:bottom w:val="single" w:color="BFBFBF" w:sz="1" w:space="0"/>
+              <w:right w:val="single" w:color="BFBFBF" w:sz="1" w:space="0"/>
             </w:tcBorders>
             <w:shd w:val="clear" w:color="auto" w:fill="EAF0F7"/>
             <w:tcMar>
@@ -20534,10 +20518,10 @@
           <w:tcPr>
             <w:tcW w:w="1320" w:type="dxa"/>
             <w:tcBorders>
-              <w:top w:val="single" w:sz="1" w:space="0" w:color="BFBFBF"/>
-              <w:left w:val="single" w:sz="1" w:space="0" w:color="BFBFBF"/>
-              <w:bottom w:val="single" w:sz="1" w:space="0" w:color="BFBFBF"/>
-              <w:right w:val="single" w:sz="1" w:space="0" w:color="BFBFBF"/>
+              <w:top w:val="single" w:color="BFBFBF" w:sz="1" w:space="0"/>
+              <w:left w:val="single" w:color="BFBFBF" w:sz="1" w:space="0"/>
+              <w:bottom w:val="single" w:color="BFBFBF" w:sz="1" w:space="0"/>
+              <w:right w:val="single" w:color="BFBFBF" w:sz="1" w:space="0"/>
             </w:tcBorders>
             <w:shd w:val="clear" w:color="auto" w:fill="EAF0F7"/>
             <w:tcMar>
@@ -20567,10 +20551,10 @@
           <w:tcPr>
             <w:tcW w:w="1320" w:type="dxa"/>
             <w:tcBorders>
-              <w:top w:val="single" w:sz="1" w:space="0" w:color="BFBFBF"/>
-              <w:left w:val="single" w:sz="1" w:space="0" w:color="BFBFBF"/>
-              <w:bottom w:val="single" w:sz="1" w:space="0" w:color="BFBFBF"/>
-              <w:right w:val="single" w:sz="1" w:space="0" w:color="BFBFBF"/>
+              <w:top w:val="single" w:color="BFBFBF" w:sz="1" w:space="0"/>
+              <w:left w:val="single" w:color="BFBFBF" w:sz="1" w:space="0"/>
+              <w:bottom w:val="single" w:color="BFBFBF" w:sz="1" w:space="0"/>
+              <w:right w:val="single" w:color="BFBFBF" w:sz="1" w:space="0"/>
             </w:tcBorders>
             <w:shd w:val="clear" w:color="auto" w:fill="EAF0F7"/>
             <w:tcMar>
@@ -20600,10 +20584,10 @@
           <w:tcPr>
             <w:tcW w:w="1320" w:type="dxa"/>
             <w:tcBorders>
-              <w:top w:val="single" w:sz="1" w:space="0" w:color="BFBFBF"/>
-              <w:left w:val="single" w:sz="1" w:space="0" w:color="BFBFBF"/>
-              <w:bottom w:val="single" w:sz="1" w:space="0" w:color="BFBFBF"/>
-              <w:right w:val="single" w:sz="1" w:space="0" w:color="BFBFBF"/>
+              <w:top w:val="single" w:color="BFBFBF" w:sz="1" w:space="0"/>
+              <w:left w:val="single" w:color="BFBFBF" w:sz="1" w:space="0"/>
+              <w:bottom w:val="single" w:color="BFBFBF" w:sz="1" w:space="0"/>
+              <w:right w:val="single" w:color="BFBFBF" w:sz="1" w:space="0"/>
             </w:tcBorders>
             <w:shd w:val="clear" w:color="auto" w:fill="EAF0F7"/>
             <w:tcMar>
@@ -20633,10 +20617,10 @@
           <w:tcPr>
             <w:tcW w:w="1320" w:type="dxa"/>
             <w:tcBorders>
-              <w:top w:val="single" w:sz="1" w:space="0" w:color="BFBFBF"/>
-              <w:left w:val="single" w:sz="1" w:space="0" w:color="BFBFBF"/>
-              <w:bottom w:val="single" w:sz="1" w:space="0" w:color="BFBFBF"/>
-              <w:right w:val="single" w:sz="1" w:space="0" w:color="BFBFBF"/>
+              <w:top w:val="single" w:color="BFBFBF" w:sz="1" w:space="0"/>
+              <w:left w:val="single" w:color="BFBFBF" w:sz="1" w:space="0"/>
+              <w:bottom w:val="single" w:color="BFBFBF" w:sz="1" w:space="0"/>
+              <w:right w:val="single" w:color="BFBFBF" w:sz="1" w:space="0"/>
             </w:tcBorders>
             <w:shd w:val="clear" w:color="auto" w:fill="EAF0F7"/>
             <w:tcMar>
@@ -20666,10 +20650,10 @@
           <w:tcPr>
             <w:tcW w:w="1320" w:type="dxa"/>
             <w:tcBorders>
-              <w:top w:val="single" w:sz="1" w:space="0" w:color="BFBFBF"/>
-              <w:left w:val="single" w:sz="1" w:space="0" w:color="BFBFBF"/>
-              <w:bottom w:val="single" w:sz="1" w:space="0" w:color="BFBFBF"/>
-              <w:right w:val="single" w:sz="1" w:space="0" w:color="BFBFBF"/>
+              <w:top w:val="single" w:color="BFBFBF" w:sz="1" w:space="0"/>
+              <w:left w:val="single" w:color="BFBFBF" w:sz="1" w:space="0"/>
+              <w:bottom w:val="single" w:color="BFBFBF" w:sz="1" w:space="0"/>
+              <w:right w:val="single" w:color="BFBFBF" w:sz="1" w:space="0"/>
             </w:tcBorders>
             <w:shd w:val="clear" w:color="auto" w:fill="EAF0F7"/>
             <w:tcMar>
@@ -20707,10 +20691,10 @@
           <w:tcPr>
             <w:tcW w:w="2760" w:type="dxa"/>
             <w:tcBorders>
-              <w:top w:val="single" w:sz="1" w:space="0" w:color="BFBFBF"/>
-              <w:left w:val="single" w:sz="1" w:space="0" w:color="BFBFBF"/>
-              <w:bottom w:val="single" w:sz="1" w:space="0" w:color="BFBFBF"/>
-              <w:right w:val="single" w:sz="1" w:space="0" w:color="BFBFBF"/>
+              <w:top w:val="single" w:color="BFBFBF" w:sz="1" w:space="0"/>
+              <w:left w:val="single" w:color="BFBFBF" w:sz="1" w:space="0"/>
+              <w:bottom w:val="single" w:color="BFBFBF" w:sz="1" w:space="0"/>
+              <w:right w:val="single" w:color="BFBFBF" w:sz="1" w:space="0"/>
             </w:tcBorders>
             <w:shd w:val="clear" w:color="auto" w:fill="FFFFFF"/>
             <w:tcMar>
@@ -20759,10 +20743,10 @@
           <w:tcPr>
             <w:tcW w:w="1320" w:type="dxa"/>
             <w:tcBorders>
-              <w:top w:val="single" w:sz="1" w:space="0" w:color="BFBFBF"/>
-              <w:left w:val="single" w:sz="1" w:space="0" w:color="BFBFBF"/>
-              <w:bottom w:val="single" w:sz="1" w:space="0" w:color="BFBFBF"/>
-              <w:right w:val="single" w:sz="1" w:space="0" w:color="BFBFBF"/>
+              <w:top w:val="single" w:color="BFBFBF" w:sz="1" w:space="0"/>
+              <w:left w:val="single" w:color="BFBFBF" w:sz="1" w:space="0"/>
+              <w:bottom w:val="single" w:color="BFBFBF" w:sz="1" w:space="0"/>
+              <w:right w:val="single" w:color="BFBFBF" w:sz="1" w:space="0"/>
             </w:tcBorders>
             <w:shd w:val="clear" w:color="auto" w:fill="FFFFFF"/>
             <w:tcMar>
@@ -20792,10 +20776,10 @@
           <w:tcPr>
             <w:tcW w:w="1320" w:type="dxa"/>
             <w:tcBorders>
-              <w:top w:val="single" w:sz="1" w:space="0" w:color="BFBFBF"/>
-              <w:left w:val="single" w:sz="1" w:space="0" w:color="BFBFBF"/>
-              <w:bottom w:val="single" w:sz="1" w:space="0" w:color="BFBFBF"/>
-              <w:right w:val="single" w:sz="1" w:space="0" w:color="BFBFBF"/>
+              <w:top w:val="single" w:color="BFBFBF" w:sz="1" w:space="0"/>
+              <w:left w:val="single" w:color="BFBFBF" w:sz="1" w:space="0"/>
+              <w:bottom w:val="single" w:color="BFBFBF" w:sz="1" w:space="0"/>
+              <w:right w:val="single" w:color="BFBFBF" w:sz="1" w:space="0"/>
             </w:tcBorders>
             <w:shd w:val="clear" w:color="auto" w:fill="FFFFFF"/>
             <w:tcMar>
@@ -20825,10 +20809,10 @@
           <w:tcPr>
             <w:tcW w:w="1320" w:type="dxa"/>
             <w:tcBorders>
-              <w:top w:val="single" w:sz="1" w:space="0" w:color="BFBFBF"/>
-              <w:left w:val="single" w:sz="1" w:space="0" w:color="BFBFBF"/>
-              <w:bottom w:val="single" w:sz="1" w:space="0" w:color="BFBFBF"/>
-              <w:right w:val="single" w:sz="1" w:space="0" w:color="BFBFBF"/>
+              <w:top w:val="single" w:color="BFBFBF" w:sz="1" w:space="0"/>
+              <w:left w:val="single" w:color="BFBFBF" w:sz="1" w:space="0"/>
+              <w:bottom w:val="single" w:color="BFBFBF" w:sz="1" w:space="0"/>
+              <w:right w:val="single" w:color="BFBFBF" w:sz="1" w:space="0"/>
             </w:tcBorders>
             <w:shd w:val="clear" w:color="auto" w:fill="FFFFFF"/>
             <w:tcMar>
@@ -20858,10 +20842,10 @@
           <w:tcPr>
             <w:tcW w:w="1320" w:type="dxa"/>
             <w:tcBorders>
-              <w:top w:val="single" w:sz="1" w:space="0" w:color="BFBFBF"/>
-              <w:left w:val="single" w:sz="1" w:space="0" w:color="BFBFBF"/>
-              <w:bottom w:val="single" w:sz="1" w:space="0" w:color="BFBFBF"/>
-              <w:right w:val="single" w:sz="1" w:space="0" w:color="BFBFBF"/>
+              <w:top w:val="single" w:color="BFBFBF" w:sz="1" w:space="0"/>
+              <w:left w:val="single" w:color="BFBFBF" w:sz="1" w:space="0"/>
+              <w:bottom w:val="single" w:color="BFBFBF" w:sz="1" w:space="0"/>
+              <w:right w:val="single" w:color="BFBFBF" w:sz="1" w:space="0"/>
             </w:tcBorders>
             <w:shd w:val="clear" w:color="auto" w:fill="FFFFFF"/>
             <w:tcMar>
@@ -20891,10 +20875,10 @@
           <w:tcPr>
             <w:tcW w:w="1320" w:type="dxa"/>
             <w:tcBorders>
-              <w:top w:val="single" w:sz="1" w:space="0" w:color="BFBFBF"/>
-              <w:left w:val="single" w:sz="1" w:space="0" w:color="BFBFBF"/>
-              <w:bottom w:val="single" w:sz="1" w:space="0" w:color="BFBFBF"/>
-              <w:right w:val="single" w:sz="1" w:space="0" w:color="BFBFBF"/>
+              <w:top w:val="single" w:color="BFBFBF" w:sz="1" w:space="0"/>
+              <w:left w:val="single" w:color="BFBFBF" w:sz="1" w:space="0"/>
+              <w:bottom w:val="single" w:color="BFBFBF" w:sz="1" w:space="0"/>
+              <w:right w:val="single" w:color="BFBFBF" w:sz="1" w:space="0"/>
             </w:tcBorders>
             <w:shd w:val="clear" w:color="auto" w:fill="FFFFFF"/>
             <w:tcMar>
@@ -20932,10 +20916,10 @@
           <w:tcPr>
             <w:tcW w:w="2760" w:type="dxa"/>
             <w:tcBorders>
-              <w:top w:val="single" w:sz="1" w:space="0" w:color="BFBFBF"/>
-              <w:left w:val="single" w:sz="1" w:space="0" w:color="BFBFBF"/>
-              <w:bottom w:val="single" w:sz="1" w:space="0" w:color="BFBFBF"/>
-              <w:right w:val="single" w:sz="1" w:space="0" w:color="BFBFBF"/>
+              <w:top w:val="single" w:color="BFBFBF" w:sz="1" w:space="0"/>
+              <w:left w:val="single" w:color="BFBFBF" w:sz="1" w:space="0"/>
+              <w:bottom w:val="single" w:color="BFBFBF" w:sz="1" w:space="0"/>
+              <w:right w:val="single" w:color="BFBFBF" w:sz="1" w:space="0"/>
             </w:tcBorders>
             <w:shd w:val="clear" w:color="auto" w:fill="EAF0F7"/>
             <w:tcMar>
@@ -20964,10 +20948,10 @@
           <w:tcPr>
             <w:tcW w:w="1320" w:type="dxa"/>
             <w:tcBorders>
-              <w:top w:val="single" w:sz="1" w:space="0" w:color="BFBFBF"/>
-              <w:left w:val="single" w:sz="1" w:space="0" w:color="BFBFBF"/>
-              <w:bottom w:val="single" w:sz="1" w:space="0" w:color="BFBFBF"/>
-              <w:right w:val="single" w:sz="1" w:space="0" w:color="BFBFBF"/>
+              <w:top w:val="single" w:color="BFBFBF" w:sz="1" w:space="0"/>
+              <w:left w:val="single" w:color="BFBFBF" w:sz="1" w:space="0"/>
+              <w:bottom w:val="single" w:color="BFBFBF" w:sz="1" w:space="0"/>
+              <w:right w:val="single" w:color="BFBFBF" w:sz="1" w:space="0"/>
             </w:tcBorders>
             <w:shd w:val="clear" w:color="auto" w:fill="EAF0F7"/>
             <w:tcMar>
@@ -20997,10 +20981,10 @@
           <w:tcPr>
             <w:tcW w:w="1320" w:type="dxa"/>
             <w:tcBorders>
-              <w:top w:val="single" w:sz="1" w:space="0" w:color="BFBFBF"/>
-              <w:left w:val="single" w:sz="1" w:space="0" w:color="BFBFBF"/>
-              <w:bottom w:val="single" w:sz="1" w:space="0" w:color="BFBFBF"/>
-              <w:right w:val="single" w:sz="1" w:space="0" w:color="BFBFBF"/>
+              <w:top w:val="single" w:color="BFBFBF" w:sz="1" w:space="0"/>
+              <w:left w:val="single" w:color="BFBFBF" w:sz="1" w:space="0"/>
+              <w:bottom w:val="single" w:color="BFBFBF" w:sz="1" w:space="0"/>
+              <w:right w:val="single" w:color="BFBFBF" w:sz="1" w:space="0"/>
             </w:tcBorders>
             <w:shd w:val="clear" w:color="auto" w:fill="EAF0F7"/>
             <w:tcMar>
@@ -21030,10 +21014,10 @@
           <w:tcPr>
             <w:tcW w:w="1320" w:type="dxa"/>
             <w:tcBorders>
-              <w:top w:val="single" w:sz="1" w:space="0" w:color="BFBFBF"/>
-              <w:left w:val="single" w:sz="1" w:space="0" w:color="BFBFBF"/>
-              <w:bottom w:val="single" w:sz="1" w:space="0" w:color="BFBFBF"/>
-              <w:right w:val="single" w:sz="1" w:space="0" w:color="BFBFBF"/>
+              <w:top w:val="single" w:color="BFBFBF" w:sz="1" w:space="0"/>
+              <w:left w:val="single" w:color="BFBFBF" w:sz="1" w:space="0"/>
+              <w:bottom w:val="single" w:color="BFBFBF" w:sz="1" w:space="0"/>
+              <w:right w:val="single" w:color="BFBFBF" w:sz="1" w:space="0"/>
             </w:tcBorders>
             <w:shd w:val="clear" w:color="auto" w:fill="EAF0F7"/>
             <w:tcMar>
@@ -21063,10 +21047,10 @@
           <w:tcPr>
             <w:tcW w:w="1320" w:type="dxa"/>
             <w:tcBorders>
-              <w:top w:val="single" w:sz="1" w:space="0" w:color="BFBFBF"/>
-              <w:left w:val="single" w:sz="1" w:space="0" w:color="BFBFBF"/>
-              <w:bottom w:val="single" w:sz="1" w:space="0" w:color="BFBFBF"/>
-              <w:right w:val="single" w:sz="1" w:space="0" w:color="BFBFBF"/>
+              <w:top w:val="single" w:color="BFBFBF" w:sz="1" w:space="0"/>
+              <w:left w:val="single" w:color="BFBFBF" w:sz="1" w:space="0"/>
+              <w:bottom w:val="single" w:color="BFBFBF" w:sz="1" w:space="0"/>
+              <w:right w:val="single" w:color="BFBFBF" w:sz="1" w:space="0"/>
             </w:tcBorders>
             <w:shd w:val="clear" w:color="auto" w:fill="EAF0F7"/>
             <w:tcMar>
@@ -21096,10 +21080,10 @@
           <w:tcPr>
             <w:tcW w:w="1320" w:type="dxa"/>
             <w:tcBorders>
-              <w:top w:val="single" w:sz="1" w:space="0" w:color="BFBFBF"/>
-              <w:left w:val="single" w:sz="1" w:space="0" w:color="BFBFBF"/>
-              <w:bottom w:val="single" w:sz="1" w:space="0" w:color="BFBFBF"/>
-              <w:right w:val="single" w:sz="1" w:space="0" w:color="BFBFBF"/>
+              <w:top w:val="single" w:color="BFBFBF" w:sz="1" w:space="0"/>
+              <w:left w:val="single" w:color="BFBFBF" w:sz="1" w:space="0"/>
+              <w:bottom w:val="single" w:color="BFBFBF" w:sz="1" w:space="0"/>
+              <w:right w:val="single" w:color="BFBFBF" w:sz="1" w:space="0"/>
             </w:tcBorders>
             <w:shd w:val="clear" w:color="auto" w:fill="EAF0F7"/>
             <w:tcMar>
@@ -21137,10 +21121,10 @@
           <w:tcPr>
             <w:tcW w:w="2760" w:type="dxa"/>
             <w:tcBorders>
-              <w:top w:val="single" w:sz="1" w:space="0" w:color="BFBFBF"/>
-              <w:left w:val="single" w:sz="1" w:space="0" w:color="BFBFBF"/>
-              <w:bottom w:val="single" w:sz="1" w:space="0" w:color="BFBFBF"/>
-              <w:right w:val="single" w:sz="1" w:space="0" w:color="BFBFBF"/>
+              <w:top w:val="single" w:color="BFBFBF" w:sz="1" w:space="0"/>
+              <w:left w:val="single" w:color="BFBFBF" w:sz="1" w:space="0"/>
+              <w:bottom w:val="single" w:color="BFBFBF" w:sz="1" w:space="0"/>
+              <w:right w:val="single" w:color="BFBFBF" w:sz="1" w:space="0"/>
             </w:tcBorders>
             <w:shd w:val="clear" w:color="auto" w:fill="FFFFFF"/>
             <w:tcMar>
@@ -21169,10 +21153,10 @@
           <w:tcPr>
             <w:tcW w:w="1320" w:type="dxa"/>
             <w:tcBorders>
-              <w:top w:val="single" w:sz="1" w:space="0" w:color="BFBFBF"/>
-              <w:left w:val="single" w:sz="1" w:space="0" w:color="BFBFBF"/>
-              <w:bottom w:val="single" w:sz="1" w:space="0" w:color="BFBFBF"/>
-              <w:right w:val="single" w:sz="1" w:space="0" w:color="BFBFBF"/>
+              <w:top w:val="single" w:color="BFBFBF" w:sz="1" w:space="0"/>
+              <w:left w:val="single" w:color="BFBFBF" w:sz="1" w:space="0"/>
+              <w:bottom w:val="single" w:color="BFBFBF" w:sz="1" w:space="0"/>
+              <w:right w:val="single" w:color="BFBFBF" w:sz="1" w:space="0"/>
             </w:tcBorders>
             <w:shd w:val="clear" w:color="auto" w:fill="FFFFFF"/>
             <w:tcMar>
@@ -21202,10 +21186,10 @@
           <w:tcPr>
             <w:tcW w:w="1320" w:type="dxa"/>
             <w:tcBorders>
-              <w:top w:val="single" w:sz="1" w:space="0" w:color="BFBFBF"/>
-              <w:left w:val="single" w:sz="1" w:space="0" w:color="BFBFBF"/>
-              <w:bottom w:val="single" w:sz="1" w:space="0" w:color="BFBFBF"/>
-              <w:right w:val="single" w:sz="1" w:space="0" w:color="BFBFBF"/>
+              <w:top w:val="single" w:color="BFBFBF" w:sz="1" w:space="0"/>
+              <w:left w:val="single" w:color="BFBFBF" w:sz="1" w:space="0"/>
+              <w:bottom w:val="single" w:color="BFBFBF" w:sz="1" w:space="0"/>
+              <w:right w:val="single" w:color="BFBFBF" w:sz="1" w:space="0"/>
             </w:tcBorders>
             <w:shd w:val="clear" w:color="auto" w:fill="FFFFFF"/>
             <w:tcMar>
@@ -21235,10 +21219,10 @@
           <w:tcPr>
             <w:tcW w:w="1320" w:type="dxa"/>
             <w:tcBorders>
-              <w:top w:val="single" w:sz="1" w:space="0" w:color="BFBFBF"/>
-              <w:left w:val="single" w:sz="1" w:space="0" w:color="BFBFBF"/>
-              <w:bottom w:val="single" w:sz="1" w:space="0" w:color="BFBFBF"/>
-              <w:right w:val="single" w:sz="1" w:space="0" w:color="BFBFBF"/>
+              <w:top w:val="single" w:color="BFBFBF" w:sz="1" w:space="0"/>
+              <w:left w:val="single" w:color="BFBFBF" w:sz="1" w:space="0"/>
+              <w:bottom w:val="single" w:color="BFBFBF" w:sz="1" w:space="0"/>
+              <w:right w:val="single" w:color="BFBFBF" w:sz="1" w:space="0"/>
             </w:tcBorders>
             <w:shd w:val="clear" w:color="auto" w:fill="FFFFFF"/>
             <w:tcMar>
@@ -21268,10 +21252,10 @@
           <w:tcPr>
             <w:tcW w:w="1320" w:type="dxa"/>
             <w:tcBorders>
-              <w:top w:val="single" w:sz="1" w:space="0" w:color="BFBFBF"/>
-              <w:left w:val="single" w:sz="1" w:space="0" w:color="BFBFBF"/>
-              <w:bottom w:val="single" w:sz="1" w:space="0" w:color="BFBFBF"/>
-              <w:right w:val="single" w:sz="1" w:space="0" w:color="BFBFBF"/>
+              <w:top w:val="single" w:color="BFBFBF" w:sz="1" w:space="0"/>
+              <w:left w:val="single" w:color="BFBFBF" w:sz="1" w:space="0"/>
+              <w:bottom w:val="single" w:color="BFBFBF" w:sz="1" w:space="0"/>
+              <w:right w:val="single" w:color="BFBFBF" w:sz="1" w:space="0"/>
             </w:tcBorders>
             <w:shd w:val="clear" w:color="auto" w:fill="FFFFFF"/>
             <w:tcMar>
@@ -21301,10 +21285,10 @@
           <w:tcPr>
             <w:tcW w:w="1320" w:type="dxa"/>
             <w:tcBorders>
-              <w:top w:val="single" w:sz="1" w:space="0" w:color="BFBFBF"/>
-              <w:left w:val="single" w:sz="1" w:space="0" w:color="BFBFBF"/>
-              <w:bottom w:val="single" w:sz="1" w:space="0" w:color="BFBFBF"/>
-              <w:right w:val="single" w:sz="1" w:space="0" w:color="BFBFBF"/>
+              <w:top w:val="single" w:color="BFBFBF" w:sz="1" w:space="0"/>
+              <w:left w:val="single" w:color="BFBFBF" w:sz="1" w:space="0"/>
+              <w:bottom w:val="single" w:color="BFBFBF" w:sz="1" w:space="0"/>
+              <w:right w:val="single" w:color="BFBFBF" w:sz="1" w:space="0"/>
             </w:tcBorders>
             <w:shd w:val="clear" w:color="auto" w:fill="FFFFFF"/>
             <w:tcMar>
@@ -21342,10 +21326,10 @@
           <w:tcPr>
             <w:tcW w:w="2760" w:type="dxa"/>
             <w:tcBorders>
-              <w:top w:val="single" w:sz="1" w:space="0" w:color="BFBFBF"/>
-              <w:left w:val="single" w:sz="1" w:space="0" w:color="BFBFBF"/>
-              <w:bottom w:val="single" w:sz="1" w:space="0" w:color="BFBFBF"/>
-              <w:right w:val="single" w:sz="1" w:space="0" w:color="BFBFBF"/>
+              <w:top w:val="single" w:color="BFBFBF" w:sz="1" w:space="0"/>
+              <w:left w:val="single" w:color="BFBFBF" w:sz="1" w:space="0"/>
+              <w:bottom w:val="single" w:color="BFBFBF" w:sz="1" w:space="0"/>
+              <w:right w:val="single" w:color="BFBFBF" w:sz="1" w:space="0"/>
             </w:tcBorders>
             <w:shd w:val="clear" w:color="auto" w:fill="EAF0F7"/>
             <w:tcMar>
@@ -21394,10 +21378,10 @@
           <w:tcPr>
             <w:tcW w:w="1320" w:type="dxa"/>
             <w:tcBorders>
-              <w:top w:val="single" w:sz="1" w:space="0" w:color="BFBFBF"/>
-              <w:left w:val="single" w:sz="1" w:space="0" w:color="BFBFBF"/>
-              <w:bottom w:val="single" w:sz="1" w:space="0" w:color="BFBFBF"/>
-              <w:right w:val="single" w:sz="1" w:space="0" w:color="BFBFBF"/>
+              <w:top w:val="single" w:color="BFBFBF" w:sz="1" w:space="0"/>
+              <w:left w:val="single" w:color="BFBFBF" w:sz="1" w:space="0"/>
+              <w:bottom w:val="single" w:color="BFBFBF" w:sz="1" w:space="0"/>
+              <w:right w:val="single" w:color="BFBFBF" w:sz="1" w:space="0"/>
             </w:tcBorders>
             <w:shd w:val="clear" w:color="auto" w:fill="EAF0F7"/>
             <w:tcMar>
@@ -21427,10 +21411,10 @@
           <w:tcPr>
             <w:tcW w:w="1320" w:type="dxa"/>
             <w:tcBorders>
-              <w:top w:val="single" w:sz="1" w:space="0" w:color="BFBFBF"/>
-              <w:left w:val="single" w:sz="1" w:space="0" w:color="BFBFBF"/>
-              <w:bottom w:val="single" w:sz="1" w:space="0" w:color="BFBFBF"/>
-              <w:right w:val="single" w:sz="1" w:space="0" w:color="BFBFBF"/>
+              <w:top w:val="single" w:color="BFBFBF" w:sz="1" w:space="0"/>
+              <w:left w:val="single" w:color="BFBFBF" w:sz="1" w:space="0"/>
+              <w:bottom w:val="single" w:color="BFBFBF" w:sz="1" w:space="0"/>
+              <w:right w:val="single" w:color="BFBFBF" w:sz="1" w:space="0"/>
             </w:tcBorders>
             <w:shd w:val="clear" w:color="auto" w:fill="EAF0F7"/>
             <w:tcMar>
@@ -21460,10 +21444,10 @@
           <w:tcPr>
             <w:tcW w:w="1320" w:type="dxa"/>
             <w:tcBorders>
-              <w:top w:val="single" w:sz="1" w:space="0" w:color="BFBFBF"/>
-              <w:left w:val="single" w:sz="1" w:space="0" w:color="BFBFBF"/>
-              <w:bottom w:val="single" w:sz="1" w:space="0" w:color="BFBFBF"/>
-              <w:right w:val="single" w:sz="1" w:space="0" w:color="BFBFBF"/>
+              <w:top w:val="single" w:color="BFBFBF" w:sz="1" w:space="0"/>
+              <w:left w:val="single" w:color="BFBFBF" w:sz="1" w:space="0"/>
+              <w:bottom w:val="single" w:color="BFBFBF" w:sz="1" w:space="0"/>
+              <w:right w:val="single" w:color="BFBFBF" w:sz="1" w:space="0"/>
             </w:tcBorders>
             <w:shd w:val="clear" w:color="auto" w:fill="EAF0F7"/>
             <w:tcMar>
@@ -21493,10 +21477,10 @@
           <w:tcPr>
             <w:tcW w:w="1320" w:type="dxa"/>
             <w:tcBorders>
-              <w:top w:val="single" w:sz="1" w:space="0" w:color="BFBFBF"/>
-              <w:left w:val="single" w:sz="1" w:space="0" w:color="BFBFBF"/>
-              <w:bottom w:val="single" w:sz="1" w:space="0" w:color="BFBFBF"/>
-              <w:right w:val="single" w:sz="1" w:space="0" w:color="BFBFBF"/>
+              <w:top w:val="single" w:color="BFBFBF" w:sz="1" w:space="0"/>
+              <w:left w:val="single" w:color="BFBFBF" w:sz="1" w:space="0"/>
+              <w:bottom w:val="single" w:color="BFBFBF" w:sz="1" w:space="0"/>
+              <w:right w:val="single" w:color="BFBFBF" w:sz="1" w:space="0"/>
             </w:tcBorders>
             <w:shd w:val="clear" w:color="auto" w:fill="EAF0F7"/>
             <w:tcMar>
@@ -21526,10 +21510,10 @@
           <w:tcPr>
             <w:tcW w:w="1320" w:type="dxa"/>
             <w:tcBorders>
-              <w:top w:val="single" w:sz="1" w:space="0" w:color="BFBFBF"/>
-              <w:left w:val="single" w:sz="1" w:space="0" w:color="BFBFBF"/>
-              <w:bottom w:val="single" w:sz="1" w:space="0" w:color="BFBFBF"/>
-              <w:right w:val="single" w:sz="1" w:space="0" w:color="BFBFBF"/>
+              <w:top w:val="single" w:color="BFBFBF" w:sz="1" w:space="0"/>
+              <w:left w:val="single" w:color="BFBFBF" w:sz="1" w:space="0"/>
+              <w:bottom w:val="single" w:color="BFBFBF" w:sz="1" w:space="0"/>
+              <w:right w:val="single" w:color="BFBFBF" w:sz="1" w:space="0"/>
             </w:tcBorders>
             <w:shd w:val="clear" w:color="auto" w:fill="EAF0F7"/>
             <w:tcMar>
@@ -21567,10 +21551,10 @@
           <w:tcPr>
             <w:tcW w:w="2760" w:type="dxa"/>
             <w:tcBorders>
-              <w:top w:val="single" w:sz="1" w:space="0" w:color="BFBFBF"/>
-              <w:left w:val="single" w:sz="1" w:space="0" w:color="BFBFBF"/>
-              <w:bottom w:val="single" w:sz="1" w:space="0" w:color="BFBFBF"/>
-              <w:right w:val="single" w:sz="1" w:space="0" w:color="BFBFBF"/>
+              <w:top w:val="single" w:color="BFBFBF" w:sz="1" w:space="0"/>
+              <w:left w:val="single" w:color="BFBFBF" w:sz="1" w:space="0"/>
+              <w:bottom w:val="single" w:color="BFBFBF" w:sz="1" w:space="0"/>
+              <w:right w:val="single" w:color="BFBFBF" w:sz="1" w:space="0"/>
             </w:tcBorders>
             <w:shd w:val="clear" w:color="auto" w:fill="FFFFFF"/>
             <w:tcMar>
@@ -21599,10 +21583,10 @@
           <w:tcPr>
             <w:tcW w:w="1320" w:type="dxa"/>
             <w:tcBorders>
-              <w:top w:val="single" w:sz="1" w:space="0" w:color="BFBFBF"/>
-              <w:left w:val="single" w:sz="1" w:space="0" w:color="BFBFBF"/>
-              <w:bottom w:val="single" w:sz="1" w:space="0" w:color="BFBFBF"/>
-              <w:right w:val="single" w:sz="1" w:space="0" w:color="BFBFBF"/>
+              <w:top w:val="single" w:color="BFBFBF" w:sz="1" w:space="0"/>
+              <w:left w:val="single" w:color="BFBFBF" w:sz="1" w:space="0"/>
+              <w:bottom w:val="single" w:color="BFBFBF" w:sz="1" w:space="0"/>
+              <w:right w:val="single" w:color="BFBFBF" w:sz="1" w:space="0"/>
             </w:tcBorders>
             <w:shd w:val="clear" w:color="auto" w:fill="FFFFFF"/>
             <w:tcMar>
@@ -21632,10 +21616,10 @@
           <w:tcPr>
             <w:tcW w:w="1320" w:type="dxa"/>
             <w:tcBorders>
-              <w:top w:val="single" w:sz="1" w:space="0" w:color="BFBFBF"/>
-              <w:left w:val="single" w:sz="1" w:space="0" w:color="BFBFBF"/>
-              <w:bottom w:val="single" w:sz="1" w:space="0" w:color="BFBFBF"/>
-              <w:right w:val="single" w:sz="1" w:space="0" w:color="BFBFBF"/>
+              <w:top w:val="single" w:color="BFBFBF" w:sz="1" w:space="0"/>
+              <w:left w:val="single" w:color="BFBFBF" w:sz="1" w:space="0"/>
+              <w:bottom w:val="single" w:color="BFBFBF" w:sz="1" w:space="0"/>
+              <w:right w:val="single" w:color="BFBFBF" w:sz="1" w:space="0"/>
             </w:tcBorders>
             <w:shd w:val="clear" w:color="auto" w:fill="FFFFFF"/>
             <w:tcMar>
@@ -21665,10 +21649,10 @@
           <w:tcPr>
             <w:tcW w:w="1320" w:type="dxa"/>
             <w:tcBorders>
-              <w:top w:val="single" w:sz="1" w:space="0" w:color="BFBFBF"/>
-              <w:left w:val="single" w:sz="1" w:space="0" w:color="BFBFBF"/>
-              <w:bottom w:val="single" w:sz="1" w:space="0" w:color="BFBFBF"/>
-              <w:right w:val="single" w:sz="1" w:space="0" w:color="BFBFBF"/>
+              <w:top w:val="single" w:color="BFBFBF" w:sz="1" w:space="0"/>
+              <w:left w:val="single" w:color="BFBFBF" w:sz="1" w:space="0"/>
+              <w:bottom w:val="single" w:color="BFBFBF" w:sz="1" w:space="0"/>
+              <w:right w:val="single" w:color="BFBFBF" w:sz="1" w:space="0"/>
             </w:tcBorders>
             <w:shd w:val="clear" w:color="auto" w:fill="FFFFFF"/>
             <w:tcMar>
@@ -21698,10 +21682,10 @@
           <w:tcPr>
             <w:tcW w:w="1320" w:type="dxa"/>
             <w:tcBorders>
-              <w:top w:val="single" w:sz="1" w:space="0" w:color="BFBFBF"/>
-              <w:left w:val="single" w:sz="1" w:space="0" w:color="BFBFBF"/>
-              <w:bottom w:val="single" w:sz="1" w:space="0" w:color="BFBFBF"/>
-              <w:right w:val="single" w:sz="1" w:space="0" w:color="BFBFBF"/>
+              <w:top w:val="single" w:color="BFBFBF" w:sz="1" w:space="0"/>
+              <w:left w:val="single" w:color="BFBFBF" w:sz="1" w:space="0"/>
+              <w:bottom w:val="single" w:color="BFBFBF" w:sz="1" w:space="0"/>
+              <w:right w:val="single" w:color="BFBFBF" w:sz="1" w:space="0"/>
             </w:tcBorders>
             <w:shd w:val="clear" w:color="auto" w:fill="FFFFFF"/>
             <w:tcMar>
@@ -21731,10 +21715,10 @@
           <w:tcPr>
             <w:tcW w:w="1320" w:type="dxa"/>
             <w:tcBorders>
-              <w:top w:val="single" w:sz="1" w:space="0" w:color="BFBFBF"/>
-              <w:left w:val="single" w:sz="1" w:space="0" w:color="BFBFBF"/>
-              <w:bottom w:val="single" w:sz="1" w:space="0" w:color="BFBFBF"/>
-              <w:right w:val="single" w:sz="1" w:space="0" w:color="BFBFBF"/>
+              <w:top w:val="single" w:color="BFBFBF" w:sz="1" w:space="0"/>
+              <w:left w:val="single" w:color="BFBFBF" w:sz="1" w:space="0"/>
+              <w:bottom w:val="single" w:color="BFBFBF" w:sz="1" w:space="0"/>
+              <w:right w:val="single" w:color="BFBFBF" w:sz="1" w:space="0"/>
             </w:tcBorders>
             <w:shd w:val="clear" w:color="auto" w:fill="FFFFFF"/>
             <w:tcMar>
@@ -21768,8 +21752,8 @@
         <w:keepNext/>
         <w:jc w:val="center"/>
       </w:pPr>
-      <w:bookmarkStart w:id="59" w:name="_Toc233107175"/>
-      <w:bookmarkStart w:id="60" w:name="_Toc233107429"/>
+      <w:bookmarkStart w:name="_Toc233107175" w:id="59"/>
+      <w:bookmarkStart w:name="_Toc233107429" w:id="60"/>
       <w:r>
         <w:t xml:space="preserve">Tabela </w:t>
       </w:r>
@@ -21871,7 +21855,7 @@
         <w:pStyle w:val="Legenda"/>
         <w:jc w:val="center"/>
       </w:pPr>
-      <w:bookmarkStart w:id="61" w:name="_Toc233107016"/>
+      <w:bookmarkStart w:name="_Toc233107016" w:id="61"/>
       <w:r>
         <w:t xml:space="preserve">Figura </w:t>
       </w:r>
@@ -21919,9 +21903,8 @@
       <w:pPr>
         <w:pStyle w:val="Ttulo1"/>
       </w:pPr>
-      <w:bookmarkStart w:id="62" w:name="_Toc233109779"/>
-      <w:r>
-        <w:lastRenderedPageBreak/>
+      <w:bookmarkStart w:name="_Toc233109779" w:id="62"/>
+      <w:r>
         <w:t>6. Avaliação — Parte II (corte ≥ 6, equilibrado)</w:t>
       </w:r>
       <w:bookmarkEnd w:id="62"/>
@@ -21930,7 +21913,7 @@
       <w:pPr>
         <w:pStyle w:val="Ttulo2"/>
       </w:pPr>
-      <w:bookmarkStart w:id="63" w:name="_Toc233109780"/>
+      <w:bookmarkStart w:name="_Toc233109780" w:id="63"/>
       <w:r>
         <w:t>6.1 Comparação entre os modelos</w:t>
       </w:r>
@@ -21975,12 +21958,12 @@
       <w:tblPr>
         <w:tblW w:w="9360" w:type="dxa"/>
         <w:tblBorders>
-          <w:top w:val="single" w:sz="4" w:space="0" w:color="auto"/>
-          <w:left w:val="single" w:sz="4" w:space="0" w:color="auto"/>
-          <w:bottom w:val="single" w:sz="4" w:space="0" w:color="auto"/>
-          <w:right w:val="single" w:sz="4" w:space="0" w:color="auto"/>
-          <w:insideH w:val="single" w:sz="4" w:space="0" w:color="auto"/>
-          <w:insideV w:val="single" w:sz="4" w:space="0" w:color="auto"/>
+          <w:top w:val="single" w:color="auto" w:sz="4" w:space="0"/>
+          <w:left w:val="single" w:color="auto" w:sz="4" w:space="0"/>
+          <w:bottom w:val="single" w:color="auto" w:sz="4" w:space="0"/>
+          <w:right w:val="single" w:color="auto" w:sz="4" w:space="0"/>
+          <w:insideH w:val="single" w:color="auto" w:sz="4" w:space="0"/>
+          <w:insideV w:val="single" w:color="auto" w:sz="4" w:space="0"/>
         </w:tblBorders>
         <w:tblCellMar>
           <w:left w:w="10" w:type="dxa"/>
@@ -22010,10 +21993,10 @@
           <w:tcPr>
             <w:tcW w:w="2760" w:type="dxa"/>
             <w:tcBorders>
-              <w:top w:val="single" w:sz="1" w:space="0" w:color="BFBFBF"/>
-              <w:left w:val="single" w:sz="1" w:space="0" w:color="BFBFBF"/>
-              <w:bottom w:val="single" w:sz="1" w:space="0" w:color="BFBFBF"/>
-              <w:right w:val="single" w:sz="1" w:space="0" w:color="BFBFBF"/>
+              <w:top w:val="single" w:color="BFBFBF" w:sz="1" w:space="0"/>
+              <w:left w:val="single" w:color="BFBFBF" w:sz="1" w:space="0"/>
+              <w:bottom w:val="single" w:color="BFBFBF" w:sz="1" w:space="0"/>
+              <w:right w:val="single" w:color="BFBFBF" w:sz="1" w:space="0"/>
             </w:tcBorders>
             <w:shd w:val="clear" w:color="auto" w:fill="2F5496"/>
             <w:tcMar>
@@ -22044,10 +22027,10 @@
           <w:tcPr>
             <w:tcW w:w="1320" w:type="dxa"/>
             <w:tcBorders>
-              <w:top w:val="single" w:sz="1" w:space="0" w:color="BFBFBF"/>
-              <w:left w:val="single" w:sz="1" w:space="0" w:color="BFBFBF"/>
-              <w:bottom w:val="single" w:sz="1" w:space="0" w:color="BFBFBF"/>
-              <w:right w:val="single" w:sz="1" w:space="0" w:color="BFBFBF"/>
+              <w:top w:val="single" w:color="BFBFBF" w:sz="1" w:space="0"/>
+              <w:left w:val="single" w:color="BFBFBF" w:sz="1" w:space="0"/>
+              <w:bottom w:val="single" w:color="BFBFBF" w:sz="1" w:space="0"/>
+              <w:right w:val="single" w:color="BFBFBF" w:sz="1" w:space="0"/>
             </w:tcBorders>
             <w:shd w:val="clear" w:color="auto" w:fill="2F5496"/>
             <w:tcMar>
@@ -22079,10 +22062,10 @@
           <w:tcPr>
             <w:tcW w:w="1320" w:type="dxa"/>
             <w:tcBorders>
-              <w:top w:val="single" w:sz="1" w:space="0" w:color="BFBFBF"/>
-              <w:left w:val="single" w:sz="1" w:space="0" w:color="BFBFBF"/>
-              <w:bottom w:val="single" w:sz="1" w:space="0" w:color="BFBFBF"/>
-              <w:right w:val="single" w:sz="1" w:space="0" w:color="BFBFBF"/>
+              <w:top w:val="single" w:color="BFBFBF" w:sz="1" w:space="0"/>
+              <w:left w:val="single" w:color="BFBFBF" w:sz="1" w:space="0"/>
+              <w:bottom w:val="single" w:color="BFBFBF" w:sz="1" w:space="0"/>
+              <w:right w:val="single" w:color="BFBFBF" w:sz="1" w:space="0"/>
             </w:tcBorders>
             <w:shd w:val="clear" w:color="auto" w:fill="2F5496"/>
             <w:tcMar>
@@ -22114,10 +22097,10 @@
           <w:tcPr>
             <w:tcW w:w="1320" w:type="dxa"/>
             <w:tcBorders>
-              <w:top w:val="single" w:sz="1" w:space="0" w:color="BFBFBF"/>
-              <w:left w:val="single" w:sz="1" w:space="0" w:color="BFBFBF"/>
-              <w:bottom w:val="single" w:sz="1" w:space="0" w:color="BFBFBF"/>
-              <w:right w:val="single" w:sz="1" w:space="0" w:color="BFBFBF"/>
+              <w:top w:val="single" w:color="BFBFBF" w:sz="1" w:space="0"/>
+              <w:left w:val="single" w:color="BFBFBF" w:sz="1" w:space="0"/>
+              <w:bottom w:val="single" w:color="BFBFBF" w:sz="1" w:space="0"/>
+              <w:right w:val="single" w:color="BFBFBF" w:sz="1" w:space="0"/>
             </w:tcBorders>
             <w:shd w:val="clear" w:color="auto" w:fill="2F5496"/>
             <w:tcMar>
@@ -22149,10 +22132,10 @@
           <w:tcPr>
             <w:tcW w:w="1320" w:type="dxa"/>
             <w:tcBorders>
-              <w:top w:val="single" w:sz="1" w:space="0" w:color="BFBFBF"/>
-              <w:left w:val="single" w:sz="1" w:space="0" w:color="BFBFBF"/>
-              <w:bottom w:val="single" w:sz="1" w:space="0" w:color="BFBFBF"/>
-              <w:right w:val="single" w:sz="1" w:space="0" w:color="BFBFBF"/>
+              <w:top w:val="single" w:color="BFBFBF" w:sz="1" w:space="0"/>
+              <w:left w:val="single" w:color="BFBFBF" w:sz="1" w:space="0"/>
+              <w:bottom w:val="single" w:color="BFBFBF" w:sz="1" w:space="0"/>
+              <w:right w:val="single" w:color="BFBFBF" w:sz="1" w:space="0"/>
             </w:tcBorders>
             <w:shd w:val="clear" w:color="auto" w:fill="2F5496"/>
             <w:tcMar>
@@ -22184,10 +22167,10 @@
           <w:tcPr>
             <w:tcW w:w="1320" w:type="dxa"/>
             <w:tcBorders>
-              <w:top w:val="single" w:sz="1" w:space="0" w:color="BFBFBF"/>
-              <w:left w:val="single" w:sz="1" w:space="0" w:color="BFBFBF"/>
-              <w:bottom w:val="single" w:sz="1" w:space="0" w:color="BFBFBF"/>
-              <w:right w:val="single" w:sz="1" w:space="0" w:color="BFBFBF"/>
+              <w:top w:val="single" w:color="BFBFBF" w:sz="1" w:space="0"/>
+              <w:left w:val="single" w:color="BFBFBF" w:sz="1" w:space="0"/>
+              <w:bottom w:val="single" w:color="BFBFBF" w:sz="1" w:space="0"/>
+              <w:right w:val="single" w:color="BFBFBF" w:sz="1" w:space="0"/>
             </w:tcBorders>
             <w:shd w:val="clear" w:color="auto" w:fill="2F5496"/>
             <w:tcMar>
@@ -22227,10 +22210,10 @@
           <w:tcPr>
             <w:tcW w:w="2760" w:type="dxa"/>
             <w:tcBorders>
-              <w:top w:val="single" w:sz="1" w:space="0" w:color="BFBFBF"/>
-              <w:left w:val="single" w:sz="1" w:space="0" w:color="BFBFBF"/>
-              <w:bottom w:val="single" w:sz="1" w:space="0" w:color="BFBFBF"/>
-              <w:right w:val="single" w:sz="1" w:space="0" w:color="BFBFBF"/>
+              <w:top w:val="single" w:color="BFBFBF" w:sz="1" w:space="0"/>
+              <w:left w:val="single" w:color="BFBFBF" w:sz="1" w:space="0"/>
+              <w:bottom w:val="single" w:color="BFBFBF" w:sz="1" w:space="0"/>
+              <w:right w:val="single" w:color="BFBFBF" w:sz="1" w:space="0"/>
             </w:tcBorders>
             <w:shd w:val="clear" w:color="auto" w:fill="FFFFFF"/>
             <w:tcMar>
@@ -22279,10 +22262,10 @@
           <w:tcPr>
             <w:tcW w:w="1320" w:type="dxa"/>
             <w:tcBorders>
-              <w:top w:val="single" w:sz="1" w:space="0" w:color="BFBFBF"/>
-              <w:left w:val="single" w:sz="1" w:space="0" w:color="BFBFBF"/>
-              <w:bottom w:val="single" w:sz="1" w:space="0" w:color="BFBFBF"/>
-              <w:right w:val="single" w:sz="1" w:space="0" w:color="BFBFBF"/>
+              <w:top w:val="single" w:color="BFBFBF" w:sz="1" w:space="0"/>
+              <w:left w:val="single" w:color="BFBFBF" w:sz="1" w:space="0"/>
+              <w:bottom w:val="single" w:color="BFBFBF" w:sz="1" w:space="0"/>
+              <w:right w:val="single" w:color="BFBFBF" w:sz="1" w:space="0"/>
             </w:tcBorders>
             <w:shd w:val="clear" w:color="auto" w:fill="FFFFFF"/>
             <w:tcMar>
@@ -22312,10 +22295,10 @@
           <w:tcPr>
             <w:tcW w:w="1320" w:type="dxa"/>
             <w:tcBorders>
-              <w:top w:val="single" w:sz="1" w:space="0" w:color="BFBFBF"/>
-              <w:left w:val="single" w:sz="1" w:space="0" w:color="BFBFBF"/>
-              <w:bottom w:val="single" w:sz="1" w:space="0" w:color="BFBFBF"/>
-              <w:right w:val="single" w:sz="1" w:space="0" w:color="BFBFBF"/>
+              <w:top w:val="single" w:color="BFBFBF" w:sz="1" w:space="0"/>
+              <w:left w:val="single" w:color="BFBFBF" w:sz="1" w:space="0"/>
+              <w:bottom w:val="single" w:color="BFBFBF" w:sz="1" w:space="0"/>
+              <w:right w:val="single" w:color="BFBFBF" w:sz="1" w:space="0"/>
             </w:tcBorders>
             <w:shd w:val="clear" w:color="auto" w:fill="FFFFFF"/>
             <w:tcMar>
@@ -22345,10 +22328,10 @@
           <w:tcPr>
             <w:tcW w:w="1320" w:type="dxa"/>
             <w:tcBorders>
-              <w:top w:val="single" w:sz="1" w:space="0" w:color="BFBFBF"/>
-              <w:left w:val="single" w:sz="1" w:space="0" w:color="BFBFBF"/>
-              <w:bottom w:val="single" w:sz="1" w:space="0" w:color="BFBFBF"/>
-              <w:right w:val="single" w:sz="1" w:space="0" w:color="BFBFBF"/>
+              <w:top w:val="single" w:color="BFBFBF" w:sz="1" w:space="0"/>
+              <w:left w:val="single" w:color="BFBFBF" w:sz="1" w:space="0"/>
+              <w:bottom w:val="single" w:color="BFBFBF" w:sz="1" w:space="0"/>
+              <w:right w:val="single" w:color="BFBFBF" w:sz="1" w:space="0"/>
             </w:tcBorders>
             <w:shd w:val="clear" w:color="auto" w:fill="FFFFFF"/>
             <w:tcMar>
@@ -22378,10 +22361,10 @@
           <w:tcPr>
             <w:tcW w:w="1320" w:type="dxa"/>
             <w:tcBorders>
-              <w:top w:val="single" w:sz="1" w:space="0" w:color="BFBFBF"/>
-              <w:left w:val="single" w:sz="1" w:space="0" w:color="BFBFBF"/>
-              <w:bottom w:val="single" w:sz="1" w:space="0" w:color="BFBFBF"/>
-              <w:right w:val="single" w:sz="1" w:space="0" w:color="BFBFBF"/>
+              <w:top w:val="single" w:color="BFBFBF" w:sz="1" w:space="0"/>
+              <w:left w:val="single" w:color="BFBFBF" w:sz="1" w:space="0"/>
+              <w:bottom w:val="single" w:color="BFBFBF" w:sz="1" w:space="0"/>
+              <w:right w:val="single" w:color="BFBFBF" w:sz="1" w:space="0"/>
             </w:tcBorders>
             <w:shd w:val="clear" w:color="auto" w:fill="FFFFFF"/>
             <w:tcMar>
@@ -22411,10 +22394,10 @@
           <w:tcPr>
             <w:tcW w:w="1320" w:type="dxa"/>
             <w:tcBorders>
-              <w:top w:val="single" w:sz="1" w:space="0" w:color="BFBFBF"/>
-              <w:left w:val="single" w:sz="1" w:space="0" w:color="BFBFBF"/>
-              <w:bottom w:val="single" w:sz="1" w:space="0" w:color="BFBFBF"/>
-              <w:right w:val="single" w:sz="1" w:space="0" w:color="BFBFBF"/>
+              <w:top w:val="single" w:color="BFBFBF" w:sz="1" w:space="0"/>
+              <w:left w:val="single" w:color="BFBFBF" w:sz="1" w:space="0"/>
+              <w:bottom w:val="single" w:color="BFBFBF" w:sz="1" w:space="0"/>
+              <w:right w:val="single" w:color="BFBFBF" w:sz="1" w:space="0"/>
             </w:tcBorders>
             <w:shd w:val="clear" w:color="auto" w:fill="FFFFFF"/>
             <w:tcMar>
@@ -22452,10 +22435,10 @@
           <w:tcPr>
             <w:tcW w:w="2760" w:type="dxa"/>
             <w:tcBorders>
-              <w:top w:val="single" w:sz="1" w:space="0" w:color="BFBFBF"/>
-              <w:left w:val="single" w:sz="1" w:space="0" w:color="BFBFBF"/>
-              <w:bottom w:val="single" w:sz="1" w:space="0" w:color="BFBFBF"/>
-              <w:right w:val="single" w:sz="1" w:space="0" w:color="BFBFBF"/>
+              <w:top w:val="single" w:color="BFBFBF" w:sz="1" w:space="0"/>
+              <w:left w:val="single" w:color="BFBFBF" w:sz="1" w:space="0"/>
+              <w:bottom w:val="single" w:color="BFBFBF" w:sz="1" w:space="0"/>
+              <w:right w:val="single" w:color="BFBFBF" w:sz="1" w:space="0"/>
             </w:tcBorders>
             <w:shd w:val="clear" w:color="auto" w:fill="EAF0F7"/>
             <w:tcMar>
@@ -22484,10 +22467,10 @@
           <w:tcPr>
             <w:tcW w:w="1320" w:type="dxa"/>
             <w:tcBorders>
-              <w:top w:val="single" w:sz="1" w:space="0" w:color="BFBFBF"/>
-              <w:left w:val="single" w:sz="1" w:space="0" w:color="BFBFBF"/>
-              <w:bottom w:val="single" w:sz="1" w:space="0" w:color="BFBFBF"/>
-              <w:right w:val="single" w:sz="1" w:space="0" w:color="BFBFBF"/>
+              <w:top w:val="single" w:color="BFBFBF" w:sz="1" w:space="0"/>
+              <w:left w:val="single" w:color="BFBFBF" w:sz="1" w:space="0"/>
+              <w:bottom w:val="single" w:color="BFBFBF" w:sz="1" w:space="0"/>
+              <w:right w:val="single" w:color="BFBFBF" w:sz="1" w:space="0"/>
             </w:tcBorders>
             <w:shd w:val="clear" w:color="auto" w:fill="EAF0F7"/>
             <w:tcMar>
@@ -22517,10 +22500,10 @@
           <w:tcPr>
             <w:tcW w:w="1320" w:type="dxa"/>
             <w:tcBorders>
-              <w:top w:val="single" w:sz="1" w:space="0" w:color="BFBFBF"/>
-              <w:left w:val="single" w:sz="1" w:space="0" w:color="BFBFBF"/>
-              <w:bottom w:val="single" w:sz="1" w:space="0" w:color="BFBFBF"/>
-              <w:right w:val="single" w:sz="1" w:space="0" w:color="BFBFBF"/>
+              <w:top w:val="single" w:color="BFBFBF" w:sz="1" w:space="0"/>
+              <w:left w:val="single" w:color="BFBFBF" w:sz="1" w:space="0"/>
+              <w:bottom w:val="single" w:color="BFBFBF" w:sz="1" w:space="0"/>
+              <w:right w:val="single" w:color="BFBFBF" w:sz="1" w:space="0"/>
             </w:tcBorders>
             <w:shd w:val="clear" w:color="auto" w:fill="EAF0F7"/>
             <w:tcMar>
@@ -22550,10 +22533,10 @@
           <w:tcPr>
             <w:tcW w:w="1320" w:type="dxa"/>
             <w:tcBorders>
-              <w:top w:val="single" w:sz="1" w:space="0" w:color="BFBFBF"/>
-              <w:left w:val="single" w:sz="1" w:space="0" w:color="BFBFBF"/>
-              <w:bottom w:val="single" w:sz="1" w:space="0" w:color="BFBFBF"/>
-              <w:right w:val="single" w:sz="1" w:space="0" w:color="BFBFBF"/>
+              <w:top w:val="single" w:color="BFBFBF" w:sz="1" w:space="0"/>
+              <w:left w:val="single" w:color="BFBFBF" w:sz="1" w:space="0"/>
+              <w:bottom w:val="single" w:color="BFBFBF" w:sz="1" w:space="0"/>
+              <w:right w:val="single" w:color="BFBFBF" w:sz="1" w:space="0"/>
             </w:tcBorders>
             <w:shd w:val="clear" w:color="auto" w:fill="EAF0F7"/>
             <w:tcMar>
@@ -22583,10 +22566,10 @@
           <w:tcPr>
             <w:tcW w:w="1320" w:type="dxa"/>
             <w:tcBorders>
-              <w:top w:val="single" w:sz="1" w:space="0" w:color="BFBFBF"/>
-              <w:left w:val="single" w:sz="1" w:space="0" w:color="BFBFBF"/>
-              <w:bottom w:val="single" w:sz="1" w:space="0" w:color="BFBFBF"/>
-              <w:right w:val="single" w:sz="1" w:space="0" w:color="BFBFBF"/>
+              <w:top w:val="single" w:color="BFBFBF" w:sz="1" w:space="0"/>
+              <w:left w:val="single" w:color="BFBFBF" w:sz="1" w:space="0"/>
+              <w:bottom w:val="single" w:color="BFBFBF" w:sz="1" w:space="0"/>
+              <w:right w:val="single" w:color="BFBFBF" w:sz="1" w:space="0"/>
             </w:tcBorders>
             <w:shd w:val="clear" w:color="auto" w:fill="EAF0F7"/>
             <w:tcMar>
@@ -22616,10 +22599,10 @@
           <w:tcPr>
             <w:tcW w:w="1320" w:type="dxa"/>
             <w:tcBorders>
-              <w:top w:val="single" w:sz="1" w:space="0" w:color="BFBFBF"/>
-              <w:left w:val="single" w:sz="1" w:space="0" w:color="BFBFBF"/>
-              <w:bottom w:val="single" w:sz="1" w:space="0" w:color="BFBFBF"/>
-              <w:right w:val="single" w:sz="1" w:space="0" w:color="BFBFBF"/>
+              <w:top w:val="single" w:color="BFBFBF" w:sz="1" w:space="0"/>
+              <w:left w:val="single" w:color="BFBFBF" w:sz="1" w:space="0"/>
+              <w:bottom w:val="single" w:color="BFBFBF" w:sz="1" w:space="0"/>
+              <w:right w:val="single" w:color="BFBFBF" w:sz="1" w:space="0"/>
             </w:tcBorders>
             <w:shd w:val="clear" w:color="auto" w:fill="EAF0F7"/>
             <w:tcMar>
@@ -22657,10 +22640,10 @@
           <w:tcPr>
             <w:tcW w:w="2760" w:type="dxa"/>
             <w:tcBorders>
-              <w:top w:val="single" w:sz="1" w:space="0" w:color="BFBFBF"/>
-              <w:left w:val="single" w:sz="1" w:space="0" w:color="BFBFBF"/>
-              <w:bottom w:val="single" w:sz="1" w:space="0" w:color="BFBFBF"/>
-              <w:right w:val="single" w:sz="1" w:space="0" w:color="BFBFBF"/>
+              <w:top w:val="single" w:color="BFBFBF" w:sz="1" w:space="0"/>
+              <w:left w:val="single" w:color="BFBFBF" w:sz="1" w:space="0"/>
+              <w:bottom w:val="single" w:color="BFBFBF" w:sz="1" w:space="0"/>
+              <w:right w:val="single" w:color="BFBFBF" w:sz="1" w:space="0"/>
             </w:tcBorders>
             <w:shd w:val="clear" w:color="auto" w:fill="FFFFFF"/>
             <w:tcMar>
@@ -22689,10 +22672,10 @@
           <w:tcPr>
             <w:tcW w:w="1320" w:type="dxa"/>
             <w:tcBorders>
-              <w:top w:val="single" w:sz="1" w:space="0" w:color="BFBFBF"/>
-              <w:left w:val="single" w:sz="1" w:space="0" w:color="BFBFBF"/>
-              <w:bottom w:val="single" w:sz="1" w:space="0" w:color="BFBFBF"/>
-              <w:right w:val="single" w:sz="1" w:space="0" w:color="BFBFBF"/>
+              <w:top w:val="single" w:color="BFBFBF" w:sz="1" w:space="0"/>
+              <w:left w:val="single" w:color="BFBFBF" w:sz="1" w:space="0"/>
+              <w:bottom w:val="single" w:color="BFBFBF" w:sz="1" w:space="0"/>
+              <w:right w:val="single" w:color="BFBFBF" w:sz="1" w:space="0"/>
             </w:tcBorders>
             <w:shd w:val="clear" w:color="auto" w:fill="FFFFFF"/>
             <w:tcMar>
@@ -22722,10 +22705,10 @@
           <w:tcPr>
             <w:tcW w:w="1320" w:type="dxa"/>
             <w:tcBorders>
-              <w:top w:val="single" w:sz="1" w:space="0" w:color="BFBFBF"/>
-              <w:left w:val="single" w:sz="1" w:space="0" w:color="BFBFBF"/>
-              <w:bottom w:val="single" w:sz="1" w:space="0" w:color="BFBFBF"/>
-              <w:right w:val="single" w:sz="1" w:space="0" w:color="BFBFBF"/>
+              <w:top w:val="single" w:color="BFBFBF" w:sz="1" w:space="0"/>
+              <w:left w:val="single" w:color="BFBFBF" w:sz="1" w:space="0"/>
+              <w:bottom w:val="single" w:color="BFBFBF" w:sz="1" w:space="0"/>
+              <w:right w:val="single" w:color="BFBFBF" w:sz="1" w:space="0"/>
             </w:tcBorders>
             <w:shd w:val="clear" w:color="auto" w:fill="FFFFFF"/>
             <w:tcMar>
@@ -22755,10 +22738,10 @@
           <w:tcPr>
             <w:tcW w:w="1320" w:type="dxa"/>
             <w:tcBorders>
-              <w:top w:val="single" w:sz="1" w:space="0" w:color="BFBFBF"/>
-              <w:left w:val="single" w:sz="1" w:space="0" w:color="BFBFBF"/>
-              <w:bottom w:val="single" w:sz="1" w:space="0" w:color="BFBFBF"/>
-              <w:right w:val="single" w:sz="1" w:space="0" w:color="BFBFBF"/>
+              <w:top w:val="single" w:color="BFBFBF" w:sz="1" w:space="0"/>
+              <w:left w:val="single" w:color="BFBFBF" w:sz="1" w:space="0"/>
+              <w:bottom w:val="single" w:color="BFBFBF" w:sz="1" w:space="0"/>
+              <w:right w:val="single" w:color="BFBFBF" w:sz="1" w:space="0"/>
             </w:tcBorders>
             <w:shd w:val="clear" w:color="auto" w:fill="FFFFFF"/>
             <w:tcMar>
@@ -22788,10 +22771,10 @@
           <w:tcPr>
             <w:tcW w:w="1320" w:type="dxa"/>
             <w:tcBorders>
-              <w:top w:val="single" w:sz="1" w:space="0" w:color="BFBFBF"/>
-              <w:left w:val="single" w:sz="1" w:space="0" w:color="BFBFBF"/>
-              <w:bottom w:val="single" w:sz="1" w:space="0" w:color="BFBFBF"/>
-              <w:right w:val="single" w:sz="1" w:space="0" w:color="BFBFBF"/>
+              <w:top w:val="single" w:color="BFBFBF" w:sz="1" w:space="0"/>
+              <w:left w:val="single" w:color="BFBFBF" w:sz="1" w:space="0"/>
+              <w:bottom w:val="single" w:color="BFBFBF" w:sz="1" w:space="0"/>
+              <w:right w:val="single" w:color="BFBFBF" w:sz="1" w:space="0"/>
             </w:tcBorders>
             <w:shd w:val="clear" w:color="auto" w:fill="FFFFFF"/>
             <w:tcMar>
@@ -22821,10 +22804,10 @@
           <w:tcPr>
             <w:tcW w:w="1320" w:type="dxa"/>
             <w:tcBorders>
-              <w:top w:val="single" w:sz="1" w:space="0" w:color="BFBFBF"/>
-              <w:left w:val="single" w:sz="1" w:space="0" w:color="BFBFBF"/>
-              <w:bottom w:val="single" w:sz="1" w:space="0" w:color="BFBFBF"/>
-              <w:right w:val="single" w:sz="1" w:space="0" w:color="BFBFBF"/>
+              <w:top w:val="single" w:color="BFBFBF" w:sz="1" w:space="0"/>
+              <w:left w:val="single" w:color="BFBFBF" w:sz="1" w:space="0"/>
+              <w:bottom w:val="single" w:color="BFBFBF" w:sz="1" w:space="0"/>
+              <w:right w:val="single" w:color="BFBFBF" w:sz="1" w:space="0"/>
             </w:tcBorders>
             <w:shd w:val="clear" w:color="auto" w:fill="FFFFFF"/>
             <w:tcMar>
@@ -22862,10 +22845,10 @@
           <w:tcPr>
             <w:tcW w:w="2760" w:type="dxa"/>
             <w:tcBorders>
-              <w:top w:val="single" w:sz="1" w:space="0" w:color="BFBFBF"/>
-              <w:left w:val="single" w:sz="1" w:space="0" w:color="BFBFBF"/>
-              <w:bottom w:val="single" w:sz="1" w:space="0" w:color="BFBFBF"/>
-              <w:right w:val="single" w:sz="1" w:space="0" w:color="BFBFBF"/>
+              <w:top w:val="single" w:color="BFBFBF" w:sz="1" w:space="0"/>
+              <w:left w:val="single" w:color="BFBFBF" w:sz="1" w:space="0"/>
+              <w:bottom w:val="single" w:color="BFBFBF" w:sz="1" w:space="0"/>
+              <w:right w:val="single" w:color="BFBFBF" w:sz="1" w:space="0"/>
             </w:tcBorders>
             <w:shd w:val="clear" w:color="auto" w:fill="EAF0F7"/>
             <w:tcMar>
@@ -22894,10 +22877,10 @@
           <w:tcPr>
             <w:tcW w:w="1320" w:type="dxa"/>
             <w:tcBorders>
-              <w:top w:val="single" w:sz="1" w:space="0" w:color="BFBFBF"/>
-              <w:left w:val="single" w:sz="1" w:space="0" w:color="BFBFBF"/>
-              <w:bottom w:val="single" w:sz="1" w:space="0" w:color="BFBFBF"/>
-              <w:right w:val="single" w:sz="1" w:space="0" w:color="BFBFBF"/>
+              <w:top w:val="single" w:color="BFBFBF" w:sz="1" w:space="0"/>
+              <w:left w:val="single" w:color="BFBFBF" w:sz="1" w:space="0"/>
+              <w:bottom w:val="single" w:color="BFBFBF" w:sz="1" w:space="0"/>
+              <w:right w:val="single" w:color="BFBFBF" w:sz="1" w:space="0"/>
             </w:tcBorders>
             <w:shd w:val="clear" w:color="auto" w:fill="EAF0F7"/>
             <w:tcMar>
@@ -22927,10 +22910,10 @@
           <w:tcPr>
             <w:tcW w:w="1320" w:type="dxa"/>
             <w:tcBorders>
-              <w:top w:val="single" w:sz="1" w:space="0" w:color="BFBFBF"/>
-              <w:left w:val="single" w:sz="1" w:space="0" w:color="BFBFBF"/>
-              <w:bottom w:val="single" w:sz="1" w:space="0" w:color="BFBFBF"/>
-              <w:right w:val="single" w:sz="1" w:space="0" w:color="BFBFBF"/>
+              <w:top w:val="single" w:color="BFBFBF" w:sz="1" w:space="0"/>
+              <w:left w:val="single" w:color="BFBFBF" w:sz="1" w:space="0"/>
+              <w:bottom w:val="single" w:color="BFBFBF" w:sz="1" w:space="0"/>
+              <w:right w:val="single" w:color="BFBFBF" w:sz="1" w:space="0"/>
             </w:tcBorders>
             <w:shd w:val="clear" w:color="auto" w:fill="EAF0F7"/>
             <w:tcMar>
@@ -22960,10 +22943,10 @@
           <w:tcPr>
             <w:tcW w:w="1320" w:type="dxa"/>
             <w:tcBorders>
-              <w:top w:val="single" w:sz="1" w:space="0" w:color="BFBFBF"/>
-              <w:left w:val="single" w:sz="1" w:space="0" w:color="BFBFBF"/>
-              <w:bottom w:val="single" w:sz="1" w:space="0" w:color="BFBFBF"/>
-              <w:right w:val="single" w:sz="1" w:space="0" w:color="BFBFBF"/>
+              <w:top w:val="single" w:color="BFBFBF" w:sz="1" w:space="0"/>
+              <w:left w:val="single" w:color="BFBFBF" w:sz="1" w:space="0"/>
+              <w:bottom w:val="single" w:color="BFBFBF" w:sz="1" w:space="0"/>
+              <w:right w:val="single" w:color="BFBFBF" w:sz="1" w:space="0"/>
             </w:tcBorders>
             <w:shd w:val="clear" w:color="auto" w:fill="EAF0F7"/>
             <w:tcMar>
@@ -22993,10 +22976,10 @@
           <w:tcPr>
             <w:tcW w:w="1320" w:type="dxa"/>
             <w:tcBorders>
-              <w:top w:val="single" w:sz="1" w:space="0" w:color="BFBFBF"/>
-              <w:left w:val="single" w:sz="1" w:space="0" w:color="BFBFBF"/>
-              <w:bottom w:val="single" w:sz="1" w:space="0" w:color="BFBFBF"/>
-              <w:right w:val="single" w:sz="1" w:space="0" w:color="BFBFBF"/>
+              <w:top w:val="single" w:color="BFBFBF" w:sz="1" w:space="0"/>
+              <w:left w:val="single" w:color="BFBFBF" w:sz="1" w:space="0"/>
+              <w:bottom w:val="single" w:color="BFBFBF" w:sz="1" w:space="0"/>
+              <w:right w:val="single" w:color="BFBFBF" w:sz="1" w:space="0"/>
             </w:tcBorders>
             <w:shd w:val="clear" w:color="auto" w:fill="EAF0F7"/>
             <w:tcMar>
@@ -23026,10 +23009,10 @@
           <w:tcPr>
             <w:tcW w:w="1320" w:type="dxa"/>
             <w:tcBorders>
-              <w:top w:val="single" w:sz="1" w:space="0" w:color="BFBFBF"/>
-              <w:left w:val="single" w:sz="1" w:space="0" w:color="BFBFBF"/>
-              <w:bottom w:val="single" w:sz="1" w:space="0" w:color="BFBFBF"/>
-              <w:right w:val="single" w:sz="1" w:space="0" w:color="BFBFBF"/>
+              <w:top w:val="single" w:color="BFBFBF" w:sz="1" w:space="0"/>
+              <w:left w:val="single" w:color="BFBFBF" w:sz="1" w:space="0"/>
+              <w:bottom w:val="single" w:color="BFBFBF" w:sz="1" w:space="0"/>
+              <w:right w:val="single" w:color="BFBFBF" w:sz="1" w:space="0"/>
             </w:tcBorders>
             <w:shd w:val="clear" w:color="auto" w:fill="EAF0F7"/>
             <w:tcMar>
@@ -23067,10 +23050,10 @@
           <w:tcPr>
             <w:tcW w:w="2760" w:type="dxa"/>
             <w:tcBorders>
-              <w:top w:val="single" w:sz="1" w:space="0" w:color="BFBFBF"/>
-              <w:left w:val="single" w:sz="1" w:space="0" w:color="BFBFBF"/>
-              <w:bottom w:val="single" w:sz="1" w:space="0" w:color="BFBFBF"/>
-              <w:right w:val="single" w:sz="1" w:space="0" w:color="BFBFBF"/>
+              <w:top w:val="single" w:color="BFBFBF" w:sz="1" w:space="0"/>
+              <w:left w:val="single" w:color="BFBFBF" w:sz="1" w:space="0"/>
+              <w:bottom w:val="single" w:color="BFBFBF" w:sz="1" w:space="0"/>
+              <w:right w:val="single" w:color="BFBFBF" w:sz="1" w:space="0"/>
             </w:tcBorders>
             <w:shd w:val="clear" w:color="auto" w:fill="FFFFFF"/>
             <w:tcMar>
@@ -23099,10 +23082,10 @@
           <w:tcPr>
             <w:tcW w:w="1320" w:type="dxa"/>
             <w:tcBorders>
-              <w:top w:val="single" w:sz="1" w:space="0" w:color="BFBFBF"/>
-              <w:left w:val="single" w:sz="1" w:space="0" w:color="BFBFBF"/>
-              <w:bottom w:val="single" w:sz="1" w:space="0" w:color="BFBFBF"/>
-              <w:right w:val="single" w:sz="1" w:space="0" w:color="BFBFBF"/>
+              <w:top w:val="single" w:color="BFBFBF" w:sz="1" w:space="0"/>
+              <w:left w:val="single" w:color="BFBFBF" w:sz="1" w:space="0"/>
+              <w:bottom w:val="single" w:color="BFBFBF" w:sz="1" w:space="0"/>
+              <w:right w:val="single" w:color="BFBFBF" w:sz="1" w:space="0"/>
             </w:tcBorders>
             <w:shd w:val="clear" w:color="auto" w:fill="FFFFFF"/>
             <w:tcMar>
@@ -23132,10 +23115,10 @@
           <w:tcPr>
             <w:tcW w:w="1320" w:type="dxa"/>
             <w:tcBorders>
-              <w:top w:val="single" w:sz="1" w:space="0" w:color="BFBFBF"/>
-              <w:left w:val="single" w:sz="1" w:space="0" w:color="BFBFBF"/>
-              <w:bottom w:val="single" w:sz="1" w:space="0" w:color="BFBFBF"/>
-              <w:right w:val="single" w:sz="1" w:space="0" w:color="BFBFBF"/>
+              <w:top w:val="single" w:color="BFBFBF" w:sz="1" w:space="0"/>
+              <w:left w:val="single" w:color="BFBFBF" w:sz="1" w:space="0"/>
+              <w:bottom w:val="single" w:color="BFBFBF" w:sz="1" w:space="0"/>
+              <w:right w:val="single" w:color="BFBFBF" w:sz="1" w:space="0"/>
             </w:tcBorders>
             <w:shd w:val="clear" w:color="auto" w:fill="FFFFFF"/>
             <w:tcMar>
@@ -23165,10 +23148,10 @@
           <w:tcPr>
             <w:tcW w:w="1320" w:type="dxa"/>
             <w:tcBorders>
-              <w:top w:val="single" w:sz="1" w:space="0" w:color="BFBFBF"/>
-              <w:left w:val="single" w:sz="1" w:space="0" w:color="BFBFBF"/>
-              <w:bottom w:val="single" w:sz="1" w:space="0" w:color="BFBFBF"/>
-              <w:right w:val="single" w:sz="1" w:space="0" w:color="BFBFBF"/>
+              <w:top w:val="single" w:color="BFBFBF" w:sz="1" w:space="0"/>
+              <w:left w:val="single" w:color="BFBFBF" w:sz="1" w:space="0"/>
+              <w:bottom w:val="single" w:color="BFBFBF" w:sz="1" w:space="0"/>
+              <w:right w:val="single" w:color="BFBFBF" w:sz="1" w:space="0"/>
             </w:tcBorders>
             <w:shd w:val="clear" w:color="auto" w:fill="FFFFFF"/>
             <w:tcMar>
@@ -23198,10 +23181,10 @@
           <w:tcPr>
             <w:tcW w:w="1320" w:type="dxa"/>
             <w:tcBorders>
-              <w:top w:val="single" w:sz="1" w:space="0" w:color="BFBFBF"/>
-              <w:left w:val="single" w:sz="1" w:space="0" w:color="BFBFBF"/>
-              <w:bottom w:val="single" w:sz="1" w:space="0" w:color="BFBFBF"/>
-              <w:right w:val="single" w:sz="1" w:space="0" w:color="BFBFBF"/>
+              <w:top w:val="single" w:color="BFBFBF" w:sz="1" w:space="0"/>
+              <w:left w:val="single" w:color="BFBFBF" w:sz="1" w:space="0"/>
+              <w:bottom w:val="single" w:color="BFBFBF" w:sz="1" w:space="0"/>
+              <w:right w:val="single" w:color="BFBFBF" w:sz="1" w:space="0"/>
             </w:tcBorders>
             <w:shd w:val="clear" w:color="auto" w:fill="FFFFFF"/>
             <w:tcMar>
@@ -23231,10 +23214,10 @@
           <w:tcPr>
             <w:tcW w:w="1320" w:type="dxa"/>
             <w:tcBorders>
-              <w:top w:val="single" w:sz="1" w:space="0" w:color="BFBFBF"/>
-              <w:left w:val="single" w:sz="1" w:space="0" w:color="BFBFBF"/>
-              <w:bottom w:val="single" w:sz="1" w:space="0" w:color="BFBFBF"/>
-              <w:right w:val="single" w:sz="1" w:space="0" w:color="BFBFBF"/>
+              <w:top w:val="single" w:color="BFBFBF" w:sz="1" w:space="0"/>
+              <w:left w:val="single" w:color="BFBFBF" w:sz="1" w:space="0"/>
+              <w:bottom w:val="single" w:color="BFBFBF" w:sz="1" w:space="0"/>
+              <w:right w:val="single" w:color="BFBFBF" w:sz="1" w:space="0"/>
             </w:tcBorders>
             <w:shd w:val="clear" w:color="auto" w:fill="FFFFFF"/>
             <w:tcMar>
@@ -23272,10 +23255,10 @@
           <w:tcPr>
             <w:tcW w:w="2760" w:type="dxa"/>
             <w:tcBorders>
-              <w:top w:val="single" w:sz="1" w:space="0" w:color="BFBFBF"/>
-              <w:left w:val="single" w:sz="1" w:space="0" w:color="BFBFBF"/>
-              <w:bottom w:val="single" w:sz="1" w:space="0" w:color="BFBFBF"/>
-              <w:right w:val="single" w:sz="1" w:space="0" w:color="BFBFBF"/>
+              <w:top w:val="single" w:color="BFBFBF" w:sz="1" w:space="0"/>
+              <w:left w:val="single" w:color="BFBFBF" w:sz="1" w:space="0"/>
+              <w:bottom w:val="single" w:color="BFBFBF" w:sz="1" w:space="0"/>
+              <w:right w:val="single" w:color="BFBFBF" w:sz="1" w:space="0"/>
             </w:tcBorders>
             <w:shd w:val="clear" w:color="auto" w:fill="EAF0F7"/>
             <w:tcMar>
@@ -23324,10 +23307,10 @@
           <w:tcPr>
             <w:tcW w:w="1320" w:type="dxa"/>
             <w:tcBorders>
-              <w:top w:val="single" w:sz="1" w:space="0" w:color="BFBFBF"/>
-              <w:left w:val="single" w:sz="1" w:space="0" w:color="BFBFBF"/>
-              <w:bottom w:val="single" w:sz="1" w:space="0" w:color="BFBFBF"/>
-              <w:right w:val="single" w:sz="1" w:space="0" w:color="BFBFBF"/>
+              <w:top w:val="single" w:color="BFBFBF" w:sz="1" w:space="0"/>
+              <w:left w:val="single" w:color="BFBFBF" w:sz="1" w:space="0"/>
+              <w:bottom w:val="single" w:color="BFBFBF" w:sz="1" w:space="0"/>
+              <w:right w:val="single" w:color="BFBFBF" w:sz="1" w:space="0"/>
             </w:tcBorders>
             <w:shd w:val="clear" w:color="auto" w:fill="EAF0F7"/>
             <w:tcMar>
@@ -23357,10 +23340,10 @@
           <w:tcPr>
             <w:tcW w:w="1320" w:type="dxa"/>
             <w:tcBorders>
-              <w:top w:val="single" w:sz="1" w:space="0" w:color="BFBFBF"/>
-              <w:left w:val="single" w:sz="1" w:space="0" w:color="BFBFBF"/>
-              <w:bottom w:val="single" w:sz="1" w:space="0" w:color="BFBFBF"/>
-              <w:right w:val="single" w:sz="1" w:space="0" w:color="BFBFBF"/>
+              <w:top w:val="single" w:color="BFBFBF" w:sz="1" w:space="0"/>
+              <w:left w:val="single" w:color="BFBFBF" w:sz="1" w:space="0"/>
+              <w:bottom w:val="single" w:color="BFBFBF" w:sz="1" w:space="0"/>
+              <w:right w:val="single" w:color="BFBFBF" w:sz="1" w:space="0"/>
             </w:tcBorders>
             <w:shd w:val="clear" w:color="auto" w:fill="EAF0F7"/>
             <w:tcMar>
@@ -23390,10 +23373,10 @@
           <w:tcPr>
             <w:tcW w:w="1320" w:type="dxa"/>
             <w:tcBorders>
-              <w:top w:val="single" w:sz="1" w:space="0" w:color="BFBFBF"/>
-              <w:left w:val="single" w:sz="1" w:space="0" w:color="BFBFBF"/>
-              <w:bottom w:val="single" w:sz="1" w:space="0" w:color="BFBFBF"/>
-              <w:right w:val="single" w:sz="1" w:space="0" w:color="BFBFBF"/>
+              <w:top w:val="single" w:color="BFBFBF" w:sz="1" w:space="0"/>
+              <w:left w:val="single" w:color="BFBFBF" w:sz="1" w:space="0"/>
+              <w:bottom w:val="single" w:color="BFBFBF" w:sz="1" w:space="0"/>
+              <w:right w:val="single" w:color="BFBFBF" w:sz="1" w:space="0"/>
             </w:tcBorders>
             <w:shd w:val="clear" w:color="auto" w:fill="EAF0F7"/>
             <w:tcMar>
@@ -23423,10 +23406,10 @@
           <w:tcPr>
             <w:tcW w:w="1320" w:type="dxa"/>
             <w:tcBorders>
-              <w:top w:val="single" w:sz="1" w:space="0" w:color="BFBFBF"/>
-              <w:left w:val="single" w:sz="1" w:space="0" w:color="BFBFBF"/>
-              <w:bottom w:val="single" w:sz="1" w:space="0" w:color="BFBFBF"/>
-              <w:right w:val="single" w:sz="1" w:space="0" w:color="BFBFBF"/>
+              <w:top w:val="single" w:color="BFBFBF" w:sz="1" w:space="0"/>
+              <w:left w:val="single" w:color="BFBFBF" w:sz="1" w:space="0"/>
+              <w:bottom w:val="single" w:color="BFBFBF" w:sz="1" w:space="0"/>
+              <w:right w:val="single" w:color="BFBFBF" w:sz="1" w:space="0"/>
             </w:tcBorders>
             <w:shd w:val="clear" w:color="auto" w:fill="EAF0F7"/>
             <w:tcMar>
@@ -23456,10 +23439,10 @@
           <w:tcPr>
             <w:tcW w:w="1320" w:type="dxa"/>
             <w:tcBorders>
-              <w:top w:val="single" w:sz="1" w:space="0" w:color="BFBFBF"/>
-              <w:left w:val="single" w:sz="1" w:space="0" w:color="BFBFBF"/>
-              <w:bottom w:val="single" w:sz="1" w:space="0" w:color="BFBFBF"/>
-              <w:right w:val="single" w:sz="1" w:space="0" w:color="BFBFBF"/>
+              <w:top w:val="single" w:color="BFBFBF" w:sz="1" w:space="0"/>
+              <w:left w:val="single" w:color="BFBFBF" w:sz="1" w:space="0"/>
+              <w:bottom w:val="single" w:color="BFBFBF" w:sz="1" w:space="0"/>
+              <w:right w:val="single" w:color="BFBFBF" w:sz="1" w:space="0"/>
             </w:tcBorders>
             <w:shd w:val="clear" w:color="auto" w:fill="EAF0F7"/>
             <w:tcMar>
@@ -23497,10 +23480,10 @@
           <w:tcPr>
             <w:tcW w:w="2760" w:type="dxa"/>
             <w:tcBorders>
-              <w:top w:val="single" w:sz="1" w:space="0" w:color="BFBFBF"/>
-              <w:left w:val="single" w:sz="1" w:space="0" w:color="BFBFBF"/>
-              <w:bottom w:val="single" w:sz="1" w:space="0" w:color="BFBFBF"/>
-              <w:right w:val="single" w:sz="1" w:space="0" w:color="BFBFBF"/>
+              <w:top w:val="single" w:color="BFBFBF" w:sz="1" w:space="0"/>
+              <w:left w:val="single" w:color="BFBFBF" w:sz="1" w:space="0"/>
+              <w:bottom w:val="single" w:color="BFBFBF" w:sz="1" w:space="0"/>
+              <w:right w:val="single" w:color="BFBFBF" w:sz="1" w:space="0"/>
             </w:tcBorders>
             <w:shd w:val="clear" w:color="auto" w:fill="FFFFFF"/>
             <w:tcMar>
@@ -23529,10 +23512,10 @@
           <w:tcPr>
             <w:tcW w:w="1320" w:type="dxa"/>
             <w:tcBorders>
-              <w:top w:val="single" w:sz="1" w:space="0" w:color="BFBFBF"/>
-              <w:left w:val="single" w:sz="1" w:space="0" w:color="BFBFBF"/>
-              <w:bottom w:val="single" w:sz="1" w:space="0" w:color="BFBFBF"/>
-              <w:right w:val="single" w:sz="1" w:space="0" w:color="BFBFBF"/>
+              <w:top w:val="single" w:color="BFBFBF" w:sz="1" w:space="0"/>
+              <w:left w:val="single" w:color="BFBFBF" w:sz="1" w:space="0"/>
+              <w:bottom w:val="single" w:color="BFBFBF" w:sz="1" w:space="0"/>
+              <w:right w:val="single" w:color="BFBFBF" w:sz="1" w:space="0"/>
             </w:tcBorders>
             <w:shd w:val="clear" w:color="auto" w:fill="FFFFFF"/>
             <w:tcMar>
@@ -23562,10 +23545,10 @@
           <w:tcPr>
             <w:tcW w:w="1320" w:type="dxa"/>
             <w:tcBorders>
-              <w:top w:val="single" w:sz="1" w:space="0" w:color="BFBFBF"/>
-              <w:left w:val="single" w:sz="1" w:space="0" w:color="BFBFBF"/>
-              <w:bottom w:val="single" w:sz="1" w:space="0" w:color="BFBFBF"/>
-              <w:right w:val="single" w:sz="1" w:space="0" w:color="BFBFBF"/>
+              <w:top w:val="single" w:color="BFBFBF" w:sz="1" w:space="0"/>
+              <w:left w:val="single" w:color="BFBFBF" w:sz="1" w:space="0"/>
+              <w:bottom w:val="single" w:color="BFBFBF" w:sz="1" w:space="0"/>
+              <w:right w:val="single" w:color="BFBFBF" w:sz="1" w:space="0"/>
             </w:tcBorders>
             <w:shd w:val="clear" w:color="auto" w:fill="FFFFFF"/>
             <w:tcMar>
@@ -23595,10 +23578,10 @@
           <w:tcPr>
             <w:tcW w:w="1320" w:type="dxa"/>
             <w:tcBorders>
-              <w:top w:val="single" w:sz="1" w:space="0" w:color="BFBFBF"/>
-              <w:left w:val="single" w:sz="1" w:space="0" w:color="BFBFBF"/>
-              <w:bottom w:val="single" w:sz="1" w:space="0" w:color="BFBFBF"/>
-              <w:right w:val="single" w:sz="1" w:space="0" w:color="BFBFBF"/>
+              <w:top w:val="single" w:color="BFBFBF" w:sz="1" w:space="0"/>
+              <w:left w:val="single" w:color="BFBFBF" w:sz="1" w:space="0"/>
+              <w:bottom w:val="single" w:color="BFBFBF" w:sz="1" w:space="0"/>
+              <w:right w:val="single" w:color="BFBFBF" w:sz="1" w:space="0"/>
             </w:tcBorders>
             <w:shd w:val="clear" w:color="auto" w:fill="FFFFFF"/>
             <w:tcMar>
@@ -23628,10 +23611,10 @@
           <w:tcPr>
             <w:tcW w:w="1320" w:type="dxa"/>
             <w:tcBorders>
-              <w:top w:val="single" w:sz="1" w:space="0" w:color="BFBFBF"/>
-              <w:left w:val="single" w:sz="1" w:space="0" w:color="BFBFBF"/>
-              <w:bottom w:val="single" w:sz="1" w:space="0" w:color="BFBFBF"/>
-              <w:right w:val="single" w:sz="1" w:space="0" w:color="BFBFBF"/>
+              <w:top w:val="single" w:color="BFBFBF" w:sz="1" w:space="0"/>
+              <w:left w:val="single" w:color="BFBFBF" w:sz="1" w:space="0"/>
+              <w:bottom w:val="single" w:color="BFBFBF" w:sz="1" w:space="0"/>
+              <w:right w:val="single" w:color="BFBFBF" w:sz="1" w:space="0"/>
             </w:tcBorders>
             <w:shd w:val="clear" w:color="auto" w:fill="FFFFFF"/>
             <w:tcMar>
@@ -23661,10 +23644,10 @@
           <w:tcPr>
             <w:tcW w:w="1320" w:type="dxa"/>
             <w:tcBorders>
-              <w:top w:val="single" w:sz="1" w:space="0" w:color="BFBFBF"/>
-              <w:left w:val="single" w:sz="1" w:space="0" w:color="BFBFBF"/>
-              <w:bottom w:val="single" w:sz="1" w:space="0" w:color="BFBFBF"/>
-              <w:right w:val="single" w:sz="1" w:space="0" w:color="BFBFBF"/>
+              <w:top w:val="single" w:color="BFBFBF" w:sz="1" w:space="0"/>
+              <w:left w:val="single" w:color="BFBFBF" w:sz="1" w:space="0"/>
+              <w:bottom w:val="single" w:color="BFBFBF" w:sz="1" w:space="0"/>
+              <w:right w:val="single" w:color="BFBFBF" w:sz="1" w:space="0"/>
             </w:tcBorders>
             <w:shd w:val="clear" w:color="auto" w:fill="FFFFFF"/>
             <w:tcMar>
@@ -23698,8 +23681,8 @@
         <w:keepNext/>
         <w:jc w:val="center"/>
       </w:pPr>
-      <w:bookmarkStart w:id="64" w:name="_Toc233107176"/>
-      <w:bookmarkStart w:id="65" w:name="_Toc233107430"/>
+      <w:bookmarkStart w:name="_Toc233107176" w:id="64"/>
+      <w:bookmarkStart w:name="_Toc233107430" w:id="65"/>
       <w:r>
         <w:t xml:space="preserve">Tabela </w:t>
       </w:r>
@@ -23785,7 +23768,7 @@
         <w:pStyle w:val="Legenda"/>
         <w:jc w:val="center"/>
       </w:pPr>
-      <w:bookmarkStart w:id="66" w:name="_Toc233107017"/>
+      <w:bookmarkStart w:name="_Toc233107017" w:id="66"/>
       <w:r>
         <w:t xml:space="preserve">Figura </w:t>
       </w:r>
@@ -23840,12 +23823,12 @@
       <w:tblPr>
         <w:tblW w:w="9360" w:type="dxa"/>
         <w:tblBorders>
-          <w:top w:val="single" w:sz="4" w:space="0" w:color="auto"/>
-          <w:left w:val="single" w:sz="4" w:space="0" w:color="auto"/>
-          <w:bottom w:val="single" w:sz="4" w:space="0" w:color="auto"/>
-          <w:right w:val="single" w:sz="4" w:space="0" w:color="auto"/>
-          <w:insideH w:val="single" w:sz="4" w:space="0" w:color="auto"/>
-          <w:insideV w:val="single" w:sz="4" w:space="0" w:color="auto"/>
+          <w:top w:val="single" w:color="auto" w:sz="4" w:space="0"/>
+          <w:left w:val="single" w:color="auto" w:sz="4" w:space="0"/>
+          <w:bottom w:val="single" w:color="auto" w:sz="4" w:space="0"/>
+          <w:right w:val="single" w:color="auto" w:sz="4" w:space="0"/>
+          <w:insideH w:val="single" w:color="auto" w:sz="4" w:space="0"/>
+          <w:insideV w:val="single" w:color="auto" w:sz="4" w:space="0"/>
         </w:tblBorders>
         <w:tblCellMar>
           <w:left w:w="10" w:type="dxa"/>
@@ -23872,10 +23855,10 @@
           <w:tcPr>
             <w:tcW w:w="4560" w:type="dxa"/>
             <w:tcBorders>
-              <w:top w:val="single" w:sz="1" w:space="0" w:color="BFBFBF"/>
-              <w:left w:val="single" w:sz="1" w:space="0" w:color="BFBFBF"/>
-              <w:bottom w:val="single" w:sz="1" w:space="0" w:color="BFBFBF"/>
-              <w:right w:val="single" w:sz="1" w:space="0" w:color="BFBFBF"/>
+              <w:top w:val="single" w:color="BFBFBF" w:sz="1" w:space="0"/>
+              <w:left w:val="single" w:color="BFBFBF" w:sz="1" w:space="0"/>
+              <w:bottom w:val="single" w:color="BFBFBF" w:sz="1" w:space="0"/>
+              <w:right w:val="single" w:color="BFBFBF" w:sz="1" w:space="0"/>
             </w:tcBorders>
             <w:shd w:val="clear" w:color="auto" w:fill="2F5496"/>
             <w:tcMar>
@@ -23898,7 +23881,6 @@
                 <w:sz w:val="19"/>
                 <w:szCs w:val="19"/>
               </w:rPr>
-              <w:lastRenderedPageBreak/>
               <w:t>Modelo</w:t>
             </w:r>
           </w:p>
@@ -23907,10 +23889,10 @@
           <w:tcPr>
             <w:tcW w:w="2800" w:type="dxa"/>
             <w:tcBorders>
-              <w:top w:val="single" w:sz="1" w:space="0" w:color="BFBFBF"/>
-              <w:left w:val="single" w:sz="1" w:space="0" w:color="BFBFBF"/>
-              <w:bottom w:val="single" w:sz="1" w:space="0" w:color="BFBFBF"/>
-              <w:right w:val="single" w:sz="1" w:space="0" w:color="BFBFBF"/>
+              <w:top w:val="single" w:color="BFBFBF" w:sz="1" w:space="0"/>
+              <w:left w:val="single" w:color="BFBFBF" w:sz="1" w:space="0"/>
+              <w:bottom w:val="single" w:color="BFBFBF" w:sz="1" w:space="0"/>
+              <w:right w:val="single" w:color="BFBFBF" w:sz="1" w:space="0"/>
             </w:tcBorders>
             <w:shd w:val="clear" w:color="auto" w:fill="2F5496"/>
             <w:tcMar>
@@ -23942,10 +23924,10 @@
           <w:tcPr>
             <w:tcW w:w="2000" w:type="dxa"/>
             <w:tcBorders>
-              <w:top w:val="single" w:sz="1" w:space="0" w:color="BFBFBF"/>
-              <w:left w:val="single" w:sz="1" w:space="0" w:color="BFBFBF"/>
-              <w:bottom w:val="single" w:sz="1" w:space="0" w:color="BFBFBF"/>
-              <w:right w:val="single" w:sz="1" w:space="0" w:color="BFBFBF"/>
+              <w:top w:val="single" w:color="BFBFBF" w:sz="1" w:space="0"/>
+              <w:left w:val="single" w:color="BFBFBF" w:sz="1" w:space="0"/>
+              <w:bottom w:val="single" w:color="BFBFBF" w:sz="1" w:space="0"/>
+              <w:right w:val="single" w:color="BFBFBF" w:sz="1" w:space="0"/>
             </w:tcBorders>
             <w:shd w:val="clear" w:color="auto" w:fill="2F5496"/>
             <w:tcMar>
@@ -23985,10 +23967,10 @@
           <w:tcPr>
             <w:tcW w:w="4560" w:type="dxa"/>
             <w:tcBorders>
-              <w:top w:val="single" w:sz="1" w:space="0" w:color="BFBFBF"/>
-              <w:left w:val="single" w:sz="1" w:space="0" w:color="BFBFBF"/>
-              <w:bottom w:val="single" w:sz="1" w:space="0" w:color="BFBFBF"/>
-              <w:right w:val="single" w:sz="1" w:space="0" w:color="BFBFBF"/>
+              <w:top w:val="single" w:color="BFBFBF" w:sz="1" w:space="0"/>
+              <w:left w:val="single" w:color="BFBFBF" w:sz="1" w:space="0"/>
+              <w:bottom w:val="single" w:color="BFBFBF" w:sz="1" w:space="0"/>
+              <w:right w:val="single" w:color="BFBFBF" w:sz="1" w:space="0"/>
             </w:tcBorders>
             <w:shd w:val="clear" w:color="auto" w:fill="FFFFFF"/>
             <w:tcMar>
@@ -24017,10 +23999,10 @@
           <w:tcPr>
             <w:tcW w:w="2800" w:type="dxa"/>
             <w:tcBorders>
-              <w:top w:val="single" w:sz="1" w:space="0" w:color="BFBFBF"/>
-              <w:left w:val="single" w:sz="1" w:space="0" w:color="BFBFBF"/>
-              <w:bottom w:val="single" w:sz="1" w:space="0" w:color="BFBFBF"/>
-              <w:right w:val="single" w:sz="1" w:space="0" w:color="BFBFBF"/>
+              <w:top w:val="single" w:color="BFBFBF" w:sz="1" w:space="0"/>
+              <w:left w:val="single" w:color="BFBFBF" w:sz="1" w:space="0"/>
+              <w:bottom w:val="single" w:color="BFBFBF" w:sz="1" w:space="0"/>
+              <w:right w:val="single" w:color="BFBFBF" w:sz="1" w:space="0"/>
             </w:tcBorders>
             <w:shd w:val="clear" w:color="auto" w:fill="FFFFFF"/>
             <w:tcMar>
@@ -24050,10 +24032,10 @@
           <w:tcPr>
             <w:tcW w:w="2000" w:type="dxa"/>
             <w:tcBorders>
-              <w:top w:val="single" w:sz="1" w:space="0" w:color="BFBFBF"/>
-              <w:left w:val="single" w:sz="1" w:space="0" w:color="BFBFBF"/>
-              <w:bottom w:val="single" w:sz="1" w:space="0" w:color="BFBFBF"/>
-              <w:right w:val="single" w:sz="1" w:space="0" w:color="BFBFBF"/>
+              <w:top w:val="single" w:color="BFBFBF" w:sz="1" w:space="0"/>
+              <w:left w:val="single" w:color="BFBFBF" w:sz="1" w:space="0"/>
+              <w:bottom w:val="single" w:color="BFBFBF" w:sz="1" w:space="0"/>
+              <w:right w:val="single" w:color="BFBFBF" w:sz="1" w:space="0"/>
             </w:tcBorders>
             <w:shd w:val="clear" w:color="auto" w:fill="FFFFFF"/>
             <w:tcMar>
@@ -24091,10 +24073,10 @@
           <w:tcPr>
             <w:tcW w:w="4560" w:type="dxa"/>
             <w:tcBorders>
-              <w:top w:val="single" w:sz="1" w:space="0" w:color="BFBFBF"/>
-              <w:left w:val="single" w:sz="1" w:space="0" w:color="BFBFBF"/>
-              <w:bottom w:val="single" w:sz="1" w:space="0" w:color="BFBFBF"/>
-              <w:right w:val="single" w:sz="1" w:space="0" w:color="BFBFBF"/>
+              <w:top w:val="single" w:color="BFBFBF" w:sz="1" w:space="0"/>
+              <w:left w:val="single" w:color="BFBFBF" w:sz="1" w:space="0"/>
+              <w:bottom w:val="single" w:color="BFBFBF" w:sz="1" w:space="0"/>
+              <w:right w:val="single" w:color="BFBFBF" w:sz="1" w:space="0"/>
             </w:tcBorders>
             <w:shd w:val="clear" w:color="auto" w:fill="EAF0F7"/>
             <w:tcMar>
@@ -24143,10 +24125,10 @@
           <w:tcPr>
             <w:tcW w:w="2800" w:type="dxa"/>
             <w:tcBorders>
-              <w:top w:val="single" w:sz="1" w:space="0" w:color="BFBFBF"/>
-              <w:left w:val="single" w:sz="1" w:space="0" w:color="BFBFBF"/>
-              <w:bottom w:val="single" w:sz="1" w:space="0" w:color="BFBFBF"/>
-              <w:right w:val="single" w:sz="1" w:space="0" w:color="BFBFBF"/>
+              <w:top w:val="single" w:color="BFBFBF" w:sz="1" w:space="0"/>
+              <w:left w:val="single" w:color="BFBFBF" w:sz="1" w:space="0"/>
+              <w:bottom w:val="single" w:color="BFBFBF" w:sz="1" w:space="0"/>
+              <w:right w:val="single" w:color="BFBFBF" w:sz="1" w:space="0"/>
             </w:tcBorders>
             <w:shd w:val="clear" w:color="auto" w:fill="EAF0F7"/>
             <w:tcMar>
@@ -24176,10 +24158,10 @@
           <w:tcPr>
             <w:tcW w:w="2000" w:type="dxa"/>
             <w:tcBorders>
-              <w:top w:val="single" w:sz="1" w:space="0" w:color="BFBFBF"/>
-              <w:left w:val="single" w:sz="1" w:space="0" w:color="BFBFBF"/>
-              <w:bottom w:val="single" w:sz="1" w:space="0" w:color="BFBFBF"/>
-              <w:right w:val="single" w:sz="1" w:space="0" w:color="BFBFBF"/>
+              <w:top w:val="single" w:color="BFBFBF" w:sz="1" w:space="0"/>
+              <w:left w:val="single" w:color="BFBFBF" w:sz="1" w:space="0"/>
+              <w:bottom w:val="single" w:color="BFBFBF" w:sz="1" w:space="0"/>
+              <w:right w:val="single" w:color="BFBFBF" w:sz="1" w:space="0"/>
             </w:tcBorders>
             <w:shd w:val="clear" w:color="auto" w:fill="EAF0F7"/>
             <w:tcMar>
@@ -24217,10 +24199,10 @@
           <w:tcPr>
             <w:tcW w:w="4560" w:type="dxa"/>
             <w:tcBorders>
-              <w:top w:val="single" w:sz="1" w:space="0" w:color="BFBFBF"/>
-              <w:left w:val="single" w:sz="1" w:space="0" w:color="BFBFBF"/>
-              <w:bottom w:val="single" w:sz="1" w:space="0" w:color="BFBFBF"/>
-              <w:right w:val="single" w:sz="1" w:space="0" w:color="BFBFBF"/>
+              <w:top w:val="single" w:color="BFBFBF" w:sz="1" w:space="0"/>
+              <w:left w:val="single" w:color="BFBFBF" w:sz="1" w:space="0"/>
+              <w:bottom w:val="single" w:color="BFBFBF" w:sz="1" w:space="0"/>
+              <w:right w:val="single" w:color="BFBFBF" w:sz="1" w:space="0"/>
             </w:tcBorders>
             <w:shd w:val="clear" w:color="auto" w:fill="FFFFFF"/>
             <w:tcMar>
@@ -24249,10 +24231,10 @@
           <w:tcPr>
             <w:tcW w:w="2800" w:type="dxa"/>
             <w:tcBorders>
-              <w:top w:val="single" w:sz="1" w:space="0" w:color="BFBFBF"/>
-              <w:left w:val="single" w:sz="1" w:space="0" w:color="BFBFBF"/>
-              <w:bottom w:val="single" w:sz="1" w:space="0" w:color="BFBFBF"/>
-              <w:right w:val="single" w:sz="1" w:space="0" w:color="BFBFBF"/>
+              <w:top w:val="single" w:color="BFBFBF" w:sz="1" w:space="0"/>
+              <w:left w:val="single" w:color="BFBFBF" w:sz="1" w:space="0"/>
+              <w:bottom w:val="single" w:color="BFBFBF" w:sz="1" w:space="0"/>
+              <w:right w:val="single" w:color="BFBFBF" w:sz="1" w:space="0"/>
             </w:tcBorders>
             <w:shd w:val="clear" w:color="auto" w:fill="FFFFFF"/>
             <w:tcMar>
@@ -24282,10 +24264,10 @@
           <w:tcPr>
             <w:tcW w:w="2000" w:type="dxa"/>
             <w:tcBorders>
-              <w:top w:val="single" w:sz="1" w:space="0" w:color="BFBFBF"/>
-              <w:left w:val="single" w:sz="1" w:space="0" w:color="BFBFBF"/>
-              <w:bottom w:val="single" w:sz="1" w:space="0" w:color="BFBFBF"/>
-              <w:right w:val="single" w:sz="1" w:space="0" w:color="BFBFBF"/>
+              <w:top w:val="single" w:color="BFBFBF" w:sz="1" w:space="0"/>
+              <w:left w:val="single" w:color="BFBFBF" w:sz="1" w:space="0"/>
+              <w:bottom w:val="single" w:color="BFBFBF" w:sz="1" w:space="0"/>
+              <w:right w:val="single" w:color="BFBFBF" w:sz="1" w:space="0"/>
             </w:tcBorders>
             <w:shd w:val="clear" w:color="auto" w:fill="FFFFFF"/>
             <w:tcMar>
@@ -24323,10 +24305,10 @@
           <w:tcPr>
             <w:tcW w:w="4560" w:type="dxa"/>
             <w:tcBorders>
-              <w:top w:val="single" w:sz="1" w:space="0" w:color="BFBFBF"/>
-              <w:left w:val="single" w:sz="1" w:space="0" w:color="BFBFBF"/>
-              <w:bottom w:val="single" w:sz="1" w:space="0" w:color="BFBFBF"/>
-              <w:right w:val="single" w:sz="1" w:space="0" w:color="BFBFBF"/>
+              <w:top w:val="single" w:color="BFBFBF" w:sz="1" w:space="0"/>
+              <w:left w:val="single" w:color="BFBFBF" w:sz="1" w:space="0"/>
+              <w:bottom w:val="single" w:color="BFBFBF" w:sz="1" w:space="0"/>
+              <w:right w:val="single" w:color="BFBFBF" w:sz="1" w:space="0"/>
             </w:tcBorders>
             <w:shd w:val="clear" w:color="auto" w:fill="EAF0F7"/>
             <w:tcMar>
@@ -24375,10 +24357,10 @@
           <w:tcPr>
             <w:tcW w:w="2800" w:type="dxa"/>
             <w:tcBorders>
-              <w:top w:val="single" w:sz="1" w:space="0" w:color="BFBFBF"/>
-              <w:left w:val="single" w:sz="1" w:space="0" w:color="BFBFBF"/>
-              <w:bottom w:val="single" w:sz="1" w:space="0" w:color="BFBFBF"/>
-              <w:right w:val="single" w:sz="1" w:space="0" w:color="BFBFBF"/>
+              <w:top w:val="single" w:color="BFBFBF" w:sz="1" w:space="0"/>
+              <w:left w:val="single" w:color="BFBFBF" w:sz="1" w:space="0"/>
+              <w:bottom w:val="single" w:color="BFBFBF" w:sz="1" w:space="0"/>
+              <w:right w:val="single" w:color="BFBFBF" w:sz="1" w:space="0"/>
             </w:tcBorders>
             <w:shd w:val="clear" w:color="auto" w:fill="EAF0F7"/>
             <w:tcMar>
@@ -24408,10 +24390,10 @@
           <w:tcPr>
             <w:tcW w:w="2000" w:type="dxa"/>
             <w:tcBorders>
-              <w:top w:val="single" w:sz="1" w:space="0" w:color="BFBFBF"/>
-              <w:left w:val="single" w:sz="1" w:space="0" w:color="BFBFBF"/>
-              <w:bottom w:val="single" w:sz="1" w:space="0" w:color="BFBFBF"/>
-              <w:right w:val="single" w:sz="1" w:space="0" w:color="BFBFBF"/>
+              <w:top w:val="single" w:color="BFBFBF" w:sz="1" w:space="0"/>
+              <w:left w:val="single" w:color="BFBFBF" w:sz="1" w:space="0"/>
+              <w:bottom w:val="single" w:color="BFBFBF" w:sz="1" w:space="0"/>
+              <w:right w:val="single" w:color="BFBFBF" w:sz="1" w:space="0"/>
             </w:tcBorders>
             <w:shd w:val="clear" w:color="auto" w:fill="EAF0F7"/>
             <w:tcMar>
@@ -24449,10 +24431,10 @@
           <w:tcPr>
             <w:tcW w:w="4560" w:type="dxa"/>
             <w:tcBorders>
-              <w:top w:val="single" w:sz="1" w:space="0" w:color="BFBFBF"/>
-              <w:left w:val="single" w:sz="1" w:space="0" w:color="BFBFBF"/>
-              <w:bottom w:val="single" w:sz="1" w:space="0" w:color="BFBFBF"/>
-              <w:right w:val="single" w:sz="1" w:space="0" w:color="BFBFBF"/>
+              <w:top w:val="single" w:color="BFBFBF" w:sz="1" w:space="0"/>
+              <w:left w:val="single" w:color="BFBFBF" w:sz="1" w:space="0"/>
+              <w:bottom w:val="single" w:color="BFBFBF" w:sz="1" w:space="0"/>
+              <w:right w:val="single" w:color="BFBFBF" w:sz="1" w:space="0"/>
             </w:tcBorders>
             <w:shd w:val="clear" w:color="auto" w:fill="FFFFFF"/>
             <w:tcMar>
@@ -24481,10 +24463,10 @@
           <w:tcPr>
             <w:tcW w:w="2800" w:type="dxa"/>
             <w:tcBorders>
-              <w:top w:val="single" w:sz="1" w:space="0" w:color="BFBFBF"/>
-              <w:left w:val="single" w:sz="1" w:space="0" w:color="BFBFBF"/>
-              <w:bottom w:val="single" w:sz="1" w:space="0" w:color="BFBFBF"/>
-              <w:right w:val="single" w:sz="1" w:space="0" w:color="BFBFBF"/>
+              <w:top w:val="single" w:color="BFBFBF" w:sz="1" w:space="0"/>
+              <w:left w:val="single" w:color="BFBFBF" w:sz="1" w:space="0"/>
+              <w:bottom w:val="single" w:color="BFBFBF" w:sz="1" w:space="0"/>
+              <w:right w:val="single" w:color="BFBFBF" w:sz="1" w:space="0"/>
             </w:tcBorders>
             <w:shd w:val="clear" w:color="auto" w:fill="FFFFFF"/>
             <w:tcMar>
@@ -24514,10 +24496,10 @@
           <w:tcPr>
             <w:tcW w:w="2000" w:type="dxa"/>
             <w:tcBorders>
-              <w:top w:val="single" w:sz="1" w:space="0" w:color="BFBFBF"/>
-              <w:left w:val="single" w:sz="1" w:space="0" w:color="BFBFBF"/>
-              <w:bottom w:val="single" w:sz="1" w:space="0" w:color="BFBFBF"/>
-              <w:right w:val="single" w:sz="1" w:space="0" w:color="BFBFBF"/>
+              <w:top w:val="single" w:color="BFBFBF" w:sz="1" w:space="0"/>
+              <w:left w:val="single" w:color="BFBFBF" w:sz="1" w:space="0"/>
+              <w:bottom w:val="single" w:color="BFBFBF" w:sz="1" w:space="0"/>
+              <w:right w:val="single" w:color="BFBFBF" w:sz="1" w:space="0"/>
             </w:tcBorders>
             <w:shd w:val="clear" w:color="auto" w:fill="FFFFFF"/>
             <w:tcMar>
@@ -24555,10 +24537,10 @@
           <w:tcPr>
             <w:tcW w:w="4560" w:type="dxa"/>
             <w:tcBorders>
-              <w:top w:val="single" w:sz="1" w:space="0" w:color="BFBFBF"/>
-              <w:left w:val="single" w:sz="1" w:space="0" w:color="BFBFBF"/>
-              <w:bottom w:val="single" w:sz="1" w:space="0" w:color="BFBFBF"/>
-              <w:right w:val="single" w:sz="1" w:space="0" w:color="BFBFBF"/>
+              <w:top w:val="single" w:color="BFBFBF" w:sz="1" w:space="0"/>
+              <w:left w:val="single" w:color="BFBFBF" w:sz="1" w:space="0"/>
+              <w:bottom w:val="single" w:color="BFBFBF" w:sz="1" w:space="0"/>
+              <w:right w:val="single" w:color="BFBFBF" w:sz="1" w:space="0"/>
             </w:tcBorders>
             <w:shd w:val="clear" w:color="auto" w:fill="EAF0F7"/>
             <w:tcMar>
@@ -24587,10 +24569,10 @@
           <w:tcPr>
             <w:tcW w:w="2800" w:type="dxa"/>
             <w:tcBorders>
-              <w:top w:val="single" w:sz="1" w:space="0" w:color="BFBFBF"/>
-              <w:left w:val="single" w:sz="1" w:space="0" w:color="BFBFBF"/>
-              <w:bottom w:val="single" w:sz="1" w:space="0" w:color="BFBFBF"/>
-              <w:right w:val="single" w:sz="1" w:space="0" w:color="BFBFBF"/>
+              <w:top w:val="single" w:color="BFBFBF" w:sz="1" w:space="0"/>
+              <w:left w:val="single" w:color="BFBFBF" w:sz="1" w:space="0"/>
+              <w:bottom w:val="single" w:color="BFBFBF" w:sz="1" w:space="0"/>
+              <w:right w:val="single" w:color="BFBFBF" w:sz="1" w:space="0"/>
             </w:tcBorders>
             <w:shd w:val="clear" w:color="auto" w:fill="EAF0F7"/>
             <w:tcMar>
@@ -24620,10 +24602,10 @@
           <w:tcPr>
             <w:tcW w:w="2000" w:type="dxa"/>
             <w:tcBorders>
-              <w:top w:val="single" w:sz="1" w:space="0" w:color="BFBFBF"/>
-              <w:left w:val="single" w:sz="1" w:space="0" w:color="BFBFBF"/>
-              <w:bottom w:val="single" w:sz="1" w:space="0" w:color="BFBFBF"/>
-              <w:right w:val="single" w:sz="1" w:space="0" w:color="BFBFBF"/>
+              <w:top w:val="single" w:color="BFBFBF" w:sz="1" w:space="0"/>
+              <w:left w:val="single" w:color="BFBFBF" w:sz="1" w:space="0"/>
+              <w:bottom w:val="single" w:color="BFBFBF" w:sz="1" w:space="0"/>
+              <w:right w:val="single" w:color="BFBFBF" w:sz="1" w:space="0"/>
             </w:tcBorders>
             <w:shd w:val="clear" w:color="auto" w:fill="EAF0F7"/>
             <w:tcMar>
@@ -24661,10 +24643,10 @@
           <w:tcPr>
             <w:tcW w:w="4560" w:type="dxa"/>
             <w:tcBorders>
-              <w:top w:val="single" w:sz="1" w:space="0" w:color="BFBFBF"/>
-              <w:left w:val="single" w:sz="1" w:space="0" w:color="BFBFBF"/>
-              <w:bottom w:val="single" w:sz="1" w:space="0" w:color="BFBFBF"/>
-              <w:right w:val="single" w:sz="1" w:space="0" w:color="BFBFBF"/>
+              <w:top w:val="single" w:color="BFBFBF" w:sz="1" w:space="0"/>
+              <w:left w:val="single" w:color="BFBFBF" w:sz="1" w:space="0"/>
+              <w:bottom w:val="single" w:color="BFBFBF" w:sz="1" w:space="0"/>
+              <w:right w:val="single" w:color="BFBFBF" w:sz="1" w:space="0"/>
             </w:tcBorders>
             <w:shd w:val="clear" w:color="auto" w:fill="FFFFFF"/>
             <w:tcMar>
@@ -24693,10 +24675,10 @@
           <w:tcPr>
             <w:tcW w:w="2800" w:type="dxa"/>
             <w:tcBorders>
-              <w:top w:val="single" w:sz="1" w:space="0" w:color="BFBFBF"/>
-              <w:left w:val="single" w:sz="1" w:space="0" w:color="BFBFBF"/>
-              <w:bottom w:val="single" w:sz="1" w:space="0" w:color="BFBFBF"/>
-              <w:right w:val="single" w:sz="1" w:space="0" w:color="BFBFBF"/>
+              <w:top w:val="single" w:color="BFBFBF" w:sz="1" w:space="0"/>
+              <w:left w:val="single" w:color="BFBFBF" w:sz="1" w:space="0"/>
+              <w:bottom w:val="single" w:color="BFBFBF" w:sz="1" w:space="0"/>
+              <w:right w:val="single" w:color="BFBFBF" w:sz="1" w:space="0"/>
             </w:tcBorders>
             <w:shd w:val="clear" w:color="auto" w:fill="FFFFFF"/>
             <w:tcMar>
@@ -24726,10 +24708,10 @@
           <w:tcPr>
             <w:tcW w:w="2000" w:type="dxa"/>
             <w:tcBorders>
-              <w:top w:val="single" w:sz="1" w:space="0" w:color="BFBFBF"/>
-              <w:left w:val="single" w:sz="1" w:space="0" w:color="BFBFBF"/>
-              <w:bottom w:val="single" w:sz="1" w:space="0" w:color="BFBFBF"/>
-              <w:right w:val="single" w:sz="1" w:space="0" w:color="BFBFBF"/>
+              <w:top w:val="single" w:color="BFBFBF" w:sz="1" w:space="0"/>
+              <w:left w:val="single" w:color="BFBFBF" w:sz="1" w:space="0"/>
+              <w:bottom w:val="single" w:color="BFBFBF" w:sz="1" w:space="0"/>
+              <w:right w:val="single" w:color="BFBFBF" w:sz="1" w:space="0"/>
             </w:tcBorders>
             <w:shd w:val="clear" w:color="auto" w:fill="FFFFFF"/>
             <w:tcMar>
@@ -24763,8 +24745,8 @@
         <w:keepNext/>
         <w:jc w:val="center"/>
       </w:pPr>
-      <w:bookmarkStart w:id="67" w:name="_Toc233107177"/>
-      <w:bookmarkStart w:id="68" w:name="_Toc233107431"/>
+      <w:bookmarkStart w:name="_Toc233107177" w:id="67"/>
+      <w:bookmarkStart w:name="_Toc233107431" w:id="68"/>
       <w:r>
         <w:t xml:space="preserve">Tabela </w:t>
       </w:r>
@@ -24799,7 +24781,7 @@
       <w:pPr>
         <w:pStyle w:val="Ttulo2"/>
       </w:pPr>
-      <w:bookmarkStart w:id="69" w:name="_Toc233109781"/>
+      <w:bookmarkStart w:name="_Toc233109781" w:id="69"/>
       <w:r>
         <w:t>6.2 O trade-off entre os dois erros e o impacto no negócio</w:t>
       </w:r>
@@ -24934,7 +24916,7 @@
         <w:pStyle w:val="Legenda"/>
         <w:jc w:val="center"/>
       </w:pPr>
-      <w:bookmarkStart w:id="70" w:name="_Toc233107018"/>
+      <w:bookmarkStart w:name="_Toc233107018" w:id="70"/>
       <w:r>
         <w:t xml:space="preserve">Figura </w:t>
       </w:r>
@@ -24968,7 +24950,7 @@
       <w:pPr>
         <w:pStyle w:val="Ttulo2"/>
       </w:pPr>
-      <w:bookmarkStart w:id="71" w:name="_Toc233109782"/>
+      <w:bookmarkStart w:name="_Toc233109782" w:id="71"/>
       <w:r>
         <w:t>6.3 Capacidade de separação (curva ROC)</w:t>
       </w:r>
@@ -25009,7 +24991,6 @@
         <w:rPr>
           <w:noProof/>
         </w:rPr>
-        <w:lastRenderedPageBreak/>
         <w:drawing>
           <wp:inline distT="0" distB="0" distL="0" distR="0" wp14:anchorId="2353500E" wp14:editId="44234749">
             <wp:extent cx="5064790" cy="4305072"/>
@@ -25055,7 +25036,7 @@
         <w:pStyle w:val="Legenda"/>
         <w:jc w:val="center"/>
       </w:pPr>
-      <w:bookmarkStart w:id="72" w:name="_Toc233107019"/>
+      <w:bookmarkStart w:name="_Toc233107019" w:id="72"/>
       <w:r>
         <w:t xml:space="preserve">Figura </w:t>
       </w:r>
@@ -25089,7 +25070,7 @@
       <w:pPr>
         <w:pStyle w:val="Ttulo2"/>
       </w:pPr>
-      <w:bookmarkStart w:id="73" w:name="_Toc233109783"/>
+      <w:bookmarkStart w:name="_Toc233109783" w:id="73"/>
       <w:r>
         <w:t>6.4 Significância estatística e robustez das diferenças</w:t>
       </w:r>
@@ -25288,12 +25269,12 @@
       <w:tblPr>
         <w:tblW w:w="9360" w:type="dxa"/>
         <w:tblBorders>
-          <w:top w:val="single" w:sz="4" w:space="0" w:color="auto"/>
-          <w:left w:val="single" w:sz="4" w:space="0" w:color="auto"/>
-          <w:bottom w:val="single" w:sz="4" w:space="0" w:color="auto"/>
-          <w:right w:val="single" w:sz="4" w:space="0" w:color="auto"/>
-          <w:insideH w:val="single" w:sz="4" w:space="0" w:color="auto"/>
-          <w:insideV w:val="single" w:sz="4" w:space="0" w:color="auto"/>
+          <w:top w:val="single" w:color="auto" w:sz="4" w:space="0"/>
+          <w:left w:val="single" w:color="auto" w:sz="4" w:space="0"/>
+          <w:bottom w:val="single" w:color="auto" w:sz="4" w:space="0"/>
+          <w:right w:val="single" w:color="auto" w:sz="4" w:space="0"/>
+          <w:insideH w:val="single" w:color="auto" w:sz="4" w:space="0"/>
+          <w:insideV w:val="single" w:color="auto" w:sz="4" w:space="0"/>
         </w:tblBorders>
         <w:tblCellMar>
           <w:left w:w="10" w:type="dxa"/>
@@ -25320,10 +25301,10 @@
           <w:tcPr>
             <w:tcW w:w="3360" w:type="dxa"/>
             <w:tcBorders>
-              <w:top w:val="single" w:sz="1" w:space="0" w:color="BFBFBF"/>
-              <w:left w:val="single" w:sz="1" w:space="0" w:color="BFBFBF"/>
-              <w:bottom w:val="single" w:sz="1" w:space="0" w:color="BFBFBF"/>
-              <w:right w:val="single" w:sz="1" w:space="0" w:color="BFBFBF"/>
+              <w:top w:val="single" w:color="BFBFBF" w:sz="1" w:space="0"/>
+              <w:left w:val="single" w:color="BFBFBF" w:sz="1" w:space="0"/>
+              <w:bottom w:val="single" w:color="BFBFBF" w:sz="1" w:space="0"/>
+              <w:right w:val="single" w:color="BFBFBF" w:sz="1" w:space="0"/>
             </w:tcBorders>
             <w:shd w:val="clear" w:color="auto" w:fill="2F5496"/>
             <w:tcMar>
@@ -25346,7 +25327,6 @@
                 <w:sz w:val="19"/>
                 <w:szCs w:val="19"/>
               </w:rPr>
-              <w:lastRenderedPageBreak/>
               <w:t>Modelo</w:t>
             </w:r>
           </w:p>
@@ -25355,10 +25335,10 @@
           <w:tcPr>
             <w:tcW w:w="2400" w:type="dxa"/>
             <w:tcBorders>
-              <w:top w:val="single" w:sz="1" w:space="0" w:color="BFBFBF"/>
-              <w:left w:val="single" w:sz="1" w:space="0" w:color="BFBFBF"/>
-              <w:bottom w:val="single" w:sz="1" w:space="0" w:color="BFBFBF"/>
-              <w:right w:val="single" w:sz="1" w:space="0" w:color="BFBFBF"/>
+              <w:top w:val="single" w:color="BFBFBF" w:sz="1" w:space="0"/>
+              <w:left w:val="single" w:color="BFBFBF" w:sz="1" w:space="0"/>
+              <w:bottom w:val="single" w:color="BFBFBF" w:sz="1" w:space="0"/>
+              <w:right w:val="single" w:color="BFBFBF" w:sz="1" w:space="0"/>
             </w:tcBorders>
             <w:shd w:val="clear" w:color="auto" w:fill="2F5496"/>
             <w:tcMar>
@@ -25390,10 +25370,10 @@
           <w:tcPr>
             <w:tcW w:w="3600" w:type="dxa"/>
             <w:tcBorders>
-              <w:top w:val="single" w:sz="1" w:space="0" w:color="BFBFBF"/>
-              <w:left w:val="single" w:sz="1" w:space="0" w:color="BFBFBF"/>
-              <w:bottom w:val="single" w:sz="1" w:space="0" w:color="BFBFBF"/>
-              <w:right w:val="single" w:sz="1" w:space="0" w:color="BFBFBF"/>
+              <w:top w:val="single" w:color="BFBFBF" w:sz="1" w:space="0"/>
+              <w:left w:val="single" w:color="BFBFBF" w:sz="1" w:space="0"/>
+              <w:bottom w:val="single" w:color="BFBFBF" w:sz="1" w:space="0"/>
+              <w:right w:val="single" w:color="BFBFBF" w:sz="1" w:space="0"/>
             </w:tcBorders>
             <w:shd w:val="clear" w:color="auto" w:fill="2F5496"/>
             <w:tcMar>
@@ -25455,10 +25435,10 @@
           <w:tcPr>
             <w:tcW w:w="3360" w:type="dxa"/>
             <w:tcBorders>
-              <w:top w:val="single" w:sz="1" w:space="0" w:color="BFBFBF"/>
-              <w:left w:val="single" w:sz="1" w:space="0" w:color="BFBFBF"/>
-              <w:bottom w:val="single" w:sz="1" w:space="0" w:color="BFBFBF"/>
-              <w:right w:val="single" w:sz="1" w:space="0" w:color="BFBFBF"/>
+              <w:top w:val="single" w:color="BFBFBF" w:sz="1" w:space="0"/>
+              <w:left w:val="single" w:color="BFBFBF" w:sz="1" w:space="0"/>
+              <w:bottom w:val="single" w:color="BFBFBF" w:sz="1" w:space="0"/>
+              <w:right w:val="single" w:color="BFBFBF" w:sz="1" w:space="0"/>
             </w:tcBorders>
             <w:shd w:val="clear" w:color="auto" w:fill="FFFFFF"/>
             <w:tcMar>
@@ -25487,10 +25467,10 @@
           <w:tcPr>
             <w:tcW w:w="2400" w:type="dxa"/>
             <w:tcBorders>
-              <w:top w:val="single" w:sz="1" w:space="0" w:color="BFBFBF"/>
-              <w:left w:val="single" w:sz="1" w:space="0" w:color="BFBFBF"/>
-              <w:bottom w:val="single" w:sz="1" w:space="0" w:color="BFBFBF"/>
-              <w:right w:val="single" w:sz="1" w:space="0" w:color="BFBFBF"/>
+              <w:top w:val="single" w:color="BFBFBF" w:sz="1" w:space="0"/>
+              <w:left w:val="single" w:color="BFBFBF" w:sz="1" w:space="0"/>
+              <w:bottom w:val="single" w:color="BFBFBF" w:sz="1" w:space="0"/>
+              <w:right w:val="single" w:color="BFBFBF" w:sz="1" w:space="0"/>
             </w:tcBorders>
             <w:shd w:val="clear" w:color="auto" w:fill="FFFFFF"/>
             <w:tcMar>
@@ -25520,10 +25500,10 @@
           <w:tcPr>
             <w:tcW w:w="3600" w:type="dxa"/>
             <w:tcBorders>
-              <w:top w:val="single" w:sz="1" w:space="0" w:color="BFBFBF"/>
-              <w:left w:val="single" w:sz="1" w:space="0" w:color="BFBFBF"/>
-              <w:bottom w:val="single" w:sz="1" w:space="0" w:color="BFBFBF"/>
-              <w:right w:val="single" w:sz="1" w:space="0" w:color="BFBFBF"/>
+              <w:top w:val="single" w:color="BFBFBF" w:sz="1" w:space="0"/>
+              <w:left w:val="single" w:color="BFBFBF" w:sz="1" w:space="0"/>
+              <w:bottom w:val="single" w:color="BFBFBF" w:sz="1" w:space="0"/>
+              <w:right w:val="single" w:color="BFBFBF" w:sz="1" w:space="0"/>
             </w:tcBorders>
             <w:shd w:val="clear" w:color="auto" w:fill="FFFFFF"/>
             <w:tcMar>
@@ -25579,10 +25559,10 @@
           <w:tcPr>
             <w:tcW w:w="3360" w:type="dxa"/>
             <w:tcBorders>
-              <w:top w:val="single" w:sz="1" w:space="0" w:color="BFBFBF"/>
-              <w:left w:val="single" w:sz="1" w:space="0" w:color="BFBFBF"/>
-              <w:bottom w:val="single" w:sz="1" w:space="0" w:color="BFBFBF"/>
-              <w:right w:val="single" w:sz="1" w:space="0" w:color="BFBFBF"/>
+              <w:top w:val="single" w:color="BFBFBF" w:sz="1" w:space="0"/>
+              <w:left w:val="single" w:color="BFBFBF" w:sz="1" w:space="0"/>
+              <w:bottom w:val="single" w:color="BFBFBF" w:sz="1" w:space="0"/>
+              <w:right w:val="single" w:color="BFBFBF" w:sz="1" w:space="0"/>
             </w:tcBorders>
             <w:shd w:val="clear" w:color="auto" w:fill="EAF0F7"/>
             <w:tcMar>
@@ -25611,10 +25591,10 @@
           <w:tcPr>
             <w:tcW w:w="2400" w:type="dxa"/>
             <w:tcBorders>
-              <w:top w:val="single" w:sz="1" w:space="0" w:color="BFBFBF"/>
-              <w:left w:val="single" w:sz="1" w:space="0" w:color="BFBFBF"/>
-              <w:bottom w:val="single" w:sz="1" w:space="0" w:color="BFBFBF"/>
-              <w:right w:val="single" w:sz="1" w:space="0" w:color="BFBFBF"/>
+              <w:top w:val="single" w:color="BFBFBF" w:sz="1" w:space="0"/>
+              <w:left w:val="single" w:color="BFBFBF" w:sz="1" w:space="0"/>
+              <w:bottom w:val="single" w:color="BFBFBF" w:sz="1" w:space="0"/>
+              <w:right w:val="single" w:color="BFBFBF" w:sz="1" w:space="0"/>
             </w:tcBorders>
             <w:shd w:val="clear" w:color="auto" w:fill="EAF0F7"/>
             <w:tcMar>
@@ -25644,10 +25624,10 @@
           <w:tcPr>
             <w:tcW w:w="3600" w:type="dxa"/>
             <w:tcBorders>
-              <w:top w:val="single" w:sz="1" w:space="0" w:color="BFBFBF"/>
-              <w:left w:val="single" w:sz="1" w:space="0" w:color="BFBFBF"/>
-              <w:bottom w:val="single" w:sz="1" w:space="0" w:color="BFBFBF"/>
-              <w:right w:val="single" w:sz="1" w:space="0" w:color="BFBFBF"/>
+              <w:top w:val="single" w:color="BFBFBF" w:sz="1" w:space="0"/>
+              <w:left w:val="single" w:color="BFBFBF" w:sz="1" w:space="0"/>
+              <w:bottom w:val="single" w:color="BFBFBF" w:sz="1" w:space="0"/>
+              <w:right w:val="single" w:color="BFBFBF" w:sz="1" w:space="0"/>
             </w:tcBorders>
             <w:shd w:val="clear" w:color="auto" w:fill="EAF0F7"/>
             <w:tcMar>
@@ -25703,10 +25683,10 @@
           <w:tcPr>
             <w:tcW w:w="3360" w:type="dxa"/>
             <w:tcBorders>
-              <w:top w:val="single" w:sz="1" w:space="0" w:color="BFBFBF"/>
-              <w:left w:val="single" w:sz="1" w:space="0" w:color="BFBFBF"/>
-              <w:bottom w:val="single" w:sz="1" w:space="0" w:color="BFBFBF"/>
-              <w:right w:val="single" w:sz="1" w:space="0" w:color="BFBFBF"/>
+              <w:top w:val="single" w:color="BFBFBF" w:sz="1" w:space="0"/>
+              <w:left w:val="single" w:color="BFBFBF" w:sz="1" w:space="0"/>
+              <w:bottom w:val="single" w:color="BFBFBF" w:sz="1" w:space="0"/>
+              <w:right w:val="single" w:color="BFBFBF" w:sz="1" w:space="0"/>
             </w:tcBorders>
             <w:shd w:val="clear" w:color="auto" w:fill="FFFFFF"/>
             <w:tcMar>
@@ -25755,10 +25735,10 @@
           <w:tcPr>
             <w:tcW w:w="2400" w:type="dxa"/>
             <w:tcBorders>
-              <w:top w:val="single" w:sz="1" w:space="0" w:color="BFBFBF"/>
-              <w:left w:val="single" w:sz="1" w:space="0" w:color="BFBFBF"/>
-              <w:bottom w:val="single" w:sz="1" w:space="0" w:color="BFBFBF"/>
-              <w:right w:val="single" w:sz="1" w:space="0" w:color="BFBFBF"/>
+              <w:top w:val="single" w:color="BFBFBF" w:sz="1" w:space="0"/>
+              <w:left w:val="single" w:color="BFBFBF" w:sz="1" w:space="0"/>
+              <w:bottom w:val="single" w:color="BFBFBF" w:sz="1" w:space="0"/>
+              <w:right w:val="single" w:color="BFBFBF" w:sz="1" w:space="0"/>
             </w:tcBorders>
             <w:shd w:val="clear" w:color="auto" w:fill="FFFFFF"/>
             <w:tcMar>
@@ -25788,10 +25768,10 @@
           <w:tcPr>
             <w:tcW w:w="3600" w:type="dxa"/>
             <w:tcBorders>
-              <w:top w:val="single" w:sz="1" w:space="0" w:color="BFBFBF"/>
-              <w:left w:val="single" w:sz="1" w:space="0" w:color="BFBFBF"/>
-              <w:bottom w:val="single" w:sz="1" w:space="0" w:color="BFBFBF"/>
-              <w:right w:val="single" w:sz="1" w:space="0" w:color="BFBFBF"/>
+              <w:top w:val="single" w:color="BFBFBF" w:sz="1" w:space="0"/>
+              <w:left w:val="single" w:color="BFBFBF" w:sz="1" w:space="0"/>
+              <w:bottom w:val="single" w:color="BFBFBF" w:sz="1" w:space="0"/>
+              <w:right w:val="single" w:color="BFBFBF" w:sz="1" w:space="0"/>
             </w:tcBorders>
             <w:shd w:val="clear" w:color="auto" w:fill="FFFFFF"/>
             <w:tcMar>
@@ -25847,10 +25827,10 @@
           <w:tcPr>
             <w:tcW w:w="3360" w:type="dxa"/>
             <w:tcBorders>
-              <w:top w:val="single" w:sz="1" w:space="0" w:color="BFBFBF"/>
-              <w:left w:val="single" w:sz="1" w:space="0" w:color="BFBFBF"/>
-              <w:bottom w:val="single" w:sz="1" w:space="0" w:color="BFBFBF"/>
-              <w:right w:val="single" w:sz="1" w:space="0" w:color="BFBFBF"/>
+              <w:top w:val="single" w:color="BFBFBF" w:sz="1" w:space="0"/>
+              <w:left w:val="single" w:color="BFBFBF" w:sz="1" w:space="0"/>
+              <w:bottom w:val="single" w:color="BFBFBF" w:sz="1" w:space="0"/>
+              <w:right w:val="single" w:color="BFBFBF" w:sz="1" w:space="0"/>
             </w:tcBorders>
             <w:shd w:val="clear" w:color="auto" w:fill="EAF0F7"/>
             <w:tcMar>
@@ -25879,10 +25859,10 @@
           <w:tcPr>
             <w:tcW w:w="2400" w:type="dxa"/>
             <w:tcBorders>
-              <w:top w:val="single" w:sz="1" w:space="0" w:color="BFBFBF"/>
-              <w:left w:val="single" w:sz="1" w:space="0" w:color="BFBFBF"/>
-              <w:bottom w:val="single" w:sz="1" w:space="0" w:color="BFBFBF"/>
-              <w:right w:val="single" w:sz="1" w:space="0" w:color="BFBFBF"/>
+              <w:top w:val="single" w:color="BFBFBF" w:sz="1" w:space="0"/>
+              <w:left w:val="single" w:color="BFBFBF" w:sz="1" w:space="0"/>
+              <w:bottom w:val="single" w:color="BFBFBF" w:sz="1" w:space="0"/>
+              <w:right w:val="single" w:color="BFBFBF" w:sz="1" w:space="0"/>
             </w:tcBorders>
             <w:shd w:val="clear" w:color="auto" w:fill="EAF0F7"/>
             <w:tcMar>
@@ -25912,10 +25892,10 @@
           <w:tcPr>
             <w:tcW w:w="3600" w:type="dxa"/>
             <w:tcBorders>
-              <w:top w:val="single" w:sz="1" w:space="0" w:color="BFBFBF"/>
-              <w:left w:val="single" w:sz="1" w:space="0" w:color="BFBFBF"/>
-              <w:bottom w:val="single" w:sz="1" w:space="0" w:color="BFBFBF"/>
-              <w:right w:val="single" w:sz="1" w:space="0" w:color="BFBFBF"/>
+              <w:top w:val="single" w:color="BFBFBF" w:sz="1" w:space="0"/>
+              <w:left w:val="single" w:color="BFBFBF" w:sz="1" w:space="0"/>
+              <w:bottom w:val="single" w:color="BFBFBF" w:sz="1" w:space="0"/>
+              <w:right w:val="single" w:color="BFBFBF" w:sz="1" w:space="0"/>
             </w:tcBorders>
             <w:shd w:val="clear" w:color="auto" w:fill="EAF0F7"/>
             <w:tcMar>
@@ -25967,8 +25947,8 @@
         <w:keepNext/>
         <w:jc w:val="center"/>
       </w:pPr>
-      <w:bookmarkStart w:id="74" w:name="_Toc233107178"/>
-      <w:bookmarkStart w:id="75" w:name="_Toc233107432"/>
+      <w:bookmarkStart w:name="_Toc233107178" w:id="74"/>
+      <w:bookmarkStart w:name="_Toc233107432" w:id="75"/>
       <w:r>
         <w:t xml:space="preserve">Tabela </w:t>
       </w:r>
@@ -26062,7 +26042,7 @@
         <w:pStyle w:val="Legenda"/>
         <w:jc w:val="center"/>
       </w:pPr>
-      <w:bookmarkStart w:id="76" w:name="_Toc233107020"/>
+      <w:bookmarkStart w:name="_Toc233107020" w:id="76"/>
       <w:r>
         <w:t xml:space="preserve">Figura </w:t>
       </w:r>
@@ -26203,9 +26183,8 @@
       <w:pPr>
         <w:pStyle w:val="Ttulo1"/>
       </w:pPr>
-      <w:bookmarkStart w:id="77" w:name="_Toc233109784"/>
-      <w:r>
-        <w:lastRenderedPageBreak/>
+      <w:bookmarkStart w:name="_Toc233109784" w:id="77"/>
+      <w:r>
         <w:t>7. Interpretação dos Resultados</w:t>
       </w:r>
       <w:bookmarkEnd w:id="77"/>
@@ -26231,7 +26210,7 @@
       <w:pPr>
         <w:pStyle w:val="Ttulo2"/>
       </w:pPr>
-      <w:bookmarkStart w:id="78" w:name="_Toc233109785"/>
+      <w:bookmarkStart w:name="_Toc233109785" w:id="78"/>
       <w:r>
         <w:t>7.1 Importância das variáveis pela Random Forest</w:t>
       </w:r>
@@ -26302,8 +26281,8 @@
         <w:keepNext/>
         <w:jc w:val="center"/>
       </w:pPr>
-      <w:bookmarkStart w:id="79" w:name="_Toc233107179"/>
-      <w:bookmarkStart w:id="80" w:name="_Toc233107433"/>
+      <w:bookmarkStart w:name="_Toc233107179" w:id="79"/>
+      <w:bookmarkStart w:name="_Toc233107433" w:id="80"/>
       <w:r>
         <w:t xml:space="preserve">Tabela </w:t>
       </w:r>
@@ -26338,7 +26317,7 @@
       <w:pPr>
         <w:pStyle w:val="Ttulo2"/>
       </w:pPr>
-      <w:bookmarkStart w:id="81" w:name="_Toc233109786"/>
+      <w:bookmarkStart w:name="_Toc233109786" w:id="81"/>
       <w:r>
         <w:t>7.2 Análise SHAP</w:t>
       </w:r>
@@ -26363,7 +26342,6 @@
         <w:rPr>
           <w:noProof/>
         </w:rPr>
-        <w:lastRenderedPageBreak/>
         <w:drawing>
           <wp:inline distT="0" distB="0" distL="0" distR="0" wp14:anchorId="67765D6C" wp14:editId="5A901FA0">
             <wp:extent cx="5081217" cy="3837195"/>
@@ -26410,8 +26388,8 @@
         <w:keepNext/>
         <w:jc w:val="center"/>
       </w:pPr>
-      <w:bookmarkStart w:id="82" w:name="_Toc233107180"/>
-      <w:bookmarkStart w:id="83" w:name="_Toc233107434"/>
+      <w:bookmarkStart w:name="_Toc233107180" w:id="82"/>
+      <w:bookmarkStart w:name="_Toc233107434" w:id="83"/>
       <w:r>
         <w:t xml:space="preserve">Tabela </w:t>
       </w:r>
@@ -26455,7 +26433,7 @@
       <w:pPr>
         <w:pStyle w:val="Ttulo2"/>
       </w:pPr>
-      <w:bookmarkStart w:id="84" w:name="_Toc233109787"/>
+      <w:bookmarkStart w:name="_Toc233109787" w:id="84"/>
       <w:r>
         <w:t>7.</w:t>
       </w:r>
@@ -26528,7 +26506,6 @@
         <w:rPr>
           <w:noProof/>
         </w:rPr>
-        <w:lastRenderedPageBreak/>
         <w:drawing>
           <wp:inline distT="0" distB="0" distL="0" distR="0" wp14:anchorId="47084360" wp14:editId="656DE5E3">
             <wp:extent cx="6197532" cy="2543125"/>
@@ -26575,8 +26552,8 @@
         <w:keepNext/>
         <w:jc w:val="center"/>
       </w:pPr>
-      <w:bookmarkStart w:id="85" w:name="_Toc233107181"/>
-      <w:bookmarkStart w:id="86" w:name="_Toc233107435"/>
+      <w:bookmarkStart w:name="_Toc233107181" w:id="85"/>
+      <w:bookmarkStart w:name="_Toc233107435" w:id="86"/>
       <w:r>
         <w:t xml:space="preserve">Tabela </w:t>
       </w:r>
@@ -26611,7 +26588,7 @@
       <w:pPr>
         <w:pStyle w:val="Ttulo2"/>
       </w:pPr>
-      <w:bookmarkStart w:id="87" w:name="_Toc233109788"/>
+      <w:bookmarkStart w:name="_Toc233109788" w:id="87"/>
       <w:r>
         <w:t>7.</w:t>
       </w:r>
@@ -26696,8 +26673,8 @@
         <w:keepNext/>
         <w:jc w:val="center"/>
       </w:pPr>
-      <w:bookmarkStart w:id="88" w:name="_Toc233107182"/>
-      <w:bookmarkStart w:id="89" w:name="_Toc233107436"/>
+      <w:bookmarkStart w:name="_Toc233107182" w:id="88"/>
+      <w:bookmarkStart w:name="_Toc233107436" w:id="89"/>
       <w:r>
         <w:t xml:space="preserve">Tabela </w:t>
       </w:r>
@@ -26746,9 +26723,8 @@
       <w:pPr>
         <w:pStyle w:val="Ttulo1"/>
       </w:pPr>
-      <w:bookmarkStart w:id="90" w:name="_Toc233109789"/>
-      <w:r>
-        <w:lastRenderedPageBreak/>
+      <w:bookmarkStart w:name="_Toc233109789" w:id="90"/>
+      <w:r>
         <w:t>8. Riscos, Limitações e Governança</w:t>
       </w:r>
       <w:bookmarkEnd w:id="90"/>
@@ -26821,7 +26797,7 @@
       <w:pPr>
         <w:pStyle w:val="Ttulo2"/>
       </w:pPr>
-      <w:bookmarkStart w:id="91" w:name="_Toc233109790"/>
+      <w:bookmarkStart w:name="_Toc233109790" w:id="91"/>
       <w:r>
         <w:t>8.1 Limitações metodológicas</w:t>
       </w:r>
@@ -26887,7 +26863,7 @@
       <w:pPr>
         <w:pStyle w:val="Ttulo2"/>
       </w:pPr>
-      <w:bookmarkStart w:id="92" w:name="_Toc233109791"/>
+      <w:bookmarkStart w:name="_Toc233109791" w:id="92"/>
       <w:r>
         <w:t>8.2 Reprodutibilidade</w:t>
       </w:r>
@@ -26937,9 +26913,8 @@
       <w:pPr>
         <w:pStyle w:val="Ttulo1"/>
       </w:pPr>
-      <w:bookmarkStart w:id="93" w:name="_Toc233109792"/>
-      <w:r>
-        <w:lastRenderedPageBreak/>
+      <w:bookmarkStart w:name="_Toc233109792" w:id="93"/>
+      <w:r>
         <w:t>9. Conclusões e Recomendações</w:t>
       </w:r>
       <w:bookmarkEnd w:id="93"/>
@@ -27035,7 +27010,7 @@
       <w:pPr>
         <w:pStyle w:val="Ttulo1"/>
       </w:pPr>
-      <w:bookmarkStart w:id="94" w:name="_Toc233109793"/>
+      <w:bookmarkStart w:name="_Toc233109793" w:id="94"/>
       <w:r>
         <w:t>10. Recomendação de implantação</w:t>
       </w:r>
@@ -27145,9 +27120,8 @@
       <w:pPr>
         <w:pStyle w:val="Ttulo1"/>
       </w:pPr>
-      <w:bookmarkStart w:id="95" w:name="_Toc233109794"/>
-      <w:r>
-        <w:lastRenderedPageBreak/>
+      <w:bookmarkStart w:name="_Toc233109794" w:id="95"/>
+      <w:r>
         <w:t>11. Referências</w:t>
       </w:r>
       <w:bookmarkEnd w:id="95"/>
@@ -27607,59 +27581,200 @@
         <w:jc w:val="both"/>
       </w:pPr>
       <w:r>
+        <w:rPr/>
         <w:t xml:space="preserve">HARRIS, C. R. et al. </w:t>
       </w:r>
-      <w:proofErr w:type="spellStart"/>
-      <w:r>
+      <w:r>
+        <w:rPr/>
         <w:t>Array</w:t>
       </w:r>
-      <w:proofErr w:type="spellEnd"/>
-      <w:r>
+      <w:r>
+        <w:rPr/>
         <w:t xml:space="preserve"> </w:t>
       </w:r>
-      <w:proofErr w:type="spellStart"/>
-      <w:r>
+      <w:r>
+        <w:rPr/>
         <w:t>programming</w:t>
       </w:r>
-      <w:proofErr w:type="spellEnd"/>
-      <w:r>
+      <w:r>
+        <w:rPr/>
         <w:t xml:space="preserve"> </w:t>
       </w:r>
-      <w:proofErr w:type="spellStart"/>
-      <w:r>
+      <w:r>
+        <w:rPr/>
         <w:t>with</w:t>
       </w:r>
-      <w:proofErr w:type="spellEnd"/>
-      <w:r>
+      <w:r>
+        <w:rPr/>
         <w:t xml:space="preserve"> </w:t>
       </w:r>
-      <w:proofErr w:type="spellStart"/>
-      <w:r>
+      <w:r>
+        <w:rPr/>
         <w:t>NumPy</w:t>
       </w:r>
-      <w:proofErr w:type="spellEnd"/>
-      <w:r>
+      <w:r>
+        <w:rPr/>
         <w:t xml:space="preserve">. </w:t>
       </w:r>
-      <w:proofErr w:type="spellStart"/>
       <w:r>
         <w:rPr>
-          <w:i/>
-          <w:iCs/>
+          <w:i w:val="1"/>
+          <w:iCs w:val="1"/>
         </w:rPr>
         <w:t>Nature</w:t>
       </w:r>
-      <w:proofErr w:type="spellEnd"/>
-      <w:r>
+      <w:r>
+        <w:rPr/>
         <w:t>, v. 585, p. 357-362, 2020. DOI: 10.1038/s41586-020-2649-2.</w:t>
       </w:r>
+    </w:p>
+    <w:p>
+      <w:pPr>
+        <w:shd w:val="clear" w:color="auto" w:fill="FFFFFF" w:themeFill="background1"/>
+        <w:spacing w:before="0" w:beforeAutospacing="off" w:after="0" w:afterAutospacing="off" w:line="270" w:lineRule="auto"/>
+        <w:jc w:val="both"/>
+      </w:pPr>
+      <w:r>
+        <w:rPr>
+          <w:rFonts w:ascii="Arial" w:hAnsi="Arial" w:eastAsia="Arial" w:cs="Arial"/>
+          <w:noProof w:val="0"/>
+          <w:color w:val="auto"/>
+          <w:sz w:val="20"/>
+          <w:szCs w:val="20"/>
+          <w:lang w:val="pt-BR" w:eastAsia="pt-BR" w:bidi="ar-SA"/>
+        </w:rPr>
+        <w:t xml:space="preserve">Vídeo do </w:t>
+      </w:r>
+      <w:r>
+        <w:rPr>
+          <w:rFonts w:ascii="Arial" w:hAnsi="Arial" w:eastAsia="Arial" w:cs="Arial"/>
+          <w:noProof w:val="0"/>
+          <w:color w:val="auto"/>
+          <w:sz w:val="20"/>
+          <w:szCs w:val="20"/>
+          <w:lang w:val="pt-BR" w:eastAsia="pt-BR" w:bidi="ar-SA"/>
+        </w:rPr>
+        <w:t>Youtube</w:t>
+      </w:r>
+      <w:r>
+        <w:rPr>
+          <w:rFonts w:ascii="Arial" w:hAnsi="Arial" w:eastAsia="Arial" w:cs="Arial"/>
+          <w:noProof w:val="0"/>
+          <w:color w:val="auto"/>
+          <w:sz w:val="20"/>
+          <w:szCs w:val="20"/>
+          <w:lang w:val="pt-BR" w:eastAsia="pt-BR" w:bidi="ar-SA"/>
+        </w:rPr>
+        <w:t>:</w:t>
+      </w:r>
+      <w:r>
+        <w:rPr>
+          <w:rFonts w:ascii="Menlo" w:hAnsi="Menlo" w:eastAsia="Menlo" w:cs="Menlo"/>
+          <w:noProof w:val="0"/>
+          <w:color w:val="000000" w:themeColor="text1" w:themeTint="FF" w:themeShade="FF"/>
+          <w:sz w:val="20"/>
+          <w:szCs w:val="20"/>
+          <w:lang w:val="pt-BR"/>
+        </w:rPr>
+        <w:t xml:space="preserve"> </w:t>
+      </w:r>
+      <w:hyperlink r:id="R906fd8fa97904408">
+        <w:r>
+          <w:rPr>
+            <w:rStyle w:val="Hyperlink"/>
+            <w:rFonts w:ascii="Menlo" w:hAnsi="Menlo" w:eastAsia="Menlo" w:cs="Menlo"/>
+            <w:noProof w:val="0"/>
+            <w:sz w:val="20"/>
+            <w:szCs w:val="20"/>
+            <w:lang w:val="pt-BR"/>
+          </w:rPr>
+          <w:t>https://youtu.be/24j8LucBWxU?si=hbToJGP8F1KqrZIN</w:t>
+        </w:r>
+      </w:hyperlink>
+    </w:p>
+    <w:p>
+      <w:pPr>
+        <w:shd w:val="clear" w:color="auto" w:fill="FFFFFF" w:themeFill="background1"/>
+        <w:spacing w:before="0" w:beforeAutospacing="off" w:after="0" w:afterAutospacing="off" w:line="270" w:lineRule="auto"/>
+        <w:jc w:val="both"/>
+      </w:pPr>
+    </w:p>
+    <w:p>
+      <w:pPr>
+        <w:shd w:val="clear" w:color="auto" w:fill="FFFFFF" w:themeFill="background1"/>
+        <w:spacing w:before="0" w:beforeAutospacing="off" w:after="0" w:afterAutospacing="off" w:line="270" w:lineRule="auto"/>
+        <w:jc w:val="both"/>
+      </w:pPr>
+      <w:r>
+        <w:rPr>
+          <w:rFonts w:ascii="Arial" w:hAnsi="Arial" w:eastAsia="Arial" w:cs="Arial"/>
+          <w:noProof w:val="0"/>
+          <w:color w:val="auto"/>
+          <w:sz w:val="20"/>
+          <w:szCs w:val="20"/>
+          <w:lang w:val="pt-BR" w:eastAsia="pt-BR" w:bidi="ar-SA"/>
+        </w:rPr>
+        <w:t xml:space="preserve">Repositório </w:t>
+      </w:r>
+      <w:r>
+        <w:rPr>
+          <w:rFonts w:ascii="Arial" w:hAnsi="Arial" w:eastAsia="Arial" w:cs="Arial"/>
+          <w:noProof w:val="0"/>
+          <w:color w:val="auto"/>
+          <w:sz w:val="20"/>
+          <w:szCs w:val="20"/>
+          <w:lang w:val="pt-BR" w:eastAsia="pt-BR" w:bidi="ar-SA"/>
+        </w:rPr>
+        <w:t>GITHUB</w:t>
+      </w:r>
+      <w:r>
+        <w:rPr>
+          <w:rFonts w:ascii="Arial" w:hAnsi="Arial" w:eastAsia="Arial" w:cs="Arial"/>
+          <w:noProof w:val="0"/>
+          <w:color w:val="auto"/>
+          <w:sz w:val="20"/>
+          <w:szCs w:val="20"/>
+          <w:lang w:val="pt-BR" w:eastAsia="pt-BR" w:bidi="ar-SA"/>
+        </w:rPr>
+        <w:t>:</w:t>
+      </w:r>
+      <w:r>
+        <w:rPr>
+          <w:rFonts w:ascii="Menlo" w:hAnsi="Menlo" w:eastAsia="Menlo" w:cs="Menlo"/>
+          <w:noProof w:val="0"/>
+          <w:color w:val="000000" w:themeColor="text1" w:themeTint="FF" w:themeShade="FF"/>
+          <w:sz w:val="20"/>
+          <w:szCs w:val="20"/>
+          <w:lang w:val="pt-BR"/>
+        </w:rPr>
+        <w:t xml:space="preserve"> </w:t>
+      </w:r>
+      <w:hyperlink r:id="R4ba2ba4781d44bf5">
+        <w:r>
+          <w:rPr>
+            <w:rStyle w:val="Hyperlink"/>
+            <w:rFonts w:ascii="Menlo" w:hAnsi="Menlo" w:eastAsia="Menlo" w:cs="Menlo"/>
+            <w:noProof w:val="0"/>
+            <w:sz w:val="20"/>
+            <w:szCs w:val="20"/>
+            <w:lang w:val="pt-BR"/>
+          </w:rPr>
+          <w:t>https://github.com/lgmricardo/Techchallenge2-G12</w:t>
+        </w:r>
+      </w:hyperlink>
+    </w:p>
+    <w:p>
+      <w:pPr>
+        <w:spacing w:after="120" w:line="264" w:lineRule="auto"/>
+        <w:jc w:val="both"/>
+      </w:pPr>
     </w:p>
     <w:sectPr>
       <w:headerReference w:type="default" r:id="rId26"/>
       <w:footerReference w:type="default" r:id="rId27"/>
       <w:headerReference w:type="first" r:id="rId28"/>
       <w:footerReference w:type="first" r:id="rId29"/>
-      <w:pgSz w:w="12240" w:h="15840"/>
+      <w:pgSz w:w="12240" w:h="15840" w:orient="portrait"/>
       <w:pgMar w:top="1440" w:right="1440" w:bottom="1440" w:left="1440" w:header="680" w:footer="600" w:gutter="0"/>
       <w:cols w:space="720"/>
       <w:titlePg/>
@@ -27827,7 +27942,7 @@
   <w:p>
     <w:pPr>
       <w:pBdr>
-        <w:bottom w:val="single" w:sz="6" w:space="4" w:color="2F5496"/>
+        <w:bottom w:val="single" w:color="2F5496" w:sz="6" w:space="4"/>
       </w:pBdr>
       <w:jc w:val="center"/>
     </w:pPr>
@@ -27918,7 +28033,7 @@
         <w:ind w:left="600" w:hanging="280"/>
       </w:pPr>
       <w:rPr>
-        <w:rFonts w:ascii="Arial" w:eastAsia="Arial" w:hAnsi="Arial" w:cs="Arial"/>
+        <w:rFonts w:ascii="Arial" w:hAnsi="Arial" w:eastAsia="Arial" w:cs="Arial"/>
       </w:rPr>
     </w:lvl>
     <w:lvl w:ilvl="1" w:tplc="4A18CBF8">
@@ -28124,11 +28239,11 @@
 </file>
 
 <file path=word/styles.xml><?xml version="1.0" encoding="utf-8"?>
-<w:styles xmlns:mc="http://schemas.openxmlformats.org/markup-compatibility/2006" xmlns:r="http://schemas.openxmlformats.org/officeDocument/2006/relationships" xmlns:w="http://schemas.openxmlformats.org/wordprocessingml/2006/main" xmlns:w14="http://schemas.microsoft.com/office/word/2010/wordml" xmlns:w15="http://schemas.microsoft.com/office/word/2012/wordml" xmlns:w16cex="http://schemas.microsoft.com/office/word/2018/wordml/cex" xmlns:w16cid="http://schemas.microsoft.com/office/word/2016/wordml/cid" xmlns:w16="http://schemas.microsoft.com/office/word/2018/wordml" xmlns:w16du="http://schemas.microsoft.com/office/word/2023/wordml/word16du" xmlns:w16sdtdh="http://schemas.microsoft.com/office/word/2020/wordml/sdtdatahash" xmlns:w16sdtfl="http://schemas.microsoft.com/office/word/2024/wordml/sdtformatlock" xmlns:w16se="http://schemas.microsoft.com/office/word/2015/wordml/symex" mc:Ignorable="w14 w15 w16se w16cid w16 w16cex w16sdtdh w16sdtfl w16du">
+<w:styles xmlns:wp14="http://schemas.microsoft.com/office/word/2010/wordprocessingDrawing" xmlns:mc="http://schemas.openxmlformats.org/markup-compatibility/2006" xmlns:r="http://schemas.openxmlformats.org/officeDocument/2006/relationships" xmlns:w="http://schemas.openxmlformats.org/wordprocessingml/2006/main" xmlns:w14="http://schemas.microsoft.com/office/word/2010/wordml" xmlns:w15="http://schemas.microsoft.com/office/word/2012/wordml" xmlns:w16cex="http://schemas.microsoft.com/office/word/2018/wordml/cex" xmlns:w16cid="http://schemas.microsoft.com/office/word/2016/wordml/cid" xmlns:w16="http://schemas.microsoft.com/office/word/2018/wordml" xmlns:w16du="http://schemas.microsoft.com/office/word/2023/wordml/word16du" xmlns:w16sdtdh="http://schemas.microsoft.com/office/word/2020/wordml/sdtdatahash" xmlns:w16sdtfl="http://schemas.microsoft.com/office/word/2024/wordml/sdtformatlock" xmlns:w16se="http://schemas.microsoft.com/office/word/2015/wordml/symex" mc:Ignorable="w14 w15 w16se w16cid w16 w16cex w16sdtdh w16sdtfl w16du wp14">
   <w:docDefaults>
     <w:rPrDefault>
       <w:rPr>
-        <w:rFonts w:ascii="Arial" w:eastAsia="Arial" w:hAnsi="Arial" w:cs="Arial"/>
+        <w:rFonts w:ascii="Arial" w:hAnsi="Arial" w:eastAsia="Arial" w:cs="Arial"/>
         <w:sz w:val="24"/>
         <w:szCs w:val="24"/>
         <w:lang w:val="pt-BR" w:eastAsia="pt-BR" w:bidi="ar-SA"/>
@@ -28139,14 +28254,14 @@
   <w:latentStyles w:defLockedState="0" w:defUIPriority="99" w:defSemiHidden="0" w:defUnhideWhenUsed="0" w:defQFormat="0" w:count="376">
     <w:lsdException w:name="Normal" w:uiPriority="0" w:qFormat="1"/>
     <w:lsdException w:name="heading 1" w:uiPriority="9" w:qFormat="1"/>
-    <w:lsdException w:name="heading 2" w:semiHidden="1" w:uiPriority="9" w:unhideWhenUsed="1" w:qFormat="1"/>
-    <w:lsdException w:name="heading 3" w:semiHidden="1" w:uiPriority="9" w:unhideWhenUsed="1" w:qFormat="1"/>
-    <w:lsdException w:name="heading 4" w:semiHidden="1" w:uiPriority="9" w:unhideWhenUsed="1" w:qFormat="1"/>
-    <w:lsdException w:name="heading 5" w:semiHidden="1" w:uiPriority="9" w:unhideWhenUsed="1" w:qFormat="1"/>
-    <w:lsdException w:name="heading 6" w:semiHidden="1" w:uiPriority="9" w:unhideWhenUsed="1" w:qFormat="1"/>
-    <w:lsdException w:name="heading 7" w:semiHidden="1" w:uiPriority="9" w:unhideWhenUsed="1" w:qFormat="1"/>
-    <w:lsdException w:name="heading 8" w:semiHidden="1" w:uiPriority="9" w:unhideWhenUsed="1" w:qFormat="1"/>
-    <w:lsdException w:name="heading 9" w:semiHidden="1" w:uiPriority="9" w:unhideWhenUsed="1" w:qFormat="1"/>
+    <w:lsdException w:name="heading 2" w:uiPriority="9" w:semiHidden="1" w:unhideWhenUsed="1" w:qFormat="1"/>
+    <w:lsdException w:name="heading 3" w:uiPriority="9" w:semiHidden="1" w:unhideWhenUsed="1" w:qFormat="1"/>
+    <w:lsdException w:name="heading 4" w:uiPriority="9" w:semiHidden="1" w:unhideWhenUsed="1" w:qFormat="1"/>
+    <w:lsdException w:name="heading 5" w:uiPriority="9" w:semiHidden="1" w:unhideWhenUsed="1" w:qFormat="1"/>
+    <w:lsdException w:name="heading 6" w:uiPriority="9" w:semiHidden="1" w:unhideWhenUsed="1" w:qFormat="1"/>
+    <w:lsdException w:name="heading 7" w:uiPriority="9" w:semiHidden="1" w:unhideWhenUsed="1" w:qFormat="1"/>
+    <w:lsdException w:name="heading 8" w:uiPriority="9" w:semiHidden="1" w:unhideWhenUsed="1" w:qFormat="1"/>
+    <w:lsdException w:name="heading 9" w:uiPriority="9" w:semiHidden="1" w:unhideWhenUsed="1" w:qFormat="1"/>
     <w:lsdException w:name="index 1" w:semiHidden="1" w:unhideWhenUsed="1"/>
     <w:lsdException w:name="index 2" w:semiHidden="1" w:unhideWhenUsed="1"/>
     <w:lsdException w:name="index 3" w:semiHidden="1" w:unhideWhenUsed="1"/>
@@ -28156,22 +28271,22 @@
     <w:lsdException w:name="index 7" w:semiHidden="1" w:unhideWhenUsed="1"/>
     <w:lsdException w:name="index 8" w:semiHidden="1" w:unhideWhenUsed="1"/>
     <w:lsdException w:name="index 9" w:semiHidden="1" w:unhideWhenUsed="1"/>
-    <w:lsdException w:name="toc 1" w:semiHidden="1" w:uiPriority="39" w:unhideWhenUsed="1"/>
-    <w:lsdException w:name="toc 2" w:semiHidden="1" w:uiPriority="39" w:unhideWhenUsed="1"/>
-    <w:lsdException w:name="toc 3" w:semiHidden="1" w:uiPriority="39" w:unhideWhenUsed="1"/>
-    <w:lsdException w:name="toc 4" w:semiHidden="1" w:uiPriority="39" w:unhideWhenUsed="1"/>
-    <w:lsdException w:name="toc 5" w:semiHidden="1" w:uiPriority="39" w:unhideWhenUsed="1"/>
-    <w:lsdException w:name="toc 6" w:semiHidden="1" w:uiPriority="39" w:unhideWhenUsed="1"/>
-    <w:lsdException w:name="toc 7" w:semiHidden="1" w:uiPriority="39" w:unhideWhenUsed="1"/>
-    <w:lsdException w:name="toc 8" w:semiHidden="1" w:uiPriority="39" w:unhideWhenUsed="1"/>
-    <w:lsdException w:name="toc 9" w:semiHidden="1" w:uiPriority="39" w:unhideWhenUsed="1"/>
+    <w:lsdException w:name="toc 1" w:uiPriority="39" w:semiHidden="1" w:unhideWhenUsed="1"/>
+    <w:lsdException w:name="toc 2" w:uiPriority="39" w:semiHidden="1" w:unhideWhenUsed="1"/>
+    <w:lsdException w:name="toc 3" w:uiPriority="39" w:semiHidden="1" w:unhideWhenUsed="1"/>
+    <w:lsdException w:name="toc 4" w:uiPriority="39" w:semiHidden="1" w:unhideWhenUsed="1"/>
+    <w:lsdException w:name="toc 5" w:uiPriority="39" w:semiHidden="1" w:unhideWhenUsed="1"/>
+    <w:lsdException w:name="toc 6" w:uiPriority="39" w:semiHidden="1" w:unhideWhenUsed="1"/>
+    <w:lsdException w:name="toc 7" w:uiPriority="39" w:semiHidden="1" w:unhideWhenUsed="1"/>
+    <w:lsdException w:name="toc 8" w:uiPriority="39" w:semiHidden="1" w:unhideWhenUsed="1"/>
+    <w:lsdException w:name="toc 9" w:uiPriority="39" w:semiHidden="1" w:unhideWhenUsed="1"/>
     <w:lsdException w:name="Normal Indent" w:semiHidden="1" w:unhideWhenUsed="1"/>
     <w:lsdException w:name="footnote text" w:semiHidden="1" w:unhideWhenUsed="1"/>
     <w:lsdException w:name="annotation text" w:semiHidden="1" w:unhideWhenUsed="1"/>
     <w:lsdException w:name="header" w:semiHidden="1" w:unhideWhenUsed="1"/>
     <w:lsdException w:name="footer" w:semiHidden="1" w:unhideWhenUsed="1"/>
     <w:lsdException w:name="index heading" w:semiHidden="1" w:unhideWhenUsed="1"/>
-    <w:lsdException w:name="caption" w:semiHidden="1" w:uiPriority="35" w:unhideWhenUsed="1" w:qFormat="1"/>
+    <w:lsdException w:name="caption" w:uiPriority="35" w:semiHidden="1" w:unhideWhenUsed="1" w:qFormat="1"/>
     <w:lsdException w:name="table of figures" w:semiHidden="1" w:unhideWhenUsed="1"/>
     <w:lsdException w:name="envelope address" w:semiHidden="1" w:unhideWhenUsed="1"/>
     <w:lsdException w:name="envelope return" w:semiHidden="1" w:unhideWhenUsed="1"/>
@@ -28202,7 +28317,7 @@
     <w:lsdException w:name="Title" w:uiPriority="10" w:qFormat="1"/>
     <w:lsdException w:name="Closing" w:semiHidden="1" w:unhideWhenUsed="1"/>
     <w:lsdException w:name="Signature" w:semiHidden="1" w:unhideWhenUsed="1"/>
-    <w:lsdException w:name="Default Paragraph Font" w:semiHidden="1" w:uiPriority="1" w:unhideWhenUsed="1"/>
+    <w:lsdException w:name="Default Paragraph Font" w:uiPriority="1" w:semiHidden="1" w:unhideWhenUsed="1"/>
     <w:lsdException w:name="Body Text" w:semiHidden="1" w:unhideWhenUsed="1"/>
     <w:lsdException w:name="Body Text Indent" w:semiHidden="1" w:unhideWhenUsed="1"/>
     <w:lsdException w:name="List Continue" w:semiHidden="1" w:unhideWhenUsed="1"/>
@@ -28402,8 +28517,8 @@
     <w:lsdException w:name="Subtle Reference" w:uiPriority="31" w:qFormat="1"/>
     <w:lsdException w:name="Intense Reference" w:uiPriority="32" w:qFormat="1"/>
     <w:lsdException w:name="Book Title" w:uiPriority="33" w:qFormat="1"/>
-    <w:lsdException w:name="Bibliography" w:semiHidden="1" w:uiPriority="37" w:unhideWhenUsed="1"/>
-    <w:lsdException w:name="TOC Heading" w:semiHidden="1" w:uiPriority="39" w:unhideWhenUsed="1" w:qFormat="1"/>
+    <w:lsdException w:name="Bibliography" w:uiPriority="37" w:semiHidden="1" w:unhideWhenUsed="1"/>
+    <w:lsdException w:name="TOC Heading" w:uiPriority="39" w:semiHidden="1" w:unhideWhenUsed="1" w:qFormat="1"/>
     <w:lsdException w:name="Plain Table 1" w:uiPriority="41"/>
     <w:lsdException w:name="Plain Table 2" w:uiPriority="42"/>
     <w:lsdException w:name="Plain Table 3" w:uiPriority="43"/>
@@ -28514,7 +28629,7 @@
     <w:lsdException w:name="Unresolved Mention" w:semiHidden="1" w:unhideWhenUsed="1"/>
     <w:lsdException w:name="Smart Link" w:semiHidden="1" w:unhideWhenUsed="1"/>
   </w:latentStyles>
-  <w:style w:type="paragraph" w:default="1" w:styleId="Normal">
+  <w:style w:type="paragraph" w:styleId="Normal" w:default="1">
     <w:name w:val="Normal"/>
     <w:qFormat/>
     <w:rsid w:val="00A43735"/>
@@ -28611,13 +28726,13 @@
       <w:color w:val="1F4D78"/>
     </w:rPr>
   </w:style>
-  <w:style w:type="character" w:default="1" w:styleId="Fontepargpadro">
+  <w:style w:type="character" w:styleId="Fontepargpadro" w:default="1">
     <w:name w:val="Default Paragraph Font"/>
     <w:uiPriority w:val="1"/>
     <w:semiHidden/>
     <w:unhideWhenUsed/>
   </w:style>
-  <w:style w:type="table" w:default="1" w:styleId="Tabelanormal">
+  <w:style w:type="table" w:styleId="Tabelanormal" w:default="1">
     <w:name w:val="Normal Table"/>
     <w:uiPriority w:val="99"/>
     <w:semiHidden/>
@@ -28632,7 +28747,7 @@
       </w:tblCellMar>
     </w:tblPr>
   </w:style>
-  <w:style w:type="numbering" w:default="1" w:styleId="Semlista">
+  <w:style w:type="numbering" w:styleId="Semlista" w:default="1">
     <w:name w:val="No List"/>
     <w:uiPriority w:val="99"/>
     <w:semiHidden/>
@@ -28647,7 +28762,7 @@
       <w:szCs w:val="56"/>
     </w:rPr>
   </w:style>
-  <w:style w:type="paragraph" w:customStyle="1" w:styleId="Forte1">
+  <w:style w:type="paragraph" w:styleId="Forte1" w:customStyle="1">
     <w:name w:val="Forte1"/>
     <w:qFormat/>
     <w:rPr>
@@ -28688,7 +28803,7 @@
       <w:szCs w:val="20"/>
     </w:rPr>
   </w:style>
-  <w:style w:type="character" w:customStyle="1" w:styleId="TextodenotaderodapChar">
+  <w:style w:type="character" w:styleId="TextodenotaderodapChar" w:customStyle="1">
     <w:name w:val="Texto de nota de rodapé Char"/>
     <w:link w:val="Textodenotaderodap"/>
     <w:uiPriority w:val="99"/>
@@ -28719,7 +28834,7 @@
       <w:szCs w:val="20"/>
     </w:rPr>
   </w:style>
-  <w:style w:type="character" w:customStyle="1" w:styleId="TextodenotadefimChar">
+  <w:style w:type="character" w:styleId="TextodenotadefimChar" w:customStyle="1">
     <w:name w:val="Texto de nota de fim Char"/>
     <w:link w:val="Textodenotadefim"/>
     <w:uiPriority w:val="99"/>
@@ -28744,7 +28859,7 @@
       <w:outlineLvl w:val="9"/>
     </w:pPr>
     <w:rPr>
-      <w:rFonts w:asciiTheme="majorHAnsi" w:eastAsiaTheme="majorEastAsia" w:hAnsiTheme="majorHAnsi" w:cstheme="majorBidi"/>
+      <w:rFonts w:asciiTheme="majorHAnsi" w:hAnsiTheme="majorHAnsi" w:eastAsiaTheme="majorEastAsia" w:cstheme="majorBidi"/>
       <w:color w:val="0F4761" w:themeColor="accent1" w:themeShade="BF"/>
       <w:sz w:val="28"/>
       <w:szCs w:val="28"/>
@@ -28953,8 +29068,8 @@
     <w:rsid w:val="004F3339"/>
     <w:pPr>
       <w:pBdr>
-        <w:top w:val="single" w:sz="4" w:space="10" w:color="156082" w:themeColor="accent1"/>
-        <w:bottom w:val="single" w:sz="4" w:space="10" w:color="156082" w:themeColor="accent1"/>
+        <w:top w:val="single" w:color="156082" w:themeColor="accent1" w:sz="4" w:space="10"/>
+        <w:bottom w:val="single" w:color="156082" w:themeColor="accent1" w:sz="4" w:space="10"/>
       </w:pBdr>
       <w:spacing w:before="360" w:after="360"/>
       <w:ind w:left="864" w:right="864"/>
@@ -28966,7 +29081,7 @@
       <w:color w:val="156082" w:themeColor="accent1"/>
     </w:rPr>
   </w:style>
-  <w:style w:type="character" w:customStyle="1" w:styleId="CitaoIntensaChar">
+  <w:style w:type="character" w:styleId="CitaoIntensaChar" w:customStyle="1">
     <w:name w:val="Citação Intensa Char"/>
     <w:basedOn w:val="Fontepargpadro"/>
     <w:link w:val="CitaoIntensa"/>
@@ -28983,7 +29098,7 @@
 </file>
 
 <file path=word/theme/theme1.xml><?xml version="1.0" encoding="utf-8"?>
-<a:theme xmlns:a="http://schemas.openxmlformats.org/drawingml/2006/main" name="Tema do Office">
+<a:theme xmlns:a="http://schemas.openxmlformats.org/drawingml/2006/main" xmlns:thm15="http://schemas.microsoft.com/office/thememl/2012/main" name="Tema do Office">
   <a:themeElements>
     <a:clrScheme name="Office">
       <a:dk1>
